--- a/完整论文.docx
+++ b/完整论文.docx
@@ -13,7 +13,7 @@
           <w:b w:val="0"/>
           <w:sz w:val="28"/>
         </w:rPr>
-        <w:t>微网与外部电网电力调控策略研究</w:t>
+        <w:t>微网与外部电网电力调控策略研究（更新稿）</w:t>
       </w:r>
     </w:p>
     <w:p>
@@ -37,11 +37,11 @@
       </w:pPr>
       <w:r>
         <w:rPr>
-          <w:rFonts w:ascii="Times New Roman" w:hAnsi="Times New Roman" w:eastAsia="STHeiti"/>
+          <w:rFonts w:ascii="Times New Roman" w:hAnsi="Times New Roman" w:eastAsia="宋体"/>
           <w:b w:val="0"/>
-          <w:sz w:val="21"/>
+          <w:sz w:val="24"/>
         </w:rPr>
-        <w:t>针对微网在固定与波动电价、负载及光伏预测信息逐步更新条件下的购电和储能调度问题，本文建立统一的十分钟离散能量平衡模型。模型显式区分常规购电、紧急购电、储能充电、储能放电和弃光，并以电池荷电状态递推、功率上限、容量边界及跨日状态约束保证物理可行。问题一采用带充放电互斥的混合整数线性规划；问题二采用历史七日中位数负载预测和光伏保守校准，进行全年因果回测；问题三在0、6、12、18时刻锁定已执行前缀并滚动重优化，将计划与调整差额按0.5倍和1.5倍价格计费；问题四将价格替换为附件4的实时序列并独立重算。结果显示，问题一单日购电量为59482.699 kWh，储能状态始终位于1200至10800 kWh且日末回到6000 kWh；2025年2月1日至12月31日问题二总费用为17197426.76元，问题三为20314332.61元，问题四问题4-2为17442616.32元、问题4-3为20547027.24元。本文同时给出数据审计、结果表、可编辑图形、复现命令及模型局限。</w:t>
+        <w:t>本文研究固定/波动电价和逐步更新光伏信息下的微网购电与储能调度。统一十分钟能量平衡模型显式区分常规购电、紧急购电、充放电和弃光，并检查荷电状态、功率和跨日状态。问题一用互斥MILP，另以5 kWh有限网格库存价值DP交叉核验；问题二至问题四使用日期因果预测。问题一购电量59482.699 kWh，费用35126.986元；Q2、Q3、Q4-2、Q4-3全年本地回测费用分别为16206550.45、18242015.85、16989713.48、19577410.54元。所有数字均由当前输入、代码和结果文件生成，不代表官方成绩；表1、表2、表3给出符号、全年结果和敏感性。</w:t>
       </w:r>
     </w:p>
     <w:p>
@@ -55,19 +55,19 @@
       </w:pPr>
       <w:r>
         <w:rPr>
-          <w:rFonts w:ascii="Times New Roman" w:hAnsi="Times New Roman" w:eastAsia="STHeiti"/>
+          <w:rFonts w:ascii="Times New Roman" w:hAnsi="Times New Roman" w:eastAsia="宋体"/>
           <w:b/>
-          <w:sz w:val="21"/>
+          <w:sz w:val="24"/>
         </w:rPr>
         <w:t>关键词：</w:t>
       </w:r>
       <w:r>
         <w:rPr>
-          <w:rFonts w:ascii="Times New Roman" w:hAnsi="Times New Roman" w:eastAsia="STHeiti"/>
+          <w:rFonts w:ascii="Times New Roman" w:hAnsi="Times New Roman" w:eastAsia="宋体"/>
           <w:b w:val="0"/>
-          <w:sz w:val="21"/>
+          <w:sz w:val="24"/>
         </w:rPr>
-        <w:t>微网；储能调度；混合整数线性规划；滚动优化；光伏预测；动态电价</w:t>
+        <w:t>微网；储能调度；混合整数线性规划；库存价值；滚动调整；动态电价</w:t>
       </w:r>
     </w:p>
     <w:p>
@@ -78,11 +78,11 @@
       </w:pPr>
       <w:r>
         <w:rPr>
-          <w:rFonts w:ascii="Times New Roman" w:hAnsi="Times New Roman" w:eastAsia="STHeiti"/>
+          <w:rFonts w:ascii="Times New Roman" w:hAnsi="Times New Roman" w:eastAsia="宋体"/>
           <w:b/>
           <w:sz w:val="32"/>
         </w:rPr>
-        <w:t>一、问题重述与数据审计</w:t>
+        <w:t>一、问题与数据</w:t>
       </w:r>
     </w:p>
     <w:p>
@@ -92,11 +92,11 @@
       </w:pPr>
       <w:r>
         <w:rPr>
-          <w:rFonts w:ascii="Times New Roman" w:hAnsi="Times New Roman" w:eastAsia="STHeiti"/>
+          <w:rFonts w:ascii="Times New Roman" w:hAnsi="Times New Roman" w:eastAsia="宋体"/>
           <w:b w:val="0"/>
-          <w:sz w:val="21"/>
+          <w:sz w:val="24"/>
         </w:rPr>
-        <w:t>依据竞赛人工智能使用规定[1]，题目要求在十分钟时间粒度上制定微网与外部电网的电力调控策略。光伏和负载共同决定净负荷，储能可在功率和荷电状态边界内转移能量；当常规计划无法覆盖实际缺口时，以交易价格五倍计入紧急购电。问题一给出单日价格、负载和光伏预测，要求日初日末储能相同；问题二扩展至全年实际负载和光伏；问题三增加0、6、12、18时的24小时光伏预报；问题四进一步使用实时波动电价。</w:t>
+        <w:t>题面要求在十分钟粒度安排常规购电、紧急购电和储能充放电。附件1给出单日固定价格、负荷和光伏预测；附件2给出全年实际负荷与光伏；附件3给出每日0、6、12、18时的24小时光伏预报；附件4给出波动价格。全年回测只取2025-02-01至2025-12-31的334天，目标日预测只读取严格早于目标日的数据。题面与规则以官方材料[1]为准。</w:t>
       </w:r>
     </w:p>
     <w:p>
@@ -106,11 +106,11 @@
       </w:pPr>
       <w:r>
         <w:rPr>
-          <w:rFonts w:ascii="Times New Roman" w:hAnsi="Times New Roman" w:eastAsia="STHeiti"/>
+          <w:rFonts w:ascii="Times New Roman" w:hAnsi="Times New Roman" w:eastAsia="宋体"/>
           <w:b w:val="0"/>
-          <w:sz w:val="21"/>
+          <w:sz w:val="24"/>
         </w:rPr>
-        <w:t>数据审计确认附件1为144个十分钟记录，附件2和附件4各含365天实际序列，附件3含365天、每日4次预报。评估区间严格切片为2025-02-01至2025-12-31，共334天。所有功率乘以Δt=1/6 h后进入能量平衡，价格与购电量相乘得到费用。图1展示了问题一的输入结构。</w:t>
+        <w:t>如图1所示，原始数据统一到十分钟区间。</w:t>
       </w:r>
     </w:p>
     <w:p>
@@ -157,7 +157,21 @@
         <w:jc w:val="center"/>
       </w:pPr>
       <w:r>
-        <w:t>图1  问题一输入：负载与光伏预测</w:t>
+        <w:t>图1  问题一输入序列</w:t>
+      </w:r>
+    </w:p>
+    <w:p>
+      <w:pPr>
+        <w:spacing w:before="0" w:after="0" w:line="300" w:lineRule="auto"/>
+        <w:ind w:firstLine="480"/>
+      </w:pPr>
+      <w:r>
+        <w:rPr>
+          <w:rFonts w:ascii="Times New Roman" w:hAnsi="Times New Roman" w:eastAsia="宋体"/>
+          <w:b w:val="0"/>
+          <w:sz w:val="24"/>
+        </w:rPr>
+        <w:t>图1用于核对十分钟采样、功率单位和日内光伏形状。</w:t>
       </w:r>
     </w:p>
     <w:p>
@@ -168,11 +182,11 @@
       </w:pPr>
       <w:r>
         <w:rPr>
-          <w:rFonts w:ascii="Times New Roman" w:hAnsi="Times New Roman" w:eastAsia="STHeiti"/>
+          <w:rFonts w:ascii="Times New Roman" w:hAnsi="Times New Roman" w:eastAsia="宋体"/>
           <w:b/>
           <w:sz w:val="32"/>
         </w:rPr>
-        <w:t>二、模型假设、符号与统一约束</w:t>
+        <w:t>二、统一物理模型</w:t>
       </w:r>
     </w:p>
     <w:p>
@@ -182,403 +196,13 @@
       </w:pPr>
       <w:r>
         <w:rPr>
-          <w:rFonts w:ascii="Times New Roman" w:hAnsi="Times New Roman" w:eastAsia="STHeiti"/>
+          <w:rFonts w:ascii="Times New Roman" w:hAnsi="Times New Roman" w:eastAsia="宋体"/>
           <w:b w:val="0"/>
-          <w:sz w:val="21"/>
+          <w:sz w:val="24"/>
         </w:rPr>
-        <w:t>设t=0,…,T−1为十分钟时段，q_t为常规购电量，e_t为紧急购电量，c_t为储能充电量，d_t为储能放电量，u_t为弃光量，S_t为时段起点储能量，L_t和G_t分别为负载与光伏功率，p_t为交易价格。充电增加储能，放电减少储能，电池往返效率为η=0.9，表1列出符号和单位。</w:t>
+        <w:t>令q_t、e_t、c_t、d_t、u_t分别表示常规购电、紧急购电、交流侧充电、交流侧放电和未利用供能，单位为kWh；L_t、G_t为功率，p_t为元/kWh，Δt=1/6 h。采用充电入库ηc_t、放电出库d_t/η，η=0.9。</w:t>
       </w:r>
     </w:p>
-    <w:p>
-      <w:r>
-        <w:t>表1  主要符号与单位</w:t>
-      </w:r>
-    </w:p>
-    <w:tbl>
-      <w:tblPr>
-        <w:tblW w:type="auto" w:w="0"/>
-        <w:jc w:val="center"/>
-        <w:tblBorders>
-          <w:top w:val="single" w:sz="12" w:space="0" w:color="000000"/>
-          <w:start w:val="nil" w:sz="0" w:space="0" w:color="auto"/>
-          <w:left w:val="nil" w:sz="0" w:space="0" w:color="auto"/>
-          <w:bottom w:val="single" w:sz="12" w:space="0" w:color="000000"/>
-          <w:end w:val="nil" w:sz="0" w:space="0" w:color="auto"/>
-          <w:right w:val="nil" w:sz="0" w:space="0" w:color="auto"/>
-          <w:insideH w:val="nil" w:sz="0" w:space="0" w:color="auto"/>
-          <w:insideV w:val="nil" w:sz="0" w:space="0" w:color="auto"/>
-        </w:tblBorders>
-        <w:tblLook w:firstColumn="1" w:firstRow="1" w:lastColumn="0" w:lastRow="0" w:noHBand="0" w:noVBand="1" w:val="04A0"/>
-      </w:tblPr>
-      <w:tblGrid>
-        <w:gridCol w:w="2767"/>
-        <w:gridCol w:w="2767"/>
-        <w:gridCol w:w="2767"/>
-      </w:tblGrid>
-      <w:tr>
-        <w:tc>
-          <w:tcPr>
-            <w:tcW w:type="dxa" w:w="2767"/>
-            <w:tcBorders>
-              <w:bottom w:val="single" w:sz="4" w:space="0" w:color="000000"/>
-            </w:tcBorders>
-          </w:tcPr>
-          <w:p>
-            <w:pPr>
-              <w:jc w:val="center"/>
-            </w:pPr>
-            <w:r/>
-            <w:r>
-              <w:rPr>
-                <w:rFonts w:ascii="Times New Roman" w:hAnsi="Times New Roman" w:eastAsia="STHeiti"/>
-                <w:b/>
-                <w:sz w:val="21"/>
-              </w:rPr>
-              <w:t>符号</w:t>
-            </w:r>
-          </w:p>
-        </w:tc>
-        <w:tc>
-          <w:tcPr>
-            <w:tcW w:type="dxa" w:w="2767"/>
-            <w:tcBorders>
-              <w:bottom w:val="single" w:sz="4" w:space="0" w:color="000000"/>
-            </w:tcBorders>
-          </w:tcPr>
-          <w:p>
-            <w:pPr>
-              <w:jc w:val="center"/>
-            </w:pPr>
-            <w:r/>
-            <w:r>
-              <w:rPr>
-                <w:rFonts w:ascii="Times New Roman" w:hAnsi="Times New Roman" w:eastAsia="STHeiti"/>
-                <w:b/>
-                <w:sz w:val="21"/>
-              </w:rPr>
-              <w:t>含义</w:t>
-            </w:r>
-          </w:p>
-        </w:tc>
-        <w:tc>
-          <w:tcPr>
-            <w:tcW w:type="dxa" w:w="2767"/>
-            <w:tcBorders>
-              <w:bottom w:val="single" w:sz="4" w:space="0" w:color="000000"/>
-            </w:tcBorders>
-          </w:tcPr>
-          <w:p>
-            <w:pPr>
-              <w:jc w:val="center"/>
-            </w:pPr>
-            <w:r/>
-            <w:r>
-              <w:rPr>
-                <w:rFonts w:ascii="Times New Roman" w:hAnsi="Times New Roman" w:eastAsia="STHeiti"/>
-                <w:b/>
-                <w:sz w:val="21"/>
-              </w:rPr>
-              <w:t>单位</w:t>
-            </w:r>
-          </w:p>
-        </w:tc>
-      </w:tr>
-      <w:tr>
-        <w:tc>
-          <w:tcPr>
-            <w:tcW w:type="dxa" w:w="2767"/>
-          </w:tcPr>
-          <w:p>
-            <w:pPr>
-              <w:jc w:val="center"/>
-            </w:pPr>
-            <w:r/>
-            <w:r>
-              <w:rPr>
-                <w:rFonts w:ascii="Times New Roman" w:hAnsi="Times New Roman" w:eastAsia="STHeiti"/>
-                <w:b w:val="0"/>
-                <w:sz w:val="21"/>
-              </w:rPr>
-              <w:t>q_t,e_t</w:t>
-            </w:r>
-          </w:p>
-        </w:tc>
-        <w:tc>
-          <w:tcPr>
-            <w:tcW w:type="dxa" w:w="2767"/>
-          </w:tcPr>
-          <w:p>
-            <w:pPr>
-              <w:jc w:val="center"/>
-            </w:pPr>
-            <w:r/>
-            <w:r>
-              <w:rPr>
-                <w:rFonts w:ascii="Times New Roman" w:hAnsi="Times New Roman" w:eastAsia="STHeiti"/>
-                <w:b w:val="0"/>
-                <w:sz w:val="21"/>
-              </w:rPr>
-              <w:t>常规/紧急购电量</w:t>
-            </w:r>
-          </w:p>
-        </w:tc>
-        <w:tc>
-          <w:tcPr>
-            <w:tcW w:type="dxa" w:w="2767"/>
-          </w:tcPr>
-          <w:p>
-            <w:pPr>
-              <w:jc w:val="center"/>
-            </w:pPr>
-            <w:r/>
-            <w:r>
-              <w:rPr>
-                <w:rFonts w:ascii="Times New Roman" w:hAnsi="Times New Roman" w:eastAsia="STHeiti"/>
-                <w:b w:val="0"/>
-                <w:sz w:val="21"/>
-              </w:rPr>
-              <w:t>kWh</w:t>
-            </w:r>
-          </w:p>
-        </w:tc>
-      </w:tr>
-      <w:tr>
-        <w:tc>
-          <w:tcPr>
-            <w:tcW w:type="dxa" w:w="2767"/>
-          </w:tcPr>
-          <w:p>
-            <w:pPr>
-              <w:jc w:val="center"/>
-            </w:pPr>
-            <w:r/>
-            <w:r>
-              <w:rPr>
-                <w:rFonts w:ascii="Times New Roman" w:hAnsi="Times New Roman" w:eastAsia="STHeiti"/>
-                <w:b w:val="0"/>
-                <w:sz w:val="21"/>
-              </w:rPr>
-              <w:t>c_t,d_t</w:t>
-            </w:r>
-          </w:p>
-        </w:tc>
-        <w:tc>
-          <w:tcPr>
-            <w:tcW w:type="dxa" w:w="2767"/>
-          </w:tcPr>
-          <w:p>
-            <w:pPr>
-              <w:jc w:val="center"/>
-            </w:pPr>
-            <w:r/>
-            <w:r>
-              <w:rPr>
-                <w:rFonts w:ascii="Times New Roman" w:hAnsi="Times New Roman" w:eastAsia="STHeiti"/>
-                <w:b w:val="0"/>
-                <w:sz w:val="21"/>
-              </w:rPr>
-              <w:t>充电量/放电量</w:t>
-            </w:r>
-          </w:p>
-        </w:tc>
-        <w:tc>
-          <w:tcPr>
-            <w:tcW w:type="dxa" w:w="2767"/>
-          </w:tcPr>
-          <w:p>
-            <w:pPr>
-              <w:jc w:val="center"/>
-            </w:pPr>
-            <w:r/>
-            <w:r>
-              <w:rPr>
-                <w:rFonts w:ascii="Times New Roman" w:hAnsi="Times New Roman" w:eastAsia="STHeiti"/>
-                <w:b w:val="0"/>
-                <w:sz w:val="21"/>
-              </w:rPr>
-              <w:t>kWh</w:t>
-            </w:r>
-          </w:p>
-        </w:tc>
-      </w:tr>
-      <w:tr>
-        <w:tc>
-          <w:tcPr>
-            <w:tcW w:type="dxa" w:w="2767"/>
-          </w:tcPr>
-          <w:p>
-            <w:pPr>
-              <w:jc w:val="center"/>
-            </w:pPr>
-            <w:r/>
-            <w:r>
-              <w:rPr>
-                <w:rFonts w:ascii="Times New Roman" w:hAnsi="Times New Roman" w:eastAsia="STHeiti"/>
-                <w:b w:val="0"/>
-                <w:sz w:val="21"/>
-              </w:rPr>
-              <w:t>S_t</w:t>
-            </w:r>
-          </w:p>
-        </w:tc>
-        <w:tc>
-          <w:tcPr>
-            <w:tcW w:type="dxa" w:w="2767"/>
-          </w:tcPr>
-          <w:p>
-            <w:pPr>
-              <w:jc w:val="center"/>
-            </w:pPr>
-            <w:r/>
-            <w:r>
-              <w:rPr>
-                <w:rFonts w:ascii="Times New Roman" w:hAnsi="Times New Roman" w:eastAsia="STHeiti"/>
-                <w:b w:val="0"/>
-                <w:sz w:val="21"/>
-              </w:rPr>
-              <w:t>储能状态</w:t>
-            </w:r>
-          </w:p>
-        </w:tc>
-        <w:tc>
-          <w:tcPr>
-            <w:tcW w:type="dxa" w:w="2767"/>
-          </w:tcPr>
-          <w:p>
-            <w:pPr>
-              <w:jc w:val="center"/>
-            </w:pPr>
-            <w:r/>
-            <w:r>
-              <w:rPr>
-                <w:rFonts w:ascii="Times New Roman" w:hAnsi="Times New Roman" w:eastAsia="STHeiti"/>
-                <w:b w:val="0"/>
-                <w:sz w:val="21"/>
-              </w:rPr>
-              <w:t>kWh</w:t>
-            </w:r>
-          </w:p>
-        </w:tc>
-      </w:tr>
-      <w:tr>
-        <w:tc>
-          <w:tcPr>
-            <w:tcW w:type="dxa" w:w="2767"/>
-          </w:tcPr>
-          <w:p>
-            <w:pPr>
-              <w:jc w:val="center"/>
-            </w:pPr>
-            <w:r/>
-            <w:r>
-              <w:rPr>
-                <w:rFonts w:ascii="Times New Roman" w:hAnsi="Times New Roman" w:eastAsia="STHeiti"/>
-                <w:b w:val="0"/>
-                <w:sz w:val="21"/>
-              </w:rPr>
-              <w:t>L_t,G_t</w:t>
-            </w:r>
-          </w:p>
-        </w:tc>
-        <w:tc>
-          <w:tcPr>
-            <w:tcW w:type="dxa" w:w="2767"/>
-          </w:tcPr>
-          <w:p>
-            <w:pPr>
-              <w:jc w:val="center"/>
-            </w:pPr>
-            <w:r/>
-            <w:r>
-              <w:rPr>
-                <w:rFonts w:ascii="Times New Roman" w:hAnsi="Times New Roman" w:eastAsia="STHeiti"/>
-                <w:b w:val="0"/>
-                <w:sz w:val="21"/>
-              </w:rPr>
-              <w:t>负载/光伏功率</w:t>
-            </w:r>
-          </w:p>
-        </w:tc>
-        <w:tc>
-          <w:tcPr>
-            <w:tcW w:type="dxa" w:w="2767"/>
-          </w:tcPr>
-          <w:p>
-            <w:pPr>
-              <w:jc w:val="center"/>
-            </w:pPr>
-            <w:r/>
-            <w:r>
-              <w:rPr>
-                <w:rFonts w:ascii="Times New Roman" w:hAnsi="Times New Roman" w:eastAsia="STHeiti"/>
-                <w:b w:val="0"/>
-                <w:sz w:val="21"/>
-              </w:rPr>
-              <w:t>kW</w:t>
-            </w:r>
-          </w:p>
-        </w:tc>
-      </w:tr>
-      <w:tr>
-        <w:tc>
-          <w:tcPr>
-            <w:tcW w:type="dxa" w:w="2767"/>
-          </w:tcPr>
-          <w:p>
-            <w:pPr>
-              <w:jc w:val="center"/>
-            </w:pPr>
-            <w:r/>
-            <w:r>
-              <w:rPr>
-                <w:rFonts w:ascii="Times New Roman" w:hAnsi="Times New Roman" w:eastAsia="STHeiti"/>
-                <w:b w:val="0"/>
-                <w:sz w:val="21"/>
-              </w:rPr>
-              <w:t>p_t</w:t>
-            </w:r>
-          </w:p>
-        </w:tc>
-        <w:tc>
-          <w:tcPr>
-            <w:tcW w:type="dxa" w:w="2767"/>
-          </w:tcPr>
-          <w:p>
-            <w:pPr>
-              <w:jc w:val="center"/>
-            </w:pPr>
-            <w:r/>
-            <w:r>
-              <w:rPr>
-                <w:rFonts w:ascii="Times New Roman" w:hAnsi="Times New Roman" w:eastAsia="STHeiti"/>
-                <w:b w:val="0"/>
-                <w:sz w:val="21"/>
-              </w:rPr>
-              <w:t>交易价格</w:t>
-            </w:r>
-          </w:p>
-        </w:tc>
-        <w:tc>
-          <w:tcPr>
-            <w:tcW w:type="dxa" w:w="2767"/>
-          </w:tcPr>
-          <w:p>
-            <w:pPr>
-              <w:jc w:val="center"/>
-            </w:pPr>
-            <w:r/>
-            <w:r>
-              <w:rPr>
-                <w:rFonts w:ascii="Times New Roman" w:hAnsi="Times New Roman" w:eastAsia="STHeiti"/>
-                <w:b w:val="0"/>
-                <w:sz w:val="21"/>
-              </w:rPr>
-              <w:t>元/kWh</w:t>
-            </w:r>
-          </w:p>
-        </w:tc>
-      </w:tr>
-    </w:tbl>
     <w:p>
       <w:pPr>
         <w:spacing w:before="0" w:after="0" w:line="300" w:lineRule="auto"/>
@@ -634,10 +258,13 @@
               </m:r>
             </m:sub>
           </m:sSub>
+          <m:r>
+            <m:t>Δ</m:t>
+          </m:r>
           <m:sSub>
             <m:e>
               <m:r>
-                <m:t>Delta t=L</m:t>
+                <m:t xml:space="preserve"> t=L</m:t>
               </m:r>
             </m:e>
             <m:sub>
@@ -646,10 +273,13 @@
               </m:r>
             </m:sub>
           </m:sSub>
+          <m:r>
+            <m:t>Δ</m:t>
+          </m:r>
           <m:sSub>
             <m:e>
               <m:r>
-                <m:t>Delta t+c</m:t>
+                <m:t xml:space="preserve"> t+c</m:t>
               </m:r>
             </m:e>
             <m:sub>
@@ -704,10 +334,16 @@
               </m:r>
             </m:sub>
           </m:sSub>
+          <m:r>
+            <m:t>+</m:t>
+          </m:r>
+          <m:r>
+            <m:t>η</m:t>
+          </m:r>
           <m:sSub>
             <m:e>
               <m:r>
-                <m:t>+eta c</m:t>
+                <m:t xml:space="preserve"> c</m:t>
               </m:r>
             </m:e>
             <m:sub>
@@ -729,7 +365,10 @@
             </m:sub>
           </m:sSub>
           <m:r>
-            <m:t>/eta</m:t>
+            <m:t>/</m:t>
+          </m:r>
+          <m:r>
+            <m:t>η</m:t>
           </m:r>
         </m:oMath>
       </m:oMathPara>
@@ -741,10 +380,16 @@
       </w:pPr>
       <m:oMathPara>
         <m:oMath>
+          <m:r>
+            <m:t>0</m:t>
+          </m:r>
+          <m:r>
+            <m:t>≤</m:t>
+          </m:r>
           <m:sSub>
             <m:e>
               <m:r>
-                <m:t>0le c</m:t>
+                <m:t xml:space="preserve"> c</m:t>
               </m:r>
             </m:e>
             <m:sub>
@@ -765,10 +410,31 @@
               </m:r>
             </m:sub>
           </m:sSub>
+          <m:r>
+            <m:t>≤</m:t>
+          </m:r>
+          <m:r>
+            <m:t xml:space="preserve"> 5000</m:t>
+          </m:r>
+          <m:r>
+            <m:t>Δ</m:t>
+          </m:r>
+          <m:r>
+            <m:t xml:space="preserve"> t,</m:t>
+          </m:r>
+          <m:r>
+            <m:t xml:space="preserve">  </m:t>
+          </m:r>
+          <m:r>
+            <m:t>1200</m:t>
+          </m:r>
+          <m:r>
+            <m:t>≤</m:t>
+          </m:r>
           <m:sSub>
             <m:e>
               <m:r>
-                <m:t>le 5000Delta t,quad 1200le S</m:t>
+                <m:t xml:space="preserve"> S</m:t>
               </m:r>
             </m:e>
             <m:sub>
@@ -777,10 +443,19 @@
               </m:r>
             </m:sub>
           </m:sSub>
+          <m:r>
+            <m:t>≤</m:t>
+          </m:r>
+          <m:r>
+            <m:t>10800,</m:t>
+          </m:r>
+          <m:r>
+            <m:t xml:space="preserve">  </m:t>
+          </m:r>
           <m:sSub>
             <m:e>
               <m:r>
-                <m:t>le10800,quad S</m:t>
+                <m:t xml:space="preserve"> S</m:t>
               </m:r>
             </m:e>
             <m:sub>
@@ -802,13 +477,417 @@
       </w:pPr>
       <w:r>
         <w:rPr>
-          <w:rFonts w:ascii="Times New Roman" w:hAnsi="Times New Roman" w:eastAsia="STHeiti"/>
+          <w:rFonts w:ascii="Times New Roman" w:hAnsi="Times New Roman" w:eastAsia="宋体"/>
           <w:b w:val="0"/>
-          <w:sz w:val="21"/>
+          <w:sz w:val="24"/>
         </w:rPr>
-        <w:t>问题一加入S_T=S_0，并用二元变量z_t满足c_t≤P_max z_t、d_t≤P_max(1−z_t)，消除同一时段同时充放电。问题二至问题四沿用同一物理约束；跨日回测将前一日末状态传递到下一日初始状态。图2给出SOC轨迹，文献[2-4]的微网优化与预测控制研究为模型结构提供参考。</w:t>
+        <w:t>问题一补充S_T=S_0和互斥二元变量；Q2至Q4跨日传递上一日末SOC。每次求解后执行非负性、功率、SOC和初始状态审计。模型结构参考微网优化文献[2]和Pyomo建模文献[3]。如图2所示，SOC轨迹接受边界审计。</w:t>
       </w:r>
     </w:p>
+    <w:p>
+      <w:pPr>
+        <w:spacing w:before="0" w:after="0" w:line="300" w:lineRule="auto"/>
+        <w:ind w:firstLine="480"/>
+      </w:pPr>
+      <w:r>
+        <w:rPr>
+          <w:rFonts w:ascii="Times New Roman" w:hAnsi="Times New Roman" w:eastAsia="宋体"/>
+          <w:b w:val="0"/>
+          <w:sz w:val="24"/>
+        </w:rPr>
+        <w:t>统一符号见表1。</w:t>
+      </w:r>
+    </w:p>
+    <w:p>
+      <w:r>
+        <w:t>表1  统一符号与单位</w:t>
+      </w:r>
+    </w:p>
+    <w:tbl>
+      <w:tblPr>
+        <w:tblW w:type="auto" w:w="0"/>
+        <w:jc w:val="center"/>
+        <w:tblBorders>
+          <w:top w:val="single" w:sz="12" w:space="0" w:color="000000"/>
+          <w:start w:val="nil" w:sz="0" w:space="0" w:color="auto"/>
+          <w:left w:val="nil" w:sz="0" w:space="0" w:color="auto"/>
+          <w:bottom w:val="single" w:sz="12" w:space="0" w:color="000000"/>
+          <w:end w:val="nil" w:sz="0" w:space="0" w:color="auto"/>
+          <w:right w:val="nil" w:sz="0" w:space="0" w:color="auto"/>
+          <w:insideH w:val="nil" w:sz="0" w:space="0" w:color="auto"/>
+          <w:insideV w:val="nil" w:sz="0" w:space="0" w:color="auto"/>
+        </w:tblBorders>
+        <w:tblLook w:firstColumn="1" w:firstRow="1" w:lastColumn="0" w:lastRow="0" w:noHBand="0" w:noVBand="1" w:val="04A0"/>
+      </w:tblPr>
+      <w:tblGrid>
+        <w:gridCol w:w="2767"/>
+        <w:gridCol w:w="2767"/>
+        <w:gridCol w:w="2767"/>
+      </w:tblGrid>
+      <w:tr>
+        <w:tc>
+          <w:tcPr>
+            <w:tcW w:type="dxa" w:w="2767"/>
+            <w:tcBorders>
+              <w:bottom w:val="single" w:sz="4" w:space="0" w:color="000000"/>
+            </w:tcBorders>
+          </w:tcPr>
+          <w:p>
+            <w:pPr>
+              <w:jc w:val="center"/>
+            </w:pPr>
+            <w:r/>
+            <w:r>
+              <w:rPr>
+                <w:rFonts w:ascii="Times New Roman" w:hAnsi="Times New Roman" w:eastAsia="宋体"/>
+                <w:b/>
+                <w:sz w:val="24"/>
+              </w:rPr>
+              <w:t>符号</w:t>
+            </w:r>
+          </w:p>
+        </w:tc>
+        <w:tc>
+          <w:tcPr>
+            <w:tcW w:type="dxa" w:w="2767"/>
+            <w:tcBorders>
+              <w:bottom w:val="single" w:sz="4" w:space="0" w:color="000000"/>
+            </w:tcBorders>
+          </w:tcPr>
+          <w:p>
+            <w:pPr>
+              <w:jc w:val="center"/>
+            </w:pPr>
+            <w:r/>
+            <w:r>
+              <w:rPr>
+                <w:rFonts w:ascii="Times New Roman" w:hAnsi="Times New Roman" w:eastAsia="宋体"/>
+                <w:b/>
+                <w:sz w:val="24"/>
+              </w:rPr>
+              <w:t>含义</w:t>
+            </w:r>
+          </w:p>
+        </w:tc>
+        <w:tc>
+          <w:tcPr>
+            <w:tcW w:type="dxa" w:w="2767"/>
+            <w:tcBorders>
+              <w:bottom w:val="single" w:sz="4" w:space="0" w:color="000000"/>
+            </w:tcBorders>
+          </w:tcPr>
+          <w:p>
+            <w:pPr>
+              <w:jc w:val="center"/>
+            </w:pPr>
+            <w:r/>
+            <w:r>
+              <w:rPr>
+                <w:rFonts w:ascii="Times New Roman" w:hAnsi="Times New Roman" w:eastAsia="宋体"/>
+                <w:b/>
+                <w:sz w:val="24"/>
+              </w:rPr>
+              <w:t>单位</w:t>
+            </w:r>
+          </w:p>
+        </w:tc>
+      </w:tr>
+      <w:tr>
+        <w:tc>
+          <w:tcPr>
+            <w:tcW w:type="dxa" w:w="2767"/>
+          </w:tcPr>
+          <w:p>
+            <w:pPr>
+              <w:jc w:val="center"/>
+            </w:pPr>
+            <w:r/>
+            <w:r>
+              <w:rPr>
+                <w:rFonts w:ascii="Times New Roman" w:hAnsi="Times New Roman" w:eastAsia="宋体"/>
+                <w:b w:val="0"/>
+                <w:sz w:val="24"/>
+              </w:rPr>
+              <w:t>q_t,e_t</w:t>
+            </w:r>
+          </w:p>
+        </w:tc>
+        <w:tc>
+          <w:tcPr>
+            <w:tcW w:type="dxa" w:w="2767"/>
+          </w:tcPr>
+          <w:p>
+            <w:pPr>
+              <w:jc w:val="center"/>
+            </w:pPr>
+            <w:r/>
+            <w:r>
+              <w:rPr>
+                <w:rFonts w:ascii="Times New Roman" w:hAnsi="Times New Roman" w:eastAsia="宋体"/>
+                <w:b w:val="0"/>
+                <w:sz w:val="24"/>
+              </w:rPr>
+              <w:t>常规/紧急购电量</w:t>
+            </w:r>
+          </w:p>
+        </w:tc>
+        <w:tc>
+          <w:tcPr>
+            <w:tcW w:type="dxa" w:w="2767"/>
+          </w:tcPr>
+          <w:p>
+            <w:pPr>
+              <w:jc w:val="center"/>
+            </w:pPr>
+            <w:r/>
+            <w:r>
+              <w:rPr>
+                <w:rFonts w:ascii="Times New Roman" w:hAnsi="Times New Roman" w:eastAsia="宋体"/>
+                <w:b w:val="0"/>
+                <w:sz w:val="24"/>
+              </w:rPr>
+              <w:t>kWh</w:t>
+            </w:r>
+          </w:p>
+        </w:tc>
+      </w:tr>
+      <w:tr>
+        <w:tc>
+          <w:tcPr>
+            <w:tcW w:type="dxa" w:w="2767"/>
+          </w:tcPr>
+          <w:p>
+            <w:pPr>
+              <w:jc w:val="center"/>
+            </w:pPr>
+            <w:r/>
+            <w:r>
+              <w:rPr>
+                <w:rFonts w:ascii="Times New Roman" w:hAnsi="Times New Roman" w:eastAsia="宋体"/>
+                <w:b w:val="0"/>
+                <w:sz w:val="24"/>
+              </w:rPr>
+              <w:t>c_t,d_t</w:t>
+            </w:r>
+          </w:p>
+        </w:tc>
+        <w:tc>
+          <w:tcPr>
+            <w:tcW w:type="dxa" w:w="2767"/>
+          </w:tcPr>
+          <w:p>
+            <w:pPr>
+              <w:jc w:val="center"/>
+            </w:pPr>
+            <w:r/>
+            <w:r>
+              <w:rPr>
+                <w:rFonts w:ascii="Times New Roman" w:hAnsi="Times New Roman" w:eastAsia="宋体"/>
+                <w:b w:val="0"/>
+                <w:sz w:val="24"/>
+              </w:rPr>
+              <w:t>交流侧充电/放电量</w:t>
+            </w:r>
+          </w:p>
+        </w:tc>
+        <w:tc>
+          <w:tcPr>
+            <w:tcW w:type="dxa" w:w="2767"/>
+          </w:tcPr>
+          <w:p>
+            <w:pPr>
+              <w:jc w:val="center"/>
+            </w:pPr>
+            <w:r/>
+            <w:r>
+              <w:rPr>
+                <w:rFonts w:ascii="Times New Roman" w:hAnsi="Times New Roman" w:eastAsia="宋体"/>
+                <w:b w:val="0"/>
+                <w:sz w:val="24"/>
+              </w:rPr>
+              <w:t>kWh</w:t>
+            </w:r>
+          </w:p>
+        </w:tc>
+      </w:tr>
+      <w:tr>
+        <w:tc>
+          <w:tcPr>
+            <w:tcW w:type="dxa" w:w="2767"/>
+          </w:tcPr>
+          <w:p>
+            <w:pPr>
+              <w:jc w:val="center"/>
+            </w:pPr>
+            <w:r/>
+            <w:r>
+              <w:rPr>
+                <w:rFonts w:ascii="Times New Roman" w:hAnsi="Times New Roman" w:eastAsia="宋体"/>
+                <w:b w:val="0"/>
+                <w:sz w:val="24"/>
+              </w:rPr>
+              <w:t>S_t</w:t>
+            </w:r>
+          </w:p>
+        </w:tc>
+        <w:tc>
+          <w:tcPr>
+            <w:tcW w:type="dxa" w:w="2767"/>
+          </w:tcPr>
+          <w:p>
+            <w:pPr>
+              <w:jc w:val="center"/>
+            </w:pPr>
+            <w:r/>
+            <w:r>
+              <w:rPr>
+                <w:rFonts w:ascii="Times New Roman" w:hAnsi="Times New Roman" w:eastAsia="宋体"/>
+                <w:b w:val="0"/>
+                <w:sz w:val="24"/>
+              </w:rPr>
+              <w:t>内部储能量</w:t>
+            </w:r>
+          </w:p>
+        </w:tc>
+        <w:tc>
+          <w:tcPr>
+            <w:tcW w:type="dxa" w:w="2767"/>
+          </w:tcPr>
+          <w:p>
+            <w:pPr>
+              <w:jc w:val="center"/>
+            </w:pPr>
+            <w:r/>
+            <w:r>
+              <w:rPr>
+                <w:rFonts w:ascii="Times New Roman" w:hAnsi="Times New Roman" w:eastAsia="宋体"/>
+                <w:b w:val="0"/>
+                <w:sz w:val="24"/>
+              </w:rPr>
+              <w:t>kWh</w:t>
+            </w:r>
+          </w:p>
+        </w:tc>
+      </w:tr>
+      <w:tr>
+        <w:tc>
+          <w:tcPr>
+            <w:tcW w:type="dxa" w:w="2767"/>
+          </w:tcPr>
+          <w:p>
+            <w:pPr>
+              <w:jc w:val="center"/>
+            </w:pPr>
+            <w:r/>
+            <w:r>
+              <w:rPr>
+                <w:rFonts w:ascii="Times New Roman" w:hAnsi="Times New Roman" w:eastAsia="宋体"/>
+                <w:b w:val="0"/>
+                <w:sz w:val="24"/>
+              </w:rPr>
+              <w:t>L_t,G_t</w:t>
+            </w:r>
+          </w:p>
+        </w:tc>
+        <w:tc>
+          <w:tcPr>
+            <w:tcW w:type="dxa" w:w="2767"/>
+          </w:tcPr>
+          <w:p>
+            <w:pPr>
+              <w:jc w:val="center"/>
+            </w:pPr>
+            <w:r/>
+            <w:r>
+              <w:rPr>
+                <w:rFonts w:ascii="Times New Roman" w:hAnsi="Times New Roman" w:eastAsia="宋体"/>
+                <w:b w:val="0"/>
+                <w:sz w:val="24"/>
+              </w:rPr>
+              <w:t>负荷/光伏功率</w:t>
+            </w:r>
+          </w:p>
+        </w:tc>
+        <w:tc>
+          <w:tcPr>
+            <w:tcW w:type="dxa" w:w="2767"/>
+          </w:tcPr>
+          <w:p>
+            <w:pPr>
+              <w:jc w:val="center"/>
+            </w:pPr>
+            <w:r/>
+            <w:r>
+              <w:rPr>
+                <w:rFonts w:ascii="Times New Roman" w:hAnsi="Times New Roman" w:eastAsia="宋体"/>
+                <w:b w:val="0"/>
+                <w:sz w:val="24"/>
+              </w:rPr>
+              <w:t>kW</w:t>
+            </w:r>
+          </w:p>
+        </w:tc>
+      </w:tr>
+      <w:tr>
+        <w:tc>
+          <w:tcPr>
+            <w:tcW w:type="dxa" w:w="2767"/>
+          </w:tcPr>
+          <w:p>
+            <w:pPr>
+              <w:jc w:val="center"/>
+            </w:pPr>
+            <w:r/>
+            <w:r>
+              <w:rPr>
+                <w:rFonts w:ascii="Times New Roman" w:hAnsi="Times New Roman" w:eastAsia="宋体"/>
+                <w:b w:val="0"/>
+                <w:sz w:val="24"/>
+              </w:rPr>
+              <w:t>p_t</w:t>
+            </w:r>
+          </w:p>
+        </w:tc>
+        <w:tc>
+          <w:tcPr>
+            <w:tcW w:type="dxa" w:w="2767"/>
+          </w:tcPr>
+          <w:p>
+            <w:pPr>
+              <w:jc w:val="center"/>
+            </w:pPr>
+            <w:r/>
+            <w:r>
+              <w:rPr>
+                <w:rFonts w:ascii="Times New Roman" w:hAnsi="Times New Roman" w:eastAsia="宋体"/>
+                <w:b w:val="0"/>
+                <w:sz w:val="24"/>
+              </w:rPr>
+              <w:t>交易价格</w:t>
+            </w:r>
+          </w:p>
+        </w:tc>
+        <w:tc>
+          <w:tcPr>
+            <w:tcW w:type="dxa" w:w="2767"/>
+          </w:tcPr>
+          <w:p>
+            <w:pPr>
+              <w:jc w:val="center"/>
+            </w:pPr>
+            <w:r/>
+            <w:r>
+              <w:rPr>
+                <w:rFonts w:ascii="Times New Roman" w:hAnsi="Times New Roman" w:eastAsia="宋体"/>
+                <w:b w:val="0"/>
+                <w:sz w:val="24"/>
+              </w:rPr>
+              <w:t>元/kWh</w:t>
+            </w:r>
+          </w:p>
+        </w:tc>
+      </w:tr>
+    </w:tbl>
     <w:p>
       <w:pPr>
         <w:jc w:val="center"/>
@@ -853,7 +932,21 @@
         <w:jc w:val="center"/>
       </w:pPr>
       <w:r>
-        <w:t>图2  问题一储能充放电与荷电状态</w:t>
+        <w:t>图2  问题一充放电与SOC</w:t>
+      </w:r>
+    </w:p>
+    <w:p>
+      <w:pPr>
+        <w:spacing w:before="0" w:after="0" w:line="300" w:lineRule="auto"/>
+        <w:ind w:firstLine="480"/>
+      </w:pPr>
+      <w:r>
+        <w:rPr>
+          <w:rFonts w:ascii="Times New Roman" w:hAnsi="Times New Roman" w:eastAsia="宋体"/>
+          <w:b w:val="0"/>
+          <w:sz w:val="24"/>
+        </w:rPr>
+        <w:t>图2显示互斥充放电与SOC边界。</w:t>
       </w:r>
     </w:p>
     <w:p>
@@ -864,11 +957,11 @@
       </w:pPr>
       <w:r>
         <w:rPr>
-          <w:rFonts w:ascii="Times New Roman" w:hAnsi="Times New Roman" w:eastAsia="STHeiti"/>
+          <w:rFonts w:ascii="Times New Roman" w:hAnsi="Times New Roman" w:eastAsia="宋体"/>
           <w:b/>
           <w:sz w:val="32"/>
         </w:rPr>
-        <w:t>三、问题一：单日确定性调度</w:t>
+        <w:t>三、问题一与库存价值交叉核验</w:t>
       </w:r>
     </w:p>
     <w:p>
@@ -878,11 +971,11 @@
       </w:pPr>
       <w:r>
         <w:rPr>
-          <w:rFonts w:ascii="Times New Roman" w:hAnsi="Times New Roman" w:eastAsia="STHeiti"/>
+          <w:rFonts w:ascii="Times New Roman" w:hAnsi="Times New Roman" w:eastAsia="宋体"/>
           <w:b w:val="0"/>
-          <w:sz w:val="21"/>
+          <w:sz w:val="24"/>
         </w:rPr>
-        <w:t>目标函数为购电费用最小化：</w:t>
+        <w:t>问题一MILP得到全天购电量59482.699 kWh、费用35126.986元，SOC范围为1200至10800 kWh，日末为6000 kWh。5 kWh状态网格DP的值为35188.908元，相对MILP差异0.1763%，该差异是离散网格近似误差。如图3所示，购电量随价格和净负荷变化。</w:t>
       </w:r>
     </w:p>
     <w:p>
@@ -892,26 +985,42 @@
       </w:pPr>
       <m:oMathPara>
         <m:oMath>
-          <m:r>
-            <m:t>min</m:t>
-          </m:r>
-          <m:sSubSup>
+          <m:sSub>
             <m:e>
               <m:r>
-                <m:t>∑</m:t>
+                <m:t>F</m:t>
               </m:r>
             </m:e>
             <m:sub>
               <m:r>
-                <m:t>t=0</m:t>
+                <m:t>t</m:t>
               </m:r>
             </m:sub>
-            <m:sup>
+          </m:sSub>
+          <m:r>
+            <m:t>(S)=</m:t>
+          </m:r>
+          <m:sSub>
+            <m:e>
               <m:r>
-                <m:t>T-1</m:t>
+                <m:t>min</m:t>
               </m:r>
-            </m:sup>
-          </m:sSubSup>
+            </m:e>
+            <m:sub>
+              <m:r>
+                <m:t>S</m:t>
+              </m:r>
+              <m:r>
+                <m:t>→</m:t>
+              </m:r>
+              <m:r>
+                <m:t xml:space="preserve"> S1</m:t>
+              </m:r>
+            </m:sub>
+          </m:sSub>
+          <m:r>
+            <m:t>{</m:t>
+          </m:r>
           <m:sSub>
             <m:e>
               <m:r>
@@ -927,7 +1036,7 @@
           <m:sSub>
             <m:e>
               <m:r>
-                <m:t>q</m:t>
+                <m:t>(N</m:t>
               </m:r>
             </m:e>
             <m:sub>
@@ -936,22 +1045,83 @@
               </m:r>
             </m:sub>
           </m:sSub>
+          <m:sSub>
+            <m:e>
+              <m:r>
+                <m:t>+c</m:t>
+              </m:r>
+            </m:e>
+            <m:sub>
+              <m:r>
+                <m:t>t</m:t>
+              </m:r>
+            </m:sub>
+          </m:sSub>
+          <m:sSub>
+            <m:e>
+              <m:r>
+                <m:t>-d</m:t>
+              </m:r>
+            </m:e>
+            <m:sub>
+              <m:r>
+                <m:t>t</m:t>
+              </m:r>
+            </m:sub>
+          </m:sSub>
+          <m:sSup>
+            <m:e>
+              <m:r>
+                <m:t>)</m:t>
+              </m:r>
+            </m:e>
+            <m:sup>
+              <m:r>
+                <m:t>+</m:t>
+              </m:r>
+            </m:sup>
+          </m:sSup>
+          <m:sSub>
+            <m:e>
+              <m:r>
+                <m:t>+F</m:t>
+              </m:r>
+            </m:e>
+            <m:sub>
+              <m:r>
+                <m:t>t+1</m:t>
+              </m:r>
+            </m:sub>
+          </m:sSub>
+          <m:r>
+            <m:t>(S1)</m:t>
+          </m:r>
+          <m:r>
+            <m:t>}</m:t>
+          </m:r>
+          <m:r>
+            <m:t>,</m:t>
+          </m:r>
+          <m:r>
+            <m:t xml:space="preserve">  </m:t>
+          </m:r>
+          <m:sSub>
+            <m:e>
+              <m:r>
+                <m:t xml:space="preserve"> F</m:t>
+              </m:r>
+            </m:e>
+            <m:sub>
+              <m:r>
+                <m:t>T</m:t>
+              </m:r>
+            </m:sub>
+          </m:sSub>
+          <m:r>
+            <m:t>(6000)=0</m:t>
+          </m:r>
         </m:oMath>
       </m:oMathPara>
-    </w:p>
-    <w:p>
-      <w:pPr>
-        <w:spacing w:before="0" w:after="0" w:line="300" w:lineRule="auto"/>
-        <w:ind w:firstLine="480"/>
-      </w:pPr>
-      <w:r>
-        <w:rPr>
-          <w:rFonts w:ascii="Times New Roman" w:hAnsi="Times New Roman" w:eastAsia="STHeiti"/>
-          <w:b w:val="0"/>
-          <w:sz w:val="21"/>
-        </w:rPr>
-        <w:t>采用MILP求解后，单日常规购电量为59,482.699 kWh，费用为35,126.986元。SOC最小值为1,200 kWh、最大值为10,800 kWh，日末为6,000 kWh，说明容量边界和端点约束均被满足。图3展示价格与购电量的对应关系。</w:t>
-      </w:r>
     </w:p>
     <w:p>
       <w:pPr>
@@ -997,7 +1167,21 @@
         <w:jc w:val="center"/>
       </w:pPr>
       <w:r>
-        <w:t>图3  问题一价格与购电调度</w:t>
+        <w:t>图3  问题一价格与购电</w:t>
+      </w:r>
+    </w:p>
+    <w:p>
+      <w:pPr>
+        <w:spacing w:before="0" w:after="0" w:line="300" w:lineRule="auto"/>
+        <w:ind w:firstLine="480"/>
+      </w:pPr>
+      <w:r>
+        <w:rPr>
+          <w:rFonts w:ascii="Times New Roman" w:hAnsi="Times New Roman" w:eastAsia="宋体"/>
+          <w:b w:val="0"/>
+          <w:sz w:val="24"/>
+        </w:rPr>
+        <w:t>图3给出价格和购电量的时序对应。</w:t>
       </w:r>
     </w:p>
     <w:p>
@@ -1008,11 +1192,11 @@
       </w:pPr>
       <w:r>
         <w:rPr>
-          <w:rFonts w:ascii="Times New Roman" w:hAnsi="Times New Roman" w:eastAsia="STHeiti"/>
+          <w:rFonts w:ascii="Times New Roman" w:hAnsi="Times New Roman" w:eastAsia="宋体"/>
           <w:b/>
           <w:sz w:val="32"/>
         </w:rPr>
-        <w:t>四、问题二：全年因果回测</w:t>
+        <w:t>四、问题二：日期因果回测</w:t>
       </w:r>
     </w:p>
     <w:p>
@@ -1022,344 +1206,125 @@
       </w:pPr>
       <w:r>
         <w:rPr>
-          <w:rFonts w:ascii="Times New Roman" w:hAnsi="Times New Roman" w:eastAsia="STHeiti"/>
+          <w:rFonts w:ascii="Times New Roman" w:hAnsi="Times New Roman" w:eastAsia="宋体"/>
           <w:b w:val="0"/>
-          <w:sz w:val="21"/>
+          <w:sz w:val="24"/>
         </w:rPr>
-        <w:t>问题二不能使用未来实际值。本文以最近七个可用历史日的逐时中位数预测负载，并将光伏历史中位数乘以0.9作为保守预测；计划由预测序列求解，紧急购电则按实际负载、实际光伏和已执行计划逐时结算。全年总费用为17197426.76元，紧急购电量为463147.305 kWh。该实现使用Pyomo/OR-Tools同类建模思想[5-6]，图4比较全年紧急购电，表2汇总四个场景的结果。</w:t>
+        <w:t>负荷预测将最近同类型日的日电量水平与归一化日内形状分别取中位数，再恢复为功率；光伏采用目标日前三日中位数并乘0.9。因果诊断显示，负荷MAPE为6.153%，逐时七日中位数为17.987%；光伏三日和七日中位数MAPE分别为4.027%和4.697%。Q2全年费用为16206550.45元，紧急购电量为789872.052 kWh，见图4。</w:t>
       </w:r>
     </w:p>
     <w:p>
-      <w:r>
-        <w:t>表2  全年场景结果</w:t>
-      </w:r>
+      <w:pPr>
+        <w:spacing w:before="0" w:after="0" w:line="300" w:lineRule="auto"/>
+        <w:jc w:val="center"/>
+      </w:pPr>
+      <m:oMathPara>
+        <m:oMath>
+          <m:sSub>
+            <m:e>
+              <m:r>
+                <m:t>Lhat</m:t>
+              </m:r>
+            </m:e>
+            <m:sub>
+              <m:r>
+                <m:t>d,t</m:t>
+              </m:r>
+            </m:sub>
+          </m:sSub>
+          <m:sSub>
+            <m:e>
+              <m:r>
+                <m:t>=Bhat</m:t>
+              </m:r>
+            </m:e>
+            <m:sub>
+              <m:r>
+                <m:t>d</m:t>
+              </m:r>
+            </m:sub>
+          </m:sSub>
+          <m:sSub>
+            <m:e>
+              <m:r>
+                <m:t xml:space="preserve"> s</m:t>
+              </m:r>
+            </m:e>
+            <m:sub>
+              <m:r>
+                <m:t>h</m:t>
+              </m:r>
+            </m:sub>
+          </m:sSub>
+          <m:sSub>
+            <m:e>
+              <m:r>
+                <m:t>at</m:t>
+              </m:r>
+            </m:e>
+            <m:sub>
+              <m:r>
+                <m:t>d,t</m:t>
+              </m:r>
+            </m:sub>
+          </m:sSub>
+          <m:r>
+            <m:t>/</m:t>
+          </m:r>
+          <m:r>
+            <m:t>Δ</m:t>
+          </m:r>
+          <m:r>
+            <m:t xml:space="preserve"> t,</m:t>
+          </m:r>
+          <m:r>
+            <m:t xml:space="preserve">  </m:t>
+          </m:r>
+          <m:sSub>
+            <m:e>
+              <m:r>
+                <m:t>∑</m:t>
+              </m:r>
+            </m:e>
+            <m:sub>
+              <m:r>
+                <m:t>t</m:t>
+              </m:r>
+            </m:sub>
+          </m:sSub>
+          <m:sSub>
+            <m:e>
+              <m:r>
+                <m:t xml:space="preserve"> s</m:t>
+              </m:r>
+            </m:e>
+            <m:sub>
+              <m:r>
+                <m:t>h</m:t>
+              </m:r>
+            </m:sub>
+          </m:sSub>
+          <m:sSub>
+            <m:e>
+              <m:r>
+                <m:t>at</m:t>
+              </m:r>
+            </m:e>
+            <m:sub>
+              <m:r>
+                <m:t>d,t</m:t>
+              </m:r>
+            </m:sub>
+          </m:sSub>
+          <m:r>
+            <m:t>Δ</m:t>
+          </m:r>
+          <m:r>
+            <m:t xml:space="preserve"> t=1</m:t>
+          </m:r>
+        </m:oMath>
+      </m:oMathPara>
     </w:p>
-    <w:tbl>
-      <w:tblPr>
-        <w:tblW w:type="auto" w:w="0"/>
-        <w:jc w:val="center"/>
-        <w:tblBorders>
-          <w:top w:val="single" w:sz="12" w:space="0" w:color="000000"/>
-          <w:start w:val="nil" w:sz="0" w:space="0" w:color="auto"/>
-          <w:left w:val="nil" w:sz="0" w:space="0" w:color="auto"/>
-          <w:bottom w:val="single" w:sz="12" w:space="0" w:color="000000"/>
-          <w:end w:val="nil" w:sz="0" w:space="0" w:color="auto"/>
-          <w:right w:val="nil" w:sz="0" w:space="0" w:color="auto"/>
-          <w:insideH w:val="nil" w:sz="0" w:space="0" w:color="auto"/>
-          <w:insideV w:val="nil" w:sz="0" w:space="0" w:color="auto"/>
-        </w:tblBorders>
-        <w:tblLook w:firstColumn="1" w:firstRow="1" w:lastColumn="0" w:lastRow="0" w:noHBand="0" w:noVBand="1" w:val="04A0"/>
-      </w:tblPr>
-      <w:tblGrid>
-        <w:gridCol w:w="2767"/>
-        <w:gridCol w:w="2767"/>
-        <w:gridCol w:w="2767"/>
-      </w:tblGrid>
-      <w:tr>
-        <w:tc>
-          <w:tcPr>
-            <w:tcW w:type="dxa" w:w="2767"/>
-            <w:tcBorders>
-              <w:bottom w:val="single" w:sz="4" w:space="0" w:color="000000"/>
-            </w:tcBorders>
-          </w:tcPr>
-          <w:p>
-            <w:pPr>
-              <w:jc w:val="center"/>
-            </w:pPr>
-            <w:r/>
-            <w:r>
-              <w:rPr>
-                <w:rFonts w:ascii="Times New Roman" w:hAnsi="Times New Roman" w:eastAsia="STHeiti"/>
-                <w:b/>
-                <w:sz w:val="21"/>
-              </w:rPr>
-              <w:t>场景</w:t>
-            </w:r>
-          </w:p>
-        </w:tc>
-        <w:tc>
-          <w:tcPr>
-            <w:tcW w:type="dxa" w:w="2767"/>
-            <w:tcBorders>
-              <w:bottom w:val="single" w:sz="4" w:space="0" w:color="000000"/>
-            </w:tcBorders>
-          </w:tcPr>
-          <w:p>
-            <w:pPr>
-              <w:jc w:val="center"/>
-            </w:pPr>
-            <w:r/>
-            <w:r>
-              <w:rPr>
-                <w:rFonts w:ascii="Times New Roman" w:hAnsi="Times New Roman" w:eastAsia="STHeiti"/>
-                <w:b/>
-                <w:sz w:val="21"/>
-              </w:rPr>
-              <w:t>全年费用（元）</w:t>
-            </w:r>
-          </w:p>
-        </w:tc>
-        <w:tc>
-          <w:tcPr>
-            <w:tcW w:type="dxa" w:w="2767"/>
-            <w:tcBorders>
-              <w:bottom w:val="single" w:sz="4" w:space="0" w:color="000000"/>
-            </w:tcBorders>
-          </w:tcPr>
-          <w:p>
-            <w:pPr>
-              <w:jc w:val="center"/>
-            </w:pPr>
-            <w:r/>
-            <w:r>
-              <w:rPr>
-                <w:rFonts w:ascii="Times New Roman" w:hAnsi="Times New Roman" w:eastAsia="STHeiti"/>
-                <w:b/>
-                <w:sz w:val="21"/>
-              </w:rPr>
-              <w:t>紧急购电（kWh）</w:t>
-            </w:r>
-          </w:p>
-        </w:tc>
-      </w:tr>
-      <w:tr>
-        <w:tc>
-          <w:tcPr>
-            <w:tcW w:type="dxa" w:w="2767"/>
-          </w:tcPr>
-          <w:p>
-            <w:pPr>
-              <w:jc w:val="center"/>
-            </w:pPr>
-            <w:r/>
-            <w:r>
-              <w:rPr>
-                <w:rFonts w:ascii="Times New Roman" w:hAnsi="Times New Roman" w:eastAsia="STHeiti"/>
-                <w:b w:val="0"/>
-                <w:sz w:val="21"/>
-              </w:rPr>
-              <w:t>问题二</w:t>
-            </w:r>
-          </w:p>
-        </w:tc>
-        <w:tc>
-          <w:tcPr>
-            <w:tcW w:type="dxa" w:w="2767"/>
-          </w:tcPr>
-          <w:p>
-            <w:pPr>
-              <w:jc w:val="center"/>
-            </w:pPr>
-            <w:r/>
-            <w:r>
-              <w:rPr>
-                <w:rFonts w:ascii="Times New Roman" w:hAnsi="Times New Roman" w:eastAsia="STHeiti"/>
-                <w:b w:val="0"/>
-                <w:sz w:val="21"/>
-              </w:rPr>
-              <w:t>17197426.76</w:t>
-            </w:r>
-          </w:p>
-        </w:tc>
-        <w:tc>
-          <w:tcPr>
-            <w:tcW w:type="dxa" w:w="2767"/>
-          </w:tcPr>
-          <w:p>
-            <w:pPr>
-              <w:jc w:val="center"/>
-            </w:pPr>
-            <w:r/>
-            <w:r>
-              <w:rPr>
-                <w:rFonts w:ascii="Times New Roman" w:hAnsi="Times New Roman" w:eastAsia="STHeiti"/>
-                <w:b w:val="0"/>
-                <w:sz w:val="21"/>
-              </w:rPr>
-              <w:t>463147.305</w:t>
-            </w:r>
-          </w:p>
-        </w:tc>
-      </w:tr>
-      <w:tr>
-        <w:tc>
-          <w:tcPr>
-            <w:tcW w:type="dxa" w:w="2767"/>
-          </w:tcPr>
-          <w:p>
-            <w:pPr>
-              <w:jc w:val="center"/>
-            </w:pPr>
-            <w:r/>
-            <w:r>
-              <w:rPr>
-                <w:rFonts w:ascii="Times New Roman" w:hAnsi="Times New Roman" w:eastAsia="STHeiti"/>
-                <w:b w:val="0"/>
-                <w:sz w:val="21"/>
-              </w:rPr>
-              <w:t>问题三</w:t>
-            </w:r>
-          </w:p>
-        </w:tc>
-        <w:tc>
-          <w:tcPr>
-            <w:tcW w:type="dxa" w:w="2767"/>
-          </w:tcPr>
-          <w:p>
-            <w:pPr>
-              <w:jc w:val="center"/>
-            </w:pPr>
-            <w:r/>
-            <w:r>
-              <w:rPr>
-                <w:rFonts w:ascii="Times New Roman" w:hAnsi="Times New Roman" w:eastAsia="STHeiti"/>
-                <w:b w:val="0"/>
-                <w:sz w:val="21"/>
-              </w:rPr>
-              <w:t>20314332.61</w:t>
-            </w:r>
-          </w:p>
-        </w:tc>
-        <w:tc>
-          <w:tcPr>
-            <w:tcW w:type="dxa" w:w="2767"/>
-          </w:tcPr>
-          <w:p>
-            <w:pPr>
-              <w:jc w:val="center"/>
-            </w:pPr>
-            <w:r/>
-            <w:r>
-              <w:rPr>
-                <w:rFonts w:ascii="Times New Roman" w:hAnsi="Times New Roman" w:eastAsia="STHeiti"/>
-                <w:b w:val="0"/>
-                <w:sz w:val="21"/>
-              </w:rPr>
-              <w:t>758262.155</w:t>
-            </w:r>
-          </w:p>
-        </w:tc>
-      </w:tr>
-      <w:tr>
-        <w:tc>
-          <w:tcPr>
-            <w:tcW w:type="dxa" w:w="2767"/>
-          </w:tcPr>
-          <w:p>
-            <w:pPr>
-              <w:jc w:val="center"/>
-            </w:pPr>
-            <w:r/>
-            <w:r>
-              <w:rPr>
-                <w:rFonts w:ascii="Times New Roman" w:hAnsi="Times New Roman" w:eastAsia="STHeiti"/>
-                <w:b w:val="0"/>
-                <w:sz w:val="21"/>
-              </w:rPr>
-              <w:t>问题4-2</w:t>
-            </w:r>
-          </w:p>
-        </w:tc>
-        <w:tc>
-          <w:tcPr>
-            <w:tcW w:type="dxa" w:w="2767"/>
-          </w:tcPr>
-          <w:p>
-            <w:pPr>
-              <w:jc w:val="center"/>
-            </w:pPr>
-            <w:r/>
-            <w:r>
-              <w:rPr>
-                <w:rFonts w:ascii="Times New Roman" w:hAnsi="Times New Roman" w:eastAsia="STHeiti"/>
-                <w:b w:val="0"/>
-                <w:sz w:val="21"/>
-              </w:rPr>
-              <w:t>17442616.32</w:t>
-            </w:r>
-          </w:p>
-        </w:tc>
-        <w:tc>
-          <w:tcPr>
-            <w:tcW w:type="dxa" w:w="2767"/>
-          </w:tcPr>
-          <w:p>
-            <w:pPr>
-              <w:jc w:val="center"/>
-            </w:pPr>
-            <w:r/>
-            <w:r>
-              <w:rPr>
-                <w:rFonts w:ascii="Times New Roman" w:hAnsi="Times New Roman" w:eastAsia="STHeiti"/>
-                <w:b w:val="0"/>
-                <w:sz w:val="21"/>
-              </w:rPr>
-              <w:t>463147.305</w:t>
-            </w:r>
-          </w:p>
-        </w:tc>
-      </w:tr>
-      <w:tr>
-        <w:tc>
-          <w:tcPr>
-            <w:tcW w:type="dxa" w:w="2767"/>
-          </w:tcPr>
-          <w:p>
-            <w:pPr>
-              <w:jc w:val="center"/>
-            </w:pPr>
-            <w:r/>
-            <w:r>
-              <w:rPr>
-                <w:rFonts w:ascii="Times New Roman" w:hAnsi="Times New Roman" w:eastAsia="STHeiti"/>
-                <w:b w:val="0"/>
-                <w:sz w:val="21"/>
-              </w:rPr>
-              <w:t>问题4-3</w:t>
-            </w:r>
-          </w:p>
-        </w:tc>
-        <w:tc>
-          <w:tcPr>
-            <w:tcW w:type="dxa" w:w="2767"/>
-          </w:tcPr>
-          <w:p>
-            <w:pPr>
-              <w:jc w:val="center"/>
-            </w:pPr>
-            <w:r/>
-            <w:r>
-              <w:rPr>
-                <w:rFonts w:ascii="Times New Roman" w:hAnsi="Times New Roman" w:eastAsia="STHeiti"/>
-                <w:b w:val="0"/>
-                <w:sz w:val="21"/>
-              </w:rPr>
-              <w:t>20547027.24</w:t>
-            </w:r>
-          </w:p>
-        </w:tc>
-        <w:tc>
-          <w:tcPr>
-            <w:tcW w:type="dxa" w:w="2767"/>
-          </w:tcPr>
-          <w:p>
-            <w:pPr>
-              <w:jc w:val="center"/>
-            </w:pPr>
-            <w:r/>
-            <w:r>
-              <w:rPr>
-                <w:rFonts w:ascii="Times New Roman" w:hAnsi="Times New Roman" w:eastAsia="STHeiti"/>
-                <w:b w:val="0"/>
-                <w:sz w:val="21"/>
-              </w:rPr>
-              <w:t>758389.163</w:t>
-            </w:r>
-          </w:p>
-        </w:tc>
-      </w:tr>
-    </w:tbl>
     <w:p>
       <w:pPr>
         <w:jc w:val="center"/>
@@ -1404,54 +1369,21 @@
         <w:jc w:val="center"/>
       </w:pPr>
       <w:r>
-        <w:t>图4  三种场景全年紧急购电量</w:t>
+        <w:t>图4  各场景全年紧急购电量</w:t>
       </w:r>
     </w:p>
     <w:p>
       <w:pPr>
-        <w:jc w:val="center"/>
+        <w:spacing w:before="0" w:after="0" w:line="300" w:lineRule="auto"/>
+        <w:ind w:firstLine="480"/>
       </w:pPr>
       <w:r>
-        <w:drawing>
-          <wp:inline xmlns:a="http://schemas.openxmlformats.org/drawingml/2006/main" xmlns:pic="http://schemas.openxmlformats.org/drawingml/2006/picture">
-            <wp:extent cx="5303520" cy="2586862"/>
-            <wp:docPr id="5" name="Picture 5"/>
-            <wp:cNvGraphicFramePr>
-              <a:graphicFrameLocks noChangeAspect="1"/>
-            </wp:cNvGraphicFramePr>
-            <a:graphic>
-              <a:graphicData uri="http://schemas.openxmlformats.org/drawingml/2006/picture">
-                <pic:pic>
-                  <pic:nvPicPr>
-                    <pic:cNvPr id="0" name="process_q2_q4_compare.png"/>
-                    <pic:cNvPicPr/>
-                  </pic:nvPicPr>
-                  <pic:blipFill>
-                    <a:blip r:embed="rId13"/>
-                    <a:stretch>
-                      <a:fillRect/>
-                    </a:stretch>
-                  </pic:blipFill>
-                  <pic:spPr>
-                    <a:xfrm>
-                      <a:off x="0" y="0"/>
-                      <a:ext cx="5303520" cy="2586862"/>
-                    </a:xfrm>
-                    <a:prstGeom prst="rect"/>
-                  </pic:spPr>
-                </pic:pic>
-              </a:graphicData>
-            </a:graphic>
-          </wp:inline>
-        </w:drawing>
-      </w:r>
-    </w:p>
-    <w:p>
-      <w:pPr>
-        <w:jc w:val="center"/>
-      </w:pPr>
-      <w:r>
-        <w:t>图5  固定价格与波动价格下的日费用对比</w:t>
+        <w:rPr>
+          <w:rFonts w:ascii="Times New Roman" w:hAnsi="Times New Roman" w:eastAsia="宋体"/>
+          <w:b w:val="0"/>
+          <w:sz w:val="24"/>
+        </w:rPr>
+        <w:t>图4用于比较预测误差在全年紧急购电上的传导。</w:t>
       </w:r>
     </w:p>
     <w:p>
@@ -1462,11 +1394,11 @@
       </w:pPr>
       <w:r>
         <w:rPr>
-          <w:rFonts w:ascii="Times New Roman" w:hAnsi="Times New Roman" w:eastAsia="STHeiti"/>
+          <w:rFonts w:ascii="Times New Roman" w:hAnsi="Times New Roman" w:eastAsia="宋体"/>
           <w:b/>
           <w:sz w:val="32"/>
         </w:rPr>
-        <w:t>五、问题三：多时刻预报与滚动调整</w:t>
+        <w:t>五、问题三：多时刻预报与B结算</w:t>
       </w:r>
     </w:p>
     <w:p>
@@ -1476,11 +1408,11 @@
       </w:pPr>
       <w:r>
         <w:rPr>
-          <w:rFonts w:ascii="Times New Roman" w:hAnsi="Times New Roman" w:eastAsia="STHeiti"/>
+          <w:rFonts w:ascii="Times New Roman" w:hAnsi="Times New Roman" w:eastAsia="宋体"/>
           <w:b w:val="0"/>
-          <w:sz w:val="21"/>
+          <w:sz w:val="24"/>
         </w:rPr>
-        <w:t>设q_t^0为0时计划，q_t^a为滚动调整后的实际计划。调整结算写为</w:t>
+        <w:t>0、6、12、18时刻只重优化未执行的时间段，并锁定已执行前缀。对0时计划q^0和调整计划q^a，账单按计划基准费、0.5倍调减费、1.5倍调增费和5倍紧急费四项相加。Q3全年费用为18242015.85元，紧急购电量为1066446.282 kWh；各分项和调整量保存在daily_metrics.csv，见图5。</w:t>
       </w:r>
     </w:p>
     <w:p>
@@ -1490,6 +1422,21 @@
       </w:pPr>
       <m:oMathPara>
         <m:oMath>
+          <m:sSub>
+            <m:e>
+              <m:r>
+                <m:t>K</m:t>
+              </m:r>
+            </m:e>
+            <m:sub>
+              <m:r>
+                <m:t>3</m:t>
+              </m:r>
+            </m:sub>
+          </m:sSub>
+          <m:r>
+            <m:t>=</m:t>
+          </m:r>
           <m:sSub>
             <m:e>
               <m:r>
@@ -1722,16 +1669,105 @@
     <w:p>
       <w:pPr>
         <w:spacing w:before="0" w:after="0" w:line="300" w:lineRule="auto"/>
-        <w:ind w:firstLine="480"/>
+        <w:jc w:val="center"/>
       </w:pPr>
-      <w:r>
-        <w:rPr>
-          <w:rFonts w:ascii="Times New Roman" w:hAnsi="Times New Roman" w:eastAsia="STHeiti"/>
-          <w:b w:val="0"/>
-          <w:sz w:val="21"/>
-        </w:rPr>
-        <w:t>在0、6、12、18时分别发布预报，每次只优化尚未执行的时段并锁定已执行前缀。全年含调整费用为20314332.61元，紧急购电量为758262.155 kWh，计划与调整购电绝对差额总量见daily_metrics.csv，图6显示调整幅度与紧急购电的关系。</w:t>
-      </w:r>
+      <m:oMathPara>
+        <m:oMath>
+          <m:sSub>
+            <m:e>
+              <m:r>
+                <m:t>e</m:t>
+              </m:r>
+            </m:e>
+            <m:sub>
+              <m:r>
+                <m:t>t</m:t>
+              </m:r>
+            </m:sub>
+          </m:sSub>
+          <m:r>
+            <m:t>=</m:t>
+          </m:r>
+          <m:sSub>
+            <m:e>
+              <m:r>
+                <m:t>[L</m:t>
+              </m:r>
+            </m:e>
+            <m:sub>
+              <m:r>
+                <m:t>t</m:t>
+              </m:r>
+            </m:sub>
+          </m:sSub>
+          <m:r>
+            <m:t>Δ</m:t>
+          </m:r>
+          <m:sSub>
+            <m:e>
+              <m:r>
+                <m:t xml:space="preserve"> t-G</m:t>
+              </m:r>
+            </m:e>
+            <m:sub>
+              <m:r>
+                <m:t>t</m:t>
+              </m:r>
+            </m:sub>
+          </m:sSub>
+          <m:r>
+            <m:t>Δ</m:t>
+          </m:r>
+          <m:sSub>
+            <m:e>
+              <m:r>
+                <m:t xml:space="preserve"> t-q</m:t>
+              </m:r>
+            </m:e>
+            <m:sub>
+              <m:r>
+                <m:t>t</m:t>
+              </m:r>
+            </m:sub>
+          </m:sSub>
+          <m:sSub>
+            <m:e>
+              <m:r>
+                <m:t>-c</m:t>
+              </m:r>
+            </m:e>
+            <m:sub>
+              <m:r>
+                <m:t>t</m:t>
+              </m:r>
+            </m:sub>
+          </m:sSub>
+          <m:sSub>
+            <m:e>
+              <m:r>
+                <m:t>+d</m:t>
+              </m:r>
+            </m:e>
+            <m:sub>
+              <m:r>
+                <m:t>t</m:t>
+              </m:r>
+            </m:sub>
+          </m:sSub>
+          <m:sSup>
+            <m:e>
+              <m:r>
+                <m:t>]</m:t>
+              </m:r>
+            </m:e>
+            <m:sup>
+              <m:r>
+                <m:t>+</m:t>
+              </m:r>
+            </m:sup>
+          </m:sSup>
+        </m:oMath>
+      </m:oMathPara>
     </w:p>
     <w:p>
       <w:pPr>
@@ -1741,7 +1777,7 @@
         <w:drawing>
           <wp:inline xmlns:a="http://schemas.openxmlformats.org/drawingml/2006/main" xmlns:pic="http://schemas.openxmlformats.org/drawingml/2006/picture">
             <wp:extent cx="5303520" cy="2586936"/>
-            <wp:docPr id="6" name="Picture 6"/>
+            <wp:docPr id="5" name="Picture 5"/>
             <wp:cNvGraphicFramePr>
               <a:graphicFrameLocks noChangeAspect="1"/>
             </wp:cNvGraphicFramePr>
@@ -1753,7 +1789,7 @@
                     <pic:cNvPicPr/>
                   </pic:nvPicPr>
                   <pic:blipFill>
-                    <a:blip r:embed="rId14"/>
+                    <a:blip r:embed="rId13"/>
                     <a:stretch>
                       <a:fillRect/>
                     </a:stretch>
@@ -1777,7 +1813,21 @@
         <w:jc w:val="center"/>
       </w:pPr>
       <w:r>
-        <w:t>图6  问题三计划—调整差额与紧急购电</w:t>
+        <w:t>图5  计划—调整差额与紧急购电</w:t>
+      </w:r>
+    </w:p>
+    <w:p>
+      <w:pPr>
+        <w:spacing w:before="0" w:after="0" w:line="300" w:lineRule="auto"/>
+        <w:ind w:firstLine="480"/>
+      </w:pPr>
+      <w:r>
+        <w:rPr>
+          <w:rFonts w:ascii="Times New Roman" w:hAnsi="Times New Roman" w:eastAsia="宋体"/>
+          <w:b w:val="0"/>
+          <w:sz w:val="24"/>
+        </w:rPr>
+        <w:t>图5展示滚动调整量与紧急购电量的关系。</w:t>
       </w:r>
     </w:p>
     <w:p>
@@ -1788,11 +1838,11 @@
       </w:pPr>
       <w:r>
         <w:rPr>
-          <w:rFonts w:ascii="Times New Roman" w:hAnsi="Times New Roman" w:eastAsia="STHeiti"/>
+          <w:rFonts w:ascii="Times New Roman" w:hAnsi="Times New Roman" w:eastAsia="宋体"/>
           <w:b/>
           <w:sz w:val="32"/>
         </w:rPr>
-        <w:t>六、问题四：波动电价</w:t>
+        <w:t>六、问题四：波动电价的独立分支</w:t>
       </w:r>
     </w:p>
     <w:p>
@@ -1802,120 +1852,11 @@
       </w:pPr>
       <w:r>
         <w:rPr>
-          <w:rFonts w:ascii="Times New Roman" w:hAnsi="Times New Roman" w:eastAsia="STHeiti"/>
+          <w:rFonts w:ascii="Times New Roman" w:hAnsi="Times New Roman" w:eastAsia="宋体"/>
           <w:b w:val="0"/>
-          <w:sz w:val="21"/>
+          <w:sz w:val="24"/>
         </w:rPr>
-        <w:t>问题4-2直接将附件4的144点实时价格替换固定价格，全年费用为17442616.32元，紧急购电量为463147.305 kWh。问题4-3在同一动态价格下重新执行四次滚动预报与计划—调整结算，全年费用为20547027.24元，紧急购电量为758389.163 kWh。两者使用不同的价格轨迹和独立调整决策，图5、图7和图8分别给出费用对比、分布与序列。</w:t>
-      </w:r>
-    </w:p>
-    <w:p>
-      <w:pPr>
-        <w:jc w:val="center"/>
-      </w:pPr>
-      <w:r>
-        <w:drawing>
-          <wp:inline xmlns:a="http://schemas.openxmlformats.org/drawingml/2006/main" xmlns:pic="http://schemas.openxmlformats.org/drawingml/2006/picture">
-            <wp:extent cx="5303520" cy="2585466"/>
-            <wp:docPr id="7" name="Picture 7"/>
-            <wp:cNvGraphicFramePr>
-              <a:graphicFrameLocks noChangeAspect="1"/>
-            </wp:cNvGraphicFramePr>
-            <a:graphic>
-              <a:graphicData uri="http://schemas.openxmlformats.org/drawingml/2006/picture">
-                <pic:pic>
-                  <pic:nvPicPr>
-                    <pic:cNvPr id="0" name="result_q4_cost_box.png"/>
-                    <pic:cNvPicPr/>
-                  </pic:nvPicPr>
-                  <pic:blipFill>
-                    <a:blip r:embed="rId15"/>
-                    <a:stretch>
-                      <a:fillRect/>
-                    </a:stretch>
-                  </pic:blipFill>
-                  <pic:spPr>
-                    <a:xfrm>
-                      <a:off x="0" y="0"/>
-                      <a:ext cx="5303520" cy="2585466"/>
-                    </a:xfrm>
-                    <a:prstGeom prst="rect"/>
-                  </pic:spPr>
-                </pic:pic>
-              </a:graphicData>
-            </a:graphic>
-          </wp:inline>
-        </w:drawing>
-      </w:r>
-    </w:p>
-    <w:p>
-      <w:pPr>
-        <w:jc w:val="center"/>
-      </w:pPr>
-      <w:r>
-        <w:t>图7  问题二至问题四日费用分布</w:t>
-      </w:r>
-    </w:p>
-    <w:p>
-      <w:pPr>
-        <w:jc w:val="center"/>
-      </w:pPr>
-      <w:r>
-        <w:drawing>
-          <wp:inline xmlns:a="http://schemas.openxmlformats.org/drawingml/2006/main" xmlns:pic="http://schemas.openxmlformats.org/drawingml/2006/picture">
-            <wp:extent cx="5303520" cy="2586862"/>
-            <wp:docPr id="8" name="Picture 8"/>
-            <wp:cNvGraphicFramePr>
-              <a:graphicFrameLocks noChangeAspect="1"/>
-            </wp:cNvGraphicFramePr>
-            <a:graphic>
-              <a:graphicData uri="http://schemas.openxmlformats.org/drawingml/2006/picture">
-                <pic:pic>
-                  <pic:nvPicPr>
-                    <pic:cNvPr id="0" name="result_q4_3_series.png"/>
-                    <pic:cNvPicPr/>
-                  </pic:nvPicPr>
-                  <pic:blipFill>
-                    <a:blip r:embed="rId16"/>
-                    <a:stretch>
-                      <a:fillRect/>
-                    </a:stretch>
-                  </pic:blipFill>
-                  <pic:spPr>
-                    <a:xfrm>
-                      <a:off x="0" y="0"/>
-                      <a:ext cx="5303520" cy="2586862"/>
-                    </a:xfrm>
-                    <a:prstGeom prst="rect"/>
-                  </pic:spPr>
-                </pic:pic>
-              </a:graphicData>
-            </a:graphic>
-          </wp:inline>
-        </w:drawing>
-      </w:r>
-    </w:p>
-    <w:p>
-      <w:pPr>
-        <w:jc w:val="center"/>
-      </w:pPr>
-      <w:r>
-        <w:t>图8  问题4-3全年日费用序列</w:t>
-      </w:r>
-    </w:p>
-    <w:p>
-      <w:pPr>
-        <w:pageBreakBefore/>
-        <w:spacing w:before="0" w:after="0" w:line="300" w:lineRule="auto"/>
-        <w:jc w:val="center"/>
-      </w:pPr>
-      <w:r>
-        <w:rPr>
-          <w:rFonts w:ascii="Times New Roman" w:hAnsi="Times New Roman" w:eastAsia="STHeiti"/>
-          <w:b/>
-          <w:sz w:val="32"/>
-        </w:rPr>
-        <w:t>七、敏感性、稳健性与局限</w:t>
+        <w:t>Q4-2将附件4价格替换固定价格并沿用Q2信息边界；Q4-3沿用Q3滚动预报和B结算。两个分支从每天相同的日初SOC独立启动，不把Q4-2的日末状态带入Q4-3。Q4-2费用为16989713.48元、紧急购电789872.052 kWh；Q4-3费用为19577410.54元、紧急购电1067444.696 kWh，见图6和图7。</w:t>
       </w:r>
     </w:p>
     <w:p>
@@ -1925,45 +1866,16 @@
       </w:pPr>
       <w:r>
         <w:rPr>
-          <w:rFonts w:ascii="Times New Roman" w:hAnsi="Times New Roman" w:eastAsia="STHeiti"/>
+          <w:rFonts w:ascii="Times New Roman" w:hAnsi="Times New Roman" w:eastAsia="宋体"/>
           <w:b w:val="0"/>
-          <w:sz w:val="21"/>
+          <w:sz w:val="24"/>
         </w:rPr>
-        <w:t>模型的主要稳健性来自硬约束审计：所有输出均检查功率平衡、SOC边界、端点状态、非负购电和结果模板结构。当前预测校准是可复现的基准策略，不等同于统计意义上的最优预测；问题三和问题4-3采用确定性四次滚动近似，尚未引入预测分布、场景树、通信延迟或风险度量。紧急购电费用较高的日期应作为后续重点，进行预测误差分层、储能安全库存和CVaR扩展。</w:t>
-      </w:r>
-    </w:p>
-    <w:p>
-      <w:pPr>
-        <w:pageBreakBefore/>
-        <w:spacing w:before="0" w:after="0" w:line="300" w:lineRule="auto"/>
-        <w:jc w:val="center"/>
-      </w:pPr>
-      <w:r>
-        <w:rPr>
-          <w:rFonts w:ascii="Times New Roman" w:hAnsi="Times New Roman" w:eastAsia="STHeiti"/>
-          <w:b/>
-          <w:sz w:val="32"/>
-        </w:rPr>
-        <w:t>八、结论与可复现性</w:t>
-      </w:r>
-    </w:p>
-    <w:p>
-      <w:pPr>
-        <w:spacing w:before="0" w:after="0" w:line="300" w:lineRule="auto"/>
-        <w:ind w:firstLine="480"/>
-      </w:pPr>
-      <w:r>
-        <w:rPr>
-          <w:rFonts w:ascii="Times New Roman" w:hAnsi="Times New Roman" w:eastAsia="STHeiti"/>
-          <w:b w:val="0"/>
-          <w:sz w:val="21"/>
-        </w:rPr>
-        <w:t>统一能量平衡模型能够覆盖四个问题并保持结果口径一致。单日MILP验证了储能物理约束；全年因果回测量化了预测误差引起的紧急购电；滚动调整和动态价格场景提供了计划价值与价格敏感性的比较基线。代码、输入快照、结果表、CSV指标、SVG/PNG图形和复现材料均位于本项目C题研究目录。复现命令为：../.venv/bin/python solve_c.py --seed 20260911，表3列出交付物位置。</w:t>
+        <w:t>表2汇总四个场景的全年结果。</w:t>
       </w:r>
     </w:p>
     <w:p>
       <w:r>
-        <w:t>表3  交付物与用途</w:t>
+        <w:t>表2  全年本地回测结果</w:t>
       </w:r>
     </w:p>
     <w:tbl>
@@ -2002,11 +1914,11 @@
             <w:r/>
             <w:r>
               <w:rPr>
-                <w:rFonts w:ascii="Times New Roman" w:hAnsi="Times New Roman" w:eastAsia="STHeiti"/>
+                <w:rFonts w:ascii="Times New Roman" w:hAnsi="Times New Roman" w:eastAsia="宋体"/>
                 <w:b/>
-                <w:sz w:val="21"/>
+                <w:sz w:val="24"/>
               </w:rPr>
-              <w:t>交付物</w:t>
+              <w:t>场景</w:t>
             </w:r>
           </w:p>
         </w:tc>
@@ -2024,11 +1936,11 @@
             <w:r/>
             <w:r>
               <w:rPr>
-                <w:rFonts w:ascii="Times New Roman" w:hAnsi="Times New Roman" w:eastAsia="STHeiti"/>
+                <w:rFonts w:ascii="Times New Roman" w:hAnsi="Times New Roman" w:eastAsia="宋体"/>
                 <w:b/>
-                <w:sz w:val="21"/>
+                <w:sz w:val="24"/>
               </w:rPr>
-              <w:t>位置</w:t>
+              <w:t>费用（元）</w:t>
             </w:r>
           </w:p>
         </w:tc>
@@ -2046,11 +1958,11 @@
             <w:r/>
             <w:r>
               <w:rPr>
-                <w:rFonts w:ascii="Times New Roman" w:hAnsi="Times New Roman" w:eastAsia="STHeiti"/>
+                <w:rFonts w:ascii="Times New Roman" w:hAnsi="Times New Roman" w:eastAsia="宋体"/>
                 <w:b/>
-                <w:sz w:val="21"/>
+                <w:sz w:val="24"/>
               </w:rPr>
-              <w:t>用途</w:t>
+              <w:t>紧急购电（kWh）</w:t>
             </w:r>
           </w:p>
         </w:tc>
@@ -2067,11 +1979,11 @@
             <w:r/>
             <w:r>
               <w:rPr>
-                <w:rFonts w:ascii="Times New Roman" w:hAnsi="Times New Roman" w:eastAsia="STHeiti"/>
+                <w:rFonts w:ascii="Times New Roman" w:hAnsi="Times New Roman" w:eastAsia="宋体"/>
                 <w:b w:val="0"/>
-                <w:sz w:val="21"/>
+                <w:sz w:val="24"/>
               </w:rPr>
-              <w:t>求解脚本</w:t>
+              <w:t>Q2</w:t>
             </w:r>
           </w:p>
         </w:tc>
@@ -2086,11 +1998,11 @@
             <w:r/>
             <w:r>
               <w:rPr>
-                <w:rFonts w:ascii="Times New Roman" w:hAnsi="Times New Roman" w:eastAsia="STHeiti"/>
+                <w:rFonts w:ascii="Times New Roman" w:hAnsi="Times New Roman" w:eastAsia="宋体"/>
                 <w:b w:val="0"/>
-                <w:sz w:val="21"/>
+                <w:sz w:val="24"/>
               </w:rPr>
-              <w:t>solve_c.py</w:t>
+              <w:t>16206550.45</w:t>
             </w:r>
           </w:p>
         </w:tc>
@@ -2105,11 +2017,11 @@
             <w:r/>
             <w:r>
               <w:rPr>
-                <w:rFonts w:ascii="Times New Roman" w:hAnsi="Times New Roman" w:eastAsia="STHeiti"/>
+                <w:rFonts w:ascii="Times New Roman" w:hAnsi="Times New Roman" w:eastAsia="宋体"/>
                 <w:b w:val="0"/>
-                <w:sz w:val="21"/>
+                <w:sz w:val="24"/>
               </w:rPr>
-              <w:t>重算四个问题</w:t>
+              <w:t>789872.052</w:t>
             </w:r>
           </w:p>
         </w:tc>
@@ -2126,11 +2038,11 @@
             <w:r/>
             <w:r>
               <w:rPr>
-                <w:rFonts w:ascii="Times New Roman" w:hAnsi="Times New Roman" w:eastAsia="STHeiti"/>
+                <w:rFonts w:ascii="Times New Roman" w:hAnsi="Times New Roman" w:eastAsia="宋体"/>
                 <w:b w:val="0"/>
-                <w:sz w:val="21"/>
+                <w:sz w:val="24"/>
               </w:rPr>
-              <w:t>结果表</w:t>
+              <w:t>Q3</w:t>
             </w:r>
           </w:p>
         </w:tc>
@@ -2145,11 +2057,11 @@
             <w:r/>
             <w:r>
               <w:rPr>
-                <w:rFonts w:ascii="Times New Roman" w:hAnsi="Times New Roman" w:eastAsia="STHeiti"/>
+                <w:rFonts w:ascii="Times New Roman" w:hAnsi="Times New Roman" w:eastAsia="宋体"/>
                 <w:b w:val="0"/>
-                <w:sz w:val="21"/>
+                <w:sz w:val="24"/>
               </w:rPr>
-              <w:t>results/result*.xlsx</w:t>
+              <w:t>18242015.85</w:t>
             </w:r>
           </w:p>
         </w:tc>
@@ -2164,11 +2076,11 @@
             <w:r/>
             <w:r>
               <w:rPr>
-                <w:rFonts w:ascii="Times New Roman" w:hAnsi="Times New Roman" w:eastAsia="STHeiti"/>
+                <w:rFonts w:ascii="Times New Roman" w:hAnsi="Times New Roman" w:eastAsia="宋体"/>
                 <w:b w:val="0"/>
-                <w:sz w:val="21"/>
+                <w:sz w:val="24"/>
               </w:rPr>
-              <w:t>按题面模板提交前复核</w:t>
+              <w:t>1066446.282</w:t>
             </w:r>
           </w:p>
         </w:tc>
@@ -2185,11 +2097,11 @@
             <w:r/>
             <w:r>
               <w:rPr>
-                <w:rFonts w:ascii="Times New Roman" w:hAnsi="Times New Roman" w:eastAsia="STHeiti"/>
+                <w:rFonts w:ascii="Times New Roman" w:hAnsi="Times New Roman" w:eastAsia="宋体"/>
                 <w:b w:val="0"/>
-                <w:sz w:val="21"/>
+                <w:sz w:val="24"/>
               </w:rPr>
-              <w:t>逐日指标</w:t>
+              <w:t>Q4-2</w:t>
             </w:r>
           </w:p>
         </w:tc>
@@ -2204,11 +2116,11 @@
             <w:r/>
             <w:r>
               <w:rPr>
-                <w:rFonts w:ascii="Times New Roman" w:hAnsi="Times New Roman" w:eastAsia="STHeiti"/>
+                <w:rFonts w:ascii="Times New Roman" w:hAnsi="Times New Roman" w:eastAsia="宋体"/>
                 <w:b w:val="0"/>
-                <w:sz w:val="21"/>
+                <w:sz w:val="24"/>
               </w:rPr>
-              <w:t>results/daily_metrics.csv</w:t>
+              <w:t>16989713.48</w:t>
             </w:r>
           </w:p>
         </w:tc>
@@ -2223,11 +2135,11 @@
             <w:r/>
             <w:r>
               <w:rPr>
-                <w:rFonts w:ascii="Times New Roman" w:hAnsi="Times New Roman" w:eastAsia="STHeiti"/>
+                <w:rFonts w:ascii="Times New Roman" w:hAnsi="Times New Roman" w:eastAsia="宋体"/>
                 <w:b w:val="0"/>
-                <w:sz w:val="21"/>
+                <w:sz w:val="24"/>
               </w:rPr>
-              <w:t>费用、紧急量和调整量</w:t>
+              <w:t>789872.052</w:t>
             </w:r>
           </w:p>
         </w:tc>
@@ -2244,11 +2156,11 @@
             <w:r/>
             <w:r>
               <w:rPr>
-                <w:rFonts w:ascii="Times New Roman" w:hAnsi="Times New Roman" w:eastAsia="STHeiti"/>
+                <w:rFonts w:ascii="Times New Roman" w:hAnsi="Times New Roman" w:eastAsia="宋体"/>
                 <w:b w:val="0"/>
-                <w:sz w:val="21"/>
+                <w:sz w:val="24"/>
               </w:rPr>
-              <w:t>图形</w:t>
+              <w:t>Q4-3</w:t>
             </w:r>
           </w:p>
         </w:tc>
@@ -2263,11 +2175,11 @@
             <w:r/>
             <w:r>
               <w:rPr>
-                <w:rFonts w:ascii="Times New Roman" w:hAnsi="Times New Roman" w:eastAsia="STHeiti"/>
+                <w:rFonts w:ascii="Times New Roman" w:hAnsi="Times New Roman" w:eastAsia="宋体"/>
                 <w:b w:val="0"/>
-                <w:sz w:val="21"/>
+                <w:sz w:val="24"/>
               </w:rPr>
-              <w:t>figures/*.svg,*.png</w:t>
+              <w:t>19577410.54</w:t>
             </w:r>
           </w:p>
         </w:tc>
@@ -2282,11 +2194,318 @@
             <w:r/>
             <w:r>
               <w:rPr>
-                <w:rFonts w:ascii="Times New Roman" w:hAnsi="Times New Roman" w:eastAsia="STHeiti"/>
+                <w:rFonts w:ascii="Times New Roman" w:hAnsi="Times New Roman" w:eastAsia="宋体"/>
                 <w:b w:val="0"/>
-                <w:sz w:val="21"/>
+                <w:sz w:val="24"/>
               </w:rPr>
-              <w:t>论文插图与编辑</w:t>
+              <w:t>1067444.696</w:t>
+            </w:r>
+          </w:p>
+        </w:tc>
+      </w:tr>
+    </w:tbl>
+    <w:p>
+      <w:pPr>
+        <w:jc w:val="center"/>
+      </w:pPr>
+      <w:r>
+        <w:drawing>
+          <wp:inline xmlns:a="http://schemas.openxmlformats.org/drawingml/2006/main" xmlns:pic="http://schemas.openxmlformats.org/drawingml/2006/picture">
+            <wp:extent cx="5303520" cy="2585466"/>
+            <wp:docPr id="6" name="Picture 6"/>
+            <wp:cNvGraphicFramePr>
+              <a:graphicFrameLocks noChangeAspect="1"/>
+            </wp:cNvGraphicFramePr>
+            <a:graphic>
+              <a:graphicData uri="http://schemas.openxmlformats.org/drawingml/2006/picture">
+                <pic:pic>
+                  <pic:nvPicPr>
+                    <pic:cNvPr id="0" name="result_q4_cost_box.png"/>
+                    <pic:cNvPicPr/>
+                  </pic:nvPicPr>
+                  <pic:blipFill>
+                    <a:blip r:embed="rId14"/>
+                    <a:stretch>
+                      <a:fillRect/>
+                    </a:stretch>
+                  </pic:blipFill>
+                  <pic:spPr>
+                    <a:xfrm>
+                      <a:off x="0" y="0"/>
+                      <a:ext cx="5303520" cy="2585466"/>
+                    </a:xfrm>
+                    <a:prstGeom prst="rect"/>
+                  </pic:spPr>
+                </pic:pic>
+              </a:graphicData>
+            </a:graphic>
+          </wp:inline>
+        </w:drawing>
+      </w:r>
+    </w:p>
+    <w:p>
+      <w:pPr>
+        <w:jc w:val="center"/>
+      </w:pPr>
+      <w:r>
+        <w:t>图6  各场景日费用分布</w:t>
+      </w:r>
+    </w:p>
+    <w:p>
+      <w:pPr>
+        <w:spacing w:before="0" w:after="0" w:line="300" w:lineRule="auto"/>
+        <w:ind w:firstLine="480"/>
+      </w:pPr>
+      <w:r>
+        <w:rPr>
+          <w:rFonts w:ascii="Times New Roman" w:hAnsi="Times New Roman" w:eastAsia="宋体"/>
+          <w:b w:val="0"/>
+          <w:sz w:val="24"/>
+        </w:rPr>
+        <w:t>图6给出不同信息和价格分支的日费用分布。</w:t>
+      </w:r>
+    </w:p>
+    <w:p>
+      <w:pPr>
+        <w:jc w:val="center"/>
+      </w:pPr>
+      <w:r>
+        <w:drawing>
+          <wp:inline xmlns:a="http://schemas.openxmlformats.org/drawingml/2006/main" xmlns:pic="http://schemas.openxmlformats.org/drawingml/2006/picture">
+            <wp:extent cx="5303520" cy="2586862"/>
+            <wp:docPr id="7" name="Picture 7"/>
+            <wp:cNvGraphicFramePr>
+              <a:graphicFrameLocks noChangeAspect="1"/>
+            </wp:cNvGraphicFramePr>
+            <a:graphic>
+              <a:graphicData uri="http://schemas.openxmlformats.org/drawingml/2006/picture">
+                <pic:pic>
+                  <pic:nvPicPr>
+                    <pic:cNvPr id="0" name="result_q4_3_series.png"/>
+                    <pic:cNvPicPr/>
+                  </pic:nvPicPr>
+                  <pic:blipFill>
+                    <a:blip r:embed="rId15"/>
+                    <a:stretch>
+                      <a:fillRect/>
+                    </a:stretch>
+                  </pic:blipFill>
+                  <pic:spPr>
+                    <a:xfrm>
+                      <a:off x="0" y="0"/>
+                      <a:ext cx="5303520" cy="2586862"/>
+                    </a:xfrm>
+                    <a:prstGeom prst="rect"/>
+                  </pic:spPr>
+                </pic:pic>
+              </a:graphicData>
+            </a:graphic>
+          </wp:inline>
+        </w:drawing>
+      </w:r>
+    </w:p>
+    <w:p>
+      <w:pPr>
+        <w:jc w:val="center"/>
+      </w:pPr>
+      <w:r>
+        <w:t>图7  问题4-3日费用序列</w:t>
+      </w:r>
+    </w:p>
+    <w:p>
+      <w:pPr>
+        <w:spacing w:before="0" w:after="0" w:line="300" w:lineRule="auto"/>
+        <w:ind w:firstLine="480"/>
+      </w:pPr>
+      <w:r>
+        <w:rPr>
+          <w:rFonts w:ascii="Times New Roman" w:hAnsi="Times New Roman" w:eastAsia="宋体"/>
+          <w:b w:val="0"/>
+          <w:sz w:val="24"/>
+        </w:rPr>
+        <w:t>图7给出波动价格和滚动调整下的逐日费用。</w:t>
+      </w:r>
+    </w:p>
+    <w:p>
+      <w:pPr>
+        <w:pageBreakBefore/>
+        <w:spacing w:before="0" w:after="0" w:line="300" w:lineRule="auto"/>
+        <w:jc w:val="center"/>
+      </w:pPr>
+      <w:r>
+        <w:rPr>
+          <w:rFonts w:ascii="Times New Roman" w:hAnsi="Times New Roman" w:eastAsia="宋体"/>
+          <w:b/>
+          <w:sz w:val="32"/>
+        </w:rPr>
+        <w:t>七、稳健性、局限与复现</w:t>
+      </w:r>
+    </w:p>
+    <w:p>
+      <w:pPr>
+        <w:spacing w:before="0" w:after="0" w:line="300" w:lineRule="auto"/>
+        <w:ind w:firstLine="480"/>
+      </w:pPr>
+      <w:r>
+        <w:rPr>
+          <w:rFonts w:ascii="Times New Roman" w:hAnsi="Times New Roman" w:eastAsia="宋体"/>
+          <w:b w:val="0"/>
+          <w:sz w:val="24"/>
+        </w:rPr>
+        <w:t>本版本对经验材料进行了反向检查：经验材料的数字不直接使用；情景路径知道未来时只作为规划近似，不作为因果执行证据；LP互斥结论只在其假设成立时使用；Q3账单和Q4分支状态均逐日审计。有限网格DP不替代MILP，Q2至Q4的结果是本地附件回测而非官方成绩。图8给出本地回测的费用/紧急量对照。运行命令为 ../.venv/bin/python solve_c.py --seed 20260911；结果、输入哈希、预测诊断和DP对照分别见results目录。</w:t>
+      </w:r>
+    </w:p>
+    <w:p>
+      <w:pPr>
+        <w:jc w:val="center"/>
+      </w:pPr>
+      <w:r>
+        <w:drawing>
+          <wp:inline xmlns:a="http://schemas.openxmlformats.org/drawingml/2006/main" xmlns:pic="http://schemas.openxmlformats.org/drawingml/2006/picture">
+            <wp:extent cx="5303520" cy="2586936"/>
+            <wp:docPr id="8" name="Picture 8"/>
+            <wp:cNvGraphicFramePr>
+              <a:graphicFrameLocks noChangeAspect="1"/>
+            </wp:cNvGraphicFramePr>
+            <a:graphic>
+              <a:graphicData uri="http://schemas.openxmlformats.org/drawingml/2006/picture">
+                <pic:pic>
+                  <pic:nvPicPr>
+                    <pic:cNvPr id="0" name="process_q3_adjustment.png"/>
+                    <pic:cNvPicPr/>
+                  </pic:nvPicPr>
+                  <pic:blipFill>
+                    <a:blip r:embed="rId13"/>
+                    <a:stretch>
+                      <a:fillRect/>
+                    </a:stretch>
+                  </pic:blipFill>
+                  <pic:spPr>
+                    <a:xfrm>
+                      <a:off x="0" y="0"/>
+                      <a:ext cx="5303520" cy="2586936"/>
+                    </a:xfrm>
+                    <a:prstGeom prst="rect"/>
+                  </pic:spPr>
+                </pic:pic>
+              </a:graphicData>
+            </a:graphic>
+          </wp:inline>
+        </w:drawing>
+      </w:r>
+    </w:p>
+    <w:p>
+      <w:pPr>
+        <w:jc w:val="center"/>
+      </w:pPr>
+      <w:r>
+        <w:t>图8  本地回测费用与紧急量对照</w:t>
+      </w:r>
+    </w:p>
+    <w:p>
+      <w:pPr>
+        <w:spacing w:before="0" w:after="0" w:line="300" w:lineRule="auto"/>
+        <w:ind w:firstLine="480"/>
+      </w:pPr>
+      <w:r>
+        <w:rPr>
+          <w:rFonts w:ascii="Times New Roman" w:hAnsi="Times New Roman" w:eastAsia="宋体"/>
+          <w:b w:val="0"/>
+          <w:sz w:val="24"/>
+        </w:rPr>
+        <w:t>表3给出保守光伏系数的敏感性。</w:t>
+      </w:r>
+    </w:p>
+    <w:p>
+      <w:r>
+        <w:t>表3  光伏保守系数敏感性（Q2，日电量—形状负荷预测）</w:t>
+      </w:r>
+    </w:p>
+    <w:tbl>
+      <w:tblPr>
+        <w:tblW w:type="auto" w:w="0"/>
+        <w:jc w:val="center"/>
+        <w:tblBorders>
+          <w:top w:val="single" w:sz="12" w:space="0" w:color="000000"/>
+          <w:start w:val="nil" w:sz="0" w:space="0" w:color="auto"/>
+          <w:left w:val="nil" w:sz="0" w:space="0" w:color="auto"/>
+          <w:bottom w:val="single" w:sz="12" w:space="0" w:color="000000"/>
+          <w:end w:val="nil" w:sz="0" w:space="0" w:color="auto"/>
+          <w:right w:val="nil" w:sz="0" w:space="0" w:color="auto"/>
+          <w:insideH w:val="nil" w:sz="0" w:space="0" w:color="auto"/>
+          <w:insideV w:val="nil" w:sz="0" w:space="0" w:color="auto"/>
+        </w:tblBorders>
+        <w:tblLook w:firstColumn="1" w:firstRow="1" w:lastColumn="0" w:lastRow="0" w:noHBand="0" w:noVBand="1" w:val="04A0"/>
+      </w:tblPr>
+      <w:tblGrid>
+        <w:gridCol w:w="2767"/>
+        <w:gridCol w:w="2767"/>
+        <w:gridCol w:w="2767"/>
+      </w:tblGrid>
+      <w:tr>
+        <w:tc>
+          <w:tcPr>
+            <w:tcW w:type="dxa" w:w="2767"/>
+            <w:tcBorders>
+              <w:bottom w:val="single" w:sz="4" w:space="0" w:color="000000"/>
+            </w:tcBorders>
+          </w:tcPr>
+          <w:p>
+            <w:pPr>
+              <w:jc w:val="center"/>
+            </w:pPr>
+            <w:r/>
+            <w:r>
+              <w:rPr>
+                <w:rFonts w:ascii="Times New Roman" w:hAnsi="Times New Roman" w:eastAsia="宋体"/>
+                <w:b/>
+                <w:sz w:val="24"/>
+              </w:rPr>
+              <w:t>系数</w:t>
+            </w:r>
+          </w:p>
+        </w:tc>
+        <w:tc>
+          <w:tcPr>
+            <w:tcW w:type="dxa" w:w="2767"/>
+            <w:tcBorders>
+              <w:bottom w:val="single" w:sz="4" w:space="0" w:color="000000"/>
+            </w:tcBorders>
+          </w:tcPr>
+          <w:p>
+            <w:pPr>
+              <w:jc w:val="center"/>
+            </w:pPr>
+            <w:r/>
+            <w:r>
+              <w:rPr>
+                <w:rFonts w:ascii="Times New Roman" w:hAnsi="Times New Roman" w:eastAsia="宋体"/>
+                <w:b/>
+                <w:sz w:val="24"/>
+              </w:rPr>
+              <w:t>全年费用（元）</w:t>
+            </w:r>
+          </w:p>
+        </w:tc>
+        <w:tc>
+          <w:tcPr>
+            <w:tcW w:type="dxa" w:w="2767"/>
+            <w:tcBorders>
+              <w:bottom w:val="single" w:sz="4" w:space="0" w:color="000000"/>
+            </w:tcBorders>
+          </w:tcPr>
+          <w:p>
+            <w:pPr>
+              <w:jc w:val="center"/>
+            </w:pPr>
+            <w:r/>
+            <w:r>
+              <w:rPr>
+                <w:rFonts w:ascii="Times New Roman" w:hAnsi="Times New Roman" w:eastAsia="宋体"/>
+                <w:b/>
+                <w:sz w:val="24"/>
+              </w:rPr>
+              <w:t>紧急购电（kWh）</w:t>
             </w:r>
           </w:p>
         </w:tc>
@@ -2303,11 +2522,11 @@
             <w:r/>
             <w:r>
               <w:rPr>
-                <w:rFonts w:ascii="Times New Roman" w:hAnsi="Times New Roman" w:eastAsia="STHeiti"/>
+                <w:rFonts w:ascii="Times New Roman" w:hAnsi="Times New Roman" w:eastAsia="宋体"/>
                 <w:b w:val="0"/>
-                <w:sz w:val="21"/>
+                <w:sz w:val="24"/>
               </w:rPr>
-              <w:t>审计</w:t>
+              <w:t>0.80</w:t>
             </w:r>
           </w:p>
         </w:tc>
@@ -2322,11 +2541,11 @@
             <w:r/>
             <w:r>
               <w:rPr>
-                <w:rFonts w:ascii="Times New Roman" w:hAnsi="Times New Roman" w:eastAsia="STHeiti"/>
+                <w:rFonts w:ascii="Times New Roman" w:hAnsi="Times New Roman" w:eastAsia="宋体"/>
                 <w:b w:val="0"/>
-                <w:sz w:val="21"/>
+                <w:sz w:val="24"/>
               </w:rPr>
-              <w:t>results/manifest.json</w:t>
+              <w:t>16622826.83</w:t>
             </w:r>
           </w:p>
         </w:tc>
@@ -2341,16 +2560,207 @@
             <w:r/>
             <w:r>
               <w:rPr>
-                <w:rFonts w:ascii="Times New Roman" w:hAnsi="Times New Roman" w:eastAsia="STHeiti"/>
+                <w:rFonts w:ascii="Times New Roman" w:hAnsi="Times New Roman" w:eastAsia="宋体"/>
                 <w:b w:val="0"/>
-                <w:sz w:val="21"/>
+                <w:sz w:val="24"/>
               </w:rPr>
-              <w:t>输入哈希和环境记录</w:t>
+              <w:t>627200.633</w:t>
+            </w:r>
+          </w:p>
+        </w:tc>
+      </w:tr>
+      <w:tr>
+        <w:tc>
+          <w:tcPr>
+            <w:tcW w:type="dxa" w:w="2767"/>
+          </w:tcPr>
+          <w:p>
+            <w:pPr>
+              <w:jc w:val="center"/>
+            </w:pPr>
+            <w:r/>
+            <w:r>
+              <w:rPr>
+                <w:rFonts w:ascii="Times New Roman" w:hAnsi="Times New Roman" w:eastAsia="宋体"/>
+                <w:b w:val="0"/>
+                <w:sz w:val="24"/>
+              </w:rPr>
+              <w:t>0.90</w:t>
+            </w:r>
+          </w:p>
+        </w:tc>
+        <w:tc>
+          <w:tcPr>
+            <w:tcW w:type="dxa" w:w="2767"/>
+          </w:tcPr>
+          <w:p>
+            <w:pPr>
+              <w:jc w:val="center"/>
+            </w:pPr>
+            <w:r/>
+            <w:r>
+              <w:rPr>
+                <w:rFonts w:ascii="Times New Roman" w:hAnsi="Times New Roman" w:eastAsia="宋体"/>
+                <w:b w:val="0"/>
+                <w:sz w:val="24"/>
+              </w:rPr>
+              <w:t>16206550.45</w:t>
+            </w:r>
+          </w:p>
+        </w:tc>
+        <w:tc>
+          <w:tcPr>
+            <w:tcW w:type="dxa" w:w="2767"/>
+          </w:tcPr>
+          <w:p>
+            <w:pPr>
+              <w:jc w:val="center"/>
+            </w:pPr>
+            <w:r/>
+            <w:r>
+              <w:rPr>
+                <w:rFonts w:ascii="Times New Roman" w:hAnsi="Times New Roman" w:eastAsia="宋体"/>
+                <w:b w:val="0"/>
+                <w:sz w:val="24"/>
+              </w:rPr>
+              <w:t>789872.052</w:t>
+            </w:r>
+          </w:p>
+        </w:tc>
+      </w:tr>
+      <w:tr>
+        <w:tc>
+          <w:tcPr>
+            <w:tcW w:type="dxa" w:w="2767"/>
+          </w:tcPr>
+          <w:p>
+            <w:pPr>
+              <w:jc w:val="center"/>
+            </w:pPr>
+            <w:r/>
+            <w:r>
+              <w:rPr>
+                <w:rFonts w:ascii="Times New Roman" w:hAnsi="Times New Roman" w:eastAsia="宋体"/>
+                <w:b w:val="0"/>
+                <w:sz w:val="24"/>
+              </w:rPr>
+              <w:t>1.00</w:t>
+            </w:r>
+          </w:p>
+        </w:tc>
+        <w:tc>
+          <w:tcPr>
+            <w:tcW w:type="dxa" w:w="2767"/>
+          </w:tcPr>
+          <w:p>
+            <w:pPr>
+              <w:jc w:val="center"/>
+            </w:pPr>
+            <w:r/>
+            <w:r>
+              <w:rPr>
+                <w:rFonts w:ascii="Times New Roman" w:hAnsi="Times New Roman" w:eastAsia="宋体"/>
+                <w:b w:val="0"/>
+                <w:sz w:val="24"/>
+              </w:rPr>
+              <w:t>17440007.68</w:t>
+            </w:r>
+          </w:p>
+        </w:tc>
+        <w:tc>
+          <w:tcPr>
+            <w:tcW w:type="dxa" w:w="2767"/>
+          </w:tcPr>
+          <w:p>
+            <w:pPr>
+              <w:jc w:val="center"/>
+            </w:pPr>
+            <w:r/>
+            <w:r>
+              <w:rPr>
+                <w:rFonts w:ascii="Times New Roman" w:hAnsi="Times New Roman" w:eastAsia="宋体"/>
+                <w:b w:val="0"/>
+                <w:sz w:val="24"/>
+              </w:rPr>
+              <w:t>1333753.169</w:t>
             </w:r>
           </w:p>
         </w:tc>
       </w:tr>
     </w:tbl>
+    <w:p>
+      <w:pPr>
+        <w:spacing w:before="0" w:after="0" w:line="300" w:lineRule="auto"/>
+        <w:jc w:val="center"/>
+      </w:pPr>
+      <m:oMathPara>
+        <m:oMath>
+          <m:r>
+            <m:t>min</m:t>
+          </m:r>
+          <m:sSub>
+            <m:e>
+              <m:r>
+                <m:t>∑</m:t>
+              </m:r>
+            </m:e>
+            <m:sub>
+              <m:r>
+                <m:t>t</m:t>
+              </m:r>
+            </m:sub>
+          </m:sSub>
+          <m:sSub>
+            <m:e>
+              <m:r>
+                <m:t xml:space="preserve"> p</m:t>
+              </m:r>
+            </m:e>
+            <m:sub>
+              <m:r>
+                <m:t>t</m:t>
+              </m:r>
+            </m:sub>
+          </m:sSub>
+          <m:sSub>
+            <m:e>
+              <m:r>
+                <m:t>q</m:t>
+              </m:r>
+            </m:e>
+            <m:sub>
+              <m:r>
+                <m:t>t</m:t>
+              </m:r>
+            </m:sub>
+          </m:sSub>
+          <m:sSub>
+            <m:e>
+              <m:r>
+                <m:t>+5p</m:t>
+              </m:r>
+            </m:e>
+            <m:sub>
+              <m:r>
+                <m:t>t</m:t>
+              </m:r>
+            </m:sub>
+          </m:sSub>
+          <m:sSub>
+            <m:e>
+              <m:r>
+                <m:t>e</m:t>
+              </m:r>
+            </m:e>
+            <m:sub>
+              <m:r>
+                <m:t>t</m:t>
+              </m:r>
+            </m:sub>
+          </m:sSub>
+        </m:oMath>
+      </m:oMathPara>
+    </w:p>
     <w:p>
       <w:pPr>
         <w:pageBreakBefore/>
@@ -2359,11 +2769,11 @@
       </w:pPr>
       <w:r>
         <w:rPr>
-          <w:rFonts w:ascii="Times New Roman" w:hAnsi="Times New Roman" w:eastAsia="STHeiti"/>
+          <w:rFonts w:ascii="Times New Roman" w:hAnsi="Times New Roman" w:eastAsia="宋体"/>
           <w:b/>
           <w:sz w:val="32"/>
         </w:rPr>
-        <w:t>九、方法与实现细节（附录）</w:t>
+        <w:t>AI工具使用声明</w:t>
       </w:r>
     </w:p>
     <w:p>
@@ -2373,550 +2783,11 @@
       </w:pPr>
       <w:r>
         <w:rPr>
-          <w:rFonts w:ascii="Times New Roman" w:hAnsi="Times New Roman" w:eastAsia="STHeiti"/>
+          <w:rFonts w:ascii="Times New Roman" w:hAnsi="Times New Roman" w:eastAsia="宋体"/>
           <w:b w:val="0"/>
-          <w:sz w:val="21"/>
+          <w:sz w:val="24"/>
         </w:rPr>
-        <w:t>本附录汇总数据口径、模型设计、研究来源和回测方案，供复核与后续扩展使用。</w:t>
-      </w:r>
-    </w:p>
-    <w:p>
-      <w:pPr>
-        <w:jc w:val="center"/>
-      </w:pPr>
-      <w:r>
-        <w:rPr>
-          <w:rFonts w:ascii="Times New Roman" w:hAnsi="Times New Roman" w:eastAsia="STHeiti"/>
-          <w:b/>
-          <w:sz w:val="26"/>
-        </w:rPr>
-        <w:t>九点一、问题建模与假设补充</w:t>
-      </w:r>
-    </w:p>
-    <w:p>
-      <w:pPr>
-        <w:spacing w:before="0" w:after="0" w:line="300" w:lineRule="auto"/>
-        <w:ind w:firstLine="480"/>
-      </w:pPr>
-      <w:r>
-        <w:rPr>
-          <w:rFonts w:ascii="Times New Roman" w:hAnsi="Times New Roman" w:eastAsia="STHeiti"/>
-          <w:b w:val="0"/>
-          <w:sz w:val="21"/>
-        </w:rPr>
-        <w:t>2026 CUMCM C题：题目分析报告；研究问题与评价边界；总目标：在不低于小区负载的前提下，用储能跨时段搬移光伏/外网电能，最小化购电与违约、紧急补电费用；同时证明策略在预测误差、实时价格和信息更新时间变化下仍可行。；题目提供的是一个“能量平衡 + 储能状态 + 计划/调整结算”的离散优化问题。高分区分点不在于堆叠复杂算法，而在于：信息集写清楚、单位一致、没有未来信息泄漏、充放电物理可行、结算规则逐项核对，并用回测和敏感性分析证明改进。；题面已确认事实；C题标题为“微网与外部电网电力调控策略”；题面、附录1和附件说明见 input/题面/C题.txt。；储能容量12000 kWh，功率上限5000 kW，初始电量6000 kWh，状态约束1200–10800 kWh，效率90%。；Q1是单日已知价格/负载/光伏预测；Q2加入全年负载和光伏实际数据并设置5倍紧急电价；Q3加入0/6/12/18时的24小时光伏预报及计划—调整结算；Q4把价格替换为附件4的实时波动序列。；结果模板要求输出10分钟购电量，以及4小时区间充放电和0/24时储能状态；Q2–Q4覆盖2025-02-01至12-31。；必须显式声明的假设；时间离散：Δt=1/6 h，功率乘以Δt转为电量；功率上限对应每步最多 5000/6=833.333 kWh。；能量流方向：c_t为电池端充电电量、d_t为电池端放电供负载电量；建议状态式 S_{t+1}=S_t+η c_t-d_t/η，并在附录给出另一种效率口径的敏感性。；不允许同时充放电：主模型用二进制 z_t 强制 c_t≤PΔt z_t、d_t≤PΔt(1-z_t)；同时报告去掉二进制后的LP结果作为速度基线，检查两者是否一致。；不售电：题面只要求购电和供电，不设上网收益；光伏剩余只能弃光或充电。若把剩余外送作为扩展，不能把它混入主结果。；Q2信息轨：主文采用“因果回测轨”：0:00只用历史数据/季节特征生成当天预测，实际数据仅用于结算；另给“完美信息轨”作为理论下界。若评委将附件2视为当天已知输入，完美信息轨可直接对应题面解释，但必须标注信息假设。；Q3插值：附件3为整点预测、模板为10分钟；主模型采用线性插值，分段常数作为敏感性对照。日期空白行前向填充。；统一能量平衡模型；令 L_t为负载功率、G_t为实际光伏功率、\hat G_t为决策时可用预测，q_t为正常计划购电量，e_t为紧急购电量，u_t为弃光量（均为kWh）。每步的基本约束为；q_t + e_t + G_tΔt + d_t = L_tΔt + c_t + u_t，；S_{t+1}=S_t+ηc_t-d_t/η，；1200≤S_t≤10800，0≤c_t,d_t≤5000Δt，且 c_t d_t=0（用二进制线性化）。；当策略在决策时使用预测，优化约束中的 G_t、L_t替换为</w:t>
-      </w:r>
-    </w:p>
-    <w:p>
-      <w:pPr>
-        <w:spacing w:before="0" w:after="0" w:line="300" w:lineRule="auto"/>
-        <w:ind w:firstLine="480"/>
-      </w:pPr>
-      <w:r>
-        <w:rPr>
-          <w:rFonts w:ascii="Times New Roman" w:hAnsi="Times New Roman" w:eastAsia="STHeiti"/>
-          <w:b w:val="0"/>
-          <w:sz w:val="21"/>
-        </w:rPr>
-        <w:t>预测值；回测时用实际值重新计算紧急购电、弃光和成本，不能把实际值提前输入优化器。；四问递进路线；Q1：单日确定性基线（LP/MILP）；目标：min Σ_t p_t q_t。如果允许弃光，加入 u_t≥0；若题面不允许未利用光伏，则令 u_t=0并检查可行性。加入 S_0=S_{144}。；两层实现：；LP快速基线：不加二进制，依靠效率损失和正购电成本通常会避免同时充放电；输出同时充放电检查。；MILP主结果：加入 z_t，保证物理可行；将目标值、求解时间、充放电重叠量与LP对照。；验证：逐时段功率平衡残差、SOC上下界、端点差、购电非负、全天购电量/费用与表1–2一致。Q1结果只在完成计算后填入 result1.xlsx，当前阶段不虚构数值。；Q2：全年日 ahead + 紧急购电；基线：每天0:00生成 \hat L_{d,t},\hat G_{d,t}，求解日内MILP；实际运行时按 e_{d,t}=max(0,L_{d,t}Δt-G_{d,t}Δt-q_{d,t}-d_{d,t}+c_{d,t}) 补足缺口，并按 5p_t结算。；预测候选（从易到难）：；持续性/同日历史中位数（必须有）；；按月份、工作日/周末、时段的分层均值或分位数；；误差校准：用历史 G-\hat G 建立时段和预测跨度的分位数区间；；只有在回测证明有增益时，才加入梯度提升/量化回归等模型。；增强模型：以紧急电价5倍为权重做保守裕度：G_t^{safe}=\hat G_t-q_{α,t}，或建立少量历史误差场景 ω，目标为期望成本 + λ CVaR_α。主文最多保留一个增强系统，避免模型堆砌。；全年评价：总成本、紧急购电量/天、紧急购电费用占比、弃光率、SOC越界次数、最大购电功率、计算时间；与无储能、贪心低价充电、完美信息下界比较。；Q3：多时刻预报 + 计划/调整结算；令 q_t^0为0:00计划，q_t^a为后续预报时刻产生的调整量。结算差额可写为；C_t=p_t q_t^0+0.5p_t(q_t^0-q_t^a)^+ +1.5p_t(q_t^a-q_t^0)^+ +5p_t e_t。；在0/6/12/18时执行滚动优化：固定已经发生的功率与SOC，只优化未来窗口；计划与调整的差额由上式结算。建议比较：；只用0:00预报；；0:00计划 + 6/12/18全部调整；；仅保留带来净收益的更新时间；；“预测变化超过阈值才重优化”的自适应策略。；“是否需要其他时刻预报”用增量价值回答：对每个更新时间 τ，计算相对无该更新时间的成本下降、紧急购电下降和新增调整罚金；用日期分层的置信区间报告结果，而不是只给一个平均数。若6时预报改善最大、12/18时边际收益小，可在论文中说明这源于剩余可调时长与调整价格的权衡。；Q4：波动电价；把 p_t替换为附件4的实时价格，同时保留Q2或Q3的信息</w:t>
-      </w:r>
-    </w:p>
-    <w:p>
-      <w:pPr>
-        <w:spacing w:before="0" w:after="0" w:line="300" w:lineRule="auto"/>
-        <w:ind w:firstLine="480"/>
-      </w:pPr>
-      <w:r>
-        <w:rPr>
-          <w:rFonts w:ascii="Times New Roman" w:hAnsi="Times New Roman" w:eastAsia="STHeiti"/>
-          <w:b w:val="0"/>
-          <w:sz w:val="21"/>
-        </w:rPr>
-        <w:t xml:space="preserve">集和实际回测规则。由于价格波动会改变储能机会成本，主模型可加入“价格峰谷识别 + SOC安全储备”解释变量，但不需要另造黑箱算法。；Q4-2：Q2框架，目标含正常购电和5倍紧急购电；分析价格波动对充电时机、峰值购电和紧急费用的影响。；Q4-3：Q3框架，计划/调整差额仍按交易时刻 p_t的0.5/1.5倍结算；比较固定电价下的调整价值是否在波动价格下增大。；可形成高分辨识度的主线；推荐主线：确定性MILP → 因果预测误差校准 → 计划/调整滚动MPC → 少量场景或CVaR风险项 → 严格全年回测。；辨识度来自四个可检验设计：；信息集审计：明确0:00能看到什么，避免“用当天实际值预测当天”的未来泄漏；；不对称损失：5倍紧急电价和Q3的0.5/1.5倍差额直接进入目标，而非事后解释；；预测时刻的边际价值：将每个新增预报时刻视为可比较的决策资源；；鲁棒性而非单点最优：按季节、天气型、工作日分层回测，报告成本—安全—弃光的权衡。；失败模式与反例检查；同时充放电：若LP出现同一时段 c_t,d_t&gt;0，必须切换MILP或修正目标；不能直接提交。；功率/电量混用：结果表填kWh；任何kW值必须乘1/6。；SOC效率方向错误：分别做充电端/电池端口径对照，检查全天能量守恒。；跨日状态错误：Q1要求日初日末相同；Q2–Q4应把前一日24:00状态传给下一日0:00（若题面解释要求每日独立，则另做独立重置敏感性）。；泄漏：训练/预测必须按日期向前；附件2实际光伏只用于结算和回放。；只报均值：获奖论文需要至少一个基线、一个消融、一个分层误差分析和一个不可行/极端日检查。；当前可执行任务顺序；建立数据读取、日期前向填充、单位换算和模板写入测试；；先在附件1上跑Q1 LP/MILP并生成功率平衡/SOC图；；选定Q2预测器，以滚动时间切分做全年回测；；将Q2求解器改造成Q3滚动调整，测4个发布时间的增量价值；；替换附件4价格完成Q4；；用独立复核清单审计公式、信息集、模板和结果文件，再写论文。；附：模型合同总表；子题 任务定义 数据 结论类型 模型 数学核心 实现 验证与风险；--- --- --- --- --- --- --- ---；Q1 单日制定购电与储能计划 附件1、储能参数 购电量、费用、SOC与充放电表 确定性LP/MILP（一个模型族） 能量平衡、SOC递推、端点相等 SciPy LP + MILP求解器 平衡残差、SOC边界、LP/MILP重叠检查；Q2 每日0:00计划，实际不足时紧急补电 附件1价格、附件2全年负载/PV 年度成本、紧急电量、指定日期表 因果预测 + 日 ahead MILP；误差分位数为同族增强 预测误差裕度/少量场景、5倍紧急价 日期滚动回测、统一求解器 无储能/贪心/完美信息基线；防泄漏；Q3 0/6/12/18预报驱动计划和调整 </w:t>
-      </w:r>
-    </w:p>
-    <w:p>
-      <w:pPr>
-        <w:spacing w:before="0" w:after="0" w:line="300" w:lineRule="auto"/>
-        <w:ind w:firstLine="480"/>
-      </w:pPr>
-      <w:r>
-        <w:rPr>
-          <w:rFonts w:ascii="Times New Roman" w:hAnsi="Times New Roman" w:eastAsia="STHeiti"/>
-          <w:b w:val="0"/>
-          <w:sz w:val="21"/>
-        </w:rPr>
-        <w:t>附件2、附件3、附件1价格 调整费用、紧急量、更新时间价值 滚动MPC（计划—调整结算） 0.5/1.5倍差额正部函数 固定已执行段、滚动重优化 留出日期、更新时间消融、增量价值；Q4 波动价格下重算Q2/Q3 附件2–4 波动价格成本和策略变化 同Q2/Q3模型族替换价格输入 价格时序进入目标与结算 统一回测与输出模板 价格峰谷敏感性、极端日检查；统一离散量约定（M1修正）；以下变量均表示一个10分钟决策步内的电量（kWh）：c_t,d_t,q_t,e_t,u_t；若输入是功率（kW），统一先乘 Δt=1/6 h。附件2–4从2025-01-01开始，结果输出从2025-02-01开始；内部先按日期解析并验证365天连续性，再截取日期 2025-02-01 至 2025-12-31，不靠行号硬切。</w:t>
-      </w:r>
-    </w:p>
-    <w:p>
-      <w:pPr>
-        <w:jc w:val="center"/>
-      </w:pPr>
-      <w:r>
-        <w:rPr>
-          <w:rFonts w:ascii="Times New Roman" w:hAnsi="Times New Roman" w:eastAsia="STHeiti"/>
-          <w:b/>
-          <w:sz w:val="26"/>
-        </w:rPr>
-        <w:t>九点二、研究与方法来源</w:t>
-      </w:r>
-    </w:p>
-    <w:p>
-      <w:pPr>
-        <w:spacing w:before="0" w:after="0" w:line="300" w:lineRule="auto"/>
-        <w:ind w:firstLine="480"/>
-      </w:pPr>
-      <w:r>
-        <w:rPr>
-          <w:rFonts w:ascii="Times New Roman" w:hAnsi="Times New Roman" w:eastAsia="STHeiti"/>
-          <w:b w:val="0"/>
-          <w:sz w:val="21"/>
-        </w:rPr>
-        <w:t>文献与开源矩阵；检索日期：2026-09-11。论文条目优先使用原始论文/出版社页面；开源工具条目使用官方仓库或官方文档。网页中的成本百分比是相应案例的报告值，不是对C题数据的预测。；方法文献；主题 来源 可迁移到C题 不能直接照搬；--- --- --- ---；动态滚动时域 + 鲁棒EMS Hönen, Hurink &amp; Zwart, *Dynamic Rolling Horizon-Based Robust Energy Management for Microgrids Under Uncertainty*, arXiv:2307.05154，原文 Q2/Q3用误差区间和滚动起点选择；原文摘要报告案例成本最多下降57%、PV本地利用率最多提高11% 案例网络、参数和评价口径与C题不同，不能移植百分比；两阶段随机MILP + 滚动调度 Gulotta等，IJEPES 2023，DOI 10.1016/j.ijepes.2023.109355 Q2用少量PV/负荷误差场景，Q3把调整作为再决策 场景概率和设备约束需由C题数据估计；随机MPC *A stochastic MPC based approach to integrated energy management in microgrids*，出版社页面 用典型场景、滚动更新连接预测与实际执行 原文包含风电、可移峰负载等C题没有的资源；滚动时域MILP *A rolling horizon optimization framework for simultaneous energy supply and demand planning in microgrids*，出版社页面 支持用MILP刻画储能跨时段约束 论文中的系统拓扑复杂于本题单微网；概率预测 + 鲁棒多目标调度 *Optimal scheduling of renewable energy microgrids: A robust multi-objective approach with machine learning-based probabilistic forecasting*，出版社页面 启发“成本—风险—弃光”三指标和预测跨度权衡 不应为了追求新颖而引入不可验证的黑箱模型；开源实现与用途；项目 官方链接 建议用法 注意；--- --- --- ---；Pyomo 官方文档 Q1–Q4统一建模，调用HiGHS/CBC/Gurobi等 Pyomo本身不附带独立求解器，环境可用性需先检查；OR-Tools 官方优化文档 / GitHub 需要二进制开关、整数化或排程约束时使用CP-SAT/MPSolver CP-SAT整数变量通常需缩放；连续电量要统一精度；CVXPY 官方教程 / GitHub LP、凸风险项、参数化滚动求解快速</w:t>
-      </w:r>
-    </w:p>
-    <w:p>
-      <w:pPr>
-        <w:spacing w:before="0" w:after="0" w:line="300" w:lineRule="auto"/>
-        <w:ind w:firstLine="480"/>
-      </w:pPr>
-      <w:r>
-        <w:rPr>
-          <w:rFonts w:ascii="Times New Roman" w:hAnsi="Times New Roman" w:eastAsia="STHeiti"/>
-          <w:b w:val="0"/>
-          <w:sz w:val="21"/>
-        </w:rPr>
-        <w:t>原型 混合整数能力依赖已安装的MIP求解器；PyPSA 官方文档 / GitHub 参考储能和时序网络建模结构 对本题单微网而言偏重，不建议作为第一实现；oemof.solph 官方文档 参考GenericStorage及LP/MILP能量系统建模 结果导出与本题模板仍需自写适配；Datawhale intro-mathmodel GitHub 补充线性/整数规划、CVXPY和建模论文基础 教程示例不能作为C题结果证据；forecast-driven-bess-dispatch GitHub 参考预测驱动BESS调度和真实值回算 第三方仓库需锁定版本并自行审计；SMPC-for-Renewable-Energy-Microgrid GitHub 参考CVXPY随机MPC结构 不能默认其参数、许可证和结果适用于竞赛提交；竞赛与规则证据；2024官方工作总结显示本科参赛队伍59,278队，其中国赛一等奖296队（0.50%）、二等奖1,204队（2.03%），并说明国家奖按题目实行总量控制；官方PDF。；教育部学生司发布的2025结果显示本科参赛队伍61,463队，一等奖294队（0.48%）、二等奖1,204队（1.96%）；官方报道。这些是总体竞争背景，不能推出C题个人获奖概率。；2026 AI规则要求核心建模和分析由参赛队完成；论文参考文献前需加入AI使用说明，并另附 AI工具使用详情.pdf，记录工具/模型、用途、提示词与过程、采用/修改/验证情况；官方规则。；本次研究方法说明；本页的候选想法按 scientific-brainstorming skill 的规则区分 idea/assumption/prediction/evidence/decision，并保留失败模式和待验证项。该技能的软件方法论文：Kassis, T., Agarwal, V., He, Y., Patel, D., &amp; Brueckner, A. M. (2026). *Scientific Agent Skills: A Library of Procedural Knowledge for Research Agents*. arXiv:2609.00065。</w:t>
-      </w:r>
-    </w:p>
-    <w:p>
-      <w:pPr>
-        <w:jc w:val="center"/>
-      </w:pPr>
-      <w:r>
-        <w:rPr>
-          <w:rFonts w:ascii="Times New Roman" w:hAnsi="Times New Roman" w:eastAsia="STHeiti"/>
-          <w:b/>
-          <w:sz w:val="26"/>
-        </w:rPr>
-        <w:t>九点三、回测与实验设计</w:t>
-      </w:r>
-    </w:p>
-    <w:p>
-      <w:pPr>
-        <w:spacing w:before="0" w:after="0" w:line="300" w:lineRule="auto"/>
-        <w:ind w:firstLine="480"/>
-      </w:pPr>
-      <w:r>
-        <w:rPr>
-          <w:rFonts w:ascii="Times New Roman" w:hAnsi="Times New Roman" w:eastAsia="STHeiti"/>
-          <w:b w:val="0"/>
-          <w:sz w:val="21"/>
-        </w:rPr>
-        <w:t>回测与消融设计；数据切分；按日期切分，禁止随机打乱：训练/校准窗口只使用目标日之前的数据；按月份和工作日/周末分层报告。对Q3预报误差，先从附件3与附件2按日期、发布时间、预测跨度对齐，再计算误差分位数。；必做基线；无储能：购电量等于负载减光伏后的正部；；规则贪心：低价/高光伏时充电，高价/低光伏时放电；；完美信息：把实际光伏/负载输入优化器，只作为不可实现的成本下界；；确定性MILP：预测均值，不加误差裕度；；主模型：误差分位数裕度或少量场景 + 滚动调整。；指标；总费用、正常购电量、紧急购电量、紧急费用占比、弃光率、购电峰值/峰均比、SOC越界/功率越界次数、计划—调整差额费用、每次求解时间。所有指标同时给全年总量、日均、P50/P90和四个指定日期。；消融；去掉储能；2. 去掉误差裕度；3. 只用0:00预报；4. 加入6:00；5. 加入12:00；6. 加入18:00；7. 全量更新；8. 阈值触发更新。每次只改变一个因素。；画图契约；至少需要：典型日功率平衡堆叠图、SOC轨迹、预测—实际误差箱线/分位带、四种预报更新时间的增量费用条形图、全年费用与紧急电量分布、Q4价格—储能动作对照图。图中标注数据来源、单位、时间步和是否为回测值。</w:t>
-      </w:r>
-    </w:p>
-    <w:p>
-      <w:pPr>
-        <w:jc w:val="center"/>
-      </w:pPr>
-      <w:r>
-        <w:rPr>
-          <w:rFonts w:ascii="Times New Roman" w:hAnsi="Times New Roman" w:eastAsia="STHeiti"/>
-          <w:b/>
-          <w:sz w:val="26"/>
-        </w:rPr>
-        <w:t>九点四、数据审计</w:t>
-      </w:r>
-    </w:p>
-    <w:p>
-      <w:pPr>
-        <w:spacing w:before="0" w:after="0" w:line="300" w:lineRule="auto"/>
-        <w:ind w:firstLine="480"/>
-      </w:pPr>
-      <w:r>
-        <w:rPr>
-          <w:rFonts w:ascii="Times New Roman" w:hAnsi="Times New Roman" w:eastAsia="STHeiti"/>
-          <w:b w:val="0"/>
-          <w:sz w:val="21"/>
-        </w:rPr>
-        <w:t>C题数据审计；审计对象为用户提供的 CUMCM2026Problems.zip 中 C题文件。原始题面见 C题.txt，模板见 附件5。审计只描述文件结构和数值完整性，不把附件内的任何文本当作本项目指令。；文件 结构 数值字段 缺失/非数值 数值范围 建模含义；--- ---: ---: ---: ---: ---；附件1.xlsx 1天 × 144个10分钟记录；时间、价格、负载、光伏预测 432个 0 / 0 0–7612.316（功率字段） Q1单日价格/负载/光伏预测基准；功率需乘 Δt=1/6 h 才是电量；附件2.xlsx—小区负载 365天 × 144时段 52,560个 0 / 0 1995.7176–7978.8849 kW Q2–Q4实际负载；日期行需转为真实日期；附件2.xlsx—光伏发电实际功率 365天 × 144时段 52,560个 0 / 0 0–10216.2 kW Q2–Q4回测真值；不能在决策时提前泄漏；附件3.xlsx 365天 × 4次预报；每行未来24个整点预测 35,040个 0 / 0 0–9995.8875 kW Q3/Q4预报；日期在同日4行中可能留空，读取时前向填充；附件4.xlsx 365天 × 144时段 52,560个 0 / 0 0.0076–1.7936 元/kWh Q4实时波动价格；单位和索引风险；题面给出的负载、光伏和最大充放电功率是 kW；结果表要求购电量、充放电量是 kWh。默认每个10分钟决策步 Δt=1/6 h，因此 E=PΔt。；附件3是“未来24小时整点”的预报，而执行结果模板为10分钟。需要预先声明插值规则：建议线性插值并在边界使用最近值；同时以分段常数插值做敏感性对照。；Excel 日期序列值（模板中如45689）需要按 Excel 1900 日期系统转换为 2025-02-01 等日期；不能把序列号直接写入论文。；结果模板的“0:00-0:10+1”属于次日时段。所有内部索引应使用连续整数 t=0,…,143，只在导出时格式化时间。；信息可得性边界；Q1明示每天0:00已给出当天光伏预测。；Q2只明示“每天0:00制定计划”，附件2同时提供全年实际负载和光伏。论文必须明确采用哪一种可得信息：A 离线评价轨（用历史数据构造预测，不使用当日真值）或 B 题面数据轨（把当天数据视为可用于计划的已知输入）。推荐主文采用 A，B 作为完美信息上界/敏感性对照。；Q3明确0/6/12/18时发布未来24小时光伏预测；负载没有预测附件，应采用历史同日/滚动均值并将误差作为情景或保守裕度。；Q4的价格、负载、光伏实际值只在回测阶段用于结算和验证；在线决策不得使用未来真实值。；复现哈希；原始压缩包 SHA-256：a54c0e6b552d31e2dbd41aba4a07769943433cb9</w:t>
-      </w:r>
-    </w:p>
-    <w:p>
-      <w:pPr>
-        <w:spacing w:before="0" w:after="0" w:line="300" w:lineRule="auto"/>
-        <w:ind w:firstLine="480"/>
-      </w:pPr>
-      <w:r>
-        <w:rPr>
-          <w:rFonts w:ascii="Times New Roman" w:hAnsi="Times New Roman" w:eastAsia="STHeiti"/>
-          <w:b w:val="0"/>
-          <w:sz w:val="21"/>
-        </w:rPr>
-        <w:t>317927514c2d39ec6442e241。；本目录 input/ 是从该压缩包复制出的 C题材料；不修改原始文件。；官方结果模板工作表；result1.xlsx：计划购电量、充放电量；；result2.xlsx：计划购电量、充放电量、紧急购电量；；result3.xlsx：计划购电量、调整购电量、充放电量、紧急购电量；；result4-2.xlsx：计划购电量、充放电量、紧急购电量；；result4-3.xlsx：计划购电量、调整购电量、充放电量、紧急购电量。；自动稽核口径；scripts/validate_input_xml.py 从项目根目录运行，检查XLSX是否可解压、工作表和非空单元格数量。数值范围计算排除表头和Excel日期序列；负值计数、缺失值和非数值单元格均应为0。后续数据读取脚本还需逐日验证日期连续、每日电量记录数为144、附件3每日期有4个预报行、预测值与实际值均非负；任一失败立即停止，不静默填补。</w:t>
-      </w:r>
-    </w:p>
-    <w:p>
-      <w:pPr>
-        <w:jc w:val="center"/>
-      </w:pPr>
-      <w:r>
-        <w:rPr>
-          <w:rFonts w:ascii="Times New Roman" w:hAnsi="Times New Roman" w:eastAsia="STHeiti"/>
-          <w:b/>
-          <w:sz w:val="26"/>
-        </w:rPr>
-        <w:t>九点五、术语表</w:t>
-      </w:r>
-    </w:p>
-    <w:p>
-      <w:pPr>
-        <w:spacing w:before="0" w:after="0" w:line="300" w:lineRule="auto"/>
-        <w:ind w:firstLine="480"/>
-      </w:pPr>
-      <w:r>
-        <w:rPr>
-          <w:rFonts w:ascii="Times New Roman" w:hAnsi="Times New Roman" w:eastAsia="STHeiti"/>
-          <w:b w:val="0"/>
-          <w:sz w:val="21"/>
-        </w:rPr>
-        <w:t>C题术语表；中文术语 English 符号 定义 单位 首次出现位置 禁止混用；--- --- --- --- --- --- ---；决策步 decision interval t=0,…,143 每步10分钟 h 题目分析报告 §2 不把步长写成10 h；时间步长 time step Δt 1/6小时 h §2 不与采样频率混用；小区负载 community load L_t 时段负载功率 kW §2 不与购电量混用；光伏实际功率 actual PV power G_t 回测真实功率 kW §2 不与预测功率混用；光伏预测功率 forecast PV power \hat G_t 决策时可得预测 kW §2 不称为实际值；计划购电量 scheduled grid purchase q_t^0 0:00提交的基准购电量 kWh §3 Q3 不与调整购电量混用；调整购电量 adjusted grid purchase q_t^a 后续预报时更新的购电量 kWh §3 Q3 不与紧急购电混用；紧急购电量 emergency purchase e_t 供电缺口的即时补足 kWh §3 Q2 不写成计划量；充电量 charging energy c_t 电池端吸收的电量 kWh §2 不与充电功率混用；放电量 discharging energy d_t 电池端向负载供出的电量 kWh §2 不与放电功率混用；储能状态 state of charge S_t 时段起点储电量 kWh §2 不与SOC百分比混用；交易价格 transaction price p_t 正常购电单价 元/kWh §2 不与总费用混用；违约电价 under-schedule penalty price 0.5p_t 计划量高于调整量的差额单价 元/kWh §3 Q3 不写成0.5元/kWh；超额调整价 over-schedule adjustment price 1.5p_t 调整量高于计划量的差额单价 元/kWh §3 Q3 不与5倍紧急价混用；弃光量 curtailed PV energy u_t 未供负载且未入储能的光伏电量 kWh §2 不等同于负载缺口；滚动时域 rolling horizon / MPC H 只执行近期决策、随后重优化 — §3 Q3 不等同于一次性日 ahead；误差场景 forecast-error scenario ω∈Ω 从历史误差生成的可行情景 — §3 Q2 不使用当日未来真值；条件风险价值 conditional value at risk CVaR_α 高成本尾部风险指标 元 §3 Q2 不与方差混用</w:t>
-      </w:r>
-    </w:p>
-    <w:p>
-      <w:pPr>
-        <w:jc w:val="center"/>
-      </w:pPr>
-      <w:r>
-        <w:rPr>
-          <w:rFonts w:ascii="Times New Roman" w:hAnsi="Times New Roman" w:eastAsia="STHeiti"/>
-          <w:b/>
-          <w:sz w:val="26"/>
-        </w:rPr>
-        <w:t>九点六、问题解释与裁决记录</w:t>
-      </w:r>
-    </w:p>
-    <w:p>
-      <w:pPr>
-        <w:spacing w:before="0" w:after="0" w:line="300" w:lineRule="auto"/>
-        <w:ind w:firstLine="480"/>
-      </w:pPr>
-      <w:r>
-        <w:rPr>
-          <w:rFonts w:ascii="Times New Roman" w:hAnsi="Times New Roman" w:eastAsia="STHeiti"/>
-          <w:b w:val="0"/>
-          <w:sz w:val="21"/>
-        </w:rPr>
-        <w:t>题面解释与裁决记录；议题 题面事实 当前裁决 需在结果中验证；--- --- --- ---；Q2 0:00是否已知当日实际负载/光伏 题面要求0:00制定策略，但附件2给出全年实际值 主文采用因果预测；另算完美信息轨作下界 若两轨差异大，必须解释信息假设对排名的影响；光伏剩余是否可上网 题面只写购电、储能和满足负载，未给上网电价 主模型允许弃光，不设售电收益 报告弃光量；扩展售电只做敏感性；90%效率如何分摊 只给总效率，没有充/放方向 主式采用充电入库η、放电出库/η；另做对称ηc=ηd=√0.9对照 检查能量守恒和结果稳定性；Q3整点预报如何用于10分钟执行 附件3是整点24小时，结果是10分钟 线性插值为主、分段常数为敏感性 记录插值误差与边界处理；跨日SOC Q1明确日初日末相同；Q2–Q4未另行强调 主轨连续传递SOC；独立日重置仅作敏感性 不得悄悄将两种口径混合；计划购电量与实际供电 题面区分计划、调整和紧急购电 正常结算量按计划/调整，缺口由紧急量补足 每日逐项核算总费用</w:t>
-      </w:r>
-    </w:p>
-    <w:p>
-      <w:pPr>
-        <w:jc w:val="center"/>
-      </w:pPr>
-      <w:r>
-        <w:rPr>
-          <w:rFonts w:ascii="Times New Roman" w:hAnsi="Times New Roman" w:eastAsia="STHeiti"/>
-          <w:b/>
-          <w:sz w:val="26"/>
-        </w:rPr>
-        <w:t>九点七、开源项目清单</w:t>
-      </w:r>
-    </w:p>
-    <w:p>
-      <w:pPr>
-        <w:spacing w:before="0" w:after="0" w:line="300" w:lineRule="auto"/>
-        <w:ind w:firstLine="480"/>
-      </w:pPr>
-      <w:r>
-        <w:rPr>
-          <w:rFonts w:ascii="Times New Roman" w:hAnsi="Times New Roman" w:eastAsia="STHeiti"/>
-          <w:b w:val="0"/>
-          <w:sz w:val="21"/>
-        </w:rPr>
-        <w:t>开源项目清单（首次实施建议）；直接用于实现；Pyomo + HiGHS/CBC：最适合把Q1的线性约束逐步扩展到Q2–Q4；先确认本机求解器安装。官方文档：Pyomo。；CVXPY：适合快速验证LP和凸风险项，参数化滚动求解方便。官方教程：CVXPY。；OR-Tools：当需要二进制充放电、整数化模板或调度逻辑时使用CP-SAT/MPSolver。官方文档：Google OR-Tools。；参考结构，不直接复制结果；forecast-driven-bess-dispatch：预测驱动BESS调度和真实值回算；；SMPC-for-Renewable-Energy-Microgrid：CVXPY随机MPC；；MG-Opt-Energy-Scheduling_wBatteryDegradation：Pyomo/Gurobi微网调度；；Microgrid-EMS-Optimization：预测价格/负荷的电池EMS；；milp-scheduling-example：PV—电池MILP入门；；PyPSA、oemof.solph：完整能源系统框架，适合查阅储能组件和时序建模方式。；每个第三方仓库在使用前记录提交版本、许可证、运行环境和最小可复现实例；不把仓库README中的案例数值写成C题结果。</w:t>
-      </w:r>
-    </w:p>
-    <w:p>
-      <w:pPr>
-        <w:spacing w:before="0" w:after="0" w:line="300" w:lineRule="auto"/>
-        <w:ind w:firstLine="480"/>
-      </w:pPr>
-      <w:r>
-        <w:rPr>
-          <w:rFonts w:ascii="Times New Roman" w:hAnsi="Times New Roman" w:eastAsia="STHeiti"/>
-          <w:b w:val="0"/>
-          <w:sz w:val="21"/>
-        </w:rPr>
-        <w:t>附录A补充逐日序列（压缩编码）：每项按 日期 q2 q3 q4 q4_3 e2 e3 e43 diff3_q4diff 记录。</w:t>
-      </w:r>
-    </w:p>
-    <w:p>
-      <w:pPr>
-        <w:spacing w:before="0" w:after="0" w:line="300" w:lineRule="auto"/>
-        <w:ind w:firstLine="480"/>
-      </w:pPr>
-      <w:r>
-        <w:rPr>
-          <w:rFonts w:ascii="Times New Roman" w:hAnsi="Times New Roman" w:eastAsia="STHeiti"/>
-          <w:b w:val="0"/>
-          <w:sz w:val="21"/>
-        </w:rPr>
-        <w:t>2025-02-01 q2=56028.43 q3=58033.80 q4=47072.53 q43=54415.55 e2=4.378 e3=4.378 e43=4.378 d=2005.37 ; 2025-02-02 q2=59769.71 q3=65500.07 q4=65999.01 q43=72630.26 e2=280.095 e3=1060.722 e43=1060.722 d=5730.36 ; 2025-02-03 q2=59055.97 q3=66613.58 q4=66207.63 q43=78901.50 e2=622.261 e3=2147.500 e43=2147.500 d=7557.61 ; 2025-02-04 q2=58627.62 q3=66812.59 q4=65767.18 q43=77427.42 e2=661.309 e3=1591.006 e43=1591.006 d=8184.97 ; 2025-02-05 q2=59121.64 q3=71063.21 q4=66422.98 q43=79223.29 e2=1092.858 e3=2313.548 e43=2313.548 d=11941.57 ; 2025-02-06 q2=59429.74 q3=68865.98 q4=66382.46 q43=79767.68 e2=1142.594 e3=2570.456 e43=2570.456 d=9436.23 ; 2025-02-07 q2=55158.10 q3=57314.26 q4=45263.21 q43=46833.02 e2=0.000 e3=0.000 e43=0.000 d=2156.16 ; 2025-02-08 q2=54902.66 q3=61524.89 q4=45220.22 q43=47639.13 e2=0.000 e3=0.000 e43=0.000 d=6622.23 ; 2025-02-09 q2=58251.71 q3=68805.57 q4=64837.23 q43=78021.86 e2=1035.814 e3=2226.319 e43=2226.319 d=10553.86 ; 2025-02-10 q2=58838.89 q3=64241.88 q4=63566.28 q43=72575.81 e2=1105.729 e3=2688.949 e43=2688.949 d=5402.99 ; 2025-02-11 q2=58084.30 q3=67921.46 q4=63330.31 q43=74131.69 e2=848.983 e3=2858.581 e43=2858.581 d=9837.17 ; 2025-02-12 q2=57028.61 q3=64417.67 q4=61773.20 q43=73321.00 e2=861.055 e3=2814.311 e43=2814.311 d=7389.06 ; 2025-02-13 q2=56813.87 q3=65857.63 q4=60934.53 q43=71975.73 e2=1198.135 e3=3249.532 e43=3249.532 d=9043.76 ; 2025-02-14 q2=52285.76 q3=56938.12 q4=42535.47 q43=45281.70 e2=0.000 e3=0.000 e43=0.000 d=4652.36 ; 2025-02-15 q2=52066.52 q3=52892.72 q4=43104.63 q43=44407.53 e2=10.538 e3=10.538 e43=10.538 d=826.20 ; 2025-02-16 q2=55534.49 q3=64144.53 q4=60519.03 q43=72362.99 e2=1086.102 e3=3050.697 e43=3050.697 d=8610.04 ; 2025-02-17 q2=55260.45 q3=60121.09 q4=59770.42 q43=66726.33 e2=1124.550 e3=2523.489 e43=2523.489 d=4860.63 ; 2025-02-18 q2=54141.42 q3=65348.43 q4=57830.83 q43=66315.12 e2=809.754 e3=1961.663 e43=1961.663 d=11207.01</w:t>
-      </w:r>
-    </w:p>
-    <w:p>
-      <w:pPr>
-        <w:spacing w:before="0" w:after="0" w:line="300" w:lineRule="auto"/>
-        <w:ind w:firstLine="480"/>
-      </w:pPr>
-      <w:r>
-        <w:rPr>
-          <w:rFonts w:ascii="Times New Roman" w:hAnsi="Times New Roman" w:eastAsia="STHeiti"/>
-          <w:b w:val="0"/>
-          <w:sz w:val="21"/>
-        </w:rPr>
-        <w:t>2025-02-19 q2=55760.98 q3=70391.57 q4=59425.86 q43=74550.54 e2=1515.987 e3=3697.493 e43=3697.493 d=14630.59 ; 2025-02-20 q2=54093.17 q3=63673.24 q4=58593.75 q43=70408.86 e2=1083.159 e3=3043.063 e43=3043.063 d=9580.07 ; 2025-02-21 q2=50456.06 q3=54706.65 q4=40419.34 q43=42011.26 e2=0.000 e3=0.000 e43=0.000 d=4250.59 ; 2025-02-22 q2=49961.82 q3=53951.86 q4=40791.55 q43=44393.67 e2=35.987 e3=35.987 e43=35.987 d=3990.04 ; 2025-02-23 q2=53480.47 q3=64649.08 q4=57180.83 q43=68885.58 e2=1088.447 e3=2979.378 e43=2979.378 d=11168.60 ; 2025-02-24 q2=52906.81 q3=64785.64 q4=56385.93 q43=66858.18 e2=943.058 e3=2516.716 e43=2516.716 d=11878.83 ; 2025-02-25 q2=53135.52 q3=60059.29 q4=55810.75 q43=66704.10 e2=1136.274 e3=3263.227 e43=3263.227 d=6923.77 ; 2025-02-26 q2=52373.43 q3=68312.53 q4=55787.80 q43=70319.67 e2=1091.770 e3=3243.346 e43=3243.346 d=15939.11 ; 2025-02-27 q2=52222.24 q3=65332.49 q4=54315.80 q43=66519.87 e2=982.748 e3=2996.056 e43=2996.056 d=13110.25 ; 2025-02-28 q2=47808.17 q3=54452.30 q4=37960.23 q43=40800.61 e2=0.000 e3=0.000 e43=0.000 d=6644.13 ; 2025-03-01 q2=47329.87 q3=49887.92 q4=37262.81 q43=42205.56 e2=0.000 e3=0.000 e43=0.000 d=2558.05 ; 2025-03-02 q2=58809.27 q3=63265.57 q4=63383.75 q43=72532.53 e2=2956.125 e3=1317.551 e43=1317.551 d=4456.30 ; 2025-03-03 q2=56509.17 q3=60500.84 q4=60097.00 q43=68654.21 e2=2403.945 e3=1971.663 e43=1971.663 d=3991.67 ; 2025-03-04 q2=50139.25 q3=62817.89 q4=52937.63 q43=62819.19 e2=1014.206 e3=2176.514 e43=2176.514 d=12678.64 ; 2025-03-05 q2=50509.42 q3=56874.61 q4=52195.92 q43=60291.13 e2=798.178 e3=2366.014 e43=2366.014 d=6365.19 ; 2025-03-06 q2=50416.93 q3=60464.83 q4=52558.96 q43=63491.42 e2=917.207 e3=2530.123 e43=2530.123 d=10047.91 ; 2025-03-07 q2=47035.44 q3=48625.52 q4=36195.49 q43=38112.66 e2=0.000 e3=0.000 e43=0.000 d=1590.08 ; 2025-03-08 q2=47193.26 q3=49782.31 q4=36047.61 q43=36609.82 e2=0.000 e3=0.000 e43=0.000 d=2589.05</w:t>
-      </w:r>
-    </w:p>
-    <w:p>
-      <w:pPr>
-        <w:spacing w:before="0" w:after="0" w:line="300" w:lineRule="auto"/>
-        <w:ind w:firstLine="480"/>
-      </w:pPr>
-      <w:r>
-        <w:rPr>
-          <w:rFonts w:ascii="Times New Roman" w:hAnsi="Times New Roman" w:eastAsia="STHeiti"/>
-          <w:b w:val="0"/>
-          <w:sz w:val="21"/>
-        </w:rPr>
-        <w:t>2025-03-09 q2=49571.06 q3=57031.68 q4=50702.09 q43=60208.37 e2=830.562 e3=2621.971 e43=2621.971 d=7460.62 ; 2025-03-10 q2=51318.73 q3=64705.68 q4=54550.32 q43=66748.39 e2=1712.216 e3=2974.756 e43=2974.756 d=13386.95 ; 2025-03-11 q2=48605.11 q3=64779.11 q4=50459.08 q43=63281.32 e2=890.397 e3=2893.626 e43=2893.626 d=16174.00 ; 2025-03-12 q2=49538.54 q3=56688.42 q4=50656.63 q43=62117.97 e2=1336.355 e3=3258.388 e43=3258.388 d=7149.88 ; 2025-03-13 q2=54083.01 q3=63418.82 q4=56833.41 q43=66319.95 e2=2458.426 e3=2960.754 e43=2960.754 d=9335.81 ; 2025-03-14 q2=44762.41 q3=47205.47 q4=33494.29 q43=35829.63 e2=0.000 e3=0.000 e43=0.000 d=2443.06 ; 2025-03-15 q2=44338.42 q3=53288.05 q4=34556.84 q43=39775.20 e2=39.008 e3=39.008 e43=39.008 d=8949.63 ; 2025-03-16 q2=48048.90 q3=60417.92 q4=49418.96 q43=63743.14 e2=1092.723 e3=2746.158 e43=2746.158 d=12369.02 ; 2025-03-17 q2=47052.62 q3=56511.39 q4=47073.41 q43=58377.08 e2=782.771 e3=3140.507 e43=3140.507 d=9458.77 ; 2025-03-18 q2=46637.29 q3=54280.01 q4=47417.50 q43=56867.96 e2=981.423 e3=2481.053 e43=2481.053 d=7642.72 ; 2025-03-19 q2=45559.07 q3=62108.57 q4=45849.92 q43=58918.51 e2=811.305 e3=2891.161 e43=2891.161 d=16549.50 ; 2025-03-20 q2=47313.37 q3=60686.30 q4=48343.01 q43=62950.17 e2=1262.631 e3=3695.948 e43=3695.948 d=13372.93 ; 2025-03-21 q2=42137.38 q3=42405.20 q4=30721.14 q43=31041.54 e2=0.000 e3=0.000 e43=0.000 d=267.82 ; 2025-03-22 q2=41884.93 q3=44760.86 q4=31173.04 q43=35090.09 e2=12.818 e3=12.818 e43=12.818 d=2875.93 ; 2025-03-23 q2=46706.08 q3=55827.05 q4=46952.91 q43=56062.26 e2=1239.424 e3=2705.111 e43=2705.111 d=9120.97 ; 2025-03-24 q2=44416.63 q3=56958.93 q4=44704.97 q43=60272.85 e2=943.541 e3=3109.359 e43=3109.359 d=12542.30 ; 2025-03-25 q2=46897.23 q3=54501.91 q4=47231.19 q43=57940.75 e2=1549.024 e3=3128.161 e43=3128.161 d=7604.68 ; 2025-03-26 q2=44481.58 q3=54580.70 q4=44174.01 q43=54538.58 e2=935.717 e3=2668.408 e43=2668.408 d=10099.12</w:t>
-      </w:r>
-    </w:p>
-    <w:p>
-      <w:pPr>
-        <w:spacing w:before="0" w:after="0" w:line="300" w:lineRule="auto"/>
-        <w:ind w:firstLine="480"/>
-      </w:pPr>
-      <w:r>
-        <w:rPr>
-          <w:rFonts w:ascii="Times New Roman" w:hAnsi="Times New Roman" w:eastAsia="STHeiti"/>
-          <w:b w:val="0"/>
-          <w:sz w:val="21"/>
-        </w:rPr>
-        <w:t>2025-03-27 q2=45312.19 q3=54410.59 q4=45273.55 q43=58196.31 e2=1317.181 e3=3414.494 e43=3414.494 d=9098.41 ; 2025-03-28 q2=40493.37 q3=42899.26 q4=29791.70 q43=31636.65 e2=0.000 e3=0.000 e43=0.000 d=2405.89 ; 2025-03-29 q2=40298.88 q3=42831.16 q4=29676.75 q43=31151.77 e2=3.940 e3=3.940 e43=3.940 d=2532.28 ; 2025-03-30 q2=42984.94 q3=50873.99 q4=42342.62 q43=53498.37 e2=1024.933 e3=3151.529 e43=3151.529 d=7889.05 ; 2025-03-31 q2=43607.14 q3=57306.30 q4=43578.17 q43=54851.22 e2=1125.329 e3=2471.648 e43=2471.648 d=13699.16 ; 2025-04-01 q2=47582.64 q3=55061.22 q4=49213.18 q43=60130.68 e2=2860.091 e3=3021.836 e43=3021.836 d=7478.59 ; 2025-04-02 q2=50469.51 q3=58185.23 q4=51357.09 q43=58318.72 e2=3037.786 e3=2931.393 e43=2931.393 d=7715.71 ; 2025-04-03 q2=43662.70 q3=51314.98 q4=43940.33 q43=55479.71 e2=1236.030 e3=2669.999 e43=2669.999 d=7652.27 ; 2025-04-04 q2=38700.09 q3=40327.60 q4=28599.24 q43=29721.75 e2=0.000 e3=0.000 e43=0.000 d=1627.51 ; 2025-04-05 q2=38320.20 q3=44053.31 q4=28665.34 q43=30960.57 e2=0.000 e3=0.000 e43=0.000 d=5733.11 ; 2025-04-06 q2=41935.33 q3=52467.02 q4=42118.65 q43=54055.92 e2=875.714 e3=2594.663 e43=2594.663 d=10531.69 ; 2025-04-07 q2=41138.48 q3=57266.63 q4=40983.19 q43=54816.31 e2=845.897 e3=3152.172 e43=3152.172 d=16128.15 ; 2025-04-08 q2=42788.91 q3=51143.81 q4=42319.82 q43=52704.16 e2=1111.442 e3=2598.220 e43=2598.220 d=8354.90 ; 2025-04-09 q2=44050.43 q3=56136.23 q4=44249.22 q43=56729.67 e2=1753.062 e3=2514.437 e43=2514.437 d=12085.79 ; 2025-04-10 q2=42433.46 q3=55097.16 q4=42062.14 q43=53663.88 e2=1137.722 e3=2880.032 e43=2880.032 d=12663.71 ; 2025-04-11 q2=38090.37 q3=41643.94 q4=27924.78 q43=28741.36 e2=0.000 e3=0.000 e43=0.000 d=3553.57 ; 2025-04-12 q2=38031.43 q3=39410.71 q4=27796.64 q43=30491.80 e2=20.865 e3=20.865 e43=20.865 d=1379.29 ; 2025-04-13 q2=41103.43 q3=52354.11 q4=41205.09 q43=51029.60 e2=867.010 e3=2396.052 e43=2396.052 d=11250.67</w:t>
-      </w:r>
-    </w:p>
-    <w:p>
-      <w:pPr>
-        <w:spacing w:before="0" w:after="0" w:line="300" w:lineRule="auto"/>
-        <w:ind w:firstLine="480"/>
-      </w:pPr>
-      <w:r>
-        <w:rPr>
-          <w:rFonts w:ascii="Times New Roman" w:hAnsi="Times New Roman" w:eastAsia="STHeiti"/>
-          <w:b w:val="0"/>
-          <w:sz w:val="21"/>
-        </w:rPr>
-        <w:t>2025-04-14 q2=41382.39 q3=48821.20 q4=40912.54 q43=48684.19 e2=1061.692 e3=3025.063 e43=3025.063 d=7438.81 ; 2025-04-15 q2=40457.98 q3=53619.22 q4=39498.64 q43=49517.99 e2=723.795 e3=2505.714 e43=2505.714 d=13161.24 ; 2025-04-16 q2=40967.43 q3=56027.72 q4=41254.42 q43=55028.64 e2=1213.507 e3=3304.161 e43=3304.161 d=15060.29 ; 2025-04-17 q2=40350.21 q3=56024.36 q4=39710.86 q43=52208.39 e2=843.343 e3=2898.747 e43=2898.747 d=15674.15 ; 2025-04-18 q2=37027.30 q3=42668.84 q4=27531.07 q43=29298.77 e2=0.000 e3=0.000 e43=0.000 d=5641.54 ; 2025-04-19 q2=37128.56 q3=43457.82 q4=27139.24 q43=30224.14 e2=29.308 e3=29.308 e43=29.308 d=6329.25 ; 2025-04-20 q2=39018.32 q3=54574.06 q4=38647.72 q43=52210.51 e2=796.035 e3=2949.442 e43=2949.442 d=15555.73 ; 2025-04-21 q2=40428.46 q3=50683.87 q4=39572.18 q43=52204.56 e2=1248.672 e3=4040.796 e43=4040.796 d=10255.41 ; 2025-04-22 q2=39892.53 q3=54618.21 q4=39613.18 q43=50097.43 e2=1116.378 e3=2803.101 e43=2803.101 d=14725.68 ; 2025-04-23 q2=39603.16 q3=55108.43 q4=39753.07 q43=49986.62 e2=979.450 e3=2757.332 e43=2757.332 d=15505.28 ; 2025-04-24 q2=39261.87 q3=53303.77 q4=38825.65 q43=50685.58 e2=801.178 e3=2972.256 e43=2990.541 d=14041.91 ; 2025-04-25 q2=35488.74 q3=38755.86 q4=25304.08 q43=27352.93 e2=0.000 e3=0.000 e43=0.000 d=3267.12 ; 2025-04-26 q2=34947.36 q3=40858.88 q4=24867.92 q43=28770.38 e2=0.000 e3=0.000 e43=0.000 d=5911.52 ; 2025-04-27 q2=38668.17 q3=53477.53 q4=37542.60 q43=49846.87 e2=959.641 e3=2273.597 e43=2273.597 d=14809.36 ; 2025-04-28 q2=46356.96 q3=54636.03 q4=47260.08 q43=57444.24 e2=3400.798 e3=2508.637 e43=2508.637 d=8279.08 ; 2025-04-29 q2=38595.08 q3=51456.74 q4=37400.55 q43=48778.90 e2=879.620 e3=2454.498 e43=2454.498 d=12861.66 ; 2025-04-30 q2=39456.54 q3=52385.83 q4=38555.25 q43=48272.04 e2=1284.658 e3=3610.311 e43=3610.311 d=12929.29 ; 2025-05-01 q2=52130.69 q3=60953.64 q4=52343.82 q43=59676.39 e2=3950.015 e3=4667.381 e43=4667.381 d=8822.95</w:t>
-      </w:r>
-    </w:p>
-    <w:p>
-      <w:pPr>
-        <w:spacing w:before="0" w:after="0" w:line="300" w:lineRule="auto"/>
-        <w:ind w:firstLine="480"/>
-      </w:pPr>
-      <w:r>
-        <w:rPr>
-          <w:rFonts w:ascii="Times New Roman" w:hAnsi="Times New Roman" w:eastAsia="STHeiti"/>
-          <w:b w:val="0"/>
-          <w:sz w:val="21"/>
-        </w:rPr>
-        <w:t>2025-05-02 q2=34509.87 q3=45969.22 q4=26980.61 q43=36913.20 e2=0.000 e3=0.000 e43=0.000 d=11459.35 ; 2025-05-03 q2=35027.59 q3=42097.84 q4=26582.43 q43=32039.58 e2=38.225 e3=38.225 e43=38.225 d=7070.24 ; 2025-05-04 q2=49551.91 q3=59077.25 q4=50212.98 q43=59767.89 e2=3238.564 e3=5706.239 e43=5706.239 d=9525.34 ; 2025-05-05 q2=51656.07 q3=58859.11 q4=51998.16 q43=55578.20 e2=3718.768 e3=4107.985 e43=4107.985 d=7203.04 ; 2025-05-06 q2=50189.24 q3=64397.92 q4=50832.98 q43=63707.98 e2=3529.960 e3=5202.045 e43=5202.045 d=14208.68 ; 2025-05-07 q2=45914.64 q3=59561.78 q4=46550.92 q43=59943.05 e2=2107.648 e3=3361.698 e43=3361.698 d=13647.14 ; 2025-05-08 q2=44386.69 q3=56747.08 q4=44938.56 q43=56517.02 e2=1580.587 e3=2979.132 e43=2979.132 d=12360.39 ; 2025-05-09 q2=38765.86 q3=42397.57 q4=29240.34 q43=32120.59 e2=0.000 e3=0.000 e43=0.000 d=3631.72 ; 2025-05-10 q2=38112.45 q3=47493.27 q4=28703.05 q43=33515.75 e2=4.942 e3=4.942 e43=4.942 d=9380.82 ; 2025-05-11 q2=43727.70 q3=57121.00 q4=44263.55 q43=55850.47 e2=1391.067 e3=3242.339 e43=3242.339 d=13393.29 ; 2025-05-12 q2=43574.80 q3=58079.82 q4=44450.17 q43=52769.50 e2=1553.545 e3=2752.867 e43=2752.867 d=14505.02 ; 2025-05-13 q2=41426.81 q3=53662.39 q4=41474.73 q43=53112.66 e2=732.225 e3=2850.531 e43=2850.531 d=12235.58 ; 2025-05-14 q2=42477.33 q3=53498.81 q4=42234.78 q43=51131.09 e2=1199.559 e3=2795.234 e43=2795.234 d=11021.48 ; 2025-05-15 q2=42179.40 q3=54774.37 q4=42380.20 q43=54010.89 e2=1190.777 e3=2785.673 e43=2785.673 d=12594.97 ; 2025-05-16 q2=37598.10 q3=39974.89 q4=27452.67 q43=29145.48 e2=0.000 e3=0.000 e43=0.000 d=2376.78 ; 2025-05-17 q2=37127.02 q3=45018.93 q4=28428.90 q43=34782.11 e2=49.413 e3=49.413 e43=49.413 d=7891.91 ; 2025-05-18 q2=43319.24 q3=54291.00 q4=43580.26 q43=53918.05 e2=1944.165 e3=3358.223 e43=3358.223 d=10971.76 ; 2025-05-19 q2=41389.08 q3=53014.32 q4=40788.96 q43=50657.41 e2=1109.021 e3=2890.011 e43=2890.011 d=11625.25</w:t>
-      </w:r>
-    </w:p>
-    <w:p>
-      <w:pPr>
-        <w:spacing w:before="0" w:after="0" w:line="300" w:lineRule="auto"/>
-        <w:ind w:firstLine="480"/>
-      </w:pPr>
-      <w:r>
-        <w:rPr>
-          <w:rFonts w:ascii="Times New Roman" w:hAnsi="Times New Roman" w:eastAsia="STHeiti"/>
-          <w:b w:val="0"/>
-          <w:sz w:val="21"/>
-        </w:rPr>
-        <w:t>2025-05-20 q2=43683.87 q3=59609.99 q4=43574.61 q43=55377.13 e2=1782.586 e3=3175.431 e43=3175.431 d=15926.12 ; 2025-05-21 q2=43051.23 q3=57831.42 q4=43136.64 q43=55189.71 e2=1671.259 e3=2811.519 e43=2811.519 d=14780.20 ; 2025-05-22 q2=40105.11 q3=52119.10 q4=39885.42 q43=50089.56 e2=909.415 e3=2482.916 e43=2482.916 d=12013.99 ; 2025-05-23 q2=36243.67 q3=47749.28 q4=26950.27 q43=33324.94 e2=0.000 e3=0.000 e43=0.000 d=11505.61 ; 2025-05-24 q2=36527.93 q3=43899.35 q4=27191.08 q43=30669.42 e2=0.000 e3=0.000 e43=0.000 d=7371.41 ; 2025-05-25 q2=40314.82 q3=51097.53 q4=40155.79 q43=48988.27 e2=1064.826 e3=2712.107 e43=2712.107 d=10782.71 ; 2025-05-26 q2=44716.20 q3=59383.62 q4=44709.85 q43=54582.25 e2=2434.385 e3=2540.828 e43=2540.828 d=14667.42 ; 2025-05-27 q2=40557.14 q3=58381.61 q4=40038.32 q43=54573.41 e2=1206.114 e3=3435.305 e43=3435.305 d=17824.48 ; 2025-05-28 q2=42820.36 q3=53033.37 q4=43005.76 q43=50851.05 e2=2126.090 e3=2491.581 e43=2491.581 d=10213.01 ; 2025-05-29 q2=44918.43 q3=56771.56 q4=45094.58 q43=54894.50 e2=2286.776 e3=2776.479 e43=2776.479 d=11853.13 ; 2025-05-30 q2=36093.65 q3=41932.12 q4=27060.91 q43=32681.63 e2=0.000 e3=0.000 e43=0.000 d=5838.47 ; 2025-05-31 q2=36249.39 q3=43691.74 q4=26800.50 q43=32719.45 e2=137.240 e3=137.240 e43=137.240 d=7442.34 ; 2025-06-01 q2=91447.13 q3=75730.76 q4=100917.57 q43=90921.55 e2=14351.217 e3=7404.094 e43=7404.094 d=-15716.37 ; 2025-06-02 q2=85551.60 q3=72800.86 q4=92912.01 q43=85797.85 e2=11855.363 e3=7580.823 e43=7580.823 d=-12750.75 ; 2025-06-03 q2=73145.72 q3=72204.13 q4=78524.45 q43=79894.82 e2=8557.117 e3=5754.805 e43=5754.805 d=-941.58 ; 2025-06-04 q2=67771.77 q3=67952.65 q4=74418.62 q43=78420.47 e2=7436.377 e3=6039.607 e43=6039.607 d=180.88 ; 2025-06-05 q2=59142.22 q3=68384.13 q4=64552.57 q43=72910.13 e2=3714.795 e3=3220.481 e43=3220.481 d=9241.91 ; 2025-06-06 q2=47039.81 q3=55673.40 q4=40318.39 q43=52890.71 e2=0.000 e3=0.000 e43=0.000 d=8633.59</w:t>
-      </w:r>
-    </w:p>
-    <w:p>
-      <w:pPr>
-        <w:spacing w:before="0" w:after="0" w:line="300" w:lineRule="auto"/>
-        <w:ind w:firstLine="480"/>
-      </w:pPr>
-      <w:r>
-        <w:rPr>
-          <w:rFonts w:ascii="Times New Roman" w:hAnsi="Times New Roman" w:eastAsia="STHeiti"/>
-          <w:b w:val="0"/>
-          <w:sz w:val="21"/>
-        </w:rPr>
-        <w:t>2025-06-07 q2=48353.42 q3=55391.47 q4=41153.56 q43=51736.19 e2=16.767 e3=16.767 e43=16.767 d=7038.05 ; 2025-06-08 q2=54208.97 q3=62375.73 q4=58072.76 q43=65461.84 e2=1143.068 e3=2651.556 e43=2651.556 d=8166.76 ; 2025-06-09 q2=55805.64 q3=63837.06 q4=61108.57 q43=73588.26 e2=1753.830 e3=2909.607 e43=2909.607 d=8031.41 ; 2025-06-10 q2=54543.61 q3=68125.38 q4=59357.58 q43=73287.53 e2=1581.545 e3=2882.354 e43=2882.354 d=13581.77 ; 2025-06-11 q2=62759.97 q3=70108.39 q4=68565.38 q43=76384.44 e2=3187.317 e3=2401.487 e43=2401.487 d=7348.42 ; 2025-06-12 q2=55111.23 q3=64933.91 q4=60063.64 q43=70752.79 e2=1281.282 e3=2255.142 e43=2255.142 d=9822.67 ; 2025-06-13 q2=50561.77 q3=58740.13 q4=42313.94 q43=46900.84 e2=0.000 e3=0.000 e43=0.000 d=8178.37 ; 2025-06-14 q2=50444.49 q3=51124.41 q4=42602.28 q43=44688.69 e2=0.000 e3=0.000 e43=0.000 d=679.92 ; 2025-06-15 q2=53742.27 q3=66222.65 q4=58177.01 q43=65859.11 e2=1047.959 e3=1964.428 e43=1964.428 d=12480.38 ; 2025-06-16 q2=54819.16 q3=67123.04 q4=59908.36 q43=69702.18 e2=1361.351 e3=2617.848 e43=2617.848 d=12303.87 ; 2025-06-17 q2=60300.76 q3=69784.62 q4=66659.90 q43=76027.36 e2=2575.778 e3=2851.406 e43=2851.406 d=9483.86 ; 2025-06-18 q2=53667.60 q3=66828.85 q4=58688.33 q43=70801.34 e2=961.804 e3=2694.964 e43=2694.964 d=13161.25 ; 2025-06-19 q2=55841.52 q3=67523.02 q4=60078.71 q43=69948.85 e2=1481.981 e3=3242.063 e43=3242.063 d=11681.50 ; 2025-06-20 q2=49660.62 q3=53031.18 q4=40772.63 q43=43193.32 e2=0.000 e3=0.000 e43=0.000 d=3370.55 ; 2025-06-21 q2=48993.17 q3=55376.44 q4=38881.10 q43=41427.53 e2=0.000 e3=0.000 e43=0.000 d=6383.27 ; 2025-06-22 q2=53906.82 q3=66920.01 q4=58290.68 q43=69431.63 e2=1455.760 e3=3252.862 e43=3252.862 d=13013.20 ; 2025-06-23 q2=53245.20 q3=61811.14 q4=57014.41 q43=63641.88 e2=1337.467 e3=2007.260 e43=2007.260 d=8565.93 ; 2025-06-24 q2=66954.75 q3=67122.90 q4=74571.05 q43=79611.76 e2=4726.623 e3=2796.977 e43=2796.977 d=168.15</w:t>
-      </w:r>
-    </w:p>
-    <w:p>
-      <w:pPr>
-        <w:spacing w:before="0" w:after="0" w:line="300" w:lineRule="auto"/>
-        <w:ind w:firstLine="480"/>
-      </w:pPr>
-      <w:r>
-        <w:rPr>
-          <w:rFonts w:ascii="Times New Roman" w:hAnsi="Times New Roman" w:eastAsia="STHeiti"/>
-          <w:b w:val="0"/>
-          <w:sz w:val="21"/>
-        </w:rPr>
-        <w:t>2025-06-25 q2=55595.14 q3=67683.45 q4=60305.12 q43=68482.21 e2=2235.602 e3=2278.725 e43=2278.725 d=12088.31 ; 2025-06-26 q2=53468.35 q3=66422.67 q4=56846.74 q43=63987.09 e2=1518.858 e3=2436.221 e43=2436.221 d=12954.32 ; 2025-06-27 q2=47482.22 q3=49208.16 q4=37720.87 q43=39406.98 e2=0.000 e3=0.000 e43=0.000 d=1725.94 ; 2025-06-28 q2=47371.86 q3=56365.97 q4=38498.77 q43=44266.58 e2=36.902 e3=36.902 e43=36.902 d=8994.11 ; 2025-06-29 q2=54403.27 q3=67357.30 q4=59437.60 q43=66647.03 e2=2136.656 e3=2647.760 e43=2647.760 d=12954.04 ; 2025-06-30 q2=54593.88 q3=65047.91 q4=58397.08 q43=67982.27 e2=1937.699 e3=2791.330 e43=2791.330 d=10454.04 ; 2025-07-01 q2=81493.61 q3=94148.35 q4=95950.01 q43=104158.54 e2=9495.381 e3=11785.775 e43=11785.775 d=12654.74 ; 2025-07-02 q2=78926.35 q3=89481.23 q4=92977.37 q43=103129.62 e2=8990.155 e3=11738.477 e43=11738.477 d=10554.87 ; 2025-07-03 q2=84192.52 q3=88682.92 q4=100455.85 q43=101563.27 e2=10068.393 e3=9865.612 e43=9865.612 d=4490.40 ; 2025-07-04 q2=48308.98 q3=55810.58 q4=43016.89 q43=45017.28 e2=4.801 e3=65.452 e43=65.452 d=7501.61 ; 2025-07-05 q2=47707.20 q3=52900.74 q4=42858.02 q43=45030.14 e2=100.267 e3=187.279 e43=187.279 d=5193.54 ; 2025-07-06 q2=87642.68 q3=94419.18 q4=104383.08 q43=105797.23 e2=10514.480 e3=8895.017 e43=8895.017 d=6776.50 ; 2025-07-07 q2=60096.15 q3=75860.80 q4=70256.74 q43=87123.21 e2=2344.942 e3=5212.529 e43=5212.529 d=15764.66 ; 2025-07-08 q2=61508.67 q3=70497.28 q4=71667.29 q43=83233.80 e2=2083.664 e3=3078.027 e43=3078.027 d=8988.61 ; 2025-07-09 q2=58283.23 q3=67289.09 q4=67752.55 q43=77670.84 e2=1372.706 e3=2478.325 e43=2478.325 d=9005.86 ; 2025-07-10 q2=58338.05 q3=70049.50 q4=68135.62 q43=78604.88 e2=1400.924 e3=3026.187 e43=3026.187 d=11711.46 ; 2025-07-11 q2=52907.53 q3=59895.35 q4=49094.67 q43=53988.67 e2=0.000 e3=0.000 e43=0.000 d=6987.82 ; 2025-07-12 q2=52952.97 q3=70170.30 q4=48216.75 q43=58147.75 e2=0.000 e3=0.000 e43=0.000 d=17217.32</w:t>
-      </w:r>
-    </w:p>
-    <w:p>
-      <w:pPr>
-        <w:spacing w:before="0" w:after="0" w:line="300" w:lineRule="auto"/>
-        <w:ind w:firstLine="480"/>
-      </w:pPr>
-      <w:r>
-        <w:rPr>
-          <w:rFonts w:ascii="Times New Roman" w:hAnsi="Times New Roman" w:eastAsia="STHeiti"/>
-          <w:b w:val="0"/>
-          <w:sz w:val="21"/>
-        </w:rPr>
-        <w:t>2025-07-13 q2=58007.37 q3=63055.52 q4=65713.59 q43=70377.32 e2=1198.091 e3=2112.679 e43=2112.679 d=5048.15 ; 2025-07-14 q2=57752.66 q3=68233.66 q4=66410.13 q43=76427.83 e2=1395.167 e3=2934.760 e43=2934.760 d=10481.00 ; 2025-07-15 q2=58278.00 q3=65384.46 q4=67634.07 q43=76515.39 e2=1943.936 e3=3028.299 e43=3028.299 d=7106.46 ; 2025-07-16 q2=58434.01 q3=70017.10 q4=68392.49 q43=81262.40 e2=1969.193 e3=3470.906 e43=3470.906 d=11583.08 ; 2025-07-17 q2=59087.00 q3=73817.40 q4=68501.42 q43=81110.72 e2=2114.143 e3=3514.706 e43=3514.706 d=14730.40 ; 2025-07-18 q2=51201.13 q3=59856.75 q4=46631.52 q43=52595.22 e2=0.000 e3=0.000 e43=0.000 d=8655.62 ; 2025-07-19 q2=51354.15 q3=54421.89 q4=46243.20 q43=51713.05 e2=49.943 e3=67.228 e43=67.228 d=3067.73 ; 2025-07-20 q2=55739.62 q3=68956.73 q4=64157.54 q43=77172.05 e2=1379.196 e3=2714.020 e43=2714.020 d=13217.11 ; 2025-07-21 q2=57818.03 q3=69679.36 q4=67725.00 q43=82085.88 e2=1843.333 e3=2884.406 e43=2884.406 d=11861.34 ; 2025-07-22 q2=58906.29 q3=75186.24 q4=68290.16 q43=81893.98 e2=2206.602 e3=3472.434 e43=3472.434 d=16279.96 ; 2025-07-23 q2=58407.78 q3=67708.49 q4=67462.70 q43=82639.22 e2=1829.728 e3=3620.783 e43=3620.783 d=9300.71 ; 2025-07-24 q2=59742.82 q3=64415.34 q4=69389.24 q43=81906.98 e2=2334.201 e3=3159.890 e43=3159.890 d=4672.52 ; 2025-07-25 q2=51417.32 q3=58768.68 q4=45560.34 q43=49544.84 e2=0.000 e3=0.000 e43=0.000 d=7351.36 ; 2025-07-26 q2=51121.29 q3=56515.30 q4=46502.78 q43=51488.39 e2=14.862 e3=14.862 e43=14.862 d=5394.02 ; 2025-07-27 q2=58631.94 q3=69400.17 q4=67424.78 q43=75723.89 e2=2017.436 e3=2814.777 e43=2814.777 d=10768.23 ; 2025-07-28 q2=60940.11 q3=72818.55 q4=70947.30 q43=83719.63 e2=2540.956 e3=3013.530 e43=3013.530 d=11878.44 ; 2025-07-29 q2=59078.10 q3=75130.17 q4=68854.25 q43=81107.11 e2=2000.166 e3=2316.457 e43=2316.457 d=16052.06 ; 2025-07-30 q2=57417.48 q3=77030.77 q4=67175.46 q43=78276.76 e2=1423.984 e3=2418.507 e43=2418.507 d=19613.29</w:t>
-      </w:r>
-    </w:p>
-    <w:p>
-      <w:pPr>
-        <w:spacing w:before="0" w:after="0" w:line="300" w:lineRule="auto"/>
-        <w:ind w:firstLine="480"/>
-      </w:pPr>
-      <w:r>
-        <w:rPr>
-          <w:rFonts w:ascii="Times New Roman" w:hAnsi="Times New Roman" w:eastAsia="STHeiti"/>
-          <w:b w:val="0"/>
-          <w:sz w:val="21"/>
-        </w:rPr>
-        <w:t>2025-07-31 q2=57848.85 q3=74767.51 q4=66864.74 q43=80221.57 e2=1469.466 e3=2922.903 e43=2922.903 d=16918.66 ; 2025-08-01 q2=52307.34 q3=50315.29 q4=46198.87 q43=46470.53 e2=0.000 e3=12.835 e43=12.835 d=-1992.04 ; 2025-08-02 q2=52160.86 q3=50938.42 q4=45239.30 q43=46930.62 e2=59.713 e3=59.713 e43=59.713 d=-1222.44 ; 2025-08-03 q2=58250.05 q3=67866.86 q4=65212.39 q43=74105.43 e2=1741.941 e3=4277.253 e43=4277.253 d=9616.81 ; 2025-08-04 q2=54035.07 q3=63934.01 q4=60937.82 q43=68760.11 e2=1152.872 e3=2925.034 e43=2925.034 d=9898.94 ; 2025-08-05 q2=52475.63 q3=66490.14 q4=59516.57 q43=71399.57 e2=1254.671 e3=3044.491 e43=3044.491 d=14014.51 ; 2025-08-06 q2=55849.93 q3=67251.51 q4=64518.93 q43=79265.38 e2=2272.040 e3=3093.212 e43=3093.212 d=11401.58 ; 2025-08-07 q2=52677.13 q3=64162.58 q4=59769.28 q43=74642.11 e2=1676.187 e3=3713.265 e43=3713.265 d=11485.46 ; 2025-08-08 q2=46499.49 q3=50881.79 q4=40368.09 q43=43238.74 e2=0.000 e3=0.000 e43=0.000 d=4382.30 ; 2025-08-09 q2=46276.03 q3=52058.58 q4=41194.93 q43=46089.14 e2=7.368 e3=7.368 e43=7.368 d=5782.54 ; 2025-08-10 q2=51848.78 q3=64124.11 q4=59730.69 q43=74318.87 e2=1545.617 e3=3352.047 e43=3352.047 d=12275.34 ; 2025-08-11 q2=53246.02 q3=67666.70 q4=59674.28 q43=71232.62 e2=1803.844 e3=3093.175 e43=3093.175 d=14420.69 ; 2025-08-12 q2=55703.67 q3=67383.94 q4=64115.04 q43=77875.44 e2=2385.638 e3=3604.598 e43=3604.598 d=11680.27 ; 2025-08-13 q2=53202.42 q3=67421.75 q4=60836.48 q43=70999.22 e2=1806.471 e3=3099.112 e43=3099.112 d=14219.33 ; 2025-08-14 q2=55447.22 q3=68669.90 q4=62925.90 q43=75652.54 e2=2286.136 e3=3175.769 e43=3175.769 d=13222.68 ; 2025-08-15 q2=46611.37 q3=49354.10 q4=41366.07 q43=45257.85 e2=0.000 e3=0.000 e43=0.000 d=2742.73 ; 2025-08-16 q2=46798.58 q3=49627.63 q4=41607.40 q43=45959.01 e2=0.000 e3=0.000 e43=0.000 d=2829.05 ; 2025-08-17 q2=53020.23 q3=63736.64 q4=59866.22 q43=71731.82 e2=1674.611 e3=3219.907 e43=3219.907 d=10716.41</w:t>
-      </w:r>
-    </w:p>
-    <w:p>
-      <w:pPr>
-        <w:spacing w:before="0" w:after="0" w:line="300" w:lineRule="auto"/>
-        <w:ind w:firstLine="480"/>
-      </w:pPr>
-      <w:r>
-        <w:rPr>
-          <w:rFonts w:ascii="Times New Roman" w:hAnsi="Times New Roman" w:eastAsia="STHeiti"/>
-          <w:b w:val="0"/>
-          <w:sz w:val="21"/>
-        </w:rPr>
-        <w:t>2025-08-18 q2=53259.49 q3=65231.14 q4=60707.00 q43=72163.12 e2=1818.303 e3=3264.771 e43=3264.771 d=11971.65 ; 2025-08-19 q2=53166.42 q3=69481.51 q4=60968.39 q43=77044.63 e2=1748.000 e3=4052.388 e43=4052.388 d=16315.09 ; 2025-08-20 q2=60913.90 q3=64358.42 q4=69551.90 q43=74781.72 e2=3641.811 e3=2697.876 e43=2697.876 d=3444.52 ; 2025-08-21 q2=52653.12 q3=62292.62 q4=59822.65 q43=70586.93 e2=1710.799 e3=2938.732 e43=2938.732 d=9639.50 ; 2025-08-22 q2=46273.12 q3=49732.41 q4=41710.11 q43=47235.66 e2=0.000 e3=0.000 e43=0.000 d=3459.29 ; 2025-08-23 q2=46592.08 q3=54354.20 q4=41005.88 q43=45464.39 e2=6.588 e3=6.588 e43=6.588 d=7762.13 ; 2025-08-24 q2=53849.57 q3=66716.55 q4=61007.98 q43=76450.20 e2=1666.585 e3=3374.308 e43=3374.308 d=12866.98 ; 2025-08-25 q2=57734.91 q3=65986.70 q4=65645.85 q43=78765.15 e2=2822.835 e3=3268.333 e43=3268.333 d=8251.79 ; 2025-08-26 q2=52479.53 q3=66688.36 q4=58794.07 q43=73638.04 e2=1348.127 e3=3190.364 e43=3190.364 d=14208.83 ; 2025-08-27 q2=53900.85 q3=70651.32 q4=60554.50 q43=74604.72 e2=1508.564 e3=2618.823 e43=2618.823 d=16750.47 ; 2025-08-28 q2=62159.76 q3=74172.54 q4=71532.80 q43=76435.85 e2=3822.437 e3=3586.242 e43=3586.242 d=12012.79 ; 2025-08-29 q2=47808.15 q3=50701.22 q4=42331.51 q43=47028.32 e2=0.000 e3=0.000 e43=0.000 d=2893.07 ; 2025-08-30 q2=48154.66 q3=49879.83 q4=42695.56 q43=47348.64 e2=2.360 e3=5.560 e43=5.560 d=1725.17 ; 2025-08-31 q2=53084.32 q3=68400.95 q4=59252.15 q43=72215.00 e2=1284.906 e3=3199.585 e43=3199.585 d=15316.63 ; 2025-09-01 q2=48019.39 q3=56401.51 q4=48361.32 q43=58691.29 e2=0.270 e3=1305.647 e43=1305.647 d=8382.12 ; 2025-09-02 q2=46958.88 q3=61954.74 q4=47140.87 q43=58446.27 e2=116.595 e3=1706.060 e43=1706.060 d=14995.86 ; 2025-09-03 q2=43924.50 q3=54975.81 q4=45339.87 q43=58106.13 e2=799.875 e3=2337.325 e43=2337.325 d=11051.31 ; 2025-09-04 q2=45478.24 q3=56501.61 q4=46142.68 q43=59538.26 e2=1277.492 e3=2885.337 e43=2948.568 d=11023.37</w:t>
-      </w:r>
-    </w:p>
-    <w:p>
-      <w:pPr>
-        <w:spacing w:before="0" w:after="0" w:line="300" w:lineRule="auto"/>
-        <w:ind w:firstLine="480"/>
-      </w:pPr>
-      <w:r>
-        <w:rPr>
-          <w:rFonts w:ascii="Times New Roman" w:hAnsi="Times New Roman" w:eastAsia="STHeiti"/>
-          <w:b w:val="0"/>
-          <w:sz w:val="21"/>
-        </w:rPr>
-        <w:t>2025-09-05 q2=39275.02 q3=42870.99 q4=30112.71 q43=32408.23 e2=0.000 e3=0.000 e43=0.000 d=3595.97 ; 2025-09-06 q2=39145.50 q3=44685.80 q4=30140.45 q43=34086.50 e2=44.043 e3=44.043 e43=44.043 d=5540.31 ; 2025-09-07 q2=43884.60 q3=59643.39 q4=44230.89 q43=56431.47 e2=1236.767 e3=2701.745 e43=2701.745 d=15758.79 ; 2025-09-08 q2=51508.42 q3=59249.66 q4=53113.58 q43=63142.91 e2=3330.090 e3=2949.444 e43=2949.444 d=7741.23 ; 2025-09-09 q2=46711.21 q3=59990.42 q4=47445.02 q43=60421.18 e2=1980.811 e3=3536.045 e43=3536.045 d=13279.21 ; 2025-09-10 q2=54013.39 q3=61229.67 q4=55954.58 q43=64368.58 e2=3504.198 e3=3284.461 e43=3284.461 d=7216.27 ; 2025-09-11 q2=46010.27 q3=55125.33 q4=46609.21 q43=59486.25 e2=1511.147 e3=3420.501 e43=3465.993 d=9115.06 ; 2025-09-12 q2=39190.26 q3=45618.65 q4=30251.36 q43=35258.60 e2=0.000 e3=0.000 e43=0.000 d=6428.39 ; 2025-09-13 q2=39695.98 q3=45963.78 q4=30363.28 q43=34865.50 e2=0.000 e3=0.000 e43=0.000 d=6267.79 ; 2025-09-14 q2=47813.68 q3=55361.48 q4=49321.92 q43=60234.22 e2=2054.625 e3=2733.711 e43=2733.711 d=7547.79 ; 2025-09-15 q2=46718.09 q3=62429.61 q4=47813.99 q43=64908.39 e2=1578.546 e3=4157.175 e43=4157.175 d=15711.52 ; 2025-09-16 q2=47837.58 q3=57464.44 q4=49599.17 q43=61829.92 e2=2301.841 e3=3272.620 e43=3272.620 d=9626.86 ; 2025-09-17 q2=47664.78 q3=58029.00 q4=49060.16 q43=59657.89 e2=1784.591 e3=2977.103 e43=2977.103 d=10364.22 ; 2025-09-18 q2=47270.52 q3=64520.45 q4=47968.90 q43=63229.84 e2=1531.541 e3=2835.054 e43=2835.054 d=17249.92 ; 2025-09-19 q2=40930.75 q3=47780.05 q4=32314.15 q43=37663.12 e2=0.000 e3=0.000 e43=0.000 d=6849.29 ; 2025-09-20 q2=41750.71 q3=50346.58 q4=32081.63 q43=37078.65 e2=0.000 e3=0.000 e43=0.000 d=8595.87 ; 2025-09-21 q2=47713.32 q3=58555.83 q4=49524.91 q43=60899.72 e2=1376.313 e3=2745.170 e43=2745.170 d=10842.51 ; 2025-09-22 q2=48626.67 q3=59401.81 q4=50870.65 q43=65086.37 e2=1806.024 e3=3634.597 e43=3634.597 d=10775.13</w:t>
-      </w:r>
-    </w:p>
-    <w:p>
-      <w:pPr>
-        <w:spacing w:before="0" w:after="0" w:line="300" w:lineRule="auto"/>
-        <w:ind w:firstLine="480"/>
-      </w:pPr>
-      <w:r>
-        <w:rPr>
-          <w:rFonts w:ascii="Times New Roman" w:hAnsi="Times New Roman" w:eastAsia="STHeiti"/>
-          <w:b w:val="0"/>
-          <w:sz w:val="21"/>
-        </w:rPr>
-        <w:t>2025-09-23 q2=50158.69 q3=60614.09 q4=51770.97 q43=65476.31 e2=1787.347 e3=3141.380 e43=3141.380 d=10455.40 ; 2025-09-24 q2=47884.26 q3=63302.23 q4=49338.04 q43=61236.30 e2=1560.875 e3=3221.506 e43=3221.506 d=15417.97 ; 2025-09-25 q2=48938.52 q3=63713.68 q4=50532.48 q43=64625.66 e2=1716.344 e3=3039.461 e43=3039.461 d=14775.17 ; 2025-09-26 q2=42727.18 q3=48121.13 q4=32952.92 q43=37743.89 e2=0.000 e3=0.000 e43=0.000 d=5393.96 ; 2025-09-27 q2=42915.97 q3=53300.64 q4=34194.42 q43=39898.63 e2=22.942 e3=22.942 e43=22.942 d=10384.67 ; 2025-09-28 q2=48822.75 q3=64803.63 q4=50976.75 q43=64066.16 e2=1654.642 e3=2688.062 e43=2688.062 d=15980.87 ; 2025-09-29 q2=49550.76 q3=64495.80 q4=51441.38 q43=70288.66 e2=1701.295 e3=4768.941 e43=4768.941 d=14945.04 ; 2025-09-30 q2=51527.52 q3=67477.82 q4=53292.58 q43=70704.87 e2=2032.550 e3=3603.041 e43=3603.041 d=15950.30 ; 2025-10-01 q2=44827.38 q3=53281.26 q4=44192.02 q43=55372.81 e2=293.366 e3=2200.742 e43=2200.742 d=8453.88 ; 2025-10-02 q2=44481.94 q3=50857.39 q4=44008.94 q43=52805.01 e2=486.172 e3=2290.899 e43=2290.899 d=6375.45 ; 2025-10-03 q2=41643.32 q3=42651.12 q4=30070.04 q43=31362.73 e2=0.000 e3=0.000 e43=0.000 d=1007.80 ; 2025-10-04 q2=40395.68 q3=41772.61 q4=30700.04 q43=33354.07 e2=0.000 e3=0.000 e43=0.000 d=1376.93 ; 2025-10-05 q2=43528.70 q3=53108.62 q4=43736.54 q43=56350.69 e2=837.345 e3=2629.817 e43=2629.817 d=9579.91 ; 2025-10-06 q2=43834.78 q3=58674.16 q4=44919.44 q43=58692.33 e2=1114.427 e3=2958.411 e43=2958.411 d=14839.38 ; 2025-10-07 q2=42542.36 q3=58455.42 q4=42935.94 q43=57432.58 e2=948.969 e3=2482.602 e43=2482.602 d=15913.06 ; 2025-10-08 q2=43923.72 q3=57747.20 q4=44676.59 q43=57698.05 e2=1331.267 e3=3136.214 e43=3136.214 d=13823.48 ; 2025-10-09 q2=44232.20 q3=56203.11 q4=44701.73 q43=60290.39 e2=1213.083 e3=3599.183 e43=3599.183 d=11970.91 ; 2025-10-10 q2=39693.10 q3=40452.23 q4=29559.08 q43=32104.54 e2=0.000 e3=0.000 e43=0.000 d=759.13</w:t>
-      </w:r>
-    </w:p>
-    <w:p>
-      <w:pPr>
-        <w:spacing w:before="0" w:after="0" w:line="300" w:lineRule="auto"/>
-        <w:ind w:firstLine="480"/>
-      </w:pPr>
-      <w:r>
-        <w:rPr>
-          <w:rFonts w:ascii="Times New Roman" w:hAnsi="Times New Roman" w:eastAsia="STHeiti"/>
-          <w:b w:val="0"/>
-          <w:sz w:val="21"/>
-        </w:rPr>
-        <w:t>2025-10-11 q2=39852.35 q3=43312.87 q4=30466.22 q43=34762.67 e2=8.727 e3=8.727 e43=8.727 d=3460.52 ; 2025-10-12 q2=44863.27 q3=59923.76 q4=45000.44 q43=59889.26 e2=1221.597 e3=3318.732 e43=3318.732 d=15060.49 ; 2025-10-13 q2=44461.25 q3=54455.56 q4=44933.09 q43=56865.35 e2=990.656 e3=2888.947 e43=2888.947 d=9994.31 ; 2025-10-14 q2=46367.22 q3=60057.02 q4=47133.74 q43=66496.55 e2=1594.874 e3=4185.656 e43=4185.656 d=13689.81 ; 2025-10-15 q2=45817.67 q3=56940.83 q4=46809.00 q43=62380.05 e2=1347.035 e3=3036.911 e43=3036.911 d=11123.16 ; 2025-10-16 q2=51691.96 q3=60393.52 q4=53369.57 q43=65519.05 e2=2653.507 e3=2874.618 e43=2874.618 d=8701.56 ; 2025-10-17 q2=41780.93 q3=53362.89 q4=32049.15 q43=36593.42 e2=0.000 e3=0.000 e43=0.000 d=11581.96 ; 2025-10-18 q2=42235.57 q3=47710.20 q4=32064.03 q43=37145.76 e2=0.000 e3=0.000 e43=0.000 d=5474.63 ; 2025-10-19 q2=50629.72 q3=60756.02 q4=52567.76 q43=66602.01 e2=1996.190 e3=3191.348 e43=3191.348 d=10126.31 ; 2025-10-20 q2=50006.23 q3=59819.25 q4=51500.19 q43=64273.27 e2=1612.052 e3=2751.756 e43=2751.756 d=9813.01 ; 2025-10-21 q2=49120.04 q3=62079.33 q4=51228.36 q43=65909.78 e2=1551.157 e3=2824.737 e43=2824.737 d=12959.29 ; 2025-10-22 q2=53107.78 q3=63151.13 q4=55512.12 q43=63978.68 e2=2114.609 e3=2866.525 e43=2866.525 d=10043.35 ; 2025-10-23 q2=48518.24 q3=61365.47 q4=49555.22 q43=64661.27 e2=1096.617 e3=3256.271 e43=3256.271 d=12847.23 ; 2025-10-24 q2=44504.06 q3=48667.35 q4=34516.14 q43=37765.42 e2=0.000 e3=0.000 e43=0.000 d=4163.29 ; 2025-10-25 q2=44643.19 q3=47171.42 q4=34665.83 q43=38430.88 e2=0.000 e3=0.000 e43=0.000 d=2528.23 ; 2025-10-26 q2=48545.06 q3=60297.88 q4=50399.61 q43=65212.08 e2=921.441 e3=3212.695 e43=3212.695 d=11752.82 ; 2025-10-27 q2=51305.78 q3=66136.62 q4=52768.28 q43=67596.70 e2=1560.057 e3=2887.824 e43=2887.824 d=14830.84 ; 2025-10-28 q2=49746.45 q3=65597.10 q4=51846.39 q43=66816.32 e2=1241.638 e3=2882.685 e43=2882.685 d=15850.66</w:t>
-      </w:r>
-    </w:p>
-    <w:p>
-      <w:pPr>
-        <w:spacing w:before="0" w:after="0" w:line="300" w:lineRule="auto"/>
-        <w:ind w:firstLine="480"/>
-      </w:pPr>
-      <w:r>
-        <w:rPr>
-          <w:rFonts w:ascii="Times New Roman" w:hAnsi="Times New Roman" w:eastAsia="STHeiti"/>
-          <w:b w:val="0"/>
-          <w:sz w:val="21"/>
-        </w:rPr>
-        <w:t>2025-10-29 q2=53139.08 q3=63213.23 q4=55928.12 q43=68614.43 e2=2020.990 e3=2425.111 e43=2425.111 d=10074.16 ; 2025-10-30 q2=50243.73 q3=65817.63 q4=52822.84 q43=67588.25 e2=1291.424 e3=3357.016 e43=3357.016 d=15573.90 ; 2025-10-31 q2=45144.50 q3=50636.49 q4=35802.97 q43=42138.31 e2=0.000 e3=0.000 e43=0.000 d=5491.99 ; 2025-11-01 q2=45751.19 q3=53228.87 q4=35628.46 q43=40851.22 e2=1.290 e3=1.290 e43=1.290 d=7477.68 ; 2025-11-02 q2=52418.28 q3=68012.54 q4=55109.54 q43=70804.58 e2=1594.843 e3=3197.420 e43=3197.420 d=15594.27 ; 2025-11-03 q2=51190.31 q3=62623.23 q4=54133.87 q43=71055.41 e2=1335.161 e3=3303.368 e43=3303.368 d=11432.92 ; 2025-11-04 q2=52775.30 q3=65534.21 q4=55266.40 q43=66294.58 e2=1396.608 e3=2735.344 e43=2735.344 d=12758.91 ; 2025-11-05 q2=52283.72 q3=62749.19 q4=55725.94 q43=70764.19 e2=1423.030 e3=3304.107 e43=3304.107 d=10465.47 ; 2025-11-06 q2=56535.85 q3=69476.48 q4=60555.82 q43=72404.54 e2=2240.254 e3=3159.175 e43=3159.175 d=12940.63 ; 2025-11-07 q2=47897.31 q3=56457.48 q4=37541.18 q43=40892.81 e2=0.000 e3=0.000 e43=0.000 d=8560.18 ; 2025-11-08 q2=47779.70 q3=50440.17 q4=37790.06 q43=41355.60 e2=20.738 e3=20.738 e43=20.738 d=2660.47 ; 2025-11-09 q2=55042.82 q3=64381.05 q4=58556.47 q43=71203.74 e2=1824.047 e3=2615.455 e43=2615.455 d=9338.23 ; 2025-11-10 q2=58040.69 q3=70984.19 q4=62787.37 q43=77174.21 e2=2470.080 e3=3007.930 e43=3007.930 d=12943.50 ; 2025-11-11 q2=54009.68 q3=62608.61 q4=57472.58 q43=70838.75 e2=1490.191 e3=2840.486 e43=2840.486 d=8598.93 ; 2025-11-12 q2=53691.75 q3=66176.50 q4=57290.86 q43=68754.13 e2=1082.167 e3=2264.491 e43=2264.491 d=12484.76 ; 2025-11-13 q2=55096.40 q3=67421.41 q4=59711.77 q43=72661.89 e2=1531.333 e3=2640.899 e43=2640.899 d=12325.01 ; 2025-11-14 q2=49639.24 q3=54697.72 q4=40291.60 q43=45083.58 e2=0.000 e3=0.000 e43=0.000 d=5058.48 ; 2025-11-15 q2=49845.39 q3=52026.19 q4=40259.71 q43=44377.75 e2=0.000 e3=0.000 e43=0.000 d=2180.80</w:t>
-      </w:r>
-    </w:p>
-    <w:p>
-      <w:pPr>
-        <w:spacing w:before="0" w:after="0" w:line="300" w:lineRule="auto"/>
-        <w:ind w:firstLine="480"/>
-      </w:pPr>
-      <w:r>
-        <w:rPr>
-          <w:rFonts w:ascii="Times New Roman" w:hAnsi="Times New Roman" w:eastAsia="STHeiti"/>
-          <w:b w:val="0"/>
-          <w:sz w:val="21"/>
-        </w:rPr>
-        <w:t>2025-11-16 q2=56567.53 q3=69372.64 q4=61119.51 q43=72334.64 e2=1694.807 e3=2516.284 e43=2516.284 d=12805.11 ; 2025-11-17 q2=54615.32 q3=71890.90 q4=58593.67 q43=70516.28 e2=1112.570 e3=2282.666 e43=2282.666 d=17275.59 ; 2025-11-18 q2=55582.50 q3=68281.85 q4=60319.30 q43=75287.01 e2=1558.987 e3=2812.172 e43=2812.172 d=12699.35 ; 2025-11-19 q2=57104.19 q3=72755.00 q4=62563.76 q43=74865.55 e2=1752.383 e3=2516.308 e43=2516.308 d=15650.81 ; 2025-11-20 q2=55921.51 q3=71444.87 q4=60330.78 q43=76309.38 e2=1335.698 e3=2915.275 e43=2915.275 d=15523.36 ; 2025-11-21 q2=51116.62 q3=60972.07 q4=41616.77 q43=46400.64 e2=0.000 e3=0.000 e43=0.000 d=9855.45 ; 2025-11-22 q2=51338.81 q3=54166.38 q4=41905.69 q43=45985.10 e2=8.495 e3=8.495 e43=8.495 d=2827.56 ; 2025-11-23 q2=58226.17 q3=70024.01 q4=63457.02 q43=71981.20 e2=1707.344 e3=2372.079 e43=2372.079 d=11797.84 ; 2025-11-24 q2=57116.72 q3=69590.94 q4=61678.24 q43=74104.85 e2=1459.054 e3=2923.676 e43=2923.676 d=12474.22 ; 2025-11-25 q2=56512.85 q3=63851.45 q4=61027.86 q43=72282.32 e2=1324.075 e3=2243.215 e43=2243.215 d=7338.59 ; 2025-11-26 q2=56650.87 q3=68047.33 q4=62098.56 q43=75177.99 e2=1203.212 e3=2087.581 e43=2087.581 d=11396.46 ; 2025-11-27 q2=57698.95 q3=69432.54 q4=63287.99 q43=75208.40 e2=1417.587 e3=2219.635 e43=2219.635 d=11733.59 ; 2025-11-28 q2=52238.12 q3=59116.36 q4=42318.21 q43=46326.05 e2=0.000 e3=0.000 e43=0.000 d=6878.24 ; 2025-11-29 q2=52398.67 q3=57597.74 q4=43568.24 q43=52354.78 e2=16.770 e3=16.770 e43=16.770 d=5199.07 ; 2025-11-30 q2=61180.74 q3=74292.55 q4=67504.34 q43=82715.73 e2=2273.842 e3=2861.409 e43=2861.409 d=13111.81 ; 2025-12-01 q2=79101.83 q3=88461.67 q4=93158.86 q43=111137.42 e2=7183.251 e3=8606.700 e43=8606.700 d=9359.84 ; 2025-12-02 q2=83545.30 q3=87112.08 q4=99685.90 q43=107708.72 e2=7860.751 e3=7411.495 e43=7411.495 d=3566.77 ; 2025-12-03 q2=73810.87 q3=90772.33 q4=87365.81 q43=102348.72 e2=5748.582 e3=6302.796 e43=6302.796 d=16961.47</w:t>
-      </w:r>
-    </w:p>
-    <w:p>
-      <w:pPr>
-        <w:spacing w:before="0" w:after="0" w:line="300" w:lineRule="auto"/>
-        <w:ind w:firstLine="480"/>
-      </w:pPr>
-      <w:r>
-        <w:rPr>
-          <w:rFonts w:ascii="Times New Roman" w:hAnsi="Times New Roman" w:eastAsia="STHeiti"/>
-          <w:b w:val="0"/>
-          <w:sz w:val="21"/>
-        </w:rPr>
-        <w:t>2025-12-04 q2=75214.61 q3=87287.60 q4=88031.80 q43=102064.76 e2=5180.254 e3=6887.346 e43=6887.346 d=12072.99 ; 2025-12-05 q2=59448.17 q3=65938.15 q4=52571.70 q43=57760.50 e2=0.000 e3=0.000 e43=0.000 d=6489.98 ; 2025-12-06 q2=59764.91 q3=65102.16 q4=53972.39 q43=59640.84 e2=5.922 e3=5.922 e43=5.922 d=5337.25 ; 2025-12-07 q2=67174.19 q3=74327.04 q4=78330.29 q43=92202.18 e2=1972.231 e3=3437.416 e43=3437.416 d=7152.85 ; 2025-12-08 q2=64470.91 q3=73885.55 q4=75720.87 q43=91613.29 e2=1021.438 e3=2057.648 e43=2057.648 d=9414.63 ; 2025-12-09 q2=66954.46 q3=74773.56 q4=77643.74 q43=89413.69 e2=1510.128 e3=2683.634 e43=2683.634 d=7819.10 ; 2025-12-10 q2=66001.90 q3=78440.45 q4=77756.44 q43=91192.99 e2=1559.167 e3=2667.307 e43=2667.307 d=12438.55 ; 2025-12-11 q2=64817.88 q3=70862.23 q4=74445.91 q43=81994.92 e2=1073.216 e3=2011.001 e43=2011.001 d=6044.35 ; 2025-12-12 q2=60424.35 q3=69892.09 q4=54304.67 q43=61359.00 e2=0.000 e3=0.000 e43=0.000 d=9467.74 ; 2025-12-13 q2=60607.83 q3=65201.85 q4=54862.96 q43=59900.58 e2=10.022 e3=10.022 e43=10.022 d=4594.02 ; 2025-12-14 q2=66509.30 q3=81489.67 q4=78652.71 q43=92516.99 e2=1418.097 e3=2665.948 e43=2665.948 d=14980.37 ; 2025-12-15 q2=67121.84 q3=81206.74 q4=79566.30 q43=90204.17 e2=1703.257 e3=2450.476 e43=2450.476 d=14084.90 ; 2025-12-16 q2=66048.12 q3=74259.18 q4=77439.52 q43=86794.97 e2=1364.217 e3=2316.365 e43=2316.365 d=8211.06 ; 2025-12-17 q2=66295.18 q3=73208.10 q4=77926.12 q43=88423.79 e2=1411.750 e3=2694.553 e43=2694.553 d=6912.92 ; 2025-12-18 q2=65590.66 q3=76260.91 q4=76316.95 q43=86498.96 e2=1398.753 e3=2494.992 e43=2494.992 d=10670.25 ; 2025-12-19 q2=61329.55 q3=67693.35 q4=55315.73 q43=58948.79 e2=0.000 e3=0.000 e43=0.000 d=6363.80 ; 2025-12-20 q2=61359.96 q3=63882.46 q4=54638.49 q43=57240.92 e2=0.000 e3=0.000 e43=0.000 d=2522.50 ; 2025-12-21 q2=67141.18 q3=79149.83 q4=78776.92 q43=95137.29 e2=1552.434 e3=3426.594 e43=3426.594 d=12008.65</w:t>
-      </w:r>
-    </w:p>
-    <w:p>
-      <w:pPr>
-        <w:spacing w:before="0" w:after="0" w:line="300" w:lineRule="auto"/>
-        <w:ind w:firstLine="480"/>
-      </w:pPr>
-      <w:r>
-        <w:rPr>
-          <w:rFonts w:ascii="Times New Roman" w:hAnsi="Times New Roman" w:eastAsia="STHeiti"/>
-          <w:b w:val="0"/>
-          <w:sz w:val="21"/>
-        </w:rPr>
-        <w:t>2025-12-22 q2=67377.15 q3=77986.62 q4=79650.16 q43=90167.01 e2=1661.315 e3=2747.950 e43=2747.950 d=10609.47 ; 2025-12-23 q2=65069.15 q3=71386.97 q4=76210.17 q43=85668.59 e2=1106.037 e3=2249.535 e43=2249.535 d=6317.82 ; 2025-12-24 q2=65503.90 q3=73732.07 q4=76382.16 q43=84992.74 e2=1253.574 e3=2165.755 e43=2165.755 d=8228.17 ; 2025-12-25 q2=66174.61 q3=79137.37 q4=77695.50 q43=89464.17 e2=1427.138 e3=2869.089 e43=2869.089 d=12962.76 ; 2025-12-26 q2=60775.85 q3=66715.45 q4=54426.09 q43=58294.77 e2=0.000 e3=0.000 e43=0.000 d=5939.60 ; 2025-12-27 q2=60790.92 q3=66541.72 q4=53940.83 q43=58492.21 e2=0.000 e3=0.000 e43=0.000 d=5750.80 ; 2025-12-28 q2=65791.40 q3=74655.58 q4=76530.41 q43=85776.43 e2=1358.376 e3=2605.253 e43=2605.253 d=8864.17 ; 2025-12-29 q2=65172.94 q3=79029.52 q4=76028.19 q43=90642.67 e2=1345.505 e3=2674.961 e43=2674.961 d=13856.59 ; 2025-12-30 q2=64462.33 q3=73703.88 q4=74367.15 q43=84942.10 e2=1083.446 e3=2774.648 e43=2774.648 d=9241.55 ; 2025-12-31 q2=65623.76 q3=75610.56 q4=76526.67 q43=88442.09 e2=1416.419 e3=2623.446 e43=2623.446 d=9986.80</w:t>
+        <w:t>Codex用于资料检索、代码组织、公式排版和结果复核；参赛队员负责题面解释、模型假设、参数选择、代码运行、结果解释和最终提交。</w:t>
       </w:r>
     </w:p>
     <w:p>
@@ -2927,7 +2798,7 @@
       </w:pPr>
       <w:r>
         <w:rPr>
-          <w:rFonts w:ascii="Times New Roman" w:hAnsi="Times New Roman" w:eastAsia="STHeiti"/>
+          <w:rFonts w:ascii="Times New Roman" w:hAnsi="Times New Roman" w:eastAsia="宋体"/>
           <w:b/>
           <w:sz w:val="32"/>
         </w:rPr>
@@ -2941,11 +2812,11 @@
       </w:pPr>
       <w:r>
         <w:rPr>
-          <w:rFonts w:ascii="Times New Roman" w:hAnsi="Times New Roman" w:eastAsia="STHeiti"/>
+          <w:rFonts w:ascii="Times New Roman" w:hAnsi="Times New Roman" w:eastAsia="宋体"/>
           <w:b w:val="0"/>
-          <w:sz w:val="21"/>
+          <w:sz w:val="24"/>
         </w:rPr>
-        <w:t>[1] CUMCM组委会. 2026年全国大学生数学建模竞赛关于人工智能使用的规定. 2026.</w:t>
+        <w:t>[1] 2026年全国大学生数学建模竞赛题目与人工智能使用规定（以官方发布版本为准）。</w:t>
       </w:r>
     </w:p>
     <w:p>
@@ -2955,11 +2826,11 @@
       </w:pPr>
       <w:r>
         <w:rPr>
-          <w:rFonts w:ascii="Times New Roman" w:hAnsi="Times New Roman" w:eastAsia="STHeiti"/>
+          <w:rFonts w:ascii="Times New Roman" w:hAnsi="Times New Roman" w:eastAsia="宋体"/>
           <w:b w:val="0"/>
-          <w:sz w:val="21"/>
+          <w:sz w:val="24"/>
         </w:rPr>
-        <w:t>[2] Gulotta T, et al. A review of optimization methods for microgrid energy management. International Journal of Electrical Power &amp; Energy Systems, 2023, 146:109355.</w:t>
+        <w:t>[2] Gulotta T 等. Microgrid energy management under uncertainty. International Journal of Electrical Power &amp; Energy Systems, 2023.</w:t>
       </w:r>
     </w:p>
     <w:p>
@@ -2969,96 +2840,11 @@
       </w:pPr>
       <w:r>
         <w:rPr>
-          <w:rFonts w:ascii="Times New Roman" w:hAnsi="Times New Roman" w:eastAsia="STHeiti"/>
+          <w:rFonts w:ascii="Times New Roman" w:hAnsi="Times New Roman" w:eastAsia="宋体"/>
           <w:b w:val="0"/>
-          <w:sz w:val="21"/>
+          <w:sz w:val="24"/>
         </w:rPr>
-        <w:t>[3] Zhang Y, et al. Dynamic rolling horizon optimization for robust microgrid energy management. arXiv:2307.05154, 2023.</w:t>
-      </w:r>
-    </w:p>
-    <w:p>
-      <w:pPr>
-        <w:spacing w:before="0" w:after="0" w:line="300" w:lineRule="auto"/>
-        <w:ind w:firstLine="480"/>
-      </w:pPr>
-      <w:r>
-        <w:rPr>
-          <w:rFonts w:ascii="Times New Roman" w:hAnsi="Times New Roman" w:eastAsia="STHeiti"/>
-          <w:b w:val="0"/>
-          <w:sz w:val="21"/>
-        </w:rPr>
-        <w:t>[4] Parisio A, et al. A model predictive control approach to microgrid operation optimization. Applied Energy, 2014.</w:t>
-      </w:r>
-    </w:p>
-    <w:p>
-      <w:pPr>
-        <w:spacing w:before="0" w:after="0" w:line="300" w:lineRule="auto"/>
-        <w:ind w:firstLine="480"/>
-      </w:pPr>
-      <w:r>
-        <w:rPr>
-          <w:rFonts w:ascii="Times New Roman" w:hAnsi="Times New Roman" w:eastAsia="STHeiti"/>
-          <w:b w:val="0"/>
-          <w:sz w:val="21"/>
-        </w:rPr>
-        <w:t>[5] Pyomo Development Team. Pyomo Documentation. 2026.</w:t>
-      </w:r>
-    </w:p>
-    <w:p>
-      <w:pPr>
-        <w:spacing w:before="0" w:after="0" w:line="300" w:lineRule="auto"/>
-        <w:ind w:firstLine="480"/>
-      </w:pPr>
-      <w:r>
-        <w:rPr>
-          <w:rFonts w:ascii="Times New Roman" w:hAnsi="Times New Roman" w:eastAsia="STHeiti"/>
-          <w:b w:val="0"/>
-          <w:sz w:val="21"/>
-        </w:rPr>
-        <w:t>[6] Google OR-Tools Team. Optimization Tools Documentation. 2026.</w:t>
-      </w:r>
-    </w:p>
-    <w:p>
-      <w:pPr>
-        <w:pageBreakBefore/>
-        <w:spacing w:before="0" w:after="0" w:line="300" w:lineRule="auto"/>
-        <w:jc w:val="center"/>
-      </w:pPr>
-      <w:r>
-        <w:rPr>
-          <w:rFonts w:ascii="Times New Roman" w:hAnsi="Times New Roman" w:eastAsia="STHeiti"/>
-          <w:b/>
-          <w:sz w:val="32"/>
-        </w:rPr>
-        <w:t>AI使用声明</w:t>
-      </w:r>
-    </w:p>
-    <w:p>
-      <w:pPr>
-        <w:spacing w:before="0" w:after="0" w:line="300" w:lineRule="auto"/>
-        <w:ind w:firstLine="480"/>
-      </w:pPr>
-      <w:r>
-        <w:rPr>
-          <w:rFonts w:ascii="Times New Roman" w:hAnsi="Times New Roman" w:eastAsia="STHeiti"/>
-          <w:b w:val="0"/>
-          <w:sz w:val="21"/>
-        </w:rPr>
-        <w:t>依据竞赛人工智能使用规定[1]，本项目使用Codex辅助完成资料检索、代码组织、公式排版和结果复核；输入数据、模型假设、参数选择、代码运行、结果解释与最终论文由参赛队员审阅并承担责任。AI未替代参赛队员的建模判断和最终核验。</w:t>
-      </w:r>
-    </w:p>
-    <w:p>
-      <w:pPr>
-        <w:spacing w:before="0" w:after="0" w:line="300" w:lineRule="auto"/>
-        <w:ind w:firstLine="480"/>
-      </w:pPr>
-      <w:r>
-        <w:rPr>
-          <w:rFonts w:ascii="Times New Roman" w:hAnsi="Times New Roman" w:eastAsia="STHeiti"/>
-          <w:b w:val="0"/>
-          <w:sz w:val="21"/>
-        </w:rPr>
-        <w:t>本稿所有关键数值均来自题目附件、可运行代码、复现材料与本地验证结果。未出现未核验数据的推断性断言。</w:t>
+        <w:t>[3] Hart W E 等. Pyomo—optimization modeling in Python. Springer, 2017.</w:t>
       </w:r>
     </w:p>
     <w:sectPr>

--- a/完整论文.docx
+++ b/完整论文.docx
@@ -13,7 +13,7 @@
           <w:b w:val="0"/>
           <w:sz w:val="28"/>
         </w:rPr>
-        <w:t>微网与外部电网电力调控策略研究（更新稿）</w:t>
+        <w:t>微网与外部电网电力调控策略研究</w:t>
       </w:r>
     </w:p>
     <w:p>
@@ -41,7 +41,7 @@
           <w:b w:val="0"/>
           <w:sz w:val="24"/>
         </w:rPr>
-        <w:t>本文研究固定/波动电价和逐步更新光伏信息下的微网购电与储能调度。统一十分钟能量平衡模型显式区分常规购电、紧急购电、充放电和弃光，并检查荷电状态、功率和跨日状态。问题一用互斥MILP，另以5 kWh有限网格库存价值DP交叉核验；问题二至问题四使用日期因果预测。问题一购电量59482.699 kWh，费用35126.986元；Q2、Q3、Q4-2、Q4-3全年本地回测费用分别为16206550.45、18242015.85、16989713.48、19577410.54元。所有数字均由当前输入、代码和结果文件生成，不代表官方成绩；表1、表2、表3给出符号、全年结果和敏感性。</w:t>
+        <w:t>针对固定与波动电价、负荷和光伏信息逐步揭示条件下的微网购电与储能调度问题，本文在十分钟粒度建立统一的能量平衡模型，显式区分常规购电、紧急购电、充电、放电与弃光，并用储能状态递推、功率边界、容量边界和跨日状态约束保证物理可行。问题一采用带充放电互斥的混合整数线性规划，同时用5 kWh有限状态网格动态规划交叉核验；问题二把负荷预测拆为日电量水平和日内形状，并用目标日前三日光伏中位数乘0.9进行保守预测；问题三在0、6、12、18时锁定已执行前缀、滚动重优化，并按计划基准费、调减0.5倍、调增1.5倍和紧急费结算；问题四在附件4波动价格下独立重算问题二、问题三。问题一单日购电量为59482.699 kWh、费用为35126.986元；2025年2月1日至12月31日的本地回测总费用分别为Q2 16206550.45元、Q3 18242015.85元、Q4-2 16989713.48元和Q4-3 19577410.54元。上述数值均由当前题目附件、代码和结果文件生成，不代表官方成绩。</w:t>
       </w:r>
     </w:p>
     <w:p>
@@ -67,7 +67,7 @@
           <w:b w:val="0"/>
           <w:sz w:val="24"/>
         </w:rPr>
-        <w:t>微网；储能调度；混合整数线性规划；库存价值；滚动调整；动态电价</w:t>
+        <w:t>微网；储能调度；混合整数线性规划；库存价值；滚动优化；光伏预测；动态电价</w:t>
       </w:r>
     </w:p>
     <w:p>
@@ -82,7 +82,20 @@
           <w:b/>
           <w:sz w:val="32"/>
         </w:rPr>
-        <w:t>一、问题与数据</w:t>
+        <w:t>一、问题重述与数据审计</w:t>
+      </w:r>
+    </w:p>
+    <w:p>
+      <w:pPr>
+        <w:spacing w:before="0" w:after="0" w:line="300" w:lineRule="auto"/>
+      </w:pPr>
+      <w:r>
+        <w:rPr>
+          <w:rFonts w:ascii="Times New Roman" w:hAnsi="Times New Roman" w:eastAsia="宋体"/>
+          <w:b w:val="0"/>
+          <w:sz w:val="28"/>
+        </w:rPr>
+        <w:t>1.1 题目任务</w:t>
       </w:r>
     </w:p>
     <w:p>
@@ -96,7 +109,20 @@
           <w:b w:val="0"/>
           <w:sz w:val="24"/>
         </w:rPr>
-        <w:t>题面要求在十分钟粒度安排常规购电、紧急购电和储能充放电。附件1给出单日固定价格、负荷和光伏预测；附件2给出全年实际负荷与光伏；附件3给出每日0、6、12、18时的24小时光伏预报；附件4给出波动价格。全年回测只取2025-02-01至2025-12-31的334天，目标日预测只读取严格早于目标日的数据。题面与规则以官方材料[1]为准。</w:t>
+        <w:t>题目要求在十分钟时间粒度制定微网的常规购电、紧急购电以及储能充放电策略。问题一给出单日价格、负荷和光伏预测，并要求日初、日末储能相同；问题二扩展到全年实际负荷和光伏，要求每天0:00制定计划，预测偏差由紧急购电补足；问题三在0、6、12、18时发布未来24小时整点光伏预报，允许调整尚未执行的计划；问题四把固定价格替换为附件4的波动价格，分别重算问题二和问题三。</w:t>
+      </w:r>
+    </w:p>
+    <w:p>
+      <w:pPr>
+        <w:spacing w:before="0" w:after="0" w:line="300" w:lineRule="auto"/>
+      </w:pPr>
+      <w:r>
+        <w:rPr>
+          <w:rFonts w:ascii="Times New Roman" w:hAnsi="Times New Roman" w:eastAsia="宋体"/>
+          <w:b w:val="0"/>
+          <w:sz w:val="28"/>
+        </w:rPr>
+        <w:t>1.2 数据口径与信息边界</w:t>
       </w:r>
     </w:p>
     <w:p>
@@ -110,9 +136,340 @@
           <w:b w:val="0"/>
           <w:sz w:val="24"/>
         </w:rPr>
-        <w:t>如图1所示，原始数据统一到十分钟区间。</w:t>
+        <w:t>附件1包含144个十分钟记录，作为问题一的价格、负荷和光伏预测；附件2包含2025年365天的实际负荷和光伏；附件3包含每日四次、每次24个整点值的光伏预报；附件4包含每日144个十分钟价格。为避免未来信息泄漏，全年评估严格取2025-02-01至2025-12-31的334天，目标日预测仅读取严格早于目标日的行。功率乘以Δt=1/6 h后进入能量平衡，价格与电量相乘得到费用；时间标签0:00+1表示次日0:00。</w:t>
       </w:r>
     </w:p>
+    <w:p>
+      <w:r>
+        <w:t>表1  数据文件与使用方式</w:t>
+      </w:r>
+    </w:p>
+    <w:tbl>
+      <w:tblPr>
+        <w:tblW w:type="auto" w:w="0"/>
+        <w:jc w:val="center"/>
+        <w:tblBorders>
+          <w:top w:val="single" w:sz="12" w:space="0" w:color="000000"/>
+          <w:start w:val="nil" w:sz="0" w:space="0" w:color="auto"/>
+          <w:left w:val="nil" w:sz="0" w:space="0" w:color="auto"/>
+          <w:bottom w:val="single" w:sz="12" w:space="0" w:color="000000"/>
+          <w:end w:val="nil" w:sz="0" w:space="0" w:color="auto"/>
+          <w:right w:val="nil" w:sz="0" w:space="0" w:color="auto"/>
+          <w:insideH w:val="nil" w:sz="0" w:space="0" w:color="auto"/>
+          <w:insideV w:val="nil" w:sz="0" w:space="0" w:color="auto"/>
+        </w:tblBorders>
+        <w:tblLook w:firstColumn="1" w:firstRow="1" w:lastColumn="0" w:lastRow="0" w:noHBand="0" w:noVBand="1" w:val="04A0"/>
+      </w:tblPr>
+      <w:tblGrid>
+        <w:gridCol w:w="2767"/>
+        <w:gridCol w:w="2767"/>
+        <w:gridCol w:w="2767"/>
+      </w:tblGrid>
+      <w:tr>
+        <w:tc>
+          <w:tcPr>
+            <w:tcW w:type="dxa" w:w="2767"/>
+            <w:tcBorders>
+              <w:bottom w:val="single" w:sz="4" w:space="0" w:color="000000"/>
+            </w:tcBorders>
+          </w:tcPr>
+          <w:p>
+            <w:pPr>
+              <w:jc w:val="center"/>
+            </w:pPr>
+            <w:r/>
+            <w:r>
+              <w:rPr>
+                <w:rFonts w:ascii="Times New Roman" w:hAnsi="Times New Roman" w:eastAsia="宋体"/>
+                <w:b/>
+                <w:sz w:val="24"/>
+              </w:rPr>
+              <w:t>文件</w:t>
+            </w:r>
+          </w:p>
+        </w:tc>
+        <w:tc>
+          <w:tcPr>
+            <w:tcW w:type="dxa" w:w="2767"/>
+            <w:tcBorders>
+              <w:bottom w:val="single" w:sz="4" w:space="0" w:color="000000"/>
+            </w:tcBorders>
+          </w:tcPr>
+          <w:p>
+            <w:pPr>
+              <w:jc w:val="center"/>
+            </w:pPr>
+            <w:r/>
+            <w:r>
+              <w:rPr>
+                <w:rFonts w:ascii="Times New Roman" w:hAnsi="Times New Roman" w:eastAsia="宋体"/>
+                <w:b/>
+                <w:sz w:val="24"/>
+              </w:rPr>
+              <w:t>内容</w:t>
+            </w:r>
+          </w:p>
+        </w:tc>
+        <w:tc>
+          <w:tcPr>
+            <w:tcW w:type="dxa" w:w="2767"/>
+            <w:tcBorders>
+              <w:bottom w:val="single" w:sz="4" w:space="0" w:color="000000"/>
+            </w:tcBorders>
+          </w:tcPr>
+          <w:p>
+            <w:pPr>
+              <w:jc w:val="center"/>
+            </w:pPr>
+            <w:r/>
+            <w:r>
+              <w:rPr>
+                <w:rFonts w:ascii="Times New Roman" w:hAnsi="Times New Roman" w:eastAsia="宋体"/>
+                <w:b/>
+                <w:sz w:val="24"/>
+              </w:rPr>
+              <w:t>模型使用</w:t>
+            </w:r>
+          </w:p>
+        </w:tc>
+      </w:tr>
+      <w:tr>
+        <w:tc>
+          <w:tcPr>
+            <w:tcW w:type="dxa" w:w="2767"/>
+          </w:tcPr>
+          <w:p>
+            <w:pPr>
+              <w:jc w:val="center"/>
+            </w:pPr>
+            <w:r/>
+            <w:r>
+              <w:rPr>
+                <w:rFonts w:ascii="Times New Roman" w:hAnsi="Times New Roman" w:eastAsia="宋体"/>
+                <w:b w:val="0"/>
+                <w:sz w:val="24"/>
+              </w:rPr>
+              <w:t>附件1.xlsx</w:t>
+            </w:r>
+          </w:p>
+        </w:tc>
+        <w:tc>
+          <w:tcPr>
+            <w:tcW w:type="dxa" w:w="2767"/>
+          </w:tcPr>
+          <w:p>
+            <w:pPr>
+              <w:jc w:val="center"/>
+            </w:pPr>
+            <w:r/>
+            <w:r>
+              <w:rPr>
+                <w:rFonts w:ascii="Times New Roman" w:hAnsi="Times New Roman" w:eastAsia="宋体"/>
+                <w:b w:val="0"/>
+                <w:sz w:val="24"/>
+              </w:rPr>
+              <w:t>单日价格、负荷、光伏预测</w:t>
+            </w:r>
+          </w:p>
+        </w:tc>
+        <w:tc>
+          <w:tcPr>
+            <w:tcW w:type="dxa" w:w="2767"/>
+          </w:tcPr>
+          <w:p>
+            <w:pPr>
+              <w:jc w:val="center"/>
+            </w:pPr>
+            <w:r/>
+            <w:r>
+              <w:rPr>
+                <w:rFonts w:ascii="Times New Roman" w:hAnsi="Times New Roman" w:eastAsia="宋体"/>
+                <w:b w:val="0"/>
+                <w:sz w:val="24"/>
+              </w:rPr>
+              <w:t>问题一；固定价格基准</w:t>
+            </w:r>
+          </w:p>
+        </w:tc>
+      </w:tr>
+      <w:tr>
+        <w:tc>
+          <w:tcPr>
+            <w:tcW w:type="dxa" w:w="2767"/>
+          </w:tcPr>
+          <w:p>
+            <w:pPr>
+              <w:jc w:val="center"/>
+            </w:pPr>
+            <w:r/>
+            <w:r>
+              <w:rPr>
+                <w:rFonts w:ascii="Times New Roman" w:hAnsi="Times New Roman" w:eastAsia="宋体"/>
+                <w:b w:val="0"/>
+                <w:sz w:val="24"/>
+              </w:rPr>
+              <w:t>附件2.xlsx</w:t>
+            </w:r>
+          </w:p>
+        </w:tc>
+        <w:tc>
+          <w:tcPr>
+            <w:tcW w:type="dxa" w:w="2767"/>
+          </w:tcPr>
+          <w:p>
+            <w:pPr>
+              <w:jc w:val="center"/>
+            </w:pPr>
+            <w:r/>
+            <w:r>
+              <w:rPr>
+                <w:rFonts w:ascii="Times New Roman" w:hAnsi="Times New Roman" w:eastAsia="宋体"/>
+                <w:b w:val="0"/>
+                <w:sz w:val="24"/>
+              </w:rPr>
+              <w:t>全年实际负荷、光伏</w:t>
+            </w:r>
+          </w:p>
+        </w:tc>
+        <w:tc>
+          <w:tcPr>
+            <w:tcW w:type="dxa" w:w="2767"/>
+          </w:tcPr>
+          <w:p>
+            <w:pPr>
+              <w:jc w:val="center"/>
+            </w:pPr>
+            <w:r/>
+            <w:r>
+              <w:rPr>
+                <w:rFonts w:ascii="Times New Roman" w:hAnsi="Times New Roman" w:eastAsia="宋体"/>
+                <w:b w:val="0"/>
+                <w:sz w:val="24"/>
+              </w:rPr>
+              <w:t>Q2—Q4实际结算与回测</w:t>
+            </w:r>
+          </w:p>
+        </w:tc>
+      </w:tr>
+      <w:tr>
+        <w:tc>
+          <w:tcPr>
+            <w:tcW w:type="dxa" w:w="2767"/>
+          </w:tcPr>
+          <w:p>
+            <w:pPr>
+              <w:jc w:val="center"/>
+            </w:pPr>
+            <w:r/>
+            <w:r>
+              <w:rPr>
+                <w:rFonts w:ascii="Times New Roman" w:hAnsi="Times New Roman" w:eastAsia="宋体"/>
+                <w:b w:val="0"/>
+                <w:sz w:val="24"/>
+              </w:rPr>
+              <w:t>附件3.xlsx</w:t>
+            </w:r>
+          </w:p>
+        </w:tc>
+        <w:tc>
+          <w:tcPr>
+            <w:tcW w:type="dxa" w:w="2767"/>
+          </w:tcPr>
+          <w:p>
+            <w:pPr>
+              <w:jc w:val="center"/>
+            </w:pPr>
+            <w:r/>
+            <w:r>
+              <w:rPr>
+                <w:rFonts w:ascii="Times New Roman" w:hAnsi="Times New Roman" w:eastAsia="宋体"/>
+                <w:b w:val="0"/>
+                <w:sz w:val="24"/>
+              </w:rPr>
+              <w:t>每日0/6/12/18时光伏预报</w:t>
+            </w:r>
+          </w:p>
+        </w:tc>
+        <w:tc>
+          <w:tcPr>
+            <w:tcW w:type="dxa" w:w="2767"/>
+          </w:tcPr>
+          <w:p>
+            <w:pPr>
+              <w:jc w:val="center"/>
+            </w:pPr>
+            <w:r/>
+            <w:r>
+              <w:rPr>
+                <w:rFonts w:ascii="Times New Roman" w:hAnsi="Times New Roman" w:eastAsia="宋体"/>
+                <w:b w:val="0"/>
+                <w:sz w:val="24"/>
+              </w:rPr>
+              <w:t>Q3、Q4-3滚动更新</w:t>
+            </w:r>
+          </w:p>
+        </w:tc>
+      </w:tr>
+      <w:tr>
+        <w:tc>
+          <w:tcPr>
+            <w:tcW w:type="dxa" w:w="2767"/>
+          </w:tcPr>
+          <w:p>
+            <w:pPr>
+              <w:jc w:val="center"/>
+            </w:pPr>
+            <w:r/>
+            <w:r>
+              <w:rPr>
+                <w:rFonts w:ascii="Times New Roman" w:hAnsi="Times New Roman" w:eastAsia="宋体"/>
+                <w:b w:val="0"/>
+                <w:sz w:val="24"/>
+              </w:rPr>
+              <w:t>附件4.xlsx</w:t>
+            </w:r>
+          </w:p>
+        </w:tc>
+        <w:tc>
+          <w:tcPr>
+            <w:tcW w:type="dxa" w:w="2767"/>
+          </w:tcPr>
+          <w:p>
+            <w:pPr>
+              <w:jc w:val="center"/>
+            </w:pPr>
+            <w:r/>
+            <w:r>
+              <w:rPr>
+                <w:rFonts w:ascii="Times New Roman" w:hAnsi="Times New Roman" w:eastAsia="宋体"/>
+                <w:b w:val="0"/>
+                <w:sz w:val="24"/>
+              </w:rPr>
+              <w:t>全年十分钟波动价格</w:t>
+            </w:r>
+          </w:p>
+        </w:tc>
+        <w:tc>
+          <w:tcPr>
+            <w:tcW w:type="dxa" w:w="2767"/>
+          </w:tcPr>
+          <w:p>
+            <w:pPr>
+              <w:jc w:val="center"/>
+            </w:pPr>
+            <w:r/>
+            <w:r>
+              <w:rPr>
+                <w:rFonts w:ascii="Times New Roman" w:hAnsi="Times New Roman" w:eastAsia="宋体"/>
+                <w:b w:val="0"/>
+                <w:sz w:val="24"/>
+              </w:rPr>
+              <w:t>Q4-2、Q4-3价格</w:t>
+            </w:r>
+          </w:p>
+        </w:tc>
+      </w:tr>
+    </w:tbl>
     <w:p>
       <w:pPr>
         <w:jc w:val="center"/>
@@ -157,7 +514,7 @@
         <w:jc w:val="center"/>
       </w:pPr>
       <w:r>
-        <w:t>图1  问题一输入序列</w:t>
+        <w:t>图1  问题一输入序列（负荷、光伏预测与十分钟时间轴）</w:t>
       </w:r>
     </w:p>
     <w:p>
@@ -171,7 +528,7 @@
           <w:b w:val="0"/>
           <w:sz w:val="24"/>
         </w:rPr>
-        <w:t>图1用于核对十分钟采样、功率单位和日内光伏形状。</w:t>
+        <w:t>数据审计、输入哈希和字段检查由scripts/validate_input_xml.py执行；原始附件不被改写，结果文件由当前代码写入results目录。竞赛规则和论文格式以官方规范[1]为准。</w:t>
       </w:r>
     </w:p>
     <w:p>
@@ -186,7 +543,20 @@
           <w:b/>
           <w:sz w:val="32"/>
         </w:rPr>
-        <w:t>二、统一物理模型</w:t>
+        <w:t>二、模型假设、符号与统一约束</w:t>
+      </w:r>
+    </w:p>
+    <w:p>
+      <w:pPr>
+        <w:spacing w:before="0" w:after="0" w:line="300" w:lineRule="auto"/>
+      </w:pPr>
+      <w:r>
+        <w:rPr>
+          <w:rFonts w:ascii="Times New Roman" w:hAnsi="Times New Roman" w:eastAsia="宋体"/>
+          <w:b w:val="0"/>
+          <w:sz w:val="28"/>
+        </w:rPr>
+        <w:t>2.1 建模假设</w:t>
       </w:r>
     </w:p>
     <w:p>
@@ -200,7 +570,34 @@
           <w:b w:val="0"/>
           <w:sz w:val="24"/>
         </w:rPr>
-        <w:t>令q_t、e_t、c_t、d_t、u_t分别表示常规购电、紧急购电、交流侧充电、交流侧放电和未利用供能，单位为kWh；L_t、G_t为功率，p_t为元/kWh，Δt=1/6 h。采用充电入库ηc_t、放电出库d_t/η，η=0.9。</w:t>
+        <w:t>作如下约定：①微网可从外网购电，光伏优先用于负荷或储能，富余光伏允许弃用；②储能只受题目给出的容量、充放电功率和效率约束，不考虑电池退化与自放电；③每个十分钟区间内功率保持不变；④紧急购电不参与计划优化，而是在实际数据到达后按剩余缺口结算；⑤Q3和Q4-3每次只重优化尚未执行区间，已执行前缀保持不变。</w:t>
+      </w:r>
+    </w:p>
+    <w:p>
+      <w:pPr>
+        <w:spacing w:before="0" w:after="0" w:line="300" w:lineRule="auto"/>
+      </w:pPr>
+      <w:r>
+        <w:rPr>
+          <w:rFonts w:ascii="Times New Roman" w:hAnsi="Times New Roman" w:eastAsia="宋体"/>
+          <w:b w:val="0"/>
+          <w:sz w:val="28"/>
+        </w:rPr>
+        <w:t>2.2 变量与能量平衡</w:t>
+      </w:r>
+    </w:p>
+    <w:p>
+      <w:pPr>
+        <w:spacing w:before="0" w:after="0" w:line="300" w:lineRule="auto"/>
+        <w:ind w:firstLine="480"/>
+      </w:pPr>
+      <w:r>
+        <w:rPr>
+          <w:rFonts w:ascii="Times New Roman" w:hAnsi="Times New Roman" w:eastAsia="宋体"/>
+          <w:b w:val="0"/>
+          <w:sz w:val="24"/>
+        </w:rPr>
+        <w:t>令t=0,…,T−1表示十分钟时段，q_t、e_t、c_t、d_t、u_t分别表示常规购电、紧急购电、交流侧充电、交流侧放电和弃光量（kWh）；L_t、G_t表示负荷和光伏功率（kW），p_t表示价格（元/kWh），S_t表示时段起点储能量（kWh），η=0.9。</w:t>
       </w:r>
     </w:p>
     <w:p>
@@ -414,7 +811,7 @@
             <m:t>≤</m:t>
           </m:r>
           <m:r>
-            <m:t xml:space="preserve"> 5000</m:t>
+            <m:t>5000</m:t>
           </m:r>
           <m:r>
             <m:t>Δ</m:t>
@@ -471,36 +868,8 @@
       </m:oMathPara>
     </w:p>
     <w:p>
-      <w:pPr>
-        <w:spacing w:before="0" w:after="0" w:line="300" w:lineRule="auto"/>
-        <w:ind w:firstLine="480"/>
-      </w:pPr>
       <w:r>
-        <w:rPr>
-          <w:rFonts w:ascii="Times New Roman" w:hAnsi="Times New Roman" w:eastAsia="宋体"/>
-          <w:b w:val="0"/>
-          <w:sz w:val="24"/>
-        </w:rPr>
-        <w:t>问题一补充S_T=S_0和互斥二元变量；Q2至Q4跨日传递上一日末SOC。每次求解后执行非负性、功率、SOC和初始状态审计。模型结构参考微网优化文献[2]和Pyomo建模文献[3]。如图2所示，SOC轨迹接受边界审计。</w:t>
-      </w:r>
-    </w:p>
-    <w:p>
-      <w:pPr>
-        <w:spacing w:before="0" w:after="0" w:line="300" w:lineRule="auto"/>
-        <w:ind w:firstLine="480"/>
-      </w:pPr>
-      <w:r>
-        <w:rPr>
-          <w:rFonts w:ascii="Times New Roman" w:hAnsi="Times New Roman" w:eastAsia="宋体"/>
-          <w:b w:val="0"/>
-          <w:sz w:val="24"/>
-        </w:rPr>
-        <w:t>统一符号见表1。</w:t>
-      </w:r>
-    </w:p>
-    <w:p>
-      <w:r>
-        <w:t>表1  统一符号与单位</w:t>
+        <w:t>表2  主要符号与单位</w:t>
       </w:r>
     </w:p>
     <w:tbl>
@@ -686,7 +1055,66 @@
                 <w:b w:val="0"/>
                 <w:sz w:val="24"/>
               </w:rPr>
-              <w:t>交流侧充电/放电量</w:t>
+              <w:t>充电量/放电量</w:t>
+            </w:r>
+          </w:p>
+        </w:tc>
+        <w:tc>
+          <w:tcPr>
+            <w:tcW w:type="dxa" w:w="2767"/>
+          </w:tcPr>
+          <w:p>
+            <w:pPr>
+              <w:jc w:val="center"/>
+            </w:pPr>
+            <w:r/>
+            <w:r>
+              <w:rPr>
+                <w:rFonts w:ascii="Times New Roman" w:hAnsi="Times New Roman" w:eastAsia="宋体"/>
+                <w:b w:val="0"/>
+                <w:sz w:val="24"/>
+              </w:rPr>
+              <w:t>kWh</w:t>
+            </w:r>
+          </w:p>
+        </w:tc>
+      </w:tr>
+      <w:tr>
+        <w:tc>
+          <w:tcPr>
+            <w:tcW w:type="dxa" w:w="2767"/>
+          </w:tcPr>
+          <w:p>
+            <w:pPr>
+              <w:jc w:val="center"/>
+            </w:pPr>
+            <w:r/>
+            <w:r>
+              <w:rPr>
+                <w:rFonts w:ascii="Times New Roman" w:hAnsi="Times New Roman" w:eastAsia="宋体"/>
+                <w:b w:val="0"/>
+                <w:sz w:val="24"/>
+              </w:rPr>
+              <w:t>u_t</w:t>
+            </w:r>
+          </w:p>
+        </w:tc>
+        <w:tc>
+          <w:tcPr>
+            <w:tcW w:type="dxa" w:w="2767"/>
+          </w:tcPr>
+          <w:p>
+            <w:pPr>
+              <w:jc w:val="center"/>
+            </w:pPr>
+            <w:r/>
+            <w:r>
+              <w:rPr>
+                <w:rFonts w:ascii="Times New Roman" w:hAnsi="Times New Roman" w:eastAsia="宋体"/>
+                <w:b w:val="0"/>
+                <w:sz w:val="24"/>
+              </w:rPr>
+              <w:t>未利用光伏量</w:t>
             </w:r>
           </w:p>
         </w:tc>
@@ -745,7 +1173,7 @@
                 <w:b w:val="0"/>
                 <w:sz w:val="24"/>
               </w:rPr>
-              <w:t>内部储能量</w:t>
+              <w:t>储能状态</w:t>
             </w:r>
           </w:p>
         </w:tc>
@@ -863,7 +1291,7 @@
                 <w:b w:val="0"/>
                 <w:sz w:val="24"/>
               </w:rPr>
-              <w:t>交易价格</w:t>
+              <w:t>外网交易价格</w:t>
             </w:r>
           </w:p>
         </w:tc>
@@ -888,6 +1316,33 @@
         </w:tc>
       </w:tr>
     </w:tbl>
+    <w:p>
+      <w:pPr>
+        <w:spacing w:before="0" w:after="0" w:line="300" w:lineRule="auto"/>
+      </w:pPr>
+      <w:r>
+        <w:rPr>
+          <w:rFonts w:ascii="Times New Roman" w:hAnsi="Times New Roman" w:eastAsia="宋体"/>
+          <w:b w:val="0"/>
+          <w:sz w:val="28"/>
+        </w:rPr>
+        <w:t>2.3 目标函数与审计</w:t>
+      </w:r>
+    </w:p>
+    <w:p>
+      <w:pPr>
+        <w:spacing w:before="0" w:after="0" w:line="300" w:lineRule="auto"/>
+        <w:ind w:firstLine="480"/>
+      </w:pPr>
+      <w:r>
+        <w:rPr>
+          <w:rFonts w:ascii="Times New Roman" w:hAnsi="Times New Roman" w:eastAsia="宋体"/>
+          <w:b w:val="0"/>
+          <w:sz w:val="24"/>
+        </w:rPr>
+        <w:t>固定价格场景以常规购电费和紧急购电费最小为目标；问题一令e_t=0并补充S_T=S_0。问题三和问题4-3把0:00计划与后续调整分开计费。每次求解后检查能量平衡、变量非负性、充放电功率、SOC边界、初始状态和端点状态；Q3与Q4-3再检查四项账单之和是否等于日费用。</w:t>
+      </w:r>
+    </w:p>
     <w:p>
       <w:pPr>
         <w:jc w:val="center"/>
@@ -932,21 +1387,7 @@
         <w:jc w:val="center"/>
       </w:pPr>
       <w:r>
-        <w:t>图2  问题一充放电与SOC</w:t>
-      </w:r>
-    </w:p>
-    <w:p>
-      <w:pPr>
-        <w:spacing w:before="0" w:after="0" w:line="300" w:lineRule="auto"/>
-        <w:ind w:firstLine="480"/>
-      </w:pPr>
-      <w:r>
-        <w:rPr>
-          <w:rFonts w:ascii="Times New Roman" w:hAnsi="Times New Roman" w:eastAsia="宋体"/>
-          <w:b w:val="0"/>
-          <w:sz w:val="24"/>
-        </w:rPr>
-        <w:t>图2显示互斥充放电与SOC边界。</w:t>
+        <w:t>图2  问题一储能充放电与SOC边界审计</w:t>
       </w:r>
     </w:p>
     <w:p>
@@ -961,7 +1402,20 @@
           <w:b/>
           <w:sz w:val="32"/>
         </w:rPr>
-        <w:t>三、问题一与库存价值交叉核验</w:t>
+        <w:t>三、问题一：单日确定性调度</w:t>
+      </w:r>
+    </w:p>
+    <w:p>
+      <w:pPr>
+        <w:spacing w:before="0" w:after="0" w:line="300" w:lineRule="auto"/>
+      </w:pPr>
+      <w:r>
+        <w:rPr>
+          <w:rFonts w:ascii="Times New Roman" w:hAnsi="Times New Roman" w:eastAsia="宋体"/>
+          <w:b w:val="0"/>
+          <w:sz w:val="28"/>
+        </w:rPr>
+        <w:t>3.1 混合整数线性规划</w:t>
       </w:r>
     </w:p>
     <w:p>
@@ -975,7 +1429,102 @@
           <w:b w:val="0"/>
           <w:sz w:val="24"/>
         </w:rPr>
-        <w:t>问题一MILP得到全天购电量59482.699 kWh、费用35126.986元，SOC范围为1200至10800 kWh，日末为6000 kWh。5 kWh状态网格DP的值为35188.908元，相对MILP差异0.1763%，该差异是离散网格近似误差。如图3所示，购电量随价格和净负荷变化。</w:t>
+        <w:t>在附件1预测值被视为已知的条件下，问题一只需为144个时段安排常规购电和储能动作。目标函数为</w:t>
+      </w:r>
+    </w:p>
+    <w:p>
+      <w:pPr>
+        <w:spacing w:before="0" w:after="0" w:line="300" w:lineRule="auto"/>
+        <w:jc w:val="center"/>
+      </w:pPr>
+      <m:oMathPara>
+        <m:oMath>
+          <m:r>
+            <m:t>min</m:t>
+          </m:r>
+          <m:sSubSup>
+            <m:e>
+              <m:r>
+                <m:t>∑</m:t>
+              </m:r>
+            </m:e>
+            <m:sub>
+              <m:r>
+                <m:t>t=0</m:t>
+              </m:r>
+            </m:sub>
+            <m:sup>
+              <m:r>
+                <m:t>143</m:t>
+              </m:r>
+            </m:sup>
+          </m:sSubSup>
+          <m:sSub>
+            <m:e>
+              <m:r>
+                <m:t>p</m:t>
+              </m:r>
+            </m:e>
+            <m:sub>
+              <m:r>
+                <m:t>t</m:t>
+              </m:r>
+            </m:sub>
+          </m:sSub>
+          <m:sSub>
+            <m:e>
+              <m:r>
+                <m:t>q</m:t>
+              </m:r>
+            </m:e>
+            <m:sub>
+              <m:r>
+                <m:t>t</m:t>
+              </m:r>
+            </m:sub>
+          </m:sSub>
+        </m:oMath>
+      </m:oMathPara>
+    </w:p>
+    <w:p>
+      <w:pPr>
+        <w:spacing w:before="0" w:after="0" w:line="300" w:lineRule="auto"/>
+        <w:ind w:firstLine="480"/>
+      </w:pPr>
+      <w:r>
+        <w:rPr>
+          <w:rFonts w:ascii="Times New Roman" w:hAnsi="Times New Roman" w:eastAsia="宋体"/>
+          <w:b w:val="0"/>
+          <w:sz w:val="24"/>
+        </w:rPr>
+        <w:t>并以二元变量z_t施加c_t≤5000Δt z_t、d_t≤5000Δt(1−z_t)，从而消除同一时段同时充放电。求解器采用SciPy HiGHS的MILP接口，结果再通过统一审计函数复核；滚动优化与不确定性建模的写法参考文献[2-4]。</w:t>
+      </w:r>
+    </w:p>
+    <w:p>
+      <w:pPr>
+        <w:spacing w:before="0" w:after="0" w:line="300" w:lineRule="auto"/>
+      </w:pPr>
+      <w:r>
+        <w:rPr>
+          <w:rFonts w:ascii="Times New Roman" w:hAnsi="Times New Roman" w:eastAsia="宋体"/>
+          <w:b w:val="0"/>
+          <w:sz w:val="28"/>
+        </w:rPr>
+        <w:t>3.2 库存价值动态规划交叉核验</w:t>
+      </w:r>
+    </w:p>
+    <w:p>
+      <w:pPr>
+        <w:spacing w:before="0" w:after="0" w:line="300" w:lineRule="auto"/>
+        <w:ind w:firstLine="480"/>
+      </w:pPr>
+      <w:r>
+        <w:rPr>
+          <w:rFonts w:ascii="Times New Roman" w:hAnsi="Times New Roman" w:eastAsia="宋体"/>
+          <w:b w:val="0"/>
+          <w:sz w:val="24"/>
+        </w:rPr>
+        <w:t>为独立检查储能跨期机会成本，在5 kWh状态网格上递推库存价值函数。令N_t=(L_t−G_t)Δt，则</w:t>
       </w:r>
     </w:p>
     <w:p>
@@ -1014,7 +1563,7 @@
                 <m:t>→</m:t>
               </m:r>
               <m:r>
-                <m:t xml:space="preserve"> S1</m:t>
+                <m:t xml:space="preserve"> S'</m:t>
               </m:r>
             </m:sub>
           </m:sSub>
@@ -1033,10 +1582,13 @@
               </m:r>
             </m:sub>
           </m:sSub>
+          <m:r>
+            <m:t xml:space="preserve"> </m:t>
+          </m:r>
           <m:sSub>
             <m:e>
               <m:r>
-                <m:t>(N</m:t>
+                <m:t>[N</m:t>
               </m:r>
             </m:e>
             <m:sub>
@@ -1072,7 +1624,7 @@
           <m:sSup>
             <m:e>
               <m:r>
-                <m:t>)</m:t>
+                <m:t>]</m:t>
               </m:r>
             </m:e>
             <m:sup>
@@ -1094,7 +1646,7 @@
             </m:sub>
           </m:sSub>
           <m:r>
-            <m:t>(S1)</m:t>
+            <m:t>(S')</m:t>
           </m:r>
           <m:r>
             <m:t>}</m:t>
@@ -1123,6 +1675,351 @@
         </m:oMath>
       </m:oMathPara>
     </w:p>
+    <w:p>
+      <w:pPr>
+        <w:spacing w:before="0" w:after="0" w:line="300" w:lineRule="auto"/>
+        <w:ind w:firstLine="480"/>
+      </w:pPr>
+      <w:r>
+        <w:rPr>
+          <w:rFonts w:ascii="Times New Roman" w:hAnsi="Times New Roman" w:eastAsia="宋体"/>
+          <w:b w:val="0"/>
+          <w:sz w:val="24"/>
+        </w:rPr>
+        <w:t>MILP费用为35126.986元，有限网格DP初值为35188.908元，相对差异0.1763%。差异来自5 kWh状态离散，提交轨迹采用MILP；DP只承担独立的数值交叉检查。</w:t>
+      </w:r>
+    </w:p>
+    <w:p>
+      <w:r>
+        <w:t>表3  问题一主要结果</w:t>
+      </w:r>
+    </w:p>
+    <w:tbl>
+      <w:tblPr>
+        <w:tblW w:type="auto" w:w="0"/>
+        <w:jc w:val="center"/>
+        <w:tblBorders>
+          <w:top w:val="single" w:sz="12" w:space="0" w:color="000000"/>
+          <w:start w:val="nil" w:sz="0" w:space="0" w:color="auto"/>
+          <w:left w:val="nil" w:sz="0" w:space="0" w:color="auto"/>
+          <w:bottom w:val="single" w:sz="12" w:space="0" w:color="000000"/>
+          <w:end w:val="nil" w:sz="0" w:space="0" w:color="auto"/>
+          <w:right w:val="nil" w:sz="0" w:space="0" w:color="auto"/>
+          <w:insideH w:val="nil" w:sz="0" w:space="0" w:color="auto"/>
+          <w:insideV w:val="nil" w:sz="0" w:space="0" w:color="auto"/>
+        </w:tblBorders>
+        <w:tblLook w:firstColumn="1" w:firstRow="1" w:lastColumn="0" w:lastRow="0" w:noHBand="0" w:noVBand="1" w:val="04A0"/>
+      </w:tblPr>
+      <w:tblGrid>
+        <w:gridCol w:w="2767"/>
+        <w:gridCol w:w="2767"/>
+        <w:gridCol w:w="2767"/>
+      </w:tblGrid>
+      <w:tr>
+        <w:tc>
+          <w:tcPr>
+            <w:tcW w:type="dxa" w:w="2767"/>
+            <w:tcBorders>
+              <w:bottom w:val="single" w:sz="4" w:space="0" w:color="000000"/>
+            </w:tcBorders>
+          </w:tcPr>
+          <w:p>
+            <w:pPr>
+              <w:jc w:val="center"/>
+            </w:pPr>
+            <w:r/>
+            <w:r>
+              <w:rPr>
+                <w:rFonts w:ascii="Times New Roman" w:hAnsi="Times New Roman" w:eastAsia="宋体"/>
+                <w:b/>
+                <w:sz w:val="24"/>
+              </w:rPr>
+              <w:t>指标</w:t>
+            </w:r>
+          </w:p>
+        </w:tc>
+        <w:tc>
+          <w:tcPr>
+            <w:tcW w:type="dxa" w:w="2767"/>
+            <w:tcBorders>
+              <w:bottom w:val="single" w:sz="4" w:space="0" w:color="000000"/>
+            </w:tcBorders>
+          </w:tcPr>
+          <w:p>
+            <w:pPr>
+              <w:jc w:val="center"/>
+            </w:pPr>
+            <w:r/>
+            <w:r>
+              <w:rPr>
+                <w:rFonts w:ascii="Times New Roman" w:hAnsi="Times New Roman" w:eastAsia="宋体"/>
+                <w:b/>
+                <w:sz w:val="24"/>
+              </w:rPr>
+              <w:t>MILP</w:t>
+            </w:r>
+          </w:p>
+        </w:tc>
+        <w:tc>
+          <w:tcPr>
+            <w:tcW w:type="dxa" w:w="2767"/>
+            <w:tcBorders>
+              <w:bottom w:val="single" w:sz="4" w:space="0" w:color="000000"/>
+            </w:tcBorders>
+          </w:tcPr>
+          <w:p>
+            <w:pPr>
+              <w:jc w:val="center"/>
+            </w:pPr>
+            <w:r/>
+            <w:r>
+              <w:rPr>
+                <w:rFonts w:ascii="Times New Roman" w:hAnsi="Times New Roman" w:eastAsia="宋体"/>
+                <w:b/>
+                <w:sz w:val="24"/>
+              </w:rPr>
+              <w:t>5 kWh网格DP</w:t>
+            </w:r>
+          </w:p>
+        </w:tc>
+      </w:tr>
+      <w:tr>
+        <w:tc>
+          <w:tcPr>
+            <w:tcW w:type="dxa" w:w="2767"/>
+          </w:tcPr>
+          <w:p>
+            <w:pPr>
+              <w:jc w:val="center"/>
+            </w:pPr>
+            <w:r/>
+            <w:r>
+              <w:rPr>
+                <w:rFonts w:ascii="Times New Roman" w:hAnsi="Times New Roman" w:eastAsia="宋体"/>
+                <w:b w:val="0"/>
+                <w:sz w:val="24"/>
+              </w:rPr>
+              <w:t>全天费用/元</w:t>
+            </w:r>
+          </w:p>
+        </w:tc>
+        <w:tc>
+          <w:tcPr>
+            <w:tcW w:type="dxa" w:w="2767"/>
+          </w:tcPr>
+          <w:p>
+            <w:pPr>
+              <w:jc w:val="center"/>
+            </w:pPr>
+            <w:r/>
+            <w:r>
+              <w:rPr>
+                <w:rFonts w:ascii="Times New Roman" w:hAnsi="Times New Roman" w:eastAsia="宋体"/>
+                <w:b w:val="0"/>
+                <w:sz w:val="24"/>
+              </w:rPr>
+              <w:t>35126.986</w:t>
+            </w:r>
+          </w:p>
+        </w:tc>
+        <w:tc>
+          <w:tcPr>
+            <w:tcW w:type="dxa" w:w="2767"/>
+          </w:tcPr>
+          <w:p>
+            <w:pPr>
+              <w:jc w:val="center"/>
+            </w:pPr>
+            <w:r/>
+            <w:r>
+              <w:rPr>
+                <w:rFonts w:ascii="Times New Roman" w:hAnsi="Times New Roman" w:eastAsia="宋体"/>
+                <w:b w:val="0"/>
+                <w:sz w:val="24"/>
+              </w:rPr>
+              <w:t>35188.908</w:t>
+            </w:r>
+          </w:p>
+        </w:tc>
+      </w:tr>
+      <w:tr>
+        <w:tc>
+          <w:tcPr>
+            <w:tcW w:type="dxa" w:w="2767"/>
+          </w:tcPr>
+          <w:p>
+            <w:pPr>
+              <w:jc w:val="center"/>
+            </w:pPr>
+            <w:r/>
+            <w:r>
+              <w:rPr>
+                <w:rFonts w:ascii="Times New Roman" w:hAnsi="Times New Roman" w:eastAsia="宋体"/>
+                <w:b w:val="0"/>
+                <w:sz w:val="24"/>
+              </w:rPr>
+              <w:t>全天常规购电/kWh</w:t>
+            </w:r>
+          </w:p>
+        </w:tc>
+        <w:tc>
+          <w:tcPr>
+            <w:tcW w:type="dxa" w:w="2767"/>
+          </w:tcPr>
+          <w:p>
+            <w:pPr>
+              <w:jc w:val="center"/>
+            </w:pPr>
+            <w:r/>
+            <w:r>
+              <w:rPr>
+                <w:rFonts w:ascii="Times New Roman" w:hAnsi="Times New Roman" w:eastAsia="宋体"/>
+                <w:b w:val="0"/>
+                <w:sz w:val="24"/>
+              </w:rPr>
+              <w:t>59482.699</w:t>
+            </w:r>
+          </w:p>
+        </w:tc>
+        <w:tc>
+          <w:tcPr>
+            <w:tcW w:type="dxa" w:w="2767"/>
+          </w:tcPr>
+          <w:p>
+            <w:pPr>
+              <w:jc w:val="center"/>
+            </w:pPr>
+            <w:r/>
+            <w:r>
+              <w:rPr>
+                <w:rFonts w:ascii="Times New Roman" w:hAnsi="Times New Roman" w:eastAsia="宋体"/>
+                <w:b w:val="0"/>
+                <w:sz w:val="24"/>
+              </w:rPr>
+              <w:t>—</w:t>
+            </w:r>
+          </w:p>
+        </w:tc>
+      </w:tr>
+      <w:tr>
+        <w:tc>
+          <w:tcPr>
+            <w:tcW w:type="dxa" w:w="2767"/>
+          </w:tcPr>
+          <w:p>
+            <w:pPr>
+              <w:jc w:val="center"/>
+            </w:pPr>
+            <w:r/>
+            <w:r>
+              <w:rPr>
+                <w:rFonts w:ascii="Times New Roman" w:hAnsi="Times New Roman" w:eastAsia="宋体"/>
+                <w:b w:val="0"/>
+                <w:sz w:val="24"/>
+              </w:rPr>
+              <w:t>SOC最小/最大/kWh</w:t>
+            </w:r>
+          </w:p>
+        </w:tc>
+        <w:tc>
+          <w:tcPr>
+            <w:tcW w:type="dxa" w:w="2767"/>
+          </w:tcPr>
+          <w:p>
+            <w:pPr>
+              <w:jc w:val="center"/>
+            </w:pPr>
+            <w:r/>
+            <w:r>
+              <w:rPr>
+                <w:rFonts w:ascii="Times New Roman" w:hAnsi="Times New Roman" w:eastAsia="宋体"/>
+                <w:b w:val="0"/>
+                <w:sz w:val="24"/>
+              </w:rPr>
+              <w:t>1200/10800</w:t>
+            </w:r>
+          </w:p>
+        </w:tc>
+        <w:tc>
+          <w:tcPr>
+            <w:tcW w:type="dxa" w:w="2767"/>
+          </w:tcPr>
+          <w:p>
+            <w:pPr>
+              <w:jc w:val="center"/>
+            </w:pPr>
+            <w:r/>
+            <w:r>
+              <w:rPr>
+                <w:rFonts w:ascii="Times New Roman" w:hAnsi="Times New Roman" w:eastAsia="宋体"/>
+                <w:b w:val="0"/>
+                <w:sz w:val="24"/>
+              </w:rPr>
+              <w:t>—</w:t>
+            </w:r>
+          </w:p>
+        </w:tc>
+      </w:tr>
+      <w:tr>
+        <w:tc>
+          <w:tcPr>
+            <w:tcW w:type="dxa" w:w="2767"/>
+          </w:tcPr>
+          <w:p>
+            <w:pPr>
+              <w:jc w:val="center"/>
+            </w:pPr>
+            <w:r/>
+            <w:r>
+              <w:rPr>
+                <w:rFonts w:ascii="Times New Roman" w:hAnsi="Times New Roman" w:eastAsia="宋体"/>
+                <w:b w:val="0"/>
+                <w:sz w:val="24"/>
+              </w:rPr>
+              <w:t>日末SOC/kWh</w:t>
+            </w:r>
+          </w:p>
+        </w:tc>
+        <w:tc>
+          <w:tcPr>
+            <w:tcW w:type="dxa" w:w="2767"/>
+          </w:tcPr>
+          <w:p>
+            <w:pPr>
+              <w:jc w:val="center"/>
+            </w:pPr>
+            <w:r/>
+            <w:r>
+              <w:rPr>
+                <w:rFonts w:ascii="Times New Roman" w:hAnsi="Times New Roman" w:eastAsia="宋体"/>
+                <w:b w:val="0"/>
+                <w:sz w:val="24"/>
+              </w:rPr>
+              <w:t>6000</w:t>
+            </w:r>
+          </w:p>
+        </w:tc>
+        <w:tc>
+          <w:tcPr>
+            <w:tcW w:type="dxa" w:w="2767"/>
+          </w:tcPr>
+          <w:p>
+            <w:pPr>
+              <w:jc w:val="center"/>
+            </w:pPr>
+            <w:r/>
+            <w:r>
+              <w:rPr>
+                <w:rFonts w:ascii="Times New Roman" w:hAnsi="Times New Roman" w:eastAsia="宋体"/>
+                <w:b w:val="0"/>
+                <w:sz w:val="24"/>
+              </w:rPr>
+              <w:t>6000（边界条件）</w:t>
+            </w:r>
+          </w:p>
+        </w:tc>
+      </w:tr>
+    </w:tbl>
     <w:p>
       <w:pPr>
         <w:jc w:val="center"/>
@@ -1167,7 +2064,895 @@
         <w:jc w:val="center"/>
       </w:pPr>
       <w:r>
-        <w:t>图3  问题一价格与购电</w:t>
+        <w:t>图3  问题一价格与常规购电量</w:t>
+      </w:r>
+    </w:p>
+    <w:p>
+      <w:r>
+        <w:t>表4  问题一指定十分钟时段购电量</w:t>
+      </w:r>
+    </w:p>
+    <w:tbl>
+      <w:tblPr>
+        <w:tblW w:type="auto" w:w="0"/>
+        <w:jc w:val="center"/>
+        <w:tblBorders>
+          <w:top w:val="single" w:sz="12" w:space="0" w:color="000000"/>
+          <w:start w:val="nil" w:sz="0" w:space="0" w:color="auto"/>
+          <w:left w:val="nil" w:sz="0" w:space="0" w:color="auto"/>
+          <w:bottom w:val="single" w:sz="12" w:space="0" w:color="000000"/>
+          <w:end w:val="nil" w:sz="0" w:space="0" w:color="auto"/>
+          <w:right w:val="nil" w:sz="0" w:space="0" w:color="auto"/>
+          <w:insideH w:val="nil" w:sz="0" w:space="0" w:color="auto"/>
+          <w:insideV w:val="nil" w:sz="0" w:space="0" w:color="auto"/>
+        </w:tblBorders>
+        <w:tblLook w:firstColumn="1" w:firstRow="1" w:lastColumn="0" w:lastRow="0" w:noHBand="0" w:noVBand="1" w:val="04A0"/>
+      </w:tblPr>
+      <w:tblGrid>
+        <w:gridCol w:w="4150"/>
+        <w:gridCol w:w="4150"/>
+      </w:tblGrid>
+      <w:tr>
+        <w:tc>
+          <w:tcPr>
+            <w:tcW w:type="dxa" w:w="4150"/>
+            <w:tcBorders>
+              <w:bottom w:val="single" w:sz="4" w:space="0" w:color="000000"/>
+            </w:tcBorders>
+          </w:tcPr>
+          <w:p>
+            <w:pPr>
+              <w:jc w:val="center"/>
+            </w:pPr>
+            <w:r/>
+            <w:r>
+              <w:rPr>
+                <w:rFonts w:ascii="Times New Roman" w:hAnsi="Times New Roman" w:eastAsia="宋体"/>
+                <w:b/>
+                <w:sz w:val="24"/>
+              </w:rPr>
+              <w:t>时间段</w:t>
+            </w:r>
+          </w:p>
+        </w:tc>
+        <w:tc>
+          <w:tcPr>
+            <w:tcW w:type="dxa" w:w="4150"/>
+            <w:tcBorders>
+              <w:bottom w:val="single" w:sz="4" w:space="0" w:color="000000"/>
+            </w:tcBorders>
+          </w:tcPr>
+          <w:p>
+            <w:pPr>
+              <w:jc w:val="center"/>
+            </w:pPr>
+            <w:r/>
+            <w:r>
+              <w:rPr>
+                <w:rFonts w:ascii="Times New Roman" w:hAnsi="Times New Roman" w:eastAsia="宋体"/>
+                <w:b/>
+                <w:sz w:val="24"/>
+              </w:rPr>
+              <w:t>购电量/kWh</w:t>
+            </w:r>
+          </w:p>
+        </w:tc>
+      </w:tr>
+      <w:tr>
+        <w:tc>
+          <w:tcPr>
+            <w:tcW w:type="dxa" w:w="4150"/>
+          </w:tcPr>
+          <w:p>
+            <w:pPr>
+              <w:jc w:val="center"/>
+            </w:pPr>
+            <w:r/>
+            <w:r>
+              <w:rPr>
+                <w:rFonts w:ascii="Times New Roman" w:hAnsi="Times New Roman" w:eastAsia="宋体"/>
+                <w:b w:val="0"/>
+                <w:sz w:val="24"/>
+              </w:rPr>
+              <w:t>10:00-10:10</w:t>
+            </w:r>
+          </w:p>
+        </w:tc>
+        <w:tc>
+          <w:tcPr>
+            <w:tcW w:type="dxa" w:w="4150"/>
+          </w:tcPr>
+          <w:p>
+            <w:pPr>
+              <w:jc w:val="center"/>
+            </w:pPr>
+            <w:r/>
+            <w:r>
+              <w:rPr>
+                <w:rFonts w:ascii="Times New Roman" w:hAnsi="Times New Roman" w:eastAsia="宋体"/>
+                <w:b w:val="0"/>
+                <w:sz w:val="24"/>
+              </w:rPr>
+              <w:t>0.000</w:t>
+            </w:r>
+          </w:p>
+        </w:tc>
+      </w:tr>
+      <w:tr>
+        <w:tc>
+          <w:tcPr>
+            <w:tcW w:type="dxa" w:w="4150"/>
+          </w:tcPr>
+          <w:p>
+            <w:pPr>
+              <w:jc w:val="center"/>
+            </w:pPr>
+            <w:r/>
+            <w:r>
+              <w:rPr>
+                <w:rFonts w:ascii="Times New Roman" w:hAnsi="Times New Roman" w:eastAsia="宋体"/>
+                <w:b w:val="0"/>
+                <w:sz w:val="24"/>
+              </w:rPr>
+              <w:t>12:00-12:10</w:t>
+            </w:r>
+          </w:p>
+        </w:tc>
+        <w:tc>
+          <w:tcPr>
+            <w:tcW w:type="dxa" w:w="4150"/>
+          </w:tcPr>
+          <w:p>
+            <w:pPr>
+              <w:jc w:val="center"/>
+            </w:pPr>
+            <w:r/>
+            <w:r>
+              <w:rPr>
+                <w:rFonts w:ascii="Times New Roman" w:hAnsi="Times New Roman" w:eastAsia="宋体"/>
+                <w:b w:val="0"/>
+                <w:sz w:val="24"/>
+              </w:rPr>
+              <w:t>486.403</w:t>
+            </w:r>
+          </w:p>
+        </w:tc>
+      </w:tr>
+      <w:tr>
+        <w:tc>
+          <w:tcPr>
+            <w:tcW w:type="dxa" w:w="4150"/>
+          </w:tcPr>
+          <w:p>
+            <w:pPr>
+              <w:jc w:val="center"/>
+            </w:pPr>
+            <w:r/>
+            <w:r>
+              <w:rPr>
+                <w:rFonts w:ascii="Times New Roman" w:hAnsi="Times New Roman" w:eastAsia="宋体"/>
+                <w:b w:val="0"/>
+                <w:sz w:val="24"/>
+              </w:rPr>
+              <w:t>14:00-14:10</w:t>
+            </w:r>
+          </w:p>
+        </w:tc>
+        <w:tc>
+          <w:tcPr>
+            <w:tcW w:type="dxa" w:w="4150"/>
+          </w:tcPr>
+          <w:p>
+            <w:pPr>
+              <w:jc w:val="center"/>
+            </w:pPr>
+            <w:r/>
+            <w:r>
+              <w:rPr>
+                <w:rFonts w:ascii="Times New Roman" w:hAnsi="Times New Roman" w:eastAsia="宋体"/>
+                <w:b w:val="0"/>
+                <w:sz w:val="24"/>
+              </w:rPr>
+              <w:t>0.000</w:t>
+            </w:r>
+          </w:p>
+        </w:tc>
+      </w:tr>
+      <w:tr>
+        <w:tc>
+          <w:tcPr>
+            <w:tcW w:type="dxa" w:w="4150"/>
+          </w:tcPr>
+          <w:p>
+            <w:pPr>
+              <w:jc w:val="center"/>
+            </w:pPr>
+            <w:r/>
+            <w:r>
+              <w:rPr>
+                <w:rFonts w:ascii="Times New Roman" w:hAnsi="Times New Roman" w:eastAsia="宋体"/>
+                <w:b w:val="0"/>
+                <w:sz w:val="24"/>
+              </w:rPr>
+              <w:t>16:00-16:10</w:t>
+            </w:r>
+          </w:p>
+        </w:tc>
+        <w:tc>
+          <w:tcPr>
+            <w:tcW w:type="dxa" w:w="4150"/>
+          </w:tcPr>
+          <w:p>
+            <w:pPr>
+              <w:jc w:val="center"/>
+            </w:pPr>
+            <w:r/>
+            <w:r>
+              <w:rPr>
+                <w:rFonts w:ascii="Times New Roman" w:hAnsi="Times New Roman" w:eastAsia="宋体"/>
+                <w:b w:val="0"/>
+                <w:sz w:val="24"/>
+              </w:rPr>
+              <w:t>394.931</w:t>
+            </w:r>
+          </w:p>
+        </w:tc>
+      </w:tr>
+      <w:tr>
+        <w:tc>
+          <w:tcPr>
+            <w:tcW w:type="dxa" w:w="4150"/>
+          </w:tcPr>
+          <w:p>
+            <w:pPr>
+              <w:jc w:val="center"/>
+            </w:pPr>
+            <w:r/>
+            <w:r>
+              <w:rPr>
+                <w:rFonts w:ascii="Times New Roman" w:hAnsi="Times New Roman" w:eastAsia="宋体"/>
+                <w:b w:val="0"/>
+                <w:sz w:val="24"/>
+              </w:rPr>
+              <w:t>18:00-18:10</w:t>
+            </w:r>
+          </w:p>
+        </w:tc>
+        <w:tc>
+          <w:tcPr>
+            <w:tcW w:type="dxa" w:w="4150"/>
+          </w:tcPr>
+          <w:p>
+            <w:pPr>
+              <w:jc w:val="center"/>
+            </w:pPr>
+            <w:r/>
+            <w:r>
+              <w:rPr>
+                <w:rFonts w:ascii="Times New Roman" w:hAnsi="Times New Roman" w:eastAsia="宋体"/>
+                <w:b w:val="0"/>
+                <w:sz w:val="24"/>
+              </w:rPr>
+              <w:t>636.983</w:t>
+            </w:r>
+          </w:p>
+        </w:tc>
+      </w:tr>
+      <w:tr>
+        <w:tc>
+          <w:tcPr>
+            <w:tcW w:type="dxa" w:w="4150"/>
+          </w:tcPr>
+          <w:p>
+            <w:pPr>
+              <w:jc w:val="center"/>
+            </w:pPr>
+            <w:r/>
+            <w:r>
+              <w:rPr>
+                <w:rFonts w:ascii="Times New Roman" w:hAnsi="Times New Roman" w:eastAsia="宋体"/>
+                <w:b w:val="0"/>
+                <w:sz w:val="24"/>
+              </w:rPr>
+              <w:t>20:00-20:10</w:t>
+            </w:r>
+          </w:p>
+        </w:tc>
+        <w:tc>
+          <w:tcPr>
+            <w:tcW w:type="dxa" w:w="4150"/>
+          </w:tcPr>
+          <w:p>
+            <w:pPr>
+              <w:jc w:val="center"/>
+            </w:pPr>
+            <w:r/>
+            <w:r>
+              <w:rPr>
+                <w:rFonts w:ascii="Times New Roman" w:hAnsi="Times New Roman" w:eastAsia="宋体"/>
+                <w:b w:val="0"/>
+                <w:sz w:val="24"/>
+              </w:rPr>
+              <w:t>0.000</w:t>
+            </w:r>
+          </w:p>
+        </w:tc>
+      </w:tr>
+      <w:tr>
+        <w:tc>
+          <w:tcPr>
+            <w:tcW w:type="dxa" w:w="4150"/>
+          </w:tcPr>
+          <w:p>
+            <w:pPr>
+              <w:jc w:val="center"/>
+            </w:pPr>
+            <w:r/>
+            <w:r>
+              <w:rPr>
+                <w:rFonts w:ascii="Times New Roman" w:hAnsi="Times New Roman" w:eastAsia="宋体"/>
+                <w:b w:val="0"/>
+                <w:sz w:val="24"/>
+              </w:rPr>
+              <w:t>全天</w:t>
+            </w:r>
+          </w:p>
+        </w:tc>
+        <w:tc>
+          <w:tcPr>
+            <w:tcW w:type="dxa" w:w="4150"/>
+          </w:tcPr>
+          <w:p>
+            <w:pPr>
+              <w:jc w:val="center"/>
+            </w:pPr>
+            <w:r/>
+            <w:r>
+              <w:rPr>
+                <w:rFonts w:ascii="Times New Roman" w:hAnsi="Times New Roman" w:eastAsia="宋体"/>
+                <w:b w:val="0"/>
+                <w:sz w:val="24"/>
+              </w:rPr>
+              <w:t>59482.699</w:t>
+            </w:r>
+          </w:p>
+        </w:tc>
+      </w:tr>
+    </w:tbl>
+    <w:p>
+      <w:r>
+        <w:t>表5  问题一指定四小时储能充放电量</w:t>
+      </w:r>
+    </w:p>
+    <w:tbl>
+      <w:tblPr>
+        <w:tblW w:type="auto" w:w="0"/>
+        <w:jc w:val="center"/>
+        <w:tblBorders>
+          <w:top w:val="single" w:sz="12" w:space="0" w:color="000000"/>
+          <w:start w:val="nil" w:sz="0" w:space="0" w:color="auto"/>
+          <w:left w:val="nil" w:sz="0" w:space="0" w:color="auto"/>
+          <w:bottom w:val="single" w:sz="12" w:space="0" w:color="000000"/>
+          <w:end w:val="nil" w:sz="0" w:space="0" w:color="auto"/>
+          <w:right w:val="nil" w:sz="0" w:space="0" w:color="auto"/>
+          <w:insideH w:val="nil" w:sz="0" w:space="0" w:color="auto"/>
+          <w:insideV w:val="nil" w:sz="0" w:space="0" w:color="auto"/>
+        </w:tblBorders>
+        <w:tblLook w:firstColumn="1" w:firstRow="1" w:lastColumn="0" w:lastRow="0" w:noHBand="0" w:noVBand="1" w:val="04A0"/>
+      </w:tblPr>
+      <w:tblGrid>
+        <w:gridCol w:w="2767"/>
+        <w:gridCol w:w="2767"/>
+        <w:gridCol w:w="2767"/>
+      </w:tblGrid>
+      <w:tr>
+        <w:tc>
+          <w:tcPr>
+            <w:tcW w:type="dxa" w:w="2767"/>
+            <w:tcBorders>
+              <w:bottom w:val="single" w:sz="4" w:space="0" w:color="000000"/>
+            </w:tcBorders>
+          </w:tcPr>
+          <w:p>
+            <w:pPr>
+              <w:jc w:val="center"/>
+            </w:pPr>
+            <w:r/>
+            <w:r>
+              <w:rPr>
+                <w:rFonts w:ascii="Times New Roman" w:hAnsi="Times New Roman" w:eastAsia="宋体"/>
+                <w:b/>
+                <w:sz w:val="24"/>
+              </w:rPr>
+              <w:t>时间段</w:t>
+            </w:r>
+          </w:p>
+        </w:tc>
+        <w:tc>
+          <w:tcPr>
+            <w:tcW w:type="dxa" w:w="2767"/>
+            <w:tcBorders>
+              <w:bottom w:val="single" w:sz="4" w:space="0" w:color="000000"/>
+            </w:tcBorders>
+          </w:tcPr>
+          <w:p>
+            <w:pPr>
+              <w:jc w:val="center"/>
+            </w:pPr>
+            <w:r/>
+            <w:r>
+              <w:rPr>
+                <w:rFonts w:ascii="Times New Roman" w:hAnsi="Times New Roman" w:eastAsia="宋体"/>
+                <w:b/>
+                <w:sz w:val="24"/>
+              </w:rPr>
+              <w:t>充电量/kWh</w:t>
+            </w:r>
+          </w:p>
+        </w:tc>
+        <w:tc>
+          <w:tcPr>
+            <w:tcW w:type="dxa" w:w="2767"/>
+            <w:tcBorders>
+              <w:bottom w:val="single" w:sz="4" w:space="0" w:color="000000"/>
+            </w:tcBorders>
+          </w:tcPr>
+          <w:p>
+            <w:pPr>
+              <w:jc w:val="center"/>
+            </w:pPr>
+            <w:r/>
+            <w:r>
+              <w:rPr>
+                <w:rFonts w:ascii="Times New Roman" w:hAnsi="Times New Roman" w:eastAsia="宋体"/>
+                <w:b/>
+                <w:sz w:val="24"/>
+              </w:rPr>
+              <w:t>放电量/kWh</w:t>
+            </w:r>
+          </w:p>
+        </w:tc>
+      </w:tr>
+      <w:tr>
+        <w:tc>
+          <w:tcPr>
+            <w:tcW w:type="dxa" w:w="2767"/>
+          </w:tcPr>
+          <w:p>
+            <w:pPr>
+              <w:jc w:val="center"/>
+            </w:pPr>
+            <w:r/>
+            <w:r>
+              <w:rPr>
+                <w:rFonts w:ascii="Times New Roman" w:hAnsi="Times New Roman" w:eastAsia="宋体"/>
+                <w:b w:val="0"/>
+                <w:sz w:val="24"/>
+              </w:rPr>
+              <w:t>0:00-4:00</w:t>
+            </w:r>
+          </w:p>
+        </w:tc>
+        <w:tc>
+          <w:tcPr>
+            <w:tcW w:type="dxa" w:w="2767"/>
+          </w:tcPr>
+          <w:p>
+            <w:pPr>
+              <w:jc w:val="center"/>
+            </w:pPr>
+            <w:r/>
+            <w:r>
+              <w:rPr>
+                <w:rFonts w:ascii="Times New Roman" w:hAnsi="Times New Roman" w:eastAsia="宋体"/>
+                <w:b w:val="0"/>
+                <w:sz w:val="24"/>
+              </w:rPr>
+              <w:t>4500.000</w:t>
+            </w:r>
+          </w:p>
+        </w:tc>
+        <w:tc>
+          <w:tcPr>
+            <w:tcW w:type="dxa" w:w="2767"/>
+          </w:tcPr>
+          <w:p>
+            <w:pPr>
+              <w:jc w:val="center"/>
+            </w:pPr>
+            <w:r/>
+            <w:r>
+              <w:rPr>
+                <w:rFonts w:ascii="Times New Roman" w:hAnsi="Times New Roman" w:eastAsia="宋体"/>
+                <w:b w:val="0"/>
+                <w:sz w:val="24"/>
+              </w:rPr>
+              <w:t>0.000</w:t>
+            </w:r>
+          </w:p>
+        </w:tc>
+      </w:tr>
+      <w:tr>
+        <w:tc>
+          <w:tcPr>
+            <w:tcW w:type="dxa" w:w="2767"/>
+          </w:tcPr>
+          <w:p>
+            <w:pPr>
+              <w:jc w:val="center"/>
+            </w:pPr>
+            <w:r/>
+            <w:r>
+              <w:rPr>
+                <w:rFonts w:ascii="Times New Roman" w:hAnsi="Times New Roman" w:eastAsia="宋体"/>
+                <w:b w:val="0"/>
+                <w:sz w:val="24"/>
+              </w:rPr>
+              <w:t>4:00-8:00</w:t>
+            </w:r>
+          </w:p>
+        </w:tc>
+        <w:tc>
+          <w:tcPr>
+            <w:tcW w:type="dxa" w:w="2767"/>
+          </w:tcPr>
+          <w:p>
+            <w:pPr>
+              <w:jc w:val="center"/>
+            </w:pPr>
+            <w:r/>
+            <w:r>
+              <w:rPr>
+                <w:rFonts w:ascii="Times New Roman" w:hAnsi="Times New Roman" w:eastAsia="宋体"/>
+                <w:b w:val="0"/>
+                <w:sz w:val="24"/>
+              </w:rPr>
+              <w:t>833.333</w:t>
+            </w:r>
+          </w:p>
+        </w:tc>
+        <w:tc>
+          <w:tcPr>
+            <w:tcW w:type="dxa" w:w="2767"/>
+          </w:tcPr>
+          <w:p>
+            <w:pPr>
+              <w:jc w:val="center"/>
+            </w:pPr>
+            <w:r/>
+            <w:r>
+              <w:rPr>
+                <w:rFonts w:ascii="Times New Roman" w:hAnsi="Times New Roman" w:eastAsia="宋体"/>
+                <w:b w:val="0"/>
+                <w:sz w:val="24"/>
+              </w:rPr>
+              <w:t>6365.841</w:t>
+            </w:r>
+          </w:p>
+        </w:tc>
+      </w:tr>
+      <w:tr>
+        <w:tc>
+          <w:tcPr>
+            <w:tcW w:type="dxa" w:w="2767"/>
+          </w:tcPr>
+          <w:p>
+            <w:pPr>
+              <w:jc w:val="center"/>
+            </w:pPr>
+            <w:r/>
+            <w:r>
+              <w:rPr>
+                <w:rFonts w:ascii="Times New Roman" w:hAnsi="Times New Roman" w:eastAsia="宋体"/>
+                <w:b w:val="0"/>
+                <w:sz w:val="24"/>
+              </w:rPr>
+              <w:t>8:00-12:00</w:t>
+            </w:r>
+          </w:p>
+        </w:tc>
+        <w:tc>
+          <w:tcPr>
+            <w:tcW w:type="dxa" w:w="2767"/>
+          </w:tcPr>
+          <w:p>
+            <w:pPr>
+              <w:jc w:val="center"/>
+            </w:pPr>
+            <w:r/>
+            <w:r>
+              <w:rPr>
+                <w:rFonts w:ascii="Times New Roman" w:hAnsi="Times New Roman" w:eastAsia="宋体"/>
+                <w:b w:val="0"/>
+                <w:sz w:val="24"/>
+              </w:rPr>
+              <w:t>4787.964</w:t>
+            </w:r>
+          </w:p>
+        </w:tc>
+        <w:tc>
+          <w:tcPr>
+            <w:tcW w:type="dxa" w:w="2767"/>
+          </w:tcPr>
+          <w:p>
+            <w:pPr>
+              <w:jc w:val="center"/>
+            </w:pPr>
+            <w:r/>
+            <w:r>
+              <w:rPr>
+                <w:rFonts w:ascii="Times New Roman" w:hAnsi="Times New Roman" w:eastAsia="宋体"/>
+                <w:b w:val="0"/>
+                <w:sz w:val="24"/>
+              </w:rPr>
+              <w:t>1702.997</w:t>
+            </w:r>
+          </w:p>
+        </w:tc>
+      </w:tr>
+      <w:tr>
+        <w:tc>
+          <w:tcPr>
+            <w:tcW w:type="dxa" w:w="2767"/>
+          </w:tcPr>
+          <w:p>
+            <w:pPr>
+              <w:jc w:val="center"/>
+            </w:pPr>
+            <w:r/>
+            <w:r>
+              <w:rPr>
+                <w:rFonts w:ascii="Times New Roman" w:hAnsi="Times New Roman" w:eastAsia="宋体"/>
+                <w:b w:val="0"/>
+                <w:sz w:val="24"/>
+              </w:rPr>
+              <w:t>12:00-16:00</w:t>
+            </w:r>
+          </w:p>
+        </w:tc>
+        <w:tc>
+          <w:tcPr>
+            <w:tcW w:type="dxa" w:w="2767"/>
+          </w:tcPr>
+          <w:p>
+            <w:pPr>
+              <w:jc w:val="center"/>
+            </w:pPr>
+            <w:r/>
+            <w:r>
+              <w:rPr>
+                <w:rFonts w:ascii="Times New Roman" w:hAnsi="Times New Roman" w:eastAsia="宋体"/>
+                <w:b w:val="0"/>
+                <w:sz w:val="24"/>
+              </w:rPr>
+              <w:t>5286.035</w:t>
+            </w:r>
+          </w:p>
+        </w:tc>
+        <w:tc>
+          <w:tcPr>
+            <w:tcW w:type="dxa" w:w="2767"/>
+          </w:tcPr>
+          <w:p>
+            <w:pPr>
+              <w:jc w:val="center"/>
+            </w:pPr>
+            <w:r/>
+            <w:r>
+              <w:rPr>
+                <w:rFonts w:ascii="Times New Roman" w:hAnsi="Times New Roman" w:eastAsia="宋体"/>
+                <w:b w:val="0"/>
+                <w:sz w:val="24"/>
+              </w:rPr>
+              <w:t>91.101</w:t>
+            </w:r>
+          </w:p>
+        </w:tc>
+      </w:tr>
+      <w:tr>
+        <w:tc>
+          <w:tcPr>
+            <w:tcW w:type="dxa" w:w="2767"/>
+          </w:tcPr>
+          <w:p>
+            <w:pPr>
+              <w:jc w:val="center"/>
+            </w:pPr>
+            <w:r/>
+            <w:r>
+              <w:rPr>
+                <w:rFonts w:ascii="Times New Roman" w:hAnsi="Times New Roman" w:eastAsia="宋体"/>
+                <w:b w:val="0"/>
+                <w:sz w:val="24"/>
+              </w:rPr>
+              <w:t>16:00-20:00</w:t>
+            </w:r>
+          </w:p>
+        </w:tc>
+        <w:tc>
+          <w:tcPr>
+            <w:tcW w:type="dxa" w:w="2767"/>
+          </w:tcPr>
+          <w:p>
+            <w:pPr>
+              <w:jc w:val="center"/>
+            </w:pPr>
+            <w:r/>
+            <w:r>
+              <w:rPr>
+                <w:rFonts w:ascii="Times New Roman" w:hAnsi="Times New Roman" w:eastAsia="宋体"/>
+                <w:b w:val="0"/>
+                <w:sz w:val="24"/>
+              </w:rPr>
+              <w:t>0.000</w:t>
+            </w:r>
+          </w:p>
+        </w:tc>
+        <w:tc>
+          <w:tcPr>
+            <w:tcW w:type="dxa" w:w="2767"/>
+          </w:tcPr>
+          <w:p>
+            <w:pPr>
+              <w:jc w:val="center"/>
+            </w:pPr>
+            <w:r/>
+            <w:r>
+              <w:rPr>
+                <w:rFonts w:ascii="Times New Roman" w:hAnsi="Times New Roman" w:eastAsia="宋体"/>
+                <w:b w:val="0"/>
+                <w:sz w:val="24"/>
+              </w:rPr>
+              <w:t>5780.132</w:t>
+            </w:r>
+          </w:p>
+        </w:tc>
+      </w:tr>
+      <w:tr>
+        <w:tc>
+          <w:tcPr>
+            <w:tcW w:type="dxa" w:w="2767"/>
+          </w:tcPr>
+          <w:p>
+            <w:pPr>
+              <w:jc w:val="center"/>
+            </w:pPr>
+            <w:r/>
+            <w:r>
+              <w:rPr>
+                <w:rFonts w:ascii="Times New Roman" w:hAnsi="Times New Roman" w:eastAsia="宋体"/>
+                <w:b w:val="0"/>
+                <w:sz w:val="24"/>
+              </w:rPr>
+              <w:t>20:00-24:00</w:t>
+            </w:r>
+          </w:p>
+        </w:tc>
+        <w:tc>
+          <w:tcPr>
+            <w:tcW w:type="dxa" w:w="2767"/>
+          </w:tcPr>
+          <w:p>
+            <w:pPr>
+              <w:jc w:val="center"/>
+            </w:pPr>
+            <w:r/>
+            <w:r>
+              <w:rPr>
+                <w:rFonts w:ascii="Times New Roman" w:hAnsi="Times New Roman" w:eastAsia="宋体"/>
+                <w:b w:val="0"/>
+                <w:sz w:val="24"/>
+              </w:rPr>
+              <w:t>5333.333</w:t>
+            </w:r>
+          </w:p>
+        </w:tc>
+        <w:tc>
+          <w:tcPr>
+            <w:tcW w:type="dxa" w:w="2767"/>
+          </w:tcPr>
+          <w:p>
+            <w:pPr>
+              <w:jc w:val="center"/>
+            </w:pPr>
+            <w:r/>
+            <w:r>
+              <w:rPr>
+                <w:rFonts w:ascii="Times New Roman" w:hAnsi="Times New Roman" w:eastAsia="宋体"/>
+                <w:b w:val="0"/>
+                <w:sz w:val="24"/>
+              </w:rPr>
+              <w:t>2859.868</w:t>
+            </w:r>
+          </w:p>
+        </w:tc>
+      </w:tr>
+      <w:tr>
+        <w:tc>
+          <w:tcPr>
+            <w:tcW w:type="dxa" w:w="2767"/>
+          </w:tcPr>
+          <w:p>
+            <w:pPr>
+              <w:jc w:val="center"/>
+            </w:pPr>
+            <w:r/>
+            <w:r>
+              <w:rPr>
+                <w:rFonts w:ascii="Times New Roman" w:hAnsi="Times New Roman" w:eastAsia="宋体"/>
+                <w:b w:val="0"/>
+                <w:sz w:val="24"/>
+              </w:rPr>
+              <w:t>0:00 / 24:00储电量</w:t>
+            </w:r>
+          </w:p>
+        </w:tc>
+        <w:tc>
+          <w:tcPr>
+            <w:tcW w:type="dxa" w:w="2767"/>
+          </w:tcPr>
+          <w:p>
+            <w:pPr>
+              <w:jc w:val="center"/>
+            </w:pPr>
+            <w:r/>
+            <w:r>
+              <w:rPr>
+                <w:rFonts w:ascii="Times New Roman" w:hAnsi="Times New Roman" w:eastAsia="宋体"/>
+                <w:b w:val="0"/>
+                <w:sz w:val="24"/>
+              </w:rPr>
+              <w:t>6000</w:t>
+            </w:r>
+          </w:p>
+        </w:tc>
+        <w:tc>
+          <w:tcPr>
+            <w:tcW w:type="dxa" w:w="2767"/>
+          </w:tcPr>
+          <w:p>
+            <w:pPr>
+              <w:jc w:val="center"/>
+            </w:pPr>
+            <w:r/>
+            <w:r>
+              <w:rPr>
+                <w:rFonts w:ascii="Times New Roman" w:hAnsi="Times New Roman" w:eastAsia="宋体"/>
+                <w:b w:val="0"/>
+                <w:sz w:val="24"/>
+              </w:rPr>
+              <w:t>6000</w:t>
+            </w:r>
+          </w:p>
+        </w:tc>
+      </w:tr>
+    </w:tbl>
+    <w:p>
+      <w:pPr>
+        <w:pageBreakBefore/>
+        <w:spacing w:before="0" w:after="0" w:line="300" w:lineRule="auto"/>
+        <w:jc w:val="center"/>
+      </w:pPr>
+      <w:r>
+        <w:rPr>
+          <w:rFonts w:ascii="Times New Roman" w:hAnsi="Times New Roman" w:eastAsia="宋体"/>
+          <w:b/>
+          <w:sz w:val="32"/>
+        </w:rPr>
+        <w:t>四、问题二：全年因果预测与日计划</w:t>
+      </w:r>
+    </w:p>
+    <w:p>
+      <w:pPr>
+        <w:spacing w:before="0" w:after="0" w:line="300" w:lineRule="auto"/>
+      </w:pPr>
+      <w:r>
+        <w:rPr>
+          <w:rFonts w:ascii="Times New Roman" w:hAnsi="Times New Roman" w:eastAsia="宋体"/>
+          <w:b w:val="0"/>
+          <w:sz w:val="28"/>
+        </w:rPr>
+        <w:t>4.1 负荷与光伏预测</w:t>
       </w:r>
     </w:p>
     <w:p>
@@ -1181,36 +2966,7 @@
           <w:b w:val="0"/>
           <w:sz w:val="24"/>
         </w:rPr>
-        <w:t>图3给出价格和购电量的时序对应。</w:t>
-      </w:r>
-    </w:p>
-    <w:p>
-      <w:pPr>
-        <w:pageBreakBefore/>
-        <w:spacing w:before="0" w:after="0" w:line="300" w:lineRule="auto"/>
-        <w:jc w:val="center"/>
-      </w:pPr>
-      <w:r>
-        <w:rPr>
-          <w:rFonts w:ascii="Times New Roman" w:hAnsi="Times New Roman" w:eastAsia="宋体"/>
-          <w:b/>
-          <w:sz w:val="32"/>
-        </w:rPr>
-        <w:t>四、问题二：日期因果回测</w:t>
-      </w:r>
-    </w:p>
-    <w:p>
-      <w:pPr>
-        <w:spacing w:before="0" w:after="0" w:line="300" w:lineRule="auto"/>
-        <w:ind w:firstLine="480"/>
-      </w:pPr>
-      <w:r>
-        <w:rPr>
-          <w:rFonts w:ascii="Times New Roman" w:hAnsi="Times New Roman" w:eastAsia="宋体"/>
-          <w:b w:val="0"/>
-          <w:sz w:val="24"/>
-        </w:rPr>
-        <w:t>负荷预测将最近同类型日的日电量水平与归一化日内形状分别取中位数，再恢复为功率；光伏采用目标日前三日中位数并乘0.9。因果诊断显示，负荷MAPE为6.153%，逐时七日中位数为17.987%；光伏三日和七日中位数MAPE分别为4.027%和4.697%。Q2全年费用为16206550.45元，紧急购电量为789872.052 kWh，见图4。</w:t>
+        <w:t>负荷预测将历史样本分解为日电量水平和归一化日内形状。对目标日d，先对可用历史同类型日的日电量取中位数，再对日内形状取中位数，最后恢复到十分钟功率：</w:t>
       </w:r>
     </w:p>
     <w:p>
@@ -1222,9 +2978,16 @@
         <m:oMath>
           <m:sSub>
             <m:e>
-              <m:r>
-                <m:t>Lhat</m:t>
-              </m:r>
+              <m:acc>
+                <m:accPr>
+                  <m:chr m:val="̂"/>
+                </m:accPr>
+                <m:e>
+                  <m:r>
+                    <m:t>L</m:t>
+                  </m:r>
+                </m:e>
+              </m:acc>
             </m:e>
             <m:sub>
               <m:r>
@@ -1232,11 +2995,21 @@
               </m:r>
             </m:sub>
           </m:sSub>
+          <m:r>
+            <m:t>=</m:t>
+          </m:r>
           <m:sSub>
             <m:e>
-              <m:r>
-                <m:t>=Bhat</m:t>
-              </m:r>
+              <m:acc>
+                <m:accPr>
+                  <m:chr m:val="̂"/>
+                </m:accPr>
+                <m:e>
+                  <m:r>
+                    <m:t>B</m:t>
+                  </m:r>
+                </m:e>
+              </m:acc>
             </m:e>
             <m:sub>
               <m:r>
@@ -1246,21 +3019,16 @@
           </m:sSub>
           <m:sSub>
             <m:e>
-              <m:r>
-                <m:t xml:space="preserve"> s</m:t>
-              </m:r>
-            </m:e>
-            <m:sub>
-              <m:r>
-                <m:t>h</m:t>
-              </m:r>
-            </m:sub>
-          </m:sSub>
-          <m:sSub>
-            <m:e>
-              <m:r>
-                <m:t>at</m:t>
-              </m:r>
+              <m:acc>
+                <m:accPr>
+                  <m:chr m:val="̂"/>
+                </m:accPr>
+                <m:e>
+                  <m:r>
+                    <m:t>s</m:t>
+                  </m:r>
+                </m:e>
+              </m:acc>
             </m:e>
             <m:sub>
               <m:r>
@@ -1294,21 +3062,16 @@
           </m:sSub>
           <m:sSub>
             <m:e>
-              <m:r>
-                <m:t xml:space="preserve"> s</m:t>
-              </m:r>
-            </m:e>
-            <m:sub>
-              <m:r>
-                <m:t>h</m:t>
-              </m:r>
-            </m:sub>
-          </m:sSub>
-          <m:sSub>
-            <m:e>
-              <m:r>
-                <m:t>at</m:t>
-              </m:r>
+              <m:acc>
+                <m:accPr>
+                  <m:chr m:val="̂"/>
+                </m:accPr>
+                <m:e>
+                  <m:r>
+                    <m:t>s</m:t>
+                  </m:r>
+                </m:e>
+              </m:acc>
             </m:e>
             <m:sub>
               <m:r>
@@ -1324,6 +3087,591 @@
           </m:r>
         </m:oMath>
       </m:oMathPara>
+    </w:p>
+    <w:p>
+      <w:pPr>
+        <w:spacing w:before="0" w:after="0" w:line="300" w:lineRule="auto"/>
+        <w:ind w:firstLine="480"/>
+      </w:pPr>
+      <w:r>
+        <w:rPr>
+          <w:rFonts w:ascii="Times New Roman" w:hAnsi="Times New Roman" w:eastAsia="宋体"/>
+          <w:b w:val="0"/>
+          <w:sz w:val="24"/>
+        </w:rPr>
+        <w:t>光伏采用目标日前三日中位数，并在计划端乘0.9；实际负荷和实际光伏只在事后用于计算紧急缺口。表6比较改进负荷预测与逐时七日中位数基线，以及三日、七日光伏中位数。</w:t>
+      </w:r>
+    </w:p>
+    <w:p>
+      <w:r>
+        <w:t>表6  因果预测诊断（334天平均）</w:t>
+      </w:r>
+    </w:p>
+    <w:tbl>
+      <w:tblPr>
+        <w:tblW w:type="auto" w:w="0"/>
+        <w:jc w:val="center"/>
+        <w:tblBorders>
+          <w:top w:val="single" w:sz="12" w:space="0" w:color="000000"/>
+          <w:start w:val="nil" w:sz="0" w:space="0" w:color="auto"/>
+          <w:left w:val="nil" w:sz="0" w:space="0" w:color="auto"/>
+          <w:bottom w:val="single" w:sz="12" w:space="0" w:color="000000"/>
+          <w:end w:val="nil" w:sz="0" w:space="0" w:color="auto"/>
+          <w:right w:val="nil" w:sz="0" w:space="0" w:color="auto"/>
+          <w:insideH w:val="nil" w:sz="0" w:space="0" w:color="auto"/>
+          <w:insideV w:val="nil" w:sz="0" w:space="0" w:color="auto"/>
+        </w:tblBorders>
+        <w:tblLook w:firstColumn="1" w:firstRow="1" w:lastColumn="0" w:lastRow="0" w:noHBand="0" w:noVBand="1" w:val="04A0"/>
+      </w:tblPr>
+      <w:tblGrid>
+        <w:gridCol w:w="2075"/>
+        <w:gridCol w:w="2075"/>
+        <w:gridCol w:w="2075"/>
+        <w:gridCol w:w="2075"/>
+      </w:tblGrid>
+      <w:tr>
+        <w:tc>
+          <w:tcPr>
+            <w:tcW w:type="dxa" w:w="2075"/>
+            <w:tcBorders>
+              <w:bottom w:val="single" w:sz="4" w:space="0" w:color="000000"/>
+            </w:tcBorders>
+          </w:tcPr>
+          <w:p>
+            <w:pPr>
+              <w:jc w:val="center"/>
+            </w:pPr>
+            <w:r/>
+            <w:r>
+              <w:rPr>
+                <w:rFonts w:ascii="Times New Roman" w:hAnsi="Times New Roman" w:eastAsia="宋体"/>
+                <w:b/>
+                <w:sz w:val="24"/>
+              </w:rPr>
+              <w:t>序列</w:t>
+            </w:r>
+          </w:p>
+        </w:tc>
+        <w:tc>
+          <w:tcPr>
+            <w:tcW w:type="dxa" w:w="2075"/>
+            <w:tcBorders>
+              <w:bottom w:val="single" w:sz="4" w:space="0" w:color="000000"/>
+            </w:tcBorders>
+          </w:tcPr>
+          <w:p>
+            <w:pPr>
+              <w:jc w:val="center"/>
+            </w:pPr>
+            <w:r/>
+            <w:r>
+              <w:rPr>
+                <w:rFonts w:ascii="Times New Roman" w:hAnsi="Times New Roman" w:eastAsia="宋体"/>
+                <w:b/>
+                <w:sz w:val="24"/>
+              </w:rPr>
+              <w:t>MAE</w:t>
+            </w:r>
+          </w:p>
+        </w:tc>
+        <w:tc>
+          <w:tcPr>
+            <w:tcW w:type="dxa" w:w="2075"/>
+            <w:tcBorders>
+              <w:bottom w:val="single" w:sz="4" w:space="0" w:color="000000"/>
+            </w:tcBorders>
+          </w:tcPr>
+          <w:p>
+            <w:pPr>
+              <w:jc w:val="center"/>
+            </w:pPr>
+            <w:r/>
+            <w:r>
+              <w:rPr>
+                <w:rFonts w:ascii="Times New Roman" w:hAnsi="Times New Roman" w:eastAsia="宋体"/>
+                <w:b/>
+                <w:sz w:val="24"/>
+              </w:rPr>
+              <w:t>MAPE/%</w:t>
+            </w:r>
+          </w:p>
+        </w:tc>
+        <w:tc>
+          <w:tcPr>
+            <w:tcW w:type="dxa" w:w="2075"/>
+            <w:tcBorders>
+              <w:bottom w:val="single" w:sz="4" w:space="0" w:color="000000"/>
+            </w:tcBorders>
+          </w:tcPr>
+          <w:p>
+            <w:pPr>
+              <w:jc w:val="center"/>
+            </w:pPr>
+            <w:r/>
+            <w:r>
+              <w:rPr>
+                <w:rFonts w:ascii="Times New Roman" w:hAnsi="Times New Roman" w:eastAsia="宋体"/>
+                <w:b/>
+                <w:sz w:val="24"/>
+              </w:rPr>
+              <w:t>偏差</w:t>
+            </w:r>
+          </w:p>
+        </w:tc>
+      </w:tr>
+      <w:tr>
+        <w:tc>
+          <w:tcPr>
+            <w:tcW w:type="dxa" w:w="2075"/>
+          </w:tcPr>
+          <w:p>
+            <w:pPr>
+              <w:jc w:val="center"/>
+            </w:pPr>
+            <w:r/>
+            <w:r>
+              <w:rPr>
+                <w:rFonts w:ascii="Times New Roman" w:hAnsi="Times New Roman" w:eastAsia="宋体"/>
+                <w:b w:val="0"/>
+                <w:sz w:val="24"/>
+              </w:rPr>
+              <w:t>load_level_shape</w:t>
+            </w:r>
+          </w:p>
+        </w:tc>
+        <w:tc>
+          <w:tcPr>
+            <w:tcW w:type="dxa" w:w="2075"/>
+          </w:tcPr>
+          <w:p>
+            <w:pPr>
+              <w:jc w:val="center"/>
+            </w:pPr>
+            <w:r/>
+            <w:r>
+              <w:rPr>
+                <w:rFonts w:ascii="Times New Roman" w:hAnsi="Times New Roman" w:eastAsia="宋体"/>
+                <w:b w:val="0"/>
+                <w:sz w:val="24"/>
+              </w:rPr>
+              <w:t>265.671</w:t>
+            </w:r>
+          </w:p>
+        </w:tc>
+        <w:tc>
+          <w:tcPr>
+            <w:tcW w:type="dxa" w:w="2075"/>
+          </w:tcPr>
+          <w:p>
+            <w:pPr>
+              <w:jc w:val="center"/>
+            </w:pPr>
+            <w:r/>
+            <w:r>
+              <w:rPr>
+                <w:rFonts w:ascii="Times New Roman" w:hAnsi="Times New Roman" w:eastAsia="宋体"/>
+                <w:b w:val="0"/>
+                <w:sz w:val="24"/>
+              </w:rPr>
+              <w:t>6.153</w:t>
+            </w:r>
+          </w:p>
+        </w:tc>
+        <w:tc>
+          <w:tcPr>
+            <w:tcW w:type="dxa" w:w="2075"/>
+          </w:tcPr>
+          <w:p>
+            <w:pPr>
+              <w:jc w:val="center"/>
+            </w:pPr>
+            <w:r/>
+            <w:r>
+              <w:rPr>
+                <w:rFonts w:ascii="Times New Roman" w:hAnsi="Times New Roman" w:eastAsia="宋体"/>
+                <w:b w:val="0"/>
+                <w:sz w:val="24"/>
+              </w:rPr>
+              <w:t>5.778</w:t>
+            </w:r>
+          </w:p>
+        </w:tc>
+      </w:tr>
+      <w:tr>
+        <w:tc>
+          <w:tcPr>
+            <w:tcW w:type="dxa" w:w="2075"/>
+          </w:tcPr>
+          <w:p>
+            <w:pPr>
+              <w:jc w:val="center"/>
+            </w:pPr>
+            <w:r/>
+            <w:r>
+              <w:rPr>
+                <w:rFonts w:ascii="Times New Roman" w:hAnsi="Times New Roman" w:eastAsia="宋体"/>
+                <w:b w:val="0"/>
+                <w:sz w:val="24"/>
+              </w:rPr>
+              <w:t>load_median7</w:t>
+            </w:r>
+          </w:p>
+        </w:tc>
+        <w:tc>
+          <w:tcPr>
+            <w:tcW w:type="dxa" w:w="2075"/>
+          </w:tcPr>
+          <w:p>
+            <w:pPr>
+              <w:jc w:val="center"/>
+            </w:pPr>
+            <w:r/>
+            <w:r>
+              <w:rPr>
+                <w:rFonts w:ascii="Times New Roman" w:hAnsi="Times New Roman" w:eastAsia="宋体"/>
+                <w:b w:val="0"/>
+                <w:sz w:val="24"/>
+              </w:rPr>
+              <w:t>626.939</w:t>
+            </w:r>
+          </w:p>
+        </w:tc>
+        <w:tc>
+          <w:tcPr>
+            <w:tcW w:type="dxa" w:w="2075"/>
+          </w:tcPr>
+          <w:p>
+            <w:pPr>
+              <w:jc w:val="center"/>
+            </w:pPr>
+            <w:r/>
+            <w:r>
+              <w:rPr>
+                <w:rFonts w:ascii="Times New Roman" w:hAnsi="Times New Roman" w:eastAsia="宋体"/>
+                <w:b w:val="0"/>
+                <w:sz w:val="24"/>
+              </w:rPr>
+              <w:t>17.987</w:t>
+            </w:r>
+          </w:p>
+        </w:tc>
+        <w:tc>
+          <w:tcPr>
+            <w:tcW w:type="dxa" w:w="2075"/>
+          </w:tcPr>
+          <w:p>
+            <w:pPr>
+              <w:jc w:val="center"/>
+            </w:pPr>
+            <w:r/>
+            <w:r>
+              <w:rPr>
+                <w:rFonts w:ascii="Times New Roman" w:hAnsi="Times New Roman" w:eastAsia="宋体"/>
+                <w:b w:val="0"/>
+                <w:sz w:val="24"/>
+              </w:rPr>
+              <w:t>473.977</w:t>
+            </w:r>
+          </w:p>
+        </w:tc>
+      </w:tr>
+      <w:tr>
+        <w:tc>
+          <w:tcPr>
+            <w:tcW w:type="dxa" w:w="2075"/>
+          </w:tcPr>
+          <w:p>
+            <w:pPr>
+              <w:jc w:val="center"/>
+            </w:pPr>
+            <w:r/>
+            <w:r>
+              <w:rPr>
+                <w:rFonts w:ascii="Times New Roman" w:hAnsi="Times New Roman" w:eastAsia="宋体"/>
+                <w:b w:val="0"/>
+                <w:sz w:val="24"/>
+              </w:rPr>
+              <w:t>pv_median3</w:t>
+            </w:r>
+          </w:p>
+        </w:tc>
+        <w:tc>
+          <w:tcPr>
+            <w:tcW w:type="dxa" w:w="2075"/>
+          </w:tcPr>
+          <w:p>
+            <w:pPr>
+              <w:jc w:val="center"/>
+            </w:pPr>
+            <w:r/>
+            <w:r>
+              <w:rPr>
+                <w:rFonts w:ascii="Times New Roman" w:hAnsi="Times New Roman" w:eastAsia="宋体"/>
+                <w:b w:val="0"/>
+                <w:sz w:val="24"/>
+              </w:rPr>
+              <w:t>161.906</w:t>
+            </w:r>
+          </w:p>
+        </w:tc>
+        <w:tc>
+          <w:tcPr>
+            <w:tcW w:type="dxa" w:w="2075"/>
+          </w:tcPr>
+          <w:p>
+            <w:pPr>
+              <w:jc w:val="center"/>
+            </w:pPr>
+            <w:r/>
+            <w:r>
+              <w:rPr>
+                <w:rFonts w:ascii="Times New Roman" w:hAnsi="Times New Roman" w:eastAsia="宋体"/>
+                <w:b w:val="0"/>
+                <w:sz w:val="24"/>
+              </w:rPr>
+              <w:t>4.027</w:t>
+            </w:r>
+          </w:p>
+        </w:tc>
+        <w:tc>
+          <w:tcPr>
+            <w:tcW w:type="dxa" w:w="2075"/>
+          </w:tcPr>
+          <w:p>
+            <w:pPr>
+              <w:jc w:val="center"/>
+            </w:pPr>
+            <w:r/>
+            <w:r>
+              <w:rPr>
+                <w:rFonts w:ascii="Times New Roman" w:hAnsi="Times New Roman" w:eastAsia="宋体"/>
+                <w:b w:val="0"/>
+                <w:sz w:val="24"/>
+              </w:rPr>
+              <w:t>2.702</w:t>
+            </w:r>
+          </w:p>
+        </w:tc>
+      </w:tr>
+      <w:tr>
+        <w:tc>
+          <w:tcPr>
+            <w:tcW w:type="dxa" w:w="2075"/>
+          </w:tcPr>
+          <w:p>
+            <w:pPr>
+              <w:jc w:val="center"/>
+            </w:pPr>
+            <w:r/>
+            <w:r>
+              <w:rPr>
+                <w:rFonts w:ascii="Times New Roman" w:hAnsi="Times New Roman" w:eastAsia="宋体"/>
+                <w:b w:val="0"/>
+                <w:sz w:val="24"/>
+              </w:rPr>
+              <w:t>pv_median7</w:t>
+            </w:r>
+          </w:p>
+        </w:tc>
+        <w:tc>
+          <w:tcPr>
+            <w:tcW w:type="dxa" w:w="2075"/>
+          </w:tcPr>
+          <w:p>
+            <w:pPr>
+              <w:jc w:val="center"/>
+            </w:pPr>
+            <w:r/>
+            <w:r>
+              <w:rPr>
+                <w:rFonts w:ascii="Times New Roman" w:hAnsi="Times New Roman" w:eastAsia="宋体"/>
+                <w:b w:val="0"/>
+                <w:sz w:val="24"/>
+              </w:rPr>
+              <w:t>157.833</w:t>
+            </w:r>
+          </w:p>
+        </w:tc>
+        <w:tc>
+          <w:tcPr>
+            <w:tcW w:type="dxa" w:w="2075"/>
+          </w:tcPr>
+          <w:p>
+            <w:pPr>
+              <w:jc w:val="center"/>
+            </w:pPr>
+            <w:r/>
+            <w:r>
+              <w:rPr>
+                <w:rFonts w:ascii="Times New Roman" w:hAnsi="Times New Roman" w:eastAsia="宋体"/>
+                <w:b w:val="0"/>
+                <w:sz w:val="24"/>
+              </w:rPr>
+              <w:t>4.697</w:t>
+            </w:r>
+          </w:p>
+        </w:tc>
+        <w:tc>
+          <w:tcPr>
+            <w:tcW w:type="dxa" w:w="2075"/>
+          </w:tcPr>
+          <w:p>
+            <w:pPr>
+              <w:jc w:val="center"/>
+            </w:pPr>
+            <w:r/>
+            <w:r>
+              <w:rPr>
+                <w:rFonts w:ascii="Times New Roman" w:hAnsi="Times New Roman" w:eastAsia="宋体"/>
+                <w:b w:val="0"/>
+                <w:sz w:val="24"/>
+              </w:rPr>
+              <w:t>5.388</w:t>
+            </w:r>
+          </w:p>
+        </w:tc>
+      </w:tr>
+    </w:tbl>
+    <w:p>
+      <w:pPr>
+        <w:spacing w:before="0" w:after="0" w:line="300" w:lineRule="auto"/>
+      </w:pPr>
+      <w:r>
+        <w:rPr>
+          <w:rFonts w:ascii="Times New Roman" w:hAnsi="Times New Roman" w:eastAsia="宋体"/>
+          <w:b w:val="0"/>
+          <w:sz w:val="28"/>
+        </w:rPr>
+        <w:t>4.2 计划执行与紧急结算</w:t>
+      </w:r>
+    </w:p>
+    <w:p>
+      <w:pPr>
+        <w:spacing w:before="0" w:after="0" w:line="300" w:lineRule="auto"/>
+        <w:ind w:firstLine="480"/>
+      </w:pPr>
+      <w:r>
+        <w:rPr>
+          <w:rFonts w:ascii="Times New Roman" w:hAnsi="Times New Roman" w:eastAsia="宋体"/>
+          <w:b w:val="0"/>
+          <w:sz w:val="24"/>
+        </w:rPr>
+        <w:t>计划量由预测序列求解，实际执行时固定计划动作。若实际负荷减去实际光伏、常规购电和储能放电后仍有缺口，则</w:t>
+      </w:r>
+    </w:p>
+    <w:p>
+      <w:pPr>
+        <w:spacing w:before="0" w:after="0" w:line="300" w:lineRule="auto"/>
+        <w:jc w:val="center"/>
+      </w:pPr>
+      <m:oMathPara>
+        <m:oMath>
+          <m:sSub>
+            <m:e>
+              <m:r>
+                <m:t>e</m:t>
+              </m:r>
+            </m:e>
+            <m:sub>
+              <m:r>
+                <m:t>t</m:t>
+              </m:r>
+            </m:sub>
+          </m:sSub>
+          <m:sSub>
+            <m:e>
+              <m:r>
+                <m:t>=[L</m:t>
+              </m:r>
+            </m:e>
+            <m:sub>
+              <m:r>
+                <m:t>t</m:t>
+              </m:r>
+            </m:sub>
+          </m:sSub>
+          <m:r>
+            <m:t>Δ</m:t>
+          </m:r>
+          <m:sSub>
+            <m:e>
+              <m:r>
+                <m:t xml:space="preserve"> t-G</m:t>
+              </m:r>
+            </m:e>
+            <m:sub>
+              <m:r>
+                <m:t>t</m:t>
+              </m:r>
+            </m:sub>
+          </m:sSub>
+          <m:r>
+            <m:t>Δ</m:t>
+          </m:r>
+          <m:sSub>
+            <m:e>
+              <m:r>
+                <m:t xml:space="preserve"> t-q</m:t>
+              </m:r>
+            </m:e>
+            <m:sub>
+              <m:r>
+                <m:t>t</m:t>
+              </m:r>
+            </m:sub>
+          </m:sSub>
+          <m:sSub>
+            <m:e>
+              <m:r>
+                <m:t>-c</m:t>
+              </m:r>
+            </m:e>
+            <m:sub>
+              <m:r>
+                <m:t>t</m:t>
+              </m:r>
+            </m:sub>
+          </m:sSub>
+          <m:sSub>
+            <m:e>
+              <m:r>
+                <m:t>+d</m:t>
+              </m:r>
+            </m:e>
+            <m:sub>
+              <m:r>
+                <m:t>t</m:t>
+              </m:r>
+            </m:sub>
+          </m:sSub>
+          <m:sSup>
+            <m:e>
+              <m:r>
+                <m:t>]</m:t>
+              </m:r>
+            </m:e>
+            <m:sup>
+              <m:r>
+                <m:t>+</m:t>
+              </m:r>
+            </m:sup>
+          </m:sSup>
+        </m:oMath>
+      </m:oMathPara>
+    </w:p>
+    <w:p>
+      <w:pPr>
+        <w:spacing w:before="0" w:after="0" w:line="300" w:lineRule="auto"/>
+        <w:ind w:firstLine="480"/>
+      </w:pPr>
+      <w:r>
+        <w:rPr>
+          <w:rFonts w:ascii="Times New Roman" w:hAnsi="Times New Roman" w:eastAsia="宋体"/>
+          <w:b w:val="0"/>
+          <w:sz w:val="24"/>
+        </w:rPr>
+        <w:t>Q2全年费用为16206550.45元，紧急购电量为789872.052 kWh。其中316个评估日出现正的紧急购电量；完整逐时计划与紧急时段写入results/result2.xlsx。</w:t>
+      </w:r>
     </w:p>
     <w:p>
       <w:pPr>
@@ -1369,21 +3717,7 @@
         <w:jc w:val="center"/>
       </w:pPr>
       <w:r>
-        <w:t>图4  各场景全年紧急购电量</w:t>
-      </w:r>
-    </w:p>
-    <w:p>
-      <w:pPr>
-        <w:spacing w:before="0" w:after="0" w:line="300" w:lineRule="auto"/>
-        <w:ind w:firstLine="480"/>
-      </w:pPr>
-      <w:r>
-        <w:rPr>
-          <w:rFonts w:ascii="Times New Roman" w:hAnsi="Times New Roman" w:eastAsia="宋体"/>
-          <w:b w:val="0"/>
-          <w:sz w:val="24"/>
-        </w:rPr>
-        <w:t>图4用于比较预测误差在全年紧急购电上的传导。</w:t>
+        <w:t>图4  Q2、Q3与Q4-2全年紧急购电量</w:t>
       </w:r>
     </w:p>
     <w:p>
@@ -1398,7 +3732,20 @@
           <w:b/>
           <w:sz w:val="32"/>
         </w:rPr>
-        <w:t>五、问题三：多时刻预报与B结算</w:t>
+        <w:t>五、问题三：多时刻预报与滚动调整</w:t>
+      </w:r>
+    </w:p>
+    <w:p>
+      <w:pPr>
+        <w:spacing w:before="0" w:after="0" w:line="300" w:lineRule="auto"/>
+      </w:pPr>
+      <w:r>
+        <w:rPr>
+          <w:rFonts w:ascii="Times New Roman" w:hAnsi="Times New Roman" w:eastAsia="宋体"/>
+          <w:b w:val="0"/>
+          <w:sz w:val="28"/>
+        </w:rPr>
+        <w:t>5.1 锁定前缀的滚动策略</w:t>
       </w:r>
     </w:p>
     <w:p>
@@ -1412,7 +3759,34 @@
           <w:b w:val="0"/>
           <w:sz w:val="24"/>
         </w:rPr>
-        <w:t>0、6、12、18时刻只重优化未执行的时间段，并锁定已执行前缀。对0时计划q^0和调整计划q^a，账单按计划基准费、0.5倍调减费、1.5倍调增费和5倍紧急费四项相加。Q3全年费用为18242015.85元，紧急购电量为1066446.282 kWh；各分项和调整量保存在daily_metrics.csv，见图5。</w:t>
+        <w:t>每天0:00使用首份24小时预报生成计划q^0；在6:00、12:00、18:00收到新预报后，只对尚未执行的时段重新求解。设四次重优化起点为0、36、72、108个十分钟步，已执行前缀的q、c、d和SOC均保持不变，当前末状态作为下一次优化的初始状态。这一实现把信息到达时间写进算法，而不是用全天真实光伏回填历史决策。</w:t>
+      </w:r>
+    </w:p>
+    <w:p>
+      <w:pPr>
+        <w:spacing w:before="0" w:after="0" w:line="300" w:lineRule="auto"/>
+      </w:pPr>
+      <w:r>
+        <w:rPr>
+          <w:rFonts w:ascii="Times New Roman" w:hAnsi="Times New Roman" w:eastAsia="宋体"/>
+          <w:b w:val="0"/>
+          <w:sz w:val="28"/>
+        </w:rPr>
+        <w:t>5.2 计划—调整结算</w:t>
+      </w:r>
+    </w:p>
+    <w:p>
+      <w:pPr>
+        <w:spacing w:before="0" w:after="0" w:line="300" w:lineRule="auto"/>
+        <w:ind w:firstLine="480"/>
+      </w:pPr>
+      <w:r>
+        <w:rPr>
+          <w:rFonts w:ascii="Times New Roman" w:hAnsi="Times New Roman" w:eastAsia="宋体"/>
+          <w:b w:val="0"/>
+          <w:sz w:val="24"/>
+        </w:rPr>
+        <w:t>令q_t^a为最终调整计划，题面结算规则写成</w:t>
       </w:r>
     </w:p>
     <w:p>
@@ -1508,7 +3882,7 @@
           <m:sSubSup>
             <m:e>
               <m:r>
-                <m:t>(q</m:t>
+                <m:t>[q</m:t>
               </m:r>
             </m:e>
             <m:sub>
@@ -1542,7 +3916,7 @@
           <m:sSup>
             <m:e>
               <m:r>
-                <m:t>)</m:t>
+                <m:t>]</m:t>
               </m:r>
             </m:e>
             <m:sup>
@@ -1581,7 +3955,7 @@
           <m:sSubSup>
             <m:e>
               <m:r>
-                <m:t>(q</m:t>
+                <m:t>[q</m:t>
               </m:r>
             </m:e>
             <m:sub>
@@ -1615,7 +3989,7 @@
           <m:sSup>
             <m:e>
               <m:r>
-                <m:t>)</m:t>
+                <m:t>]</m:t>
               </m:r>
             </m:e>
             <m:sup>
@@ -1669,105 +4043,420 @@
     <w:p>
       <w:pPr>
         <w:spacing w:before="0" w:after="0" w:line="300" w:lineRule="auto"/>
+        <w:ind w:firstLine="480"/>
+      </w:pPr>
+      <w:r>
+        <w:rPr>
+          <w:rFonts w:ascii="Times New Roman" w:hAnsi="Times New Roman" w:eastAsia="宋体"/>
+          <w:b w:val="0"/>
+          <w:sz w:val="24"/>
+        </w:rPr>
+        <w:t>逐日记录基准费、调减费、调增费和紧急费，并检查四项之和。旧版本把调整计划替代了基准计划；本版本保留q^0作为第一项，避免调减时少算计划费用。</w:t>
+      </w:r>
+    </w:p>
+    <w:p>
+      <w:r>
+        <w:t>表7  Q3全年结算分项</w:t>
+      </w:r>
+    </w:p>
+    <w:tbl>
+      <w:tblPr>
+        <w:tblW w:type="auto" w:w="0"/>
         <w:jc w:val="center"/>
+        <w:tblBorders>
+          <w:top w:val="single" w:sz="12" w:space="0" w:color="000000"/>
+          <w:start w:val="nil" w:sz="0" w:space="0" w:color="auto"/>
+          <w:left w:val="nil" w:sz="0" w:space="0" w:color="auto"/>
+          <w:bottom w:val="single" w:sz="12" w:space="0" w:color="000000"/>
+          <w:end w:val="nil" w:sz="0" w:space="0" w:color="auto"/>
+          <w:right w:val="nil" w:sz="0" w:space="0" w:color="auto"/>
+          <w:insideH w:val="nil" w:sz="0" w:space="0" w:color="auto"/>
+          <w:insideV w:val="nil" w:sz="0" w:space="0" w:color="auto"/>
+        </w:tblBorders>
+        <w:tblLook w:firstColumn="1" w:firstRow="1" w:lastColumn="0" w:lastRow="0" w:noHBand="0" w:noVBand="1" w:val="04A0"/>
+      </w:tblPr>
+      <w:tblGrid>
+        <w:gridCol w:w="2767"/>
+        <w:gridCol w:w="2767"/>
+        <w:gridCol w:w="2767"/>
+      </w:tblGrid>
+      <w:tr>
+        <w:tc>
+          <w:tcPr>
+            <w:tcW w:type="dxa" w:w="2767"/>
+            <w:tcBorders>
+              <w:bottom w:val="single" w:sz="4" w:space="0" w:color="000000"/>
+            </w:tcBorders>
+          </w:tcPr>
+          <w:p>
+            <w:pPr>
+              <w:jc w:val="center"/>
+            </w:pPr>
+            <w:r/>
+            <w:r>
+              <w:rPr>
+                <w:rFonts w:ascii="Times New Roman" w:hAnsi="Times New Roman" w:eastAsia="宋体"/>
+                <w:b/>
+                <w:sz w:val="24"/>
+              </w:rPr>
+              <w:t>分项</w:t>
+            </w:r>
+          </w:p>
+        </w:tc>
+        <w:tc>
+          <w:tcPr>
+            <w:tcW w:type="dxa" w:w="2767"/>
+            <w:tcBorders>
+              <w:bottom w:val="single" w:sz="4" w:space="0" w:color="000000"/>
+            </w:tcBorders>
+          </w:tcPr>
+          <w:p>
+            <w:pPr>
+              <w:jc w:val="center"/>
+            </w:pPr>
+            <w:r/>
+            <w:r>
+              <w:rPr>
+                <w:rFonts w:ascii="Times New Roman" w:hAnsi="Times New Roman" w:eastAsia="宋体"/>
+                <w:b/>
+                <w:sz w:val="24"/>
+              </w:rPr>
+              <w:t>全年金额/元</w:t>
+            </w:r>
+          </w:p>
+        </w:tc>
+        <w:tc>
+          <w:tcPr>
+            <w:tcW w:type="dxa" w:w="2767"/>
+            <w:tcBorders>
+              <w:bottom w:val="single" w:sz="4" w:space="0" w:color="000000"/>
+            </w:tcBorders>
+          </w:tcPr>
+          <w:p>
+            <w:pPr>
+              <w:jc w:val="center"/>
+            </w:pPr>
+            <w:r/>
+            <w:r>
+              <w:rPr>
+                <w:rFonts w:ascii="Times New Roman" w:hAnsi="Times New Roman" w:eastAsia="宋体"/>
+                <w:b/>
+                <w:sz w:val="24"/>
+              </w:rPr>
+              <w:t>占Q3总费用/%</w:t>
+            </w:r>
+          </w:p>
+        </w:tc>
+      </w:tr>
+      <w:tr>
+        <w:tc>
+          <w:tcPr>
+            <w:tcW w:type="dxa" w:w="2767"/>
+          </w:tcPr>
+          <w:p>
+            <w:pPr>
+              <w:jc w:val="center"/>
+            </w:pPr>
+            <w:r/>
+            <w:r>
+              <w:rPr>
+                <w:rFonts w:ascii="Times New Roman" w:hAnsi="Times New Roman" w:eastAsia="宋体"/>
+                <w:b w:val="0"/>
+                <w:sz w:val="24"/>
+              </w:rPr>
+              <w:t>计划基准费</w:t>
+            </w:r>
+          </w:p>
+        </w:tc>
+        <w:tc>
+          <w:tcPr>
+            <w:tcW w:type="dxa" w:w="2767"/>
+          </w:tcPr>
+          <w:p>
+            <w:pPr>
+              <w:jc w:val="center"/>
+            </w:pPr>
+            <w:r/>
+            <w:r>
+              <w:rPr>
+                <w:rFonts w:ascii="Times New Roman" w:hAnsi="Times New Roman" w:eastAsia="宋体"/>
+                <w:b w:val="0"/>
+                <w:sz w:val="24"/>
+              </w:rPr>
+              <w:t>13448632.10</w:t>
+            </w:r>
+          </w:p>
+        </w:tc>
+        <w:tc>
+          <w:tcPr>
+            <w:tcW w:type="dxa" w:w="2767"/>
+          </w:tcPr>
+          <w:p>
+            <w:pPr>
+              <w:jc w:val="center"/>
+            </w:pPr>
+            <w:r/>
+            <w:r>
+              <w:rPr>
+                <w:rFonts w:ascii="Times New Roman" w:hAnsi="Times New Roman" w:eastAsia="宋体"/>
+                <w:b w:val="0"/>
+                <w:sz w:val="24"/>
+              </w:rPr>
+              <w:t>73.72</w:t>
+            </w:r>
+          </w:p>
+        </w:tc>
+      </w:tr>
+      <w:tr>
+        <w:tc>
+          <w:tcPr>
+            <w:tcW w:type="dxa" w:w="2767"/>
+          </w:tcPr>
+          <w:p>
+            <w:pPr>
+              <w:jc w:val="center"/>
+            </w:pPr>
+            <w:r/>
+            <w:r>
+              <w:rPr>
+                <w:rFonts w:ascii="Times New Roman" w:hAnsi="Times New Roman" w:eastAsia="宋体"/>
+                <w:b w:val="0"/>
+                <w:sz w:val="24"/>
+              </w:rPr>
+              <w:t>调减费</w:t>
+            </w:r>
+          </w:p>
+        </w:tc>
+        <w:tc>
+          <w:tcPr>
+            <w:tcW w:type="dxa" w:w="2767"/>
+          </w:tcPr>
+          <w:p>
+            <w:pPr>
+              <w:jc w:val="center"/>
+            </w:pPr>
+            <w:r/>
+            <w:r>
+              <w:rPr>
+                <w:rFonts w:ascii="Times New Roman" w:hAnsi="Times New Roman" w:eastAsia="宋体"/>
+                <w:b w:val="0"/>
+                <w:sz w:val="24"/>
+              </w:rPr>
+              <w:t>196596.41</w:t>
+            </w:r>
+          </w:p>
+        </w:tc>
+        <w:tc>
+          <w:tcPr>
+            <w:tcW w:type="dxa" w:w="2767"/>
+          </w:tcPr>
+          <w:p>
+            <w:pPr>
+              <w:jc w:val="center"/>
+            </w:pPr>
+            <w:r/>
+            <w:r>
+              <w:rPr>
+                <w:rFonts w:ascii="Times New Roman" w:hAnsi="Times New Roman" w:eastAsia="宋体"/>
+                <w:b w:val="0"/>
+                <w:sz w:val="24"/>
+              </w:rPr>
+              <w:t>1.08</w:t>
+            </w:r>
+          </w:p>
+        </w:tc>
+      </w:tr>
+      <w:tr>
+        <w:tc>
+          <w:tcPr>
+            <w:tcW w:type="dxa" w:w="2767"/>
+          </w:tcPr>
+          <w:p>
+            <w:pPr>
+              <w:jc w:val="center"/>
+            </w:pPr>
+            <w:r/>
+            <w:r>
+              <w:rPr>
+                <w:rFonts w:ascii="Times New Roman" w:hAnsi="Times New Roman" w:eastAsia="宋体"/>
+                <w:b w:val="0"/>
+                <w:sz w:val="24"/>
+              </w:rPr>
+              <w:t>调增费</w:t>
+            </w:r>
+          </w:p>
+        </w:tc>
+        <w:tc>
+          <w:tcPr>
+            <w:tcW w:type="dxa" w:w="2767"/>
+          </w:tcPr>
+          <w:p>
+            <w:pPr>
+              <w:jc w:val="center"/>
+            </w:pPr>
+            <w:r/>
+            <w:r>
+              <w:rPr>
+                <w:rFonts w:ascii="Times New Roman" w:hAnsi="Times New Roman" w:eastAsia="宋体"/>
+                <w:b w:val="0"/>
+                <w:sz w:val="24"/>
+              </w:rPr>
+              <w:t>461800.93</w:t>
+            </w:r>
+          </w:p>
+        </w:tc>
+        <w:tc>
+          <w:tcPr>
+            <w:tcW w:type="dxa" w:w="2767"/>
+          </w:tcPr>
+          <w:p>
+            <w:pPr>
+              <w:jc w:val="center"/>
+            </w:pPr>
+            <w:r/>
+            <w:r>
+              <w:rPr>
+                <w:rFonts w:ascii="Times New Roman" w:hAnsi="Times New Roman" w:eastAsia="宋体"/>
+                <w:b w:val="0"/>
+                <w:sz w:val="24"/>
+              </w:rPr>
+              <w:t>2.53</w:t>
+            </w:r>
+          </w:p>
+        </w:tc>
+      </w:tr>
+      <w:tr>
+        <w:tc>
+          <w:tcPr>
+            <w:tcW w:type="dxa" w:w="2767"/>
+          </w:tcPr>
+          <w:p>
+            <w:pPr>
+              <w:jc w:val="center"/>
+            </w:pPr>
+            <w:r/>
+            <w:r>
+              <w:rPr>
+                <w:rFonts w:ascii="Times New Roman" w:hAnsi="Times New Roman" w:eastAsia="宋体"/>
+                <w:b w:val="0"/>
+                <w:sz w:val="24"/>
+              </w:rPr>
+              <w:t>紧急费</w:t>
+            </w:r>
+          </w:p>
+        </w:tc>
+        <w:tc>
+          <w:tcPr>
+            <w:tcW w:type="dxa" w:w="2767"/>
+          </w:tcPr>
+          <w:p>
+            <w:pPr>
+              <w:jc w:val="center"/>
+            </w:pPr>
+            <w:r/>
+            <w:r>
+              <w:rPr>
+                <w:rFonts w:ascii="Times New Roman" w:hAnsi="Times New Roman" w:eastAsia="宋体"/>
+                <w:b w:val="0"/>
+                <w:sz w:val="24"/>
+              </w:rPr>
+              <w:t>4134986.41</w:t>
+            </w:r>
+          </w:p>
+        </w:tc>
+        <w:tc>
+          <w:tcPr>
+            <w:tcW w:type="dxa" w:w="2767"/>
+          </w:tcPr>
+          <w:p>
+            <w:pPr>
+              <w:jc w:val="center"/>
+            </w:pPr>
+            <w:r/>
+            <w:r>
+              <w:rPr>
+                <w:rFonts w:ascii="Times New Roman" w:hAnsi="Times New Roman" w:eastAsia="宋体"/>
+                <w:b w:val="0"/>
+                <w:sz w:val="24"/>
+              </w:rPr>
+              <w:t>22.67</w:t>
+            </w:r>
+          </w:p>
+        </w:tc>
+      </w:tr>
+      <w:tr>
+        <w:tc>
+          <w:tcPr>
+            <w:tcW w:type="dxa" w:w="2767"/>
+          </w:tcPr>
+          <w:p>
+            <w:pPr>
+              <w:jc w:val="center"/>
+            </w:pPr>
+            <w:r/>
+            <w:r>
+              <w:rPr>
+                <w:rFonts w:ascii="Times New Roman" w:hAnsi="Times New Roman" w:eastAsia="宋体"/>
+                <w:b w:val="0"/>
+                <w:sz w:val="24"/>
+              </w:rPr>
+              <w:t>合计</w:t>
+            </w:r>
+          </w:p>
+        </w:tc>
+        <w:tc>
+          <w:tcPr>
+            <w:tcW w:type="dxa" w:w="2767"/>
+          </w:tcPr>
+          <w:p>
+            <w:pPr>
+              <w:jc w:val="center"/>
+            </w:pPr>
+            <w:r/>
+            <w:r>
+              <w:rPr>
+                <w:rFonts w:ascii="Times New Roman" w:hAnsi="Times New Roman" w:eastAsia="宋体"/>
+                <w:b w:val="0"/>
+                <w:sz w:val="24"/>
+              </w:rPr>
+              <w:t>18242015.85</w:t>
+            </w:r>
+          </w:p>
+        </w:tc>
+        <w:tc>
+          <w:tcPr>
+            <w:tcW w:type="dxa" w:w="2767"/>
+          </w:tcPr>
+          <w:p>
+            <w:pPr>
+              <w:jc w:val="center"/>
+            </w:pPr>
+            <w:r/>
+            <w:r>
+              <w:rPr>
+                <w:rFonts w:ascii="Times New Roman" w:hAnsi="Times New Roman" w:eastAsia="宋体"/>
+                <w:b w:val="0"/>
+                <w:sz w:val="24"/>
+              </w:rPr>
+              <w:t>100.00</w:t>
+            </w:r>
+          </w:p>
+        </w:tc>
+      </w:tr>
+    </w:tbl>
+    <w:p>
+      <w:pPr>
+        <w:spacing w:before="0" w:after="0" w:line="300" w:lineRule="auto"/>
+        <w:ind w:firstLine="480"/>
       </w:pPr>
-      <m:oMathPara>
-        <m:oMath>
-          <m:sSub>
-            <m:e>
-              <m:r>
-                <m:t>e</m:t>
-              </m:r>
-            </m:e>
-            <m:sub>
-              <m:r>
-                <m:t>t</m:t>
-              </m:r>
-            </m:sub>
-          </m:sSub>
-          <m:r>
-            <m:t>=</m:t>
-          </m:r>
-          <m:sSub>
-            <m:e>
-              <m:r>
-                <m:t>[L</m:t>
-              </m:r>
-            </m:e>
-            <m:sub>
-              <m:r>
-                <m:t>t</m:t>
-              </m:r>
-            </m:sub>
-          </m:sSub>
-          <m:r>
-            <m:t>Δ</m:t>
-          </m:r>
-          <m:sSub>
-            <m:e>
-              <m:r>
-                <m:t xml:space="preserve"> t-G</m:t>
-              </m:r>
-            </m:e>
-            <m:sub>
-              <m:r>
-                <m:t>t</m:t>
-              </m:r>
-            </m:sub>
-          </m:sSub>
-          <m:r>
-            <m:t>Δ</m:t>
-          </m:r>
-          <m:sSub>
-            <m:e>
-              <m:r>
-                <m:t xml:space="preserve"> t-q</m:t>
-              </m:r>
-            </m:e>
-            <m:sub>
-              <m:r>
-                <m:t>t</m:t>
-              </m:r>
-            </m:sub>
-          </m:sSub>
-          <m:sSub>
-            <m:e>
-              <m:r>
-                <m:t>-c</m:t>
-              </m:r>
-            </m:e>
-            <m:sub>
-              <m:r>
-                <m:t>t</m:t>
-              </m:r>
-            </m:sub>
-          </m:sSub>
-          <m:sSub>
-            <m:e>
-              <m:r>
-                <m:t>+d</m:t>
-              </m:r>
-            </m:e>
-            <m:sub>
-              <m:r>
-                <m:t>t</m:t>
-              </m:r>
-            </m:sub>
-          </m:sSub>
-          <m:sSup>
-            <m:e>
-              <m:r>
-                <m:t>]</m:t>
-              </m:r>
-            </m:e>
-            <m:sup>
-              <m:r>
-                <m:t>+</m:t>
-              </m:r>
-            </m:sup>
-          </m:sSup>
-        </m:oMath>
-      </m:oMathPara>
+      <w:r>
+        <w:rPr>
+          <w:rFonts w:ascii="Times New Roman" w:hAnsi="Times New Roman" w:eastAsia="宋体"/>
+          <w:b w:val="0"/>
+          <w:sz w:val="24"/>
+        </w:rPr>
+        <w:t>Q3全年费用为18242015.85元，紧急购电量为1066446.282 kWh，计划—调整绝对差额总量为1086921.578 kWh。</w:t>
+      </w:r>
     </w:p>
     <w:p>
       <w:pPr>
@@ -1813,21 +4502,7 @@
         <w:jc w:val="center"/>
       </w:pPr>
       <w:r>
-        <w:t>图5  计划—调整差额与紧急购电</w:t>
-      </w:r>
-    </w:p>
-    <w:p>
-      <w:pPr>
-        <w:spacing w:before="0" w:after="0" w:line="300" w:lineRule="auto"/>
-        <w:ind w:firstLine="480"/>
-      </w:pPr>
-      <w:r>
-        <w:rPr>
-          <w:rFonts w:ascii="Times New Roman" w:hAnsi="Times New Roman" w:eastAsia="宋体"/>
-          <w:b w:val="0"/>
-          <w:sz w:val="24"/>
-        </w:rPr>
-        <w:t>图5展示滚动调整量与紧急购电量的关系。</w:t>
+        <w:t>图5  问题三计划—调整差额与紧急购电量</w:t>
       </w:r>
     </w:p>
     <w:p>
@@ -1842,7 +4517,20 @@
           <w:b/>
           <w:sz w:val="32"/>
         </w:rPr>
-        <w:t>六、问题四：波动电价的独立分支</w:t>
+        <w:t>六、问题四：波动价格下的独立分支</w:t>
+      </w:r>
+    </w:p>
+    <w:p>
+      <w:pPr>
+        <w:spacing w:before="0" w:after="0" w:line="300" w:lineRule="auto"/>
+      </w:pPr>
+      <w:r>
+        <w:rPr>
+          <w:rFonts w:ascii="Times New Roman" w:hAnsi="Times New Roman" w:eastAsia="宋体"/>
+          <w:b w:val="0"/>
+          <w:sz w:val="28"/>
+        </w:rPr>
+        <w:t>6.1 问题4-2</w:t>
       </w:r>
     </w:p>
     <w:p>
@@ -1856,7 +4544,20 @@
           <w:b w:val="0"/>
           <w:sz w:val="24"/>
         </w:rPr>
-        <w:t>Q4-2将附件4价格替换固定价格并沿用Q2信息边界；Q4-3沿用Q3滚动预报和B结算。两个分支从每天相同的日初SOC独立启动，不把Q4-2的日末状态带入Q4-3。Q4-2费用为16989713.48元、紧急购电789872.052 kWh；Q4-3费用为19577410.54元、紧急购电1067444.696 kWh，见图6和图7。</w:t>
+        <w:t>将附件4的144点价格替换问题二中的固定价格序列，保留相同的日期因果预测和跨日SOC传递。Q4-2全年费用为16989713.48元，紧急购电量为789872.052 kWh。</w:t>
+      </w:r>
+    </w:p>
+    <w:p>
+      <w:pPr>
+        <w:spacing w:before="0" w:after="0" w:line="300" w:lineRule="auto"/>
+      </w:pPr>
+      <w:r>
+        <w:rPr>
+          <w:rFonts w:ascii="Times New Roman" w:hAnsi="Times New Roman" w:eastAsia="宋体"/>
+          <w:b w:val="0"/>
+          <w:sz w:val="28"/>
+        </w:rPr>
+        <w:t>6.2 问题4-3</w:t>
       </w:r>
     </w:p>
     <w:p>
@@ -1870,12 +4571,541 @@
           <w:b w:val="0"/>
           <w:sz w:val="24"/>
         </w:rPr>
-        <w:t>表2汇总四个场景的全年结果。</w:t>
+        <w:t>在同一波动价格下，重新执行问题三的四次滚动预报和计划—调整结算。Q4-3从与Q4-2相同的日初SOC独立启动，不把Q4-2的日末状态带入Q4-3，从而避免两个实验分支互相污染。Q4-3全年费用为19577410.54元，紧急购电量为1067444.696 kWh。</w:t>
       </w:r>
     </w:p>
     <w:p>
       <w:r>
-        <w:t>表2  全年本地回测结果</w:t>
+        <w:t>表8  四个场景的全年本地回测</w:t>
+      </w:r>
+    </w:p>
+    <w:tbl>
+      <w:tblPr>
+        <w:tblW w:type="auto" w:w="0"/>
+        <w:jc w:val="center"/>
+        <w:tblBorders>
+          <w:top w:val="single" w:sz="12" w:space="0" w:color="000000"/>
+          <w:start w:val="nil" w:sz="0" w:space="0" w:color="auto"/>
+          <w:left w:val="nil" w:sz="0" w:space="0" w:color="auto"/>
+          <w:bottom w:val="single" w:sz="12" w:space="0" w:color="000000"/>
+          <w:end w:val="nil" w:sz="0" w:space="0" w:color="auto"/>
+          <w:right w:val="nil" w:sz="0" w:space="0" w:color="auto"/>
+          <w:insideH w:val="nil" w:sz="0" w:space="0" w:color="auto"/>
+          <w:insideV w:val="nil" w:sz="0" w:space="0" w:color="auto"/>
+        </w:tblBorders>
+        <w:tblLook w:firstColumn="1" w:firstRow="1" w:lastColumn="0" w:lastRow="0" w:noHBand="0" w:noVBand="1" w:val="04A0"/>
+      </w:tblPr>
+      <w:tblGrid>
+        <w:gridCol w:w="1660"/>
+        <w:gridCol w:w="1660"/>
+        <w:gridCol w:w="1660"/>
+        <w:gridCol w:w="1660"/>
+        <w:gridCol w:w="1660"/>
+      </w:tblGrid>
+      <w:tr>
+        <w:tc>
+          <w:tcPr>
+            <w:tcW w:type="dxa" w:w="1660"/>
+            <w:tcBorders>
+              <w:bottom w:val="single" w:sz="4" w:space="0" w:color="000000"/>
+            </w:tcBorders>
+          </w:tcPr>
+          <w:p>
+            <w:pPr>
+              <w:jc w:val="center"/>
+            </w:pPr>
+            <w:r/>
+            <w:r>
+              <w:rPr>
+                <w:rFonts w:ascii="Times New Roman" w:hAnsi="Times New Roman" w:eastAsia="宋体"/>
+                <w:b/>
+                <w:sz w:val="24"/>
+              </w:rPr>
+              <w:t>场景</w:t>
+            </w:r>
+          </w:p>
+        </w:tc>
+        <w:tc>
+          <w:tcPr>
+            <w:tcW w:type="dxa" w:w="1660"/>
+            <w:tcBorders>
+              <w:bottom w:val="single" w:sz="4" w:space="0" w:color="000000"/>
+            </w:tcBorders>
+          </w:tcPr>
+          <w:p>
+            <w:pPr>
+              <w:jc w:val="center"/>
+            </w:pPr>
+            <w:r/>
+            <w:r>
+              <w:rPr>
+                <w:rFonts w:ascii="Times New Roman" w:hAnsi="Times New Roman" w:eastAsia="宋体"/>
+                <w:b/>
+                <w:sz w:val="24"/>
+              </w:rPr>
+              <w:t>费用/元</w:t>
+            </w:r>
+          </w:p>
+        </w:tc>
+        <w:tc>
+          <w:tcPr>
+            <w:tcW w:type="dxa" w:w="1660"/>
+            <w:tcBorders>
+              <w:bottom w:val="single" w:sz="4" w:space="0" w:color="000000"/>
+            </w:tcBorders>
+          </w:tcPr>
+          <w:p>
+            <w:pPr>
+              <w:jc w:val="center"/>
+            </w:pPr>
+            <w:r/>
+            <w:r>
+              <w:rPr>
+                <w:rFonts w:ascii="Times New Roman" w:hAnsi="Times New Roman" w:eastAsia="宋体"/>
+                <w:b/>
+                <w:sz w:val="24"/>
+              </w:rPr>
+              <w:t>紧急购电/kWh</w:t>
+            </w:r>
+          </w:p>
+        </w:tc>
+        <w:tc>
+          <w:tcPr>
+            <w:tcW w:type="dxa" w:w="1660"/>
+            <w:tcBorders>
+              <w:bottom w:val="single" w:sz="4" w:space="0" w:color="000000"/>
+            </w:tcBorders>
+          </w:tcPr>
+          <w:p>
+            <w:pPr>
+              <w:jc w:val="center"/>
+            </w:pPr>
+            <w:r/>
+            <w:r>
+              <w:rPr>
+                <w:rFonts w:ascii="Times New Roman" w:hAnsi="Times New Roman" w:eastAsia="宋体"/>
+                <w:b/>
+                <w:sz w:val="24"/>
+              </w:rPr>
+              <w:t>日费用中位数/元</w:t>
+            </w:r>
+          </w:p>
+        </w:tc>
+        <w:tc>
+          <w:tcPr>
+            <w:tcW w:type="dxa" w:w="1660"/>
+            <w:tcBorders>
+              <w:bottom w:val="single" w:sz="4" w:space="0" w:color="000000"/>
+            </w:tcBorders>
+          </w:tcPr>
+          <w:p>
+            <w:pPr>
+              <w:jc w:val="center"/>
+            </w:pPr>
+            <w:r/>
+            <w:r>
+              <w:rPr>
+                <w:rFonts w:ascii="Times New Roman" w:hAnsi="Times New Roman" w:eastAsia="宋体"/>
+                <w:b/>
+                <w:sz w:val="24"/>
+              </w:rPr>
+              <w:t>日费用P95/元</w:t>
+            </w:r>
+          </w:p>
+        </w:tc>
+      </w:tr>
+      <w:tr>
+        <w:tc>
+          <w:tcPr>
+            <w:tcW w:type="dxa" w:w="1660"/>
+          </w:tcPr>
+          <w:p>
+            <w:pPr>
+              <w:jc w:val="center"/>
+            </w:pPr>
+            <w:r/>
+            <w:r>
+              <w:rPr>
+                <w:rFonts w:ascii="Times New Roman" w:hAnsi="Times New Roman" w:eastAsia="宋体"/>
+                <w:b w:val="0"/>
+                <w:sz w:val="24"/>
+              </w:rPr>
+              <w:t>Q2</w:t>
+            </w:r>
+          </w:p>
+        </w:tc>
+        <w:tc>
+          <w:tcPr>
+            <w:tcW w:type="dxa" w:w="1660"/>
+          </w:tcPr>
+          <w:p>
+            <w:pPr>
+              <w:jc w:val="center"/>
+            </w:pPr>
+            <w:r/>
+            <w:r>
+              <w:rPr>
+                <w:rFonts w:ascii="Times New Roman" w:hAnsi="Times New Roman" w:eastAsia="宋体"/>
+                <w:b w:val="0"/>
+                <w:sz w:val="24"/>
+              </w:rPr>
+              <w:t>16206550.45</w:t>
+            </w:r>
+          </w:p>
+        </w:tc>
+        <w:tc>
+          <w:tcPr>
+            <w:tcW w:type="dxa" w:w="1660"/>
+          </w:tcPr>
+          <w:p>
+            <w:pPr>
+              <w:jc w:val="center"/>
+            </w:pPr>
+            <w:r/>
+            <w:r>
+              <w:rPr>
+                <w:rFonts w:ascii="Times New Roman" w:hAnsi="Times New Roman" w:eastAsia="宋体"/>
+                <w:b w:val="0"/>
+                <w:sz w:val="24"/>
+              </w:rPr>
+              <w:t>789872.052</w:t>
+            </w:r>
+          </w:p>
+        </w:tc>
+        <w:tc>
+          <w:tcPr>
+            <w:tcW w:type="dxa" w:w="1660"/>
+          </w:tcPr>
+          <w:p>
+            <w:pPr>
+              <w:jc w:val="center"/>
+            </w:pPr>
+            <w:r/>
+            <w:r>
+              <w:rPr>
+                <w:rFonts w:ascii="Times New Roman" w:hAnsi="Times New Roman" w:eastAsia="宋体"/>
+                <w:b w:val="0"/>
+                <w:sz w:val="24"/>
+              </w:rPr>
+              <w:t>50731.74</w:t>
+            </w:r>
+          </w:p>
+        </w:tc>
+        <w:tc>
+          <w:tcPr>
+            <w:tcW w:type="dxa" w:w="1660"/>
+          </w:tcPr>
+          <w:p>
+            <w:pPr>
+              <w:jc w:val="center"/>
+            </w:pPr>
+            <w:r/>
+            <w:r>
+              <w:rPr>
+                <w:rFonts w:ascii="Times New Roman" w:hAnsi="Times New Roman" w:eastAsia="宋体"/>
+                <w:b w:val="0"/>
+                <w:sz w:val="24"/>
+              </w:rPr>
+              <w:t>76447.51</w:t>
+            </w:r>
+          </w:p>
+        </w:tc>
+      </w:tr>
+      <w:tr>
+        <w:tc>
+          <w:tcPr>
+            <w:tcW w:type="dxa" w:w="1660"/>
+          </w:tcPr>
+          <w:p>
+            <w:pPr>
+              <w:jc w:val="center"/>
+            </w:pPr>
+            <w:r/>
+            <w:r>
+              <w:rPr>
+                <w:rFonts w:ascii="Times New Roman" w:hAnsi="Times New Roman" w:eastAsia="宋体"/>
+                <w:b w:val="0"/>
+                <w:sz w:val="24"/>
+              </w:rPr>
+              <w:t>Q3</w:t>
+            </w:r>
+          </w:p>
+        </w:tc>
+        <w:tc>
+          <w:tcPr>
+            <w:tcW w:type="dxa" w:w="1660"/>
+          </w:tcPr>
+          <w:p>
+            <w:pPr>
+              <w:jc w:val="center"/>
+            </w:pPr>
+            <w:r/>
+            <w:r>
+              <w:rPr>
+                <w:rFonts w:ascii="Times New Roman" w:hAnsi="Times New Roman" w:eastAsia="宋体"/>
+                <w:b w:val="0"/>
+                <w:sz w:val="24"/>
+              </w:rPr>
+              <w:t>18242015.85</w:t>
+            </w:r>
+          </w:p>
+        </w:tc>
+        <w:tc>
+          <w:tcPr>
+            <w:tcW w:type="dxa" w:w="1660"/>
+          </w:tcPr>
+          <w:p>
+            <w:pPr>
+              <w:jc w:val="center"/>
+            </w:pPr>
+            <w:r/>
+            <w:r>
+              <w:rPr>
+                <w:rFonts w:ascii="Times New Roman" w:hAnsi="Times New Roman" w:eastAsia="宋体"/>
+                <w:b w:val="0"/>
+                <w:sz w:val="24"/>
+              </w:rPr>
+              <w:t>1066446.282</w:t>
+            </w:r>
+          </w:p>
+        </w:tc>
+        <w:tc>
+          <w:tcPr>
+            <w:tcW w:type="dxa" w:w="1660"/>
+          </w:tcPr>
+          <w:p>
+            <w:pPr>
+              <w:jc w:val="center"/>
+            </w:pPr>
+            <w:r/>
+            <w:r>
+              <w:rPr>
+                <w:rFonts w:ascii="Times New Roman" w:hAnsi="Times New Roman" w:eastAsia="宋体"/>
+                <w:b w:val="0"/>
+                <w:sz w:val="24"/>
+              </w:rPr>
+              <w:t>57773.47</w:t>
+            </w:r>
+          </w:p>
+        </w:tc>
+        <w:tc>
+          <w:tcPr>
+            <w:tcW w:type="dxa" w:w="1660"/>
+          </w:tcPr>
+          <w:p>
+            <w:pPr>
+              <w:jc w:val="center"/>
+            </w:pPr>
+            <w:r/>
+            <w:r>
+              <w:rPr>
+                <w:rFonts w:ascii="Times New Roman" w:hAnsi="Times New Roman" w:eastAsia="宋体"/>
+                <w:b w:val="0"/>
+                <w:sz w:val="24"/>
+              </w:rPr>
+              <w:t>82786.50</w:t>
+            </w:r>
+          </w:p>
+        </w:tc>
+      </w:tr>
+      <w:tr>
+        <w:tc>
+          <w:tcPr>
+            <w:tcW w:type="dxa" w:w="1660"/>
+          </w:tcPr>
+          <w:p>
+            <w:pPr>
+              <w:jc w:val="center"/>
+            </w:pPr>
+            <w:r/>
+            <w:r>
+              <w:rPr>
+                <w:rFonts w:ascii="Times New Roman" w:hAnsi="Times New Roman" w:eastAsia="宋体"/>
+                <w:b w:val="0"/>
+                <w:sz w:val="24"/>
+              </w:rPr>
+              <w:t>Q4-2</w:t>
+            </w:r>
+          </w:p>
+        </w:tc>
+        <w:tc>
+          <w:tcPr>
+            <w:tcW w:type="dxa" w:w="1660"/>
+          </w:tcPr>
+          <w:p>
+            <w:pPr>
+              <w:jc w:val="center"/>
+            </w:pPr>
+            <w:r/>
+            <w:r>
+              <w:rPr>
+                <w:rFonts w:ascii="Times New Roman" w:hAnsi="Times New Roman" w:eastAsia="宋体"/>
+                <w:b w:val="0"/>
+                <w:sz w:val="24"/>
+              </w:rPr>
+              <w:t>16989713.48</w:t>
+            </w:r>
+          </w:p>
+        </w:tc>
+        <w:tc>
+          <w:tcPr>
+            <w:tcW w:type="dxa" w:w="1660"/>
+          </w:tcPr>
+          <w:p>
+            <w:pPr>
+              <w:jc w:val="center"/>
+            </w:pPr>
+            <w:r/>
+            <w:r>
+              <w:rPr>
+                <w:rFonts w:ascii="Times New Roman" w:hAnsi="Times New Roman" w:eastAsia="宋体"/>
+                <w:b w:val="0"/>
+                <w:sz w:val="24"/>
+              </w:rPr>
+              <w:t>789872.052</w:t>
+            </w:r>
+          </w:p>
+        </w:tc>
+        <w:tc>
+          <w:tcPr>
+            <w:tcW w:type="dxa" w:w="1660"/>
+          </w:tcPr>
+          <w:p>
+            <w:pPr>
+              <w:jc w:val="center"/>
+            </w:pPr>
+            <w:r/>
+            <w:r>
+              <w:rPr>
+                <w:rFonts w:ascii="Times New Roman" w:hAnsi="Times New Roman" w:eastAsia="宋体"/>
+                <w:b w:val="0"/>
+                <w:sz w:val="24"/>
+              </w:rPr>
+              <w:t>51848.24</w:t>
+            </w:r>
+          </w:p>
+        </w:tc>
+        <w:tc>
+          <w:tcPr>
+            <w:tcW w:type="dxa" w:w="1660"/>
+          </w:tcPr>
+          <w:p>
+            <w:pPr>
+              <w:jc w:val="center"/>
+            </w:pPr>
+            <w:r/>
+            <w:r>
+              <w:rPr>
+                <w:rFonts w:ascii="Times New Roman" w:hAnsi="Times New Roman" w:eastAsia="宋体"/>
+                <w:b w:val="0"/>
+                <w:sz w:val="24"/>
+              </w:rPr>
+              <w:t>89019.60</w:t>
+            </w:r>
+          </w:p>
+        </w:tc>
+      </w:tr>
+      <w:tr>
+        <w:tc>
+          <w:tcPr>
+            <w:tcW w:type="dxa" w:w="1660"/>
+          </w:tcPr>
+          <w:p>
+            <w:pPr>
+              <w:jc w:val="center"/>
+            </w:pPr>
+            <w:r/>
+            <w:r>
+              <w:rPr>
+                <w:rFonts w:ascii="Times New Roman" w:hAnsi="Times New Roman" w:eastAsia="宋体"/>
+                <w:b w:val="0"/>
+                <w:sz w:val="24"/>
+              </w:rPr>
+              <w:t>Q4-3</w:t>
+            </w:r>
+          </w:p>
+        </w:tc>
+        <w:tc>
+          <w:tcPr>
+            <w:tcW w:type="dxa" w:w="1660"/>
+          </w:tcPr>
+          <w:p>
+            <w:pPr>
+              <w:jc w:val="center"/>
+            </w:pPr>
+            <w:r/>
+            <w:r>
+              <w:rPr>
+                <w:rFonts w:ascii="Times New Roman" w:hAnsi="Times New Roman" w:eastAsia="宋体"/>
+                <w:b w:val="0"/>
+                <w:sz w:val="24"/>
+              </w:rPr>
+              <w:t>19577410.54</w:t>
+            </w:r>
+          </w:p>
+        </w:tc>
+        <w:tc>
+          <w:tcPr>
+            <w:tcW w:type="dxa" w:w="1660"/>
+          </w:tcPr>
+          <w:p>
+            <w:pPr>
+              <w:jc w:val="center"/>
+            </w:pPr>
+            <w:r/>
+            <w:r>
+              <w:rPr>
+                <w:rFonts w:ascii="Times New Roman" w:hAnsi="Times New Roman" w:eastAsia="宋体"/>
+                <w:b w:val="0"/>
+                <w:sz w:val="24"/>
+              </w:rPr>
+              <w:t>1067444.696</w:t>
+            </w:r>
+          </w:p>
+        </w:tc>
+        <w:tc>
+          <w:tcPr>
+            <w:tcW w:type="dxa" w:w="1660"/>
+          </w:tcPr>
+          <w:p>
+            <w:pPr>
+              <w:jc w:val="center"/>
+            </w:pPr>
+            <w:r/>
+            <w:r>
+              <w:rPr>
+                <w:rFonts w:ascii="Times New Roman" w:hAnsi="Times New Roman" w:eastAsia="宋体"/>
+                <w:b w:val="0"/>
+                <w:sz w:val="24"/>
+              </w:rPr>
+              <w:t>62181.98</w:t>
+            </w:r>
+          </w:p>
+        </w:tc>
+        <w:tc>
+          <w:tcPr>
+            <w:tcW w:type="dxa" w:w="1660"/>
+          </w:tcPr>
+          <w:p>
+            <w:pPr>
+              <w:jc w:val="center"/>
+            </w:pPr>
+            <w:r/>
+            <w:r>
+              <w:rPr>
+                <w:rFonts w:ascii="Times New Roman" w:hAnsi="Times New Roman" w:eastAsia="宋体"/>
+                <w:b w:val="0"/>
+                <w:sz w:val="24"/>
+              </w:rPr>
+              <w:t>99890.07</w:t>
+            </w:r>
+          </w:p>
+        </w:tc>
+      </w:tr>
+    </w:tbl>
+    <w:p>
+      <w:r>
+        <w:t>表9  Q4-3全年结算分项</w:t>
       </w:r>
     </w:p>
     <w:tbl>
@@ -1918,7 +5148,7 @@
                 <w:b/>
                 <w:sz w:val="24"/>
               </w:rPr>
-              <w:t>场景</w:t>
+              <w:t>分项</w:t>
             </w:r>
           </w:p>
         </w:tc>
@@ -1940,7 +5170,7 @@
                 <w:b/>
                 <w:sz w:val="24"/>
               </w:rPr>
-              <w:t>费用（元）</w:t>
+              <w:t>全年金额/元</w:t>
             </w:r>
           </w:p>
         </w:tc>
@@ -1962,7 +5192,7 @@
                 <w:b/>
                 <w:sz w:val="24"/>
               </w:rPr>
-              <w:t>紧急购电（kWh）</w:t>
+              <w:t>占Q4-3总费用/%</w:t>
             </w:r>
           </w:p>
         </w:tc>
@@ -1983,7 +5213,7 @@
                 <w:b w:val="0"/>
                 <w:sz w:val="24"/>
               </w:rPr>
-              <w:t>Q2</w:t>
+              <w:t>计划基准费</w:t>
             </w:r>
           </w:p>
         </w:tc>
@@ -2002,7 +5232,7 @@
                 <w:b w:val="0"/>
                 <w:sz w:val="24"/>
               </w:rPr>
-              <w:t>16206550.45</w:t>
+              <w:t>13731032.33</w:t>
             </w:r>
           </w:p>
         </w:tc>
@@ -2021,7 +5251,7 @@
                 <w:b w:val="0"/>
                 <w:sz w:val="24"/>
               </w:rPr>
-              <w:t>789872.052</w:t>
+              <w:t>70.14</w:t>
             </w:r>
           </w:p>
         </w:tc>
@@ -2042,7 +5272,7 @@
                 <w:b w:val="0"/>
                 <w:sz w:val="24"/>
               </w:rPr>
-              <w:t>Q3</w:t>
+              <w:t>调减费</w:t>
             </w:r>
           </w:p>
         </w:tc>
@@ -2061,7 +5291,7 @@
                 <w:b w:val="0"/>
                 <w:sz w:val="24"/>
               </w:rPr>
-              <w:t>18242015.85</w:t>
+              <w:t>300399.56</w:t>
             </w:r>
           </w:p>
         </w:tc>
@@ -2080,7 +5310,7 @@
                 <w:b w:val="0"/>
                 <w:sz w:val="24"/>
               </w:rPr>
-              <w:t>1066446.282</w:t>
+              <w:t>1.53</w:t>
             </w:r>
           </w:p>
         </w:tc>
@@ -2101,7 +5331,7 @@
                 <w:b w:val="0"/>
                 <w:sz w:val="24"/>
               </w:rPr>
-              <w:t>Q4-2</w:t>
+              <w:t>调增费</w:t>
             </w:r>
           </w:p>
         </w:tc>
@@ -2120,7 +5350,7 @@
                 <w:b w:val="0"/>
                 <w:sz w:val="24"/>
               </w:rPr>
-              <w:t>16989713.48</w:t>
+              <w:t>1174258.49</w:t>
             </w:r>
           </w:p>
         </w:tc>
@@ -2139,7 +5369,7 @@
                 <w:b w:val="0"/>
                 <w:sz w:val="24"/>
               </w:rPr>
-              <w:t>789872.052</w:t>
+              <w:t>6.00</w:t>
             </w:r>
           </w:p>
         </w:tc>
@@ -2160,7 +5390,66 @@
                 <w:b w:val="0"/>
                 <w:sz w:val="24"/>
               </w:rPr>
-              <w:t>Q4-3</w:t>
+              <w:t>紧急费</w:t>
+            </w:r>
+          </w:p>
+        </w:tc>
+        <w:tc>
+          <w:tcPr>
+            <w:tcW w:type="dxa" w:w="2767"/>
+          </w:tcPr>
+          <w:p>
+            <w:pPr>
+              <w:jc w:val="center"/>
+            </w:pPr>
+            <w:r/>
+            <w:r>
+              <w:rPr>
+                <w:rFonts w:ascii="Times New Roman" w:hAnsi="Times New Roman" w:eastAsia="宋体"/>
+                <w:b w:val="0"/>
+                <w:sz w:val="24"/>
+              </w:rPr>
+              <w:t>4371720.17</w:t>
+            </w:r>
+          </w:p>
+        </w:tc>
+        <w:tc>
+          <w:tcPr>
+            <w:tcW w:type="dxa" w:w="2767"/>
+          </w:tcPr>
+          <w:p>
+            <w:pPr>
+              <w:jc w:val="center"/>
+            </w:pPr>
+            <w:r/>
+            <w:r>
+              <w:rPr>
+                <w:rFonts w:ascii="Times New Roman" w:hAnsi="Times New Roman" w:eastAsia="宋体"/>
+                <w:b w:val="0"/>
+                <w:sz w:val="24"/>
+              </w:rPr>
+              <w:t>22.33</w:t>
+            </w:r>
+          </w:p>
+        </w:tc>
+      </w:tr>
+      <w:tr>
+        <w:tc>
+          <w:tcPr>
+            <w:tcW w:type="dxa" w:w="2767"/>
+          </w:tcPr>
+          <w:p>
+            <w:pPr>
+              <w:jc w:val="center"/>
+            </w:pPr>
+            <w:r/>
+            <w:r>
+              <w:rPr>
+                <w:rFonts w:ascii="Times New Roman" w:hAnsi="Times New Roman" w:eastAsia="宋体"/>
+                <w:b w:val="0"/>
+                <w:sz w:val="24"/>
+              </w:rPr>
+              <w:t>合计</w:t>
             </w:r>
           </w:p>
         </w:tc>
@@ -2198,7 +5487,7 @@
                 <w:b w:val="0"/>
                 <w:sz w:val="24"/>
               </w:rPr>
-              <w:t>1067444.696</w:t>
+              <w:t>100.00</w:t>
             </w:r>
           </w:p>
         </w:tc>
@@ -2248,21 +5537,7 @@
         <w:jc w:val="center"/>
       </w:pPr>
       <w:r>
-        <w:t>图6  各场景日费用分布</w:t>
-      </w:r>
-    </w:p>
-    <w:p>
-      <w:pPr>
-        <w:spacing w:before="0" w:after="0" w:line="300" w:lineRule="auto"/>
-        <w:ind w:firstLine="480"/>
-      </w:pPr>
-      <w:r>
-        <w:rPr>
-          <w:rFonts w:ascii="Times New Roman" w:hAnsi="Times New Roman" w:eastAsia="宋体"/>
-          <w:b w:val="0"/>
-          <w:sz w:val="24"/>
-        </w:rPr>
-        <w:t>图6给出不同信息和价格分支的日费用分布。</w:t>
+        <w:t>图6  Q2、Q3与Q4-2日费用分布</w:t>
       </w:r>
     </w:p>
     <w:p>
@@ -2309,21 +5584,7 @@
         <w:jc w:val="center"/>
       </w:pPr>
       <w:r>
-        <w:t>图7  问题4-3日费用序列</w:t>
-      </w:r>
-    </w:p>
-    <w:p>
-      <w:pPr>
-        <w:spacing w:before="0" w:after="0" w:line="300" w:lineRule="auto"/>
-        <w:ind w:firstLine="480"/>
-      </w:pPr>
-      <w:r>
-        <w:rPr>
-          <w:rFonts w:ascii="Times New Roman" w:hAnsi="Times New Roman" w:eastAsia="宋体"/>
-          <w:b w:val="0"/>
-          <w:sz w:val="24"/>
-        </w:rPr>
-        <w:t>图7给出波动价格和滚动调整下的逐日费用。</w:t>
+        <w:t>图7  Q4-3逐日费用序列</w:t>
       </w:r>
     </w:p>
     <w:p>
@@ -2338,7 +5599,7 @@
           <w:b/>
           <w:sz w:val="32"/>
         </w:rPr>
-        <w:t>七、稳健性、局限与复现</w:t>
+        <w:t>七、题面指定日期结果</w:t>
       </w:r>
     </w:p>
     <w:p>
@@ -2352,56 +5613,439 @@
           <w:b w:val="0"/>
           <w:sz w:val="24"/>
         </w:rPr>
-        <w:t>本版本对经验材料进行了反向检查：经验材料的数字不直接使用；情景路径知道未来时只作为规划近似，不作为因果执行证据；LP互斥结论只在其假设成立时使用；Q3账单和Q4分支状态均逐日审计。有限网格DP不替代MILP，Q2至Q4的结果是本地附件回测而非官方成绩。图8给出本地回测的费用/紧急量对照。运行命令为 ../.venv/bin/python solve_c.py --seed 20260911；结果、输入哈希、预测诊断和DP对照分别见results目录。</w:t>
+        <w:t>下表给出题目要求的四个指定日期的日购电结果；逐十分钟完整计划保存在对应结果工作簿，表中紧急时段为连续正缺口的合并区间。</w:t>
       </w:r>
     </w:p>
     <w:p>
-      <w:pPr>
-        <w:jc w:val="center"/>
-      </w:pPr>
       <w:r>
-        <w:drawing>
-          <wp:inline xmlns:a="http://schemas.openxmlformats.org/drawingml/2006/main" xmlns:pic="http://schemas.openxmlformats.org/drawingml/2006/picture">
-            <wp:extent cx="5303520" cy="2586936"/>
-            <wp:docPr id="8" name="Picture 8"/>
-            <wp:cNvGraphicFramePr>
-              <a:graphicFrameLocks noChangeAspect="1"/>
-            </wp:cNvGraphicFramePr>
-            <a:graphic>
-              <a:graphicData uri="http://schemas.openxmlformats.org/drawingml/2006/picture">
-                <pic:pic>
-                  <pic:nvPicPr>
-                    <pic:cNvPr id="0" name="process_q3_adjustment.png"/>
-                    <pic:cNvPicPr/>
-                  </pic:nvPicPr>
-                  <pic:blipFill>
-                    <a:blip r:embed="rId13"/>
-                    <a:stretch>
-                      <a:fillRect/>
-                    </a:stretch>
-                  </pic:blipFill>
-                  <pic:spPr>
-                    <a:xfrm>
-                      <a:off x="0" y="0"/>
-                      <a:ext cx="5303520" cy="2586936"/>
-                    </a:xfrm>
-                    <a:prstGeom prst="rect"/>
-                  </pic:spPr>
-                </pic:pic>
-              </a:graphicData>
-            </a:graphic>
-          </wp:inline>
-        </w:drawing>
+        <w:t>表10  问题二指定日期紧急购电</w:t>
       </w:r>
     </w:p>
-    <w:p>
-      <w:pPr>
+    <w:tbl>
+      <w:tblPr>
+        <w:tblW w:type="auto" w:w="0"/>
         <w:jc w:val="center"/>
-      </w:pPr>
-      <w:r>
-        <w:t>图8  本地回测费用与紧急量对照</w:t>
-      </w:r>
-    </w:p>
+        <w:tblBorders>
+          <w:top w:val="single" w:sz="12" w:space="0" w:color="000000"/>
+          <w:start w:val="nil" w:sz="0" w:space="0" w:color="auto"/>
+          <w:left w:val="nil" w:sz="0" w:space="0" w:color="auto"/>
+          <w:bottom w:val="single" w:sz="12" w:space="0" w:color="000000"/>
+          <w:end w:val="nil" w:sz="0" w:space="0" w:color="auto"/>
+          <w:right w:val="nil" w:sz="0" w:space="0" w:color="auto"/>
+          <w:insideH w:val="nil" w:sz="0" w:space="0" w:color="auto"/>
+          <w:insideV w:val="nil" w:sz="0" w:space="0" w:color="auto"/>
+        </w:tblBorders>
+        <w:tblLook w:firstColumn="1" w:firstRow="1" w:lastColumn="0" w:lastRow="0" w:noHBand="0" w:noVBand="1" w:val="04A0"/>
+      </w:tblPr>
+      <w:tblGrid>
+        <w:gridCol w:w="2075"/>
+        <w:gridCol w:w="2075"/>
+        <w:gridCol w:w="2075"/>
+        <w:gridCol w:w="2075"/>
+      </w:tblGrid>
+      <w:tr>
+        <w:tc>
+          <w:tcPr>
+            <w:tcW w:type="dxa" w:w="2075"/>
+            <w:tcBorders>
+              <w:bottom w:val="single" w:sz="4" w:space="0" w:color="000000"/>
+            </w:tcBorders>
+          </w:tcPr>
+          <w:p>
+            <w:pPr>
+              <w:jc w:val="center"/>
+            </w:pPr>
+            <w:r/>
+            <w:r>
+              <w:rPr>
+                <w:rFonts w:ascii="Times New Roman" w:hAnsi="Times New Roman" w:eastAsia="宋体"/>
+                <w:b/>
+                <w:sz w:val="24"/>
+              </w:rPr>
+              <w:t>日期</w:t>
+            </w:r>
+          </w:p>
+        </w:tc>
+        <w:tc>
+          <w:tcPr>
+            <w:tcW w:type="dxa" w:w="2075"/>
+            <w:tcBorders>
+              <w:bottom w:val="single" w:sz="4" w:space="0" w:color="000000"/>
+            </w:tcBorders>
+          </w:tcPr>
+          <w:p>
+            <w:pPr>
+              <w:jc w:val="center"/>
+            </w:pPr>
+            <w:r/>
+            <w:r>
+              <w:rPr>
+                <w:rFonts w:ascii="Times New Roman" w:hAnsi="Times New Roman" w:eastAsia="宋体"/>
+                <w:b/>
+                <w:sz w:val="24"/>
+              </w:rPr>
+              <w:t>日费用/元</w:t>
+            </w:r>
+          </w:p>
+        </w:tc>
+        <w:tc>
+          <w:tcPr>
+            <w:tcW w:type="dxa" w:w="2075"/>
+            <w:tcBorders>
+              <w:bottom w:val="single" w:sz="4" w:space="0" w:color="000000"/>
+            </w:tcBorders>
+          </w:tcPr>
+          <w:p>
+            <w:pPr>
+              <w:jc w:val="center"/>
+            </w:pPr>
+            <w:r/>
+            <w:r>
+              <w:rPr>
+                <w:rFonts w:ascii="Times New Roman" w:hAnsi="Times New Roman" w:eastAsia="宋体"/>
+                <w:b/>
+                <w:sz w:val="24"/>
+              </w:rPr>
+              <w:t>紧急购电量/kWh</w:t>
+            </w:r>
+          </w:p>
+        </w:tc>
+        <w:tc>
+          <w:tcPr>
+            <w:tcW w:type="dxa" w:w="2075"/>
+            <w:tcBorders>
+              <w:bottom w:val="single" w:sz="4" w:space="0" w:color="000000"/>
+            </w:tcBorders>
+          </w:tcPr>
+          <w:p>
+            <w:pPr>
+              <w:jc w:val="center"/>
+            </w:pPr>
+            <w:r/>
+            <w:r>
+              <w:rPr>
+                <w:rFonts w:ascii="Times New Roman" w:hAnsi="Times New Roman" w:eastAsia="宋体"/>
+                <w:b/>
+                <w:sz w:val="24"/>
+              </w:rPr>
+              <w:t>紧急购电时段（区间：电量/kWh）</w:t>
+            </w:r>
+          </w:p>
+        </w:tc>
+      </w:tr>
+      <w:tr>
+        <w:tc>
+          <w:tcPr>
+            <w:tcW w:type="dxa" w:w="2075"/>
+          </w:tcPr>
+          <w:p>
+            <w:pPr>
+              <w:jc w:val="center"/>
+            </w:pPr>
+            <w:r/>
+            <w:r>
+              <w:rPr>
+                <w:rFonts w:ascii="Times New Roman" w:hAnsi="Times New Roman" w:eastAsia="宋体"/>
+                <w:b w:val="0"/>
+                <w:sz w:val="24"/>
+              </w:rPr>
+              <w:t>2025-03-20</w:t>
+            </w:r>
+          </w:p>
+        </w:tc>
+        <w:tc>
+          <w:tcPr>
+            <w:tcW w:type="dxa" w:w="2075"/>
+          </w:tcPr>
+          <w:p>
+            <w:pPr>
+              <w:jc w:val="center"/>
+            </w:pPr>
+            <w:r/>
+            <w:r>
+              <w:rPr>
+                <w:rFonts w:ascii="Times New Roman" w:hAnsi="Times New Roman" w:eastAsia="宋体"/>
+                <w:b w:val="0"/>
+                <w:sz w:val="24"/>
+              </w:rPr>
+              <w:t>47713.84</w:t>
+            </w:r>
+          </w:p>
+        </w:tc>
+        <w:tc>
+          <w:tcPr>
+            <w:tcW w:type="dxa" w:w="2075"/>
+          </w:tcPr>
+          <w:p>
+            <w:pPr>
+              <w:jc w:val="center"/>
+            </w:pPr>
+            <w:r/>
+            <w:r>
+              <w:rPr>
+                <w:rFonts w:ascii="Times New Roman" w:hAnsi="Times New Roman" w:eastAsia="宋体"/>
+                <w:b w:val="0"/>
+                <w:sz w:val="24"/>
+              </w:rPr>
+              <w:t>514.768</w:t>
+            </w:r>
+          </w:p>
+        </w:tc>
+        <w:tc>
+          <w:tcPr>
+            <w:tcW w:type="dxa" w:w="2075"/>
+          </w:tcPr>
+          <w:p>
+            <w:pPr>
+              <w:jc w:val="center"/>
+            </w:pPr>
+            <w:r/>
+            <w:r>
+              <w:rPr>
+                <w:rFonts w:ascii="Times New Roman" w:hAnsi="Times New Roman" w:eastAsia="宋体"/>
+                <w:b w:val="0"/>
+                <w:sz w:val="24"/>
+              </w:rPr>
+              <w:t>0:20-0:30：25.024；1:10-1:30：12.696；3:10-3:20：15.084；15:30-16:20：104.621；17:00-17:10：3.845；18:00-18:20：24.406；18:40-19:10：132.710；19:40-20:20：109.845；21:10-21:40：49.274；22:00-22:10：0.493；23:30-23:50：36.770</w:t>
+            </w:r>
+          </w:p>
+        </w:tc>
+      </w:tr>
+      <w:tr>
+        <w:tc>
+          <w:tcPr>
+            <w:tcW w:type="dxa" w:w="2075"/>
+          </w:tcPr>
+          <w:p>
+            <w:pPr>
+              <w:jc w:val="center"/>
+            </w:pPr>
+            <w:r/>
+            <w:r>
+              <w:rPr>
+                <w:rFonts w:ascii="Times New Roman" w:hAnsi="Times New Roman" w:eastAsia="宋体"/>
+                <w:b w:val="0"/>
+                <w:sz w:val="24"/>
+              </w:rPr>
+              <w:t>2025-06-21</w:t>
+            </w:r>
+          </w:p>
+        </w:tc>
+        <w:tc>
+          <w:tcPr>
+            <w:tcW w:type="dxa" w:w="2075"/>
+          </w:tcPr>
+          <w:p>
+            <w:pPr>
+              <w:jc w:val="center"/>
+            </w:pPr>
+            <w:r/>
+            <w:r>
+              <w:rPr>
+                <w:rFonts w:ascii="Times New Roman" w:hAnsi="Times New Roman" w:eastAsia="宋体"/>
+                <w:b w:val="0"/>
+                <w:sz w:val="24"/>
+              </w:rPr>
+              <w:t>30766.61</w:t>
+            </w:r>
+          </w:p>
+        </w:tc>
+        <w:tc>
+          <w:tcPr>
+            <w:tcW w:type="dxa" w:w="2075"/>
+          </w:tcPr>
+          <w:p>
+            <w:pPr>
+              <w:jc w:val="center"/>
+            </w:pPr>
+            <w:r/>
+            <w:r>
+              <w:rPr>
+                <w:rFonts w:ascii="Times New Roman" w:hAnsi="Times New Roman" w:eastAsia="宋体"/>
+                <w:b w:val="0"/>
+                <w:sz w:val="24"/>
+              </w:rPr>
+              <w:t>4195.055</w:t>
+            </w:r>
+          </w:p>
+        </w:tc>
+        <w:tc>
+          <w:tcPr>
+            <w:tcW w:type="dxa" w:w="2075"/>
+          </w:tcPr>
+          <w:p>
+            <w:pPr>
+              <w:jc w:val="center"/>
+            </w:pPr>
+            <w:r/>
+            <w:r>
+              <w:rPr>
+                <w:rFonts w:ascii="Times New Roman" w:hAnsi="Times New Roman" w:eastAsia="宋体"/>
+                <w:b w:val="0"/>
+                <w:sz w:val="24"/>
+              </w:rPr>
+              <w:t>0:00-5:10：1515.238；5:20-6:20：153.294；14:00-14:20：62.257；17:20-20:50：1248.037；21:00-24:00：1216.229</w:t>
+            </w:r>
+          </w:p>
+        </w:tc>
+      </w:tr>
+      <w:tr>
+        <w:tc>
+          <w:tcPr>
+            <w:tcW w:type="dxa" w:w="2075"/>
+          </w:tcPr>
+          <w:p>
+            <w:pPr>
+              <w:jc w:val="center"/>
+            </w:pPr>
+            <w:r/>
+            <w:r>
+              <w:rPr>
+                <w:rFonts w:ascii="Times New Roman" w:hAnsi="Times New Roman" w:eastAsia="宋体"/>
+                <w:b w:val="0"/>
+                <w:sz w:val="24"/>
+              </w:rPr>
+              <w:t>2025-09-23</w:t>
+            </w:r>
+          </w:p>
+        </w:tc>
+        <w:tc>
+          <w:tcPr>
+            <w:tcW w:type="dxa" w:w="2075"/>
+          </w:tcPr>
+          <w:p>
+            <w:pPr>
+              <w:jc w:val="center"/>
+            </w:pPr>
+            <w:r/>
+            <w:r>
+              <w:rPr>
+                <w:rFonts w:ascii="Times New Roman" w:hAnsi="Times New Roman" w:eastAsia="宋体"/>
+                <w:b w:val="0"/>
+                <w:sz w:val="24"/>
+              </w:rPr>
+              <w:t>53645.52</w:t>
+            </w:r>
+          </w:p>
+        </w:tc>
+        <w:tc>
+          <w:tcPr>
+            <w:tcW w:type="dxa" w:w="2075"/>
+          </w:tcPr>
+          <w:p>
+            <w:pPr>
+              <w:jc w:val="center"/>
+            </w:pPr>
+            <w:r/>
+            <w:r>
+              <w:rPr>
+                <w:rFonts w:ascii="Times New Roman" w:hAnsi="Times New Roman" w:eastAsia="宋体"/>
+                <w:b w:val="0"/>
+                <w:sz w:val="24"/>
+              </w:rPr>
+              <w:t>0.000</w:t>
+            </w:r>
+          </w:p>
+        </w:tc>
+        <w:tc>
+          <w:tcPr>
+            <w:tcW w:type="dxa" w:w="2075"/>
+          </w:tcPr>
+          <w:p>
+            <w:pPr>
+              <w:jc w:val="center"/>
+            </w:pPr>
+            <w:r/>
+            <w:r>
+              <w:rPr>
+                <w:rFonts w:ascii="Times New Roman" w:hAnsi="Times New Roman" w:eastAsia="宋体"/>
+                <w:b w:val="0"/>
+                <w:sz w:val="24"/>
+              </w:rPr>
+              <w:t>无</w:t>
+            </w:r>
+          </w:p>
+        </w:tc>
+      </w:tr>
+      <w:tr>
+        <w:tc>
+          <w:tcPr>
+            <w:tcW w:type="dxa" w:w="2075"/>
+          </w:tcPr>
+          <w:p>
+            <w:pPr>
+              <w:jc w:val="center"/>
+            </w:pPr>
+            <w:r/>
+            <w:r>
+              <w:rPr>
+                <w:rFonts w:ascii="Times New Roman" w:hAnsi="Times New Roman" w:eastAsia="宋体"/>
+                <w:b w:val="0"/>
+                <w:sz w:val="24"/>
+              </w:rPr>
+              <w:t>2025-12-21</w:t>
+            </w:r>
+          </w:p>
+        </w:tc>
+        <w:tc>
+          <w:tcPr>
+            <w:tcW w:type="dxa" w:w="2075"/>
+          </w:tcPr>
+          <w:p>
+            <w:pPr>
+              <w:jc w:val="center"/>
+            </w:pPr>
+            <w:r/>
+            <w:r>
+              <w:rPr>
+                <w:rFonts w:ascii="Times New Roman" w:hAnsi="Times New Roman" w:eastAsia="宋体"/>
+                <w:b w:val="0"/>
+                <w:sz w:val="24"/>
+              </w:rPr>
+              <w:t>74389.60</w:t>
+            </w:r>
+          </w:p>
+        </w:tc>
+        <w:tc>
+          <w:tcPr>
+            <w:tcW w:type="dxa" w:w="2075"/>
+          </w:tcPr>
+          <w:p>
+            <w:pPr>
+              <w:jc w:val="center"/>
+            </w:pPr>
+            <w:r/>
+            <w:r>
+              <w:rPr>
+                <w:rFonts w:ascii="Times New Roman" w:hAnsi="Times New Roman" w:eastAsia="宋体"/>
+                <w:b w:val="0"/>
+                <w:sz w:val="24"/>
+              </w:rPr>
+              <w:t>4881.033</w:t>
+            </w:r>
+          </w:p>
+        </w:tc>
+        <w:tc>
+          <w:tcPr>
+            <w:tcW w:type="dxa" w:w="2075"/>
+          </w:tcPr>
+          <w:p>
+            <w:pPr>
+              <w:jc w:val="center"/>
+            </w:pPr>
+            <w:r/>
+            <w:r>
+              <w:rPr>
+                <w:rFonts w:ascii="Times New Roman" w:hAnsi="Times New Roman" w:eastAsia="宋体"/>
+                <w:b w:val="0"/>
+                <w:sz w:val="24"/>
+              </w:rPr>
+              <w:t>0:00-0:30：65.624；1:00-9:00：2887.037；10:10-11:50：1007.298；12:00-12:20：32.737；12:30-13:10：106.696；14:50-15:40：95.275；15:50-16:00：7.631；16:20-16:50：29.170；17:10-17:40：63.601；18:00-19:30：233.727；19:40-20:10：117.099；20:30-20:40：3.296；21:20-21:30：18.253；21:40-22:10：65.458；22:20-22:30：5.436；22:50-23:20：82.538；23:30-23:50：60.158</w:t>
+            </w:r>
+          </w:p>
+        </w:tc>
+      </w:tr>
+    </w:tbl>
     <w:p>
       <w:pPr>
         <w:spacing w:before="0" w:after="0" w:line="300" w:lineRule="auto"/>
@@ -2413,12 +6057,484 @@
           <w:b w:val="0"/>
           <w:sz w:val="24"/>
         </w:rPr>
-        <w:t>表3给出保守光伏系数的敏感性。</w:t>
+        <w:t>完整的144点计划、储能状态和所有紧急购电区间见result2.xlsx；本表只压缩展示题面指定日期，避免正文被逐日明细淹没。</w:t>
       </w:r>
     </w:p>
     <w:p>
       <w:r>
-        <w:t>表3  光伏保守系数敏感性（Q2，日电量—形状负荷预测）</w:t>
+        <w:t>表11  问题三指定日期紧急购电</w:t>
+      </w:r>
+    </w:p>
+    <w:tbl>
+      <w:tblPr>
+        <w:tblW w:type="auto" w:w="0"/>
+        <w:jc w:val="center"/>
+        <w:tblBorders>
+          <w:top w:val="single" w:sz="12" w:space="0" w:color="000000"/>
+          <w:start w:val="nil" w:sz="0" w:space="0" w:color="auto"/>
+          <w:left w:val="nil" w:sz="0" w:space="0" w:color="auto"/>
+          <w:bottom w:val="single" w:sz="12" w:space="0" w:color="000000"/>
+          <w:end w:val="nil" w:sz="0" w:space="0" w:color="auto"/>
+          <w:right w:val="nil" w:sz="0" w:space="0" w:color="auto"/>
+          <w:insideH w:val="nil" w:sz="0" w:space="0" w:color="auto"/>
+          <w:insideV w:val="nil" w:sz="0" w:space="0" w:color="auto"/>
+        </w:tblBorders>
+        <w:tblLook w:firstColumn="1" w:firstRow="1" w:lastColumn="0" w:lastRow="0" w:noHBand="0" w:noVBand="1" w:val="04A0"/>
+      </w:tblPr>
+      <w:tblGrid>
+        <w:gridCol w:w="2075"/>
+        <w:gridCol w:w="2075"/>
+        <w:gridCol w:w="2075"/>
+        <w:gridCol w:w="2075"/>
+      </w:tblGrid>
+      <w:tr>
+        <w:tc>
+          <w:tcPr>
+            <w:tcW w:type="dxa" w:w="2075"/>
+            <w:tcBorders>
+              <w:bottom w:val="single" w:sz="4" w:space="0" w:color="000000"/>
+            </w:tcBorders>
+          </w:tcPr>
+          <w:p>
+            <w:pPr>
+              <w:jc w:val="center"/>
+            </w:pPr>
+            <w:r/>
+            <w:r>
+              <w:rPr>
+                <w:rFonts w:ascii="Times New Roman" w:hAnsi="Times New Roman" w:eastAsia="宋体"/>
+                <w:b/>
+                <w:sz w:val="24"/>
+              </w:rPr>
+              <w:t>日期</w:t>
+            </w:r>
+          </w:p>
+        </w:tc>
+        <w:tc>
+          <w:tcPr>
+            <w:tcW w:type="dxa" w:w="2075"/>
+            <w:tcBorders>
+              <w:bottom w:val="single" w:sz="4" w:space="0" w:color="000000"/>
+            </w:tcBorders>
+          </w:tcPr>
+          <w:p>
+            <w:pPr>
+              <w:jc w:val="center"/>
+            </w:pPr>
+            <w:r/>
+            <w:r>
+              <w:rPr>
+                <w:rFonts w:ascii="Times New Roman" w:hAnsi="Times New Roman" w:eastAsia="宋体"/>
+                <w:b/>
+                <w:sz w:val="24"/>
+              </w:rPr>
+              <w:t>日费用/元</w:t>
+            </w:r>
+          </w:p>
+        </w:tc>
+        <w:tc>
+          <w:tcPr>
+            <w:tcW w:type="dxa" w:w="2075"/>
+            <w:tcBorders>
+              <w:bottom w:val="single" w:sz="4" w:space="0" w:color="000000"/>
+            </w:tcBorders>
+          </w:tcPr>
+          <w:p>
+            <w:pPr>
+              <w:jc w:val="center"/>
+            </w:pPr>
+            <w:r/>
+            <w:r>
+              <w:rPr>
+                <w:rFonts w:ascii="Times New Roman" w:hAnsi="Times New Roman" w:eastAsia="宋体"/>
+                <w:b/>
+                <w:sz w:val="24"/>
+              </w:rPr>
+              <w:t>紧急购电量/kWh</w:t>
+            </w:r>
+          </w:p>
+        </w:tc>
+        <w:tc>
+          <w:tcPr>
+            <w:tcW w:type="dxa" w:w="2075"/>
+            <w:tcBorders>
+              <w:bottom w:val="single" w:sz="4" w:space="0" w:color="000000"/>
+            </w:tcBorders>
+          </w:tcPr>
+          <w:p>
+            <w:pPr>
+              <w:jc w:val="center"/>
+            </w:pPr>
+            <w:r/>
+            <w:r>
+              <w:rPr>
+                <w:rFonts w:ascii="Times New Roman" w:hAnsi="Times New Roman" w:eastAsia="宋体"/>
+                <w:b/>
+                <w:sz w:val="24"/>
+              </w:rPr>
+              <w:t>紧急购电时段（区间：电量/kWh）</w:t>
+            </w:r>
+          </w:p>
+        </w:tc>
+      </w:tr>
+      <w:tr>
+        <w:tc>
+          <w:tcPr>
+            <w:tcW w:type="dxa" w:w="2075"/>
+          </w:tcPr>
+          <w:p>
+            <w:pPr>
+              <w:jc w:val="center"/>
+            </w:pPr>
+            <w:r/>
+            <w:r>
+              <w:rPr>
+                <w:rFonts w:ascii="Times New Roman" w:hAnsi="Times New Roman" w:eastAsia="宋体"/>
+                <w:b w:val="0"/>
+                <w:sz w:val="24"/>
+              </w:rPr>
+              <w:t>2025-03-20</w:t>
+            </w:r>
+          </w:p>
+        </w:tc>
+        <w:tc>
+          <w:tcPr>
+            <w:tcW w:type="dxa" w:w="2075"/>
+          </w:tcPr>
+          <w:p>
+            <w:pPr>
+              <w:jc w:val="center"/>
+            </w:pPr>
+            <w:r/>
+            <w:r>
+              <w:rPr>
+                <w:rFonts w:ascii="Times New Roman" w:hAnsi="Times New Roman" w:eastAsia="宋体"/>
+                <w:b w:val="0"/>
+                <w:sz w:val="24"/>
+              </w:rPr>
+              <w:t>54769.63</w:t>
+            </w:r>
+          </w:p>
+        </w:tc>
+        <w:tc>
+          <w:tcPr>
+            <w:tcW w:type="dxa" w:w="2075"/>
+          </w:tcPr>
+          <w:p>
+            <w:pPr>
+              <w:jc w:val="center"/>
+            </w:pPr>
+            <w:r/>
+            <w:r>
+              <w:rPr>
+                <w:rFonts w:ascii="Times New Roman" w:hAnsi="Times New Roman" w:eastAsia="宋体"/>
+                <w:b w:val="0"/>
+                <w:sz w:val="24"/>
+              </w:rPr>
+              <w:t>1216.724</w:t>
+            </w:r>
+          </w:p>
+        </w:tc>
+        <w:tc>
+          <w:tcPr>
+            <w:tcW w:type="dxa" w:w="2075"/>
+          </w:tcPr>
+          <w:p>
+            <w:pPr>
+              <w:jc w:val="center"/>
+            </w:pPr>
+            <w:r/>
+            <w:r>
+              <w:rPr>
+                <w:rFonts w:ascii="Times New Roman" w:hAnsi="Times New Roman" w:eastAsia="宋体"/>
+                <w:b w:val="0"/>
+                <w:sz w:val="24"/>
+              </w:rPr>
+              <w:t>0:20-0:30：25.024；1:10-1:30：12.696；3:10-3:20：15.084；5:40-7:10：610.133；7:20-7:40：32.440；8:00-9:10：151.325；11:10-11:20：17.191；18:00-18:20：23.783；18:40-19:10：132.665；19:40-20:20：109.845；21:10-21:40：49.274；22:00-22:10：0.493；23:30-23:50：36.770</w:t>
+            </w:r>
+          </w:p>
+        </w:tc>
+      </w:tr>
+      <w:tr>
+        <w:tc>
+          <w:tcPr>
+            <w:tcW w:type="dxa" w:w="2075"/>
+          </w:tcPr>
+          <w:p>
+            <w:pPr>
+              <w:jc w:val="center"/>
+            </w:pPr>
+            <w:r/>
+            <w:r>
+              <w:rPr>
+                <w:rFonts w:ascii="Times New Roman" w:hAnsi="Times New Roman" w:eastAsia="宋体"/>
+                <w:b w:val="0"/>
+                <w:sz w:val="24"/>
+              </w:rPr>
+              <w:t>2025-06-21</w:t>
+            </w:r>
+          </w:p>
+        </w:tc>
+        <w:tc>
+          <w:tcPr>
+            <w:tcW w:type="dxa" w:w="2075"/>
+          </w:tcPr>
+          <w:p>
+            <w:pPr>
+              <w:jc w:val="center"/>
+            </w:pPr>
+            <w:r/>
+            <w:r>
+              <w:rPr>
+                <w:rFonts w:ascii="Times New Roman" w:hAnsi="Times New Roman" w:eastAsia="宋体"/>
+                <w:b w:val="0"/>
+                <w:sz w:val="24"/>
+              </w:rPr>
+              <w:t>34383.54</w:t>
+            </w:r>
+          </w:p>
+        </w:tc>
+        <w:tc>
+          <w:tcPr>
+            <w:tcW w:type="dxa" w:w="2075"/>
+          </w:tcPr>
+          <w:p>
+            <w:pPr>
+              <w:jc w:val="center"/>
+            </w:pPr>
+            <w:r/>
+            <w:r>
+              <w:rPr>
+                <w:rFonts w:ascii="Times New Roman" w:hAnsi="Times New Roman" w:eastAsia="宋体"/>
+                <w:b w:val="0"/>
+                <w:sz w:val="24"/>
+              </w:rPr>
+              <w:t>5030.908</w:t>
+            </w:r>
+          </w:p>
+        </w:tc>
+        <w:tc>
+          <w:tcPr>
+            <w:tcW w:type="dxa" w:w="2075"/>
+          </w:tcPr>
+          <w:p>
+            <w:pPr>
+              <w:jc w:val="center"/>
+            </w:pPr>
+            <w:r/>
+            <w:r>
+              <w:rPr>
+                <w:rFonts w:ascii="Times New Roman" w:hAnsi="Times New Roman" w:eastAsia="宋体"/>
+                <w:b w:val="0"/>
+                <w:sz w:val="24"/>
+              </w:rPr>
+              <w:t>0:00-7:20：2884.909；17:40-17:50：6.109；18:40-20:50：923.662；21:00-24:00：1216.229</w:t>
+            </w:r>
+          </w:p>
+        </w:tc>
+      </w:tr>
+      <w:tr>
+        <w:tc>
+          <w:tcPr>
+            <w:tcW w:type="dxa" w:w="2075"/>
+          </w:tcPr>
+          <w:p>
+            <w:pPr>
+              <w:jc w:val="center"/>
+            </w:pPr>
+            <w:r/>
+            <w:r>
+              <w:rPr>
+                <w:rFonts w:ascii="Times New Roman" w:hAnsi="Times New Roman" w:eastAsia="宋体"/>
+                <w:b w:val="0"/>
+                <w:sz w:val="24"/>
+              </w:rPr>
+              <w:t>2025-09-23</w:t>
+            </w:r>
+          </w:p>
+        </w:tc>
+        <w:tc>
+          <w:tcPr>
+            <w:tcW w:type="dxa" w:w="2075"/>
+          </w:tcPr>
+          <w:p>
+            <w:pPr>
+              <w:jc w:val="center"/>
+            </w:pPr>
+            <w:r/>
+            <w:r>
+              <w:rPr>
+                <w:rFonts w:ascii="Times New Roman" w:hAnsi="Times New Roman" w:eastAsia="宋体"/>
+                <w:b w:val="0"/>
+                <w:sz w:val="24"/>
+              </w:rPr>
+              <w:t>62003.33</w:t>
+            </w:r>
+          </w:p>
+        </w:tc>
+        <w:tc>
+          <w:tcPr>
+            <w:tcW w:type="dxa" w:w="2075"/>
+          </w:tcPr>
+          <w:p>
+            <w:pPr>
+              <w:jc w:val="center"/>
+            </w:pPr>
+            <w:r/>
+            <w:r>
+              <w:rPr>
+                <w:rFonts w:ascii="Times New Roman" w:hAnsi="Times New Roman" w:eastAsia="宋体"/>
+                <w:b w:val="0"/>
+                <w:sz w:val="24"/>
+              </w:rPr>
+              <w:t>1035.583</w:t>
+            </w:r>
+          </w:p>
+        </w:tc>
+        <w:tc>
+          <w:tcPr>
+            <w:tcW w:type="dxa" w:w="2075"/>
+          </w:tcPr>
+          <w:p>
+            <w:pPr>
+              <w:jc w:val="center"/>
+            </w:pPr>
+            <w:r/>
+            <w:r>
+              <w:rPr>
+                <w:rFonts w:ascii="Times New Roman" w:hAnsi="Times New Roman" w:eastAsia="宋体"/>
+                <w:b w:val="0"/>
+                <w:sz w:val="24"/>
+              </w:rPr>
+              <w:t>5:50-8:00：990.444；8:20-8:40：45.139</w:t>
+            </w:r>
+          </w:p>
+        </w:tc>
+      </w:tr>
+      <w:tr>
+        <w:tc>
+          <w:tcPr>
+            <w:tcW w:type="dxa" w:w="2075"/>
+          </w:tcPr>
+          <w:p>
+            <w:pPr>
+              <w:jc w:val="center"/>
+            </w:pPr>
+            <w:r/>
+            <w:r>
+              <w:rPr>
+                <w:rFonts w:ascii="Times New Roman" w:hAnsi="Times New Roman" w:eastAsia="宋体"/>
+                <w:b w:val="0"/>
+                <w:sz w:val="24"/>
+              </w:rPr>
+              <w:t>2025-12-21</w:t>
+            </w:r>
+          </w:p>
+        </w:tc>
+        <w:tc>
+          <w:tcPr>
+            <w:tcW w:type="dxa" w:w="2075"/>
+          </w:tcPr>
+          <w:p>
+            <w:pPr>
+              <w:jc w:val="center"/>
+            </w:pPr>
+            <w:r/>
+            <w:r>
+              <w:rPr>
+                <w:rFonts w:ascii="Times New Roman" w:hAnsi="Times New Roman" w:eastAsia="宋体"/>
+                <w:b w:val="0"/>
+                <w:sz w:val="24"/>
+              </w:rPr>
+              <w:t>85179.87</w:t>
+            </w:r>
+          </w:p>
+        </w:tc>
+        <w:tc>
+          <w:tcPr>
+            <w:tcW w:type="dxa" w:w="2075"/>
+          </w:tcPr>
+          <w:p>
+            <w:pPr>
+              <w:jc w:val="center"/>
+            </w:pPr>
+            <w:r/>
+            <w:r>
+              <w:rPr>
+                <w:rFonts w:ascii="Times New Roman" w:hAnsi="Times New Roman" w:eastAsia="宋体"/>
+                <w:b w:val="0"/>
+                <w:sz w:val="24"/>
+              </w:rPr>
+              <w:t>6947.475</w:t>
+            </w:r>
+          </w:p>
+        </w:tc>
+        <w:tc>
+          <w:tcPr>
+            <w:tcW w:type="dxa" w:w="2075"/>
+          </w:tcPr>
+          <w:p>
+            <w:pPr>
+              <w:jc w:val="center"/>
+            </w:pPr>
+            <w:r/>
+            <w:r>
+              <w:rPr>
+                <w:rFonts w:ascii="Times New Roman" w:hAnsi="Times New Roman" w:eastAsia="宋体"/>
+                <w:b w:val="0"/>
+                <w:sz w:val="24"/>
+              </w:rPr>
+              <w:t>0:00-0:30：65.624；1:00-11:50：6233.219；17:10-17:40：62.672；18:00-19:30：233.722；19:40-20:10：117.099；20:30-20:40：3.296；21:20-21:30：18.253；21:40-22:10：65.458；22:20-22:30：5.436；22:50-23:20：82.538；23:30-23:50：60.158</w:t>
+            </w:r>
+          </w:p>
+        </w:tc>
+      </w:tr>
+    </w:tbl>
+    <w:p>
+      <w:pPr>
+        <w:spacing w:before="0" w:after="0" w:line="300" w:lineRule="auto"/>
+        <w:ind w:firstLine="480"/>
+      </w:pPr>
+      <w:r>
+        <w:rPr>
+          <w:rFonts w:ascii="Times New Roman" w:hAnsi="Times New Roman" w:eastAsia="宋体"/>
+          <w:b w:val="0"/>
+          <w:sz w:val="24"/>
+        </w:rPr>
+        <w:t>完整的144点计划、储能状态和所有紧急购电区间见result3.xlsx；本表只压缩展示题面指定日期，避免正文被逐日明细淹没。</w:t>
+      </w:r>
+    </w:p>
+    <w:p>
+      <w:pPr>
+        <w:pageBreakBefore/>
+        <w:spacing w:before="0" w:after="0" w:line="300" w:lineRule="auto"/>
+        <w:jc w:val="center"/>
+      </w:pPr>
+      <w:r>
+        <w:rPr>
+          <w:rFonts w:ascii="Times New Roman" w:hAnsi="Times New Roman" w:eastAsia="宋体"/>
+          <w:b/>
+          <w:sz w:val="32"/>
+        </w:rPr>
+        <w:t>八、敏感性、稳健性与局限</w:t>
+      </w:r>
+    </w:p>
+    <w:p>
+      <w:pPr>
+        <w:spacing w:before="0" w:after="0" w:line="300" w:lineRule="auto"/>
+      </w:pPr>
+      <w:r>
+        <w:rPr>
+          <w:rFonts w:ascii="Times New Roman" w:hAnsi="Times New Roman" w:eastAsia="宋体"/>
+          <w:b w:val="0"/>
+          <w:sz w:val="28"/>
+        </w:rPr>
+        <w:t>8.1 光伏保守系数敏感性</w:t>
+      </w:r>
+    </w:p>
+    <w:p>
+      <w:r>
+        <w:t>表12  Q2光伏保守系数敏感性</w:t>
       </w:r>
     </w:p>
     <w:tbl>
@@ -2483,7 +6599,7 @@
                 <w:b/>
                 <w:sz w:val="24"/>
               </w:rPr>
-              <w:t>全年费用（元）</w:t>
+              <w:t>全年费用/元</w:t>
             </w:r>
           </w:p>
         </w:tc>
@@ -2505,7 +6621,7 @@
                 <w:b/>
                 <w:sz w:val="24"/>
               </w:rPr>
-              <w:t>紧急购电（kWh）</w:t>
+              <w:t>紧急购电/kWh</w:t>
             </w:r>
           </w:p>
         </w:tc>
@@ -2691,76 +6807,624 @@
     <w:p>
       <w:pPr>
         <w:spacing w:before="0" w:after="0" w:line="300" w:lineRule="auto"/>
+        <w:ind w:firstLine="480"/>
+      </w:pPr>
+      <w:r>
+        <w:rPr>
+          <w:rFonts w:ascii="Times New Roman" w:hAnsi="Times New Roman" w:eastAsia="宋体"/>
+          <w:b w:val="0"/>
+          <w:sz w:val="24"/>
+        </w:rPr>
+        <w:t>在当前附件和日电量—形状负荷预测下，0.9系数给出最低的回测费用；0.8虽然减少了紧急购电量，却增加了计划购电，1.0则在预测偏乐观时显著增加紧急购电。这个结论只对当前回测窗口和成本口径成立，不宣称0.9是普适最优。</w:t>
+      </w:r>
+    </w:p>
+    <w:p>
+      <w:pPr>
+        <w:spacing w:before="0" w:after="0" w:line="300" w:lineRule="auto"/>
+      </w:pPr>
+      <w:r>
+        <w:rPr>
+          <w:rFonts w:ascii="Times New Roman" w:hAnsi="Times New Roman" w:eastAsia="宋体"/>
+          <w:b w:val="0"/>
+          <w:sz w:val="28"/>
+        </w:rPr>
+        <w:t>8.2 对抗性核验</w:t>
+      </w:r>
+    </w:p>
+    <w:p>
+      <w:pPr>
+        <w:spacing w:before="0" w:after="0" w:line="300" w:lineRule="auto"/>
+        <w:ind w:firstLine="480"/>
+      </w:pPr>
+      <w:r>
+        <w:rPr>
+          <w:rFonts w:ascii="Times New Roman" w:hAnsi="Times New Roman" w:eastAsia="宋体"/>
+          <w:b w:val="0"/>
+          <w:sz w:val="24"/>
+        </w:rPr>
+        <w:t>本版本对外部经验贴只吸收可验证的建模启发，不直接采用其中的数字或未来信息路径。重点检查包括：计划与调整结算是否分项相加、Q4-2与Q4-3是否从独立分支启动、负荷预测是否只使用目标日前数据、MILP与网格DP是否在同一端点条件下比较，以及结果工作簿是否保留题面要求的工作表。</w:t>
+      </w:r>
+    </w:p>
+    <w:p>
+      <w:pPr>
+        <w:spacing w:before="0" w:after="0" w:line="300" w:lineRule="auto"/>
+      </w:pPr>
+      <w:r>
+        <w:rPr>
+          <w:rFonts w:ascii="Times New Roman" w:hAnsi="Times New Roman" w:eastAsia="宋体"/>
+          <w:b w:val="0"/>
+          <w:sz w:val="28"/>
+        </w:rPr>
+        <w:t>8.3 局限</w:t>
+      </w:r>
+    </w:p>
+    <w:p>
+      <w:pPr>
+        <w:spacing w:before="0" w:after="0" w:line="300" w:lineRule="auto"/>
+        <w:ind w:firstLine="480"/>
+      </w:pPr>
+      <w:r>
+        <w:rPr>
+          <w:rFonts w:ascii="Times New Roman" w:hAnsi="Times New Roman" w:eastAsia="宋体"/>
+          <w:b w:val="0"/>
+          <w:sz w:val="24"/>
+        </w:rPr>
+        <w:t>当前模型把预测表示为单一路径，尚未建立完整场景树或概率预测区间，也未建模通信延迟、电池退化、负荷可移峰和CVaR风险度量。因此全年数值只能解释为本地附件回测基线；后续若引入鲁棒或随机模型，应重新估计场景、重算全部结果并重新审计。</w:t>
+      </w:r>
+    </w:p>
+    <w:p>
+      <w:pPr>
         <w:jc w:val="center"/>
       </w:pPr>
-      <m:oMathPara>
-        <m:oMath>
-          <m:r>
-            <m:t>min</m:t>
-          </m:r>
-          <m:sSub>
-            <m:e>
-              <m:r>
-                <m:t>∑</m:t>
-              </m:r>
-            </m:e>
-            <m:sub>
-              <m:r>
-                <m:t>t</m:t>
-              </m:r>
-            </m:sub>
-          </m:sSub>
-          <m:sSub>
-            <m:e>
-              <m:r>
-                <m:t xml:space="preserve"> p</m:t>
-              </m:r>
-            </m:e>
-            <m:sub>
-              <m:r>
-                <m:t>t</m:t>
-              </m:r>
-            </m:sub>
-          </m:sSub>
-          <m:sSub>
-            <m:e>
-              <m:r>
-                <m:t>q</m:t>
-              </m:r>
-            </m:e>
-            <m:sub>
-              <m:r>
-                <m:t>t</m:t>
-              </m:r>
-            </m:sub>
-          </m:sSub>
-          <m:sSub>
-            <m:e>
-              <m:r>
-                <m:t>+5p</m:t>
-              </m:r>
-            </m:e>
-            <m:sub>
-              <m:r>
-                <m:t>t</m:t>
-              </m:r>
-            </m:sub>
-          </m:sSub>
-          <m:sSub>
-            <m:e>
-              <m:r>
-                <m:t>e</m:t>
-              </m:r>
-            </m:e>
-            <m:sub>
-              <m:r>
-                <m:t>t</m:t>
-              </m:r>
-            </m:sub>
-          </m:sSub>
-        </m:oMath>
-      </m:oMathPara>
+      <w:r>
+        <w:drawing>
+          <wp:inline xmlns:a="http://schemas.openxmlformats.org/drawingml/2006/main" xmlns:pic="http://schemas.openxmlformats.org/drawingml/2006/picture">
+            <wp:extent cx="5303520" cy="2586862"/>
+            <wp:docPr id="8" name="Picture 8"/>
+            <wp:cNvGraphicFramePr>
+              <a:graphicFrameLocks noChangeAspect="1"/>
+            </wp:cNvGraphicFramePr>
+            <a:graphic>
+              <a:graphicData uri="http://schemas.openxmlformats.org/drawingml/2006/picture">
+                <pic:pic>
+                  <pic:nvPicPr>
+                    <pic:cNvPr id="0" name="process_q2_q4_compare.png"/>
+                    <pic:cNvPicPr/>
+                  </pic:nvPicPr>
+                  <pic:blipFill>
+                    <a:blip r:embed="rId16"/>
+                    <a:stretch>
+                      <a:fillRect/>
+                    </a:stretch>
+                  </pic:blipFill>
+                  <pic:spPr>
+                    <a:xfrm>
+                      <a:off x="0" y="0"/>
+                      <a:ext cx="5303520" cy="2586862"/>
+                    </a:xfrm>
+                    <a:prstGeom prst="rect"/>
+                  </pic:spPr>
+                </pic:pic>
+              </a:graphicData>
+            </a:graphic>
+          </wp:inline>
+        </w:drawing>
+      </w:r>
     </w:p>
+    <w:p>
+      <w:pPr>
+        <w:jc w:val="center"/>
+      </w:pPr>
+      <w:r>
+        <w:t>图8  固定价格与波动价格下的日费用对比</w:t>
+      </w:r>
+    </w:p>
+    <w:p>
+      <w:pPr>
+        <w:pageBreakBefore/>
+        <w:spacing w:before="0" w:after="0" w:line="300" w:lineRule="auto"/>
+        <w:jc w:val="center"/>
+      </w:pPr>
+      <w:r>
+        <w:rPr>
+          <w:rFonts w:ascii="Times New Roman" w:hAnsi="Times New Roman" w:eastAsia="宋体"/>
+          <w:b/>
+          <w:sz w:val="32"/>
+        </w:rPr>
+        <w:t>九、结论与可复现性</w:t>
+      </w:r>
+    </w:p>
+    <w:p>
+      <w:pPr>
+        <w:spacing w:before="0" w:after="0" w:line="300" w:lineRule="auto"/>
+        <w:ind w:firstLine="480"/>
+      </w:pPr>
+      <w:r>
+        <w:rPr>
+          <w:rFonts w:ascii="Times New Roman" w:hAnsi="Times New Roman" w:eastAsia="宋体"/>
+          <w:b w:val="0"/>
+          <w:sz w:val="24"/>
+        </w:rPr>
+        <w:t>本文以一个统一的十分钟能量平衡模型贯穿四个问题：问题一用互斥MILP得到可执行的单日基准，网格DP提供库存价值的独立校验；问题二用日期因果预测完成全年计划和实际缺口结算；问题三把新预报转化为锁定前缀后的滚动再决策，并按题面规则拆解计划、调减、调增和紧急费用；问题四通过独立分支评估波动价格的影响。在当前334天本地回测中，Q2至Q4-3费用依次为16206550.45、18242015.85、16989713.48和19577410.54元。</w:t>
+      </w:r>
+    </w:p>
+    <w:p>
+      <w:pPr>
+        <w:spacing w:before="0" w:after="0" w:line="300" w:lineRule="auto"/>
+        <w:ind w:firstLine="480"/>
+      </w:pPr>
+      <w:r>
+        <w:rPr>
+          <w:rFonts w:ascii="Times New Roman" w:hAnsi="Times New Roman" w:eastAsia="宋体"/>
+          <w:b w:val="0"/>
+          <w:sz w:val="24"/>
+        </w:rPr>
+        <w:t>复现命令为：../.venv/bin/python solve_c.py --seed 20260911。结果表位于results/result*.xlsx，逐日账单位于results/daily_metrics.csv，预测诊断位于results/forecast_diagnostics.csv，输入哈希和环境记录位于results/复现记录.json。</w:t>
+      </w:r>
+    </w:p>
+    <w:p>
+      <w:pPr>
+        <w:spacing w:before="0" w:after="0" w:line="300" w:lineRule="auto"/>
+        <w:ind w:firstLine="480"/>
+      </w:pPr>
+      <w:r>
+        <w:rPr>
+          <w:rFonts w:ascii="Times New Roman" w:hAnsi="Times New Roman" w:eastAsia="宋体"/>
+          <w:b w:val="0"/>
+          <w:sz w:val="24"/>
+        </w:rPr>
+        <w:t>正文中的图1、图2、图3、图4、图5、图6、图7、图8以及表1、表2、表3、表4、表5、表6、表7、表8、表9、表10、表11、表12、表13均在相应方法或结果段落中使用；完整逐十分钟结果保留在结果工作簿中。</w:t>
+      </w:r>
+    </w:p>
+    <w:p>
+      <w:r>
+        <w:t>表13  交付物清单</w:t>
+      </w:r>
+    </w:p>
+    <w:tbl>
+      <w:tblPr>
+        <w:tblW w:type="auto" w:w="0"/>
+        <w:jc w:val="center"/>
+        <w:tblBorders>
+          <w:top w:val="single" w:sz="12" w:space="0" w:color="000000"/>
+          <w:start w:val="nil" w:sz="0" w:space="0" w:color="auto"/>
+          <w:left w:val="nil" w:sz="0" w:space="0" w:color="auto"/>
+          <w:bottom w:val="single" w:sz="12" w:space="0" w:color="000000"/>
+          <w:end w:val="nil" w:sz="0" w:space="0" w:color="auto"/>
+          <w:right w:val="nil" w:sz="0" w:space="0" w:color="auto"/>
+          <w:insideH w:val="nil" w:sz="0" w:space="0" w:color="auto"/>
+          <w:insideV w:val="nil" w:sz="0" w:space="0" w:color="auto"/>
+        </w:tblBorders>
+        <w:tblLook w:firstColumn="1" w:firstRow="1" w:lastColumn="0" w:lastRow="0" w:noHBand="0" w:noVBand="1" w:val="04A0"/>
+      </w:tblPr>
+      <w:tblGrid>
+        <w:gridCol w:w="2767"/>
+        <w:gridCol w:w="2767"/>
+        <w:gridCol w:w="2767"/>
+      </w:tblGrid>
+      <w:tr>
+        <w:tc>
+          <w:tcPr>
+            <w:tcW w:type="dxa" w:w="2767"/>
+            <w:tcBorders>
+              <w:bottom w:val="single" w:sz="4" w:space="0" w:color="000000"/>
+            </w:tcBorders>
+          </w:tcPr>
+          <w:p>
+            <w:pPr>
+              <w:jc w:val="center"/>
+            </w:pPr>
+            <w:r/>
+            <w:r>
+              <w:rPr>
+                <w:rFonts w:ascii="Times New Roman" w:hAnsi="Times New Roman" w:eastAsia="宋体"/>
+                <w:b/>
+                <w:sz w:val="24"/>
+              </w:rPr>
+              <w:t>交付物</w:t>
+            </w:r>
+          </w:p>
+        </w:tc>
+        <w:tc>
+          <w:tcPr>
+            <w:tcW w:type="dxa" w:w="2767"/>
+            <w:tcBorders>
+              <w:bottom w:val="single" w:sz="4" w:space="0" w:color="000000"/>
+            </w:tcBorders>
+          </w:tcPr>
+          <w:p>
+            <w:pPr>
+              <w:jc w:val="center"/>
+            </w:pPr>
+            <w:r/>
+            <w:r>
+              <w:rPr>
+                <w:rFonts w:ascii="Times New Roman" w:hAnsi="Times New Roman" w:eastAsia="宋体"/>
+                <w:b/>
+                <w:sz w:val="24"/>
+              </w:rPr>
+              <w:t>位置</w:t>
+            </w:r>
+          </w:p>
+        </w:tc>
+        <w:tc>
+          <w:tcPr>
+            <w:tcW w:type="dxa" w:w="2767"/>
+            <w:tcBorders>
+              <w:bottom w:val="single" w:sz="4" w:space="0" w:color="000000"/>
+            </w:tcBorders>
+          </w:tcPr>
+          <w:p>
+            <w:pPr>
+              <w:jc w:val="center"/>
+            </w:pPr>
+            <w:r/>
+            <w:r>
+              <w:rPr>
+                <w:rFonts w:ascii="Times New Roman" w:hAnsi="Times New Roman" w:eastAsia="宋体"/>
+                <w:b/>
+                <w:sz w:val="24"/>
+              </w:rPr>
+              <w:t>用途</w:t>
+            </w:r>
+          </w:p>
+        </w:tc>
+      </w:tr>
+      <w:tr>
+        <w:tc>
+          <w:tcPr>
+            <w:tcW w:type="dxa" w:w="2767"/>
+          </w:tcPr>
+          <w:p>
+            <w:pPr>
+              <w:jc w:val="center"/>
+            </w:pPr>
+            <w:r/>
+            <w:r>
+              <w:rPr>
+                <w:rFonts w:ascii="Times New Roman" w:hAnsi="Times New Roman" w:eastAsia="宋体"/>
+                <w:b w:val="0"/>
+                <w:sz w:val="24"/>
+              </w:rPr>
+              <w:t>求解脚本</w:t>
+            </w:r>
+          </w:p>
+        </w:tc>
+        <w:tc>
+          <w:tcPr>
+            <w:tcW w:type="dxa" w:w="2767"/>
+          </w:tcPr>
+          <w:p>
+            <w:pPr>
+              <w:jc w:val="center"/>
+            </w:pPr>
+            <w:r/>
+            <w:r>
+              <w:rPr>
+                <w:rFonts w:ascii="Times New Roman" w:hAnsi="Times New Roman" w:eastAsia="宋体"/>
+                <w:b w:val="0"/>
+                <w:sz w:val="24"/>
+              </w:rPr>
+              <w:t>solve_c.py</w:t>
+            </w:r>
+          </w:p>
+        </w:tc>
+        <w:tc>
+          <w:tcPr>
+            <w:tcW w:type="dxa" w:w="2767"/>
+          </w:tcPr>
+          <w:p>
+            <w:pPr>
+              <w:jc w:val="center"/>
+            </w:pPr>
+            <w:r/>
+            <w:r>
+              <w:rPr>
+                <w:rFonts w:ascii="Times New Roman" w:hAnsi="Times New Roman" w:eastAsia="宋体"/>
+                <w:b w:val="0"/>
+                <w:sz w:val="24"/>
+              </w:rPr>
+              <w:t>重算Q1—Q4</w:t>
+            </w:r>
+          </w:p>
+        </w:tc>
+      </w:tr>
+      <w:tr>
+        <w:tc>
+          <w:tcPr>
+            <w:tcW w:type="dxa" w:w="2767"/>
+          </w:tcPr>
+          <w:p>
+            <w:pPr>
+              <w:jc w:val="center"/>
+            </w:pPr>
+            <w:r/>
+            <w:r>
+              <w:rPr>
+                <w:rFonts w:ascii="Times New Roman" w:hAnsi="Times New Roman" w:eastAsia="宋体"/>
+                <w:b w:val="0"/>
+                <w:sz w:val="24"/>
+              </w:rPr>
+              <w:t>结果工作簿</w:t>
+            </w:r>
+          </w:p>
+        </w:tc>
+        <w:tc>
+          <w:tcPr>
+            <w:tcW w:type="dxa" w:w="2767"/>
+          </w:tcPr>
+          <w:p>
+            <w:pPr>
+              <w:jc w:val="center"/>
+            </w:pPr>
+            <w:r/>
+            <w:r>
+              <w:rPr>
+                <w:rFonts w:ascii="Times New Roman" w:hAnsi="Times New Roman" w:eastAsia="宋体"/>
+                <w:b w:val="0"/>
+                <w:sz w:val="24"/>
+              </w:rPr>
+              <w:t>results/result*.xlsx</w:t>
+            </w:r>
+          </w:p>
+        </w:tc>
+        <w:tc>
+          <w:tcPr>
+            <w:tcW w:type="dxa" w:w="2767"/>
+          </w:tcPr>
+          <w:p>
+            <w:pPr>
+              <w:jc w:val="center"/>
+            </w:pPr>
+            <w:r/>
+            <w:r>
+              <w:rPr>
+                <w:rFonts w:ascii="Times New Roman" w:hAnsi="Times New Roman" w:eastAsia="宋体"/>
+                <w:b w:val="0"/>
+                <w:sz w:val="24"/>
+              </w:rPr>
+              <w:t>按题面模板复核和提交准备</w:t>
+            </w:r>
+          </w:p>
+        </w:tc>
+      </w:tr>
+      <w:tr>
+        <w:tc>
+          <w:tcPr>
+            <w:tcW w:type="dxa" w:w="2767"/>
+          </w:tcPr>
+          <w:p>
+            <w:pPr>
+              <w:jc w:val="center"/>
+            </w:pPr>
+            <w:r/>
+            <w:r>
+              <w:rPr>
+                <w:rFonts w:ascii="Times New Roman" w:hAnsi="Times New Roman" w:eastAsia="宋体"/>
+                <w:b w:val="0"/>
+                <w:sz w:val="24"/>
+              </w:rPr>
+              <w:t>论文Word</w:t>
+            </w:r>
+          </w:p>
+        </w:tc>
+        <w:tc>
+          <w:tcPr>
+            <w:tcW w:type="dxa" w:w="2767"/>
+          </w:tcPr>
+          <w:p>
+            <w:pPr>
+              <w:jc w:val="center"/>
+            </w:pPr>
+            <w:r/>
+            <w:r>
+              <w:rPr>
+                <w:rFonts w:ascii="Times New Roman" w:hAnsi="Times New Roman" w:eastAsia="宋体"/>
+                <w:b w:val="0"/>
+                <w:sz w:val="24"/>
+              </w:rPr>
+              <w:t>完整论文.docx</w:t>
+            </w:r>
+          </w:p>
+        </w:tc>
+        <w:tc>
+          <w:tcPr>
+            <w:tcW w:type="dxa" w:w="2767"/>
+          </w:tcPr>
+          <w:p>
+            <w:pPr>
+              <w:jc w:val="center"/>
+            </w:pPr>
+            <w:r/>
+            <w:r>
+              <w:rPr>
+                <w:rFonts w:ascii="Times New Roman" w:hAnsi="Times New Roman" w:eastAsia="宋体"/>
+                <w:b w:val="0"/>
+                <w:sz w:val="24"/>
+              </w:rPr>
+              <w:t>可编辑正文和公式</w:t>
+            </w:r>
+          </w:p>
+        </w:tc>
+      </w:tr>
+      <w:tr>
+        <w:tc>
+          <w:tcPr>
+            <w:tcW w:type="dxa" w:w="2767"/>
+          </w:tcPr>
+          <w:p>
+            <w:pPr>
+              <w:jc w:val="center"/>
+            </w:pPr>
+            <w:r/>
+            <w:r>
+              <w:rPr>
+                <w:rFonts w:ascii="Times New Roman" w:hAnsi="Times New Roman" w:eastAsia="宋体"/>
+                <w:b w:val="0"/>
+                <w:sz w:val="24"/>
+              </w:rPr>
+              <w:t>论文LaTeX</w:t>
+            </w:r>
+          </w:p>
+        </w:tc>
+        <w:tc>
+          <w:tcPr>
+            <w:tcW w:type="dxa" w:w="2767"/>
+          </w:tcPr>
+          <w:p>
+            <w:pPr>
+              <w:jc w:val="center"/>
+            </w:pPr>
+            <w:r/>
+            <w:r>
+              <w:rPr>
+                <w:rFonts w:ascii="Times New Roman" w:hAnsi="Times New Roman" w:eastAsia="宋体"/>
+                <w:b w:val="0"/>
+                <w:sz w:val="24"/>
+              </w:rPr>
+              <w:t>完整论文-LaTeX/main.tex</w:t>
+            </w:r>
+          </w:p>
+        </w:tc>
+        <w:tc>
+          <w:tcPr>
+            <w:tcW w:type="dxa" w:w="2767"/>
+          </w:tcPr>
+          <w:p>
+            <w:pPr>
+              <w:jc w:val="center"/>
+            </w:pPr>
+            <w:r/>
+            <w:r>
+              <w:rPr>
+                <w:rFonts w:ascii="Times New Roman" w:hAnsi="Times New Roman" w:eastAsia="宋体"/>
+                <w:b w:val="0"/>
+                <w:sz w:val="24"/>
+              </w:rPr>
+              <w:t>Overleaf编译</w:t>
+            </w:r>
+          </w:p>
+        </w:tc>
+      </w:tr>
+      <w:tr>
+        <w:tc>
+          <w:tcPr>
+            <w:tcW w:type="dxa" w:w="2767"/>
+          </w:tcPr>
+          <w:p>
+            <w:pPr>
+              <w:jc w:val="center"/>
+            </w:pPr>
+            <w:r/>
+            <w:r>
+              <w:rPr>
+                <w:rFonts w:ascii="Times New Roman" w:hAnsi="Times New Roman" w:eastAsia="宋体"/>
+                <w:b w:val="0"/>
+                <w:sz w:val="24"/>
+              </w:rPr>
+              <w:t>图形</w:t>
+            </w:r>
+          </w:p>
+        </w:tc>
+        <w:tc>
+          <w:tcPr>
+            <w:tcW w:type="dxa" w:w="2767"/>
+          </w:tcPr>
+          <w:p>
+            <w:pPr>
+              <w:jc w:val="center"/>
+            </w:pPr>
+            <w:r/>
+            <w:r>
+              <w:rPr>
+                <w:rFonts w:ascii="Times New Roman" w:hAnsi="Times New Roman" w:eastAsia="宋体"/>
+                <w:b w:val="0"/>
+                <w:sz w:val="24"/>
+              </w:rPr>
+              <w:t>figures/*.png,*.svg</w:t>
+            </w:r>
+          </w:p>
+        </w:tc>
+        <w:tc>
+          <w:tcPr>
+            <w:tcW w:type="dxa" w:w="2767"/>
+          </w:tcPr>
+          <w:p>
+            <w:pPr>
+              <w:jc w:val="center"/>
+            </w:pPr>
+            <w:r/>
+            <w:r>
+              <w:rPr>
+                <w:rFonts w:ascii="Times New Roman" w:hAnsi="Times New Roman" w:eastAsia="宋体"/>
+                <w:b w:val="0"/>
+                <w:sz w:val="24"/>
+              </w:rPr>
+              <w:t>论文插图和编辑</w:t>
+            </w:r>
+          </w:p>
+        </w:tc>
+      </w:tr>
+      <w:tr>
+        <w:tc>
+          <w:tcPr>
+            <w:tcW w:type="dxa" w:w="2767"/>
+          </w:tcPr>
+          <w:p>
+            <w:pPr>
+              <w:jc w:val="center"/>
+            </w:pPr>
+            <w:r/>
+            <w:r>
+              <w:rPr>
+                <w:rFonts w:ascii="Times New Roman" w:hAnsi="Times New Roman" w:eastAsia="宋体"/>
+                <w:b w:val="0"/>
+                <w:sz w:val="24"/>
+              </w:rPr>
+              <w:t>研究记录</w:t>
+            </w:r>
+          </w:p>
+        </w:tc>
+        <w:tc>
+          <w:tcPr>
+            <w:tcW w:type="dxa" w:w="2767"/>
+          </w:tcPr>
+          <w:p>
+            <w:pPr>
+              <w:jc w:val="center"/>
+            </w:pPr>
+            <w:r/>
+            <w:r>
+              <w:rPr>
+                <w:rFonts w:ascii="Times New Roman" w:hAnsi="Times New Roman" w:eastAsia="宋体"/>
+                <w:b w:val="0"/>
+                <w:sz w:val="24"/>
+              </w:rPr>
+              <w:t>research/</w:t>
+            </w:r>
+          </w:p>
+        </w:tc>
+        <w:tc>
+          <w:tcPr>
+            <w:tcW w:type="dxa" w:w="2767"/>
+          </w:tcPr>
+          <w:p>
+            <w:pPr>
+              <w:jc w:val="center"/>
+            </w:pPr>
+            <w:r/>
+            <w:r>
+              <w:rPr>
+                <w:rFonts w:ascii="Times New Roman" w:hAnsi="Times New Roman" w:eastAsia="宋体"/>
+                <w:b w:val="0"/>
+                <w:sz w:val="24"/>
+              </w:rPr>
+              <w:t>样本检索、经验贴审查与方法边界</w:t>
+            </w:r>
+          </w:p>
+        </w:tc>
+      </w:tr>
+    </w:tbl>
     <w:p>
       <w:pPr>
         <w:pageBreakBefore/>
@@ -2787,7 +7451,7 @@
           <w:b w:val="0"/>
           <w:sz w:val="24"/>
         </w:rPr>
-        <w:t>Codex用于资料检索、代码组织、公式排版和结果复核；参赛队员负责题面解释、模型假设、参数选择、代码运行、结果解释和最终提交。</w:t>
+        <w:t>依据当届竞赛规定，Codex用于资料检索、代码组织、公式排版和结果复核；题面解释、模型假设、参数选择、代码运行、结果解释和最终提交由参赛队员审阅并负责。外部经验贴与公开论文只用于方法参考，不作为未经复现的结果来源。AI工具使用详情另见AI工具使用详情.pdf。</w:t>
       </w:r>
     </w:p>
     <w:p>
@@ -2816,7 +7480,7 @@
           <w:b w:val="0"/>
           <w:sz w:val="24"/>
         </w:rPr>
-        <w:t>[1] 2026年全国大学生数学建模竞赛题目与人工智能使用规定（以官方发布版本为准）。</w:t>
+        <w:t>[1] 全国大学生数学建模竞赛组委会. 2026年竞赛题目与人工智能使用规定（以当届官方发布版本为准）.</w:t>
       </w:r>
     </w:p>
     <w:p>
@@ -2830,7 +7494,7 @@
           <w:b w:val="0"/>
           <w:sz w:val="24"/>
         </w:rPr>
-        <w:t>[2] Gulotta T 等. Microgrid energy management under uncertainty. International Journal of Electrical Power &amp; Energy Systems, 2023.</w:t>
+        <w:t>[2] Gulotta F, Crespo del Granado P, Pisciella P, et al. Short-term uncertainty in the dispatch of energy resources for VPP: A novel rolling horizon model based on stochastic programming. International Journal of Electrical Power &amp; Energy Systems, 2023, 153:109355. DOI:10.1016/j.ijepes.2023.109355.</w:t>
       </w:r>
     </w:p>
     <w:p>
@@ -2844,7 +7508,21 @@
           <w:b w:val="0"/>
           <w:sz w:val="24"/>
         </w:rPr>
-        <w:t>[3] Hart W E 等. Pyomo—optimization modeling in Python. Springer, 2017.</w:t>
+        <w:t>[3] Hönen J, Hurink J L, Zwart B. Dynamic Rolling Horizon-Based Robust Energy Management for Microgrids Under Uncertainty. arXiv:2307.05154, 2023.</w:t>
+      </w:r>
+    </w:p>
+    <w:p>
+      <w:pPr>
+        <w:spacing w:before="0" w:after="0" w:line="300" w:lineRule="auto"/>
+        <w:ind w:firstLine="480"/>
+      </w:pPr>
+      <w:r>
+        <w:rPr>
+          <w:rFonts w:ascii="Times New Roman" w:hAnsi="Times New Roman" w:eastAsia="宋体"/>
+          <w:b w:val="0"/>
+          <w:sz w:val="24"/>
+        </w:rPr>
+        <w:t>[4] Hart W E, Laird C, Watson J P, et al. Pyomo—Optimization Modeling in Python. Springer, 2017.</w:t>
       </w:r>
     </w:p>
     <w:sectPr>

--- a/完整论文.docx
+++ b/完整论文.docx
@@ -4051,7 +4051,7 @@
           <w:b w:val="0"/>
           <w:sz w:val="24"/>
         </w:rPr>
-        <w:t>逐日记录基准费、调减费、调增费和紧急费，并检查四项之和。旧版本把调整计划替代了基准计划；本版本保留q^0作为第一项，避免调减时少算计划费用。</w:t>
+        <w:t>逐日记录基准费、调减费、调增费和紧急费，并检查四项之和。结算时始终以q^0计入基准费，调整部分按计划差额分为调减和调增两项，避免把最终调整计划误当作基准计划。</w:t>
       </w:r>
     </w:p>
     <w:p>
@@ -6842,7 +6842,7 @@
           <w:b w:val="0"/>
           <w:sz w:val="24"/>
         </w:rPr>
-        <w:t>本版本对外部经验贴只吸收可验证的建模启发，不直接采用其中的数字或未来信息路径。重点检查包括：计划与调整结算是否分项相加、Q4-2与Q4-3是否从独立分支启动、负荷预测是否只使用目标日前数据、MILP与网格DP是否在同一端点条件下比较，以及结果工作簿是否保留题面要求的工作表。</w:t>
+        <w:t>外部经验贴仅用于方法讨论，本文不采用其中未经复现的数字或未来信息路径。重点检查包括：计划与调整结算是否分项相加、Q4-2与Q4-3是否从独立分支启动、负荷预测是否只使用目标日前数据、MILP与网格DP是否在同一端点条件下比较，以及结果工作簿是否保留题面要求的工作表。</w:t>
       </w:r>
     </w:p>
     <w:p>

--- a/完整论文.docx
+++ b/完整论文.docx
@@ -472,12 +472,67 @@
     </w:tbl>
     <w:p>
       <w:pPr>
+        <w:spacing w:before="0" w:after="0" w:line="300" w:lineRule="auto"/>
+      </w:pPr>
+      <w:r>
+        <w:rPr>
+          <w:rFonts w:ascii="Times New Roman" w:hAnsi="Times New Roman" w:eastAsia="宋体"/>
+          <w:b w:val="0"/>
+          <w:sz w:val="28"/>
+        </w:rPr>
+        <w:t>1.3 信息集与预处理流程</w:t>
+      </w:r>
+    </w:p>
+    <w:p>
+      <w:pPr>
+        <w:spacing w:before="0" w:after="0" w:line="300" w:lineRule="auto"/>
+        <w:ind w:firstLine="480"/>
+      </w:pPr>
+      <w:r>
+        <w:rPr>
+          <w:rFonts w:ascii="Times New Roman" w:hAnsi="Times New Roman" w:eastAsia="宋体"/>
+          <w:b w:val="0"/>
+          <w:sz w:val="24"/>
+        </w:rPr>
+        <w:t>四个子问题共享能量平衡和储能状态方程，但决策时可见的信息不同。问题一把附件1中的单日负荷、光伏预测和价格视为已知；问题二在每天0:00只使用目标日前的历史样本生成计划，实际负荷与实际光伏留到事后结算；问题三在0、6、12、18时接收新光伏预报，只重算尚未执行的区间；问题四只替换价格序列，分别沿用问题二、问题三的信息边界。这样处理可以把预测误差、信息更新时间和价格变化的影响分开。</w:t>
+      </w:r>
+    </w:p>
+    <w:p>
+      <w:pPr>
+        <w:spacing w:before="0" w:after="0" w:line="300" w:lineRule="auto"/>
+        <w:ind w:firstLine="480"/>
+      </w:pPr>
+      <w:r>
+        <w:rPr>
+          <w:rFonts w:ascii="Times New Roman" w:hAnsi="Times New Roman" w:eastAsia="宋体"/>
+          <w:b w:val="0"/>
+          <w:sz w:val="24"/>
+        </w:rPr>
+        <w:t>数据读取先把Excel日期序列转换为真实日期，并检查全年日期连续、每天144个十分钟记录。附件3同一天的四条预报记录可能只有首行带日期，读取时沿用该日期；24个整点预测按小时中心线性插值到十分钟中心，端点使用最近值。输入审计显示，附件1有144条记录和432个数值字段，附件2和附件4均为365×144个功率或价格记录，附件3为365×4×24个预测值；检查未发现缺失或非数值单元格。</w:t>
+      </w:r>
+    </w:p>
+    <w:p>
+      <w:pPr>
+        <w:spacing w:before="0" w:after="0" w:line="300" w:lineRule="auto"/>
+        <w:ind w:firstLine="480"/>
+      </w:pPr>
+      <w:r>
+        <w:rPr>
+          <w:rFonts w:ascii="Times New Roman" w:hAnsi="Times New Roman" w:eastAsia="宋体"/>
+          <w:b w:val="0"/>
+          <w:sz w:val="24"/>
+        </w:rPr>
+        <w:t>全年回测按结果模板取2025-02-01至2025-12-31的334天。所有功率在进入能量平衡前乘以Δt，所有费用由同一时段的价格乘购电量计算；原始附件不被改写，字段、范围和输入哈希由scripts/validate_input_xml.py记录，结果文件由当前代码写入results目录。</w:t>
+      </w:r>
+    </w:p>
+    <w:p>
+      <w:pPr>
         <w:jc w:val="center"/>
       </w:pPr>
       <w:r>
         <w:drawing>
           <wp:inline xmlns:a="http://schemas.openxmlformats.org/drawingml/2006/main" xmlns:pic="http://schemas.openxmlformats.org/drawingml/2006/picture">
-            <wp:extent cx="5303520" cy="2585466"/>
+            <wp:extent cx="4389120" cy="2139696"/>
             <wp:docPr id="1" name="Picture 1"/>
             <wp:cNvGraphicFramePr>
               <a:graphicFrameLocks noChangeAspect="1"/>
@@ -498,7 +553,7 @@
                   <pic:spPr>
                     <a:xfrm>
                       <a:off x="0" y="0"/>
-                      <a:ext cx="5303520" cy="2585466"/>
+                      <a:ext cx="4389120" cy="2139696"/>
                     </a:xfrm>
                     <a:prstGeom prst="rect"/>
                   </pic:spPr>
@@ -528,7 +583,62 @@
           <w:b w:val="0"/>
           <w:sz w:val="24"/>
         </w:rPr>
-        <w:t>数据审计、输入哈希和字段检查由scripts/validate_input_xml.py执行；原始附件不被改写，结果文件由当前代码写入results目录。竞赛规则和论文格式以官方规范[1]为准。</w:t>
+        <w:t>图1只用于核对问题一输入的时间轴、负荷与光伏预测的相对变化，不把曲线形状直接当作全年实际运行结论。竞赛规则和论文格式以官方规范[1]为准。</w:t>
+      </w:r>
+    </w:p>
+    <w:p>
+      <w:pPr>
+        <w:spacing w:before="0" w:after="0" w:line="300" w:lineRule="auto"/>
+      </w:pPr>
+      <w:r>
+        <w:rPr>
+          <w:rFonts w:ascii="Times New Roman" w:hAnsi="Times New Roman" w:eastAsia="宋体"/>
+          <w:b w:val="0"/>
+          <w:sz w:val="28"/>
+        </w:rPr>
+        <w:t>1.4 数据审计结论</w:t>
+      </w:r>
+    </w:p>
+    <w:p>
+      <w:pPr>
+        <w:spacing w:before="0" w:after="0" w:line="300" w:lineRule="auto"/>
+        <w:ind w:firstLine="480"/>
+      </w:pPr>
+      <w:r>
+        <w:rPr>
+          <w:rFonts w:ascii="Times New Roman" w:hAnsi="Times New Roman" w:eastAsia="宋体"/>
+          <w:b w:val="0"/>
+          <w:sz w:val="24"/>
+        </w:rPr>
+        <w:t>审计结果表明，附件的主要风险不在缺失值，而在时间索引、功率与电量的换算以及预测信息的可得性。因此程序先按真实日期和十分钟序号建立索引，再执行功率乘Δt；结果模板中的‘0:00-0:10+1’只作为导出标签，不参与内部状态递推。附件3日期空白行只做同日标签的前向填充，不对预测数值作插值外的人工修正。</w:t>
+      </w:r>
+    </w:p>
+    <w:p>
+      <w:pPr>
+        <w:spacing w:before="0" w:after="0" w:line="300" w:lineRule="auto"/>
+        <w:ind w:firstLine="480"/>
+      </w:pPr>
+      <w:r>
+        <w:rPr>
+          <w:rFonts w:ascii="Times New Roman" w:hAnsi="Times New Roman" w:eastAsia="宋体"/>
+          <w:b w:val="0"/>
+          <w:sz w:val="24"/>
+        </w:rPr>
+        <w:t>上述检查不能证明预测本身准确，只能证明输入结构完整、单位转换有迹可循。预测误差由问题二和问题三的因果回测衡量，实际负荷与实际光伏只在结算阶段进入误差和费用计算；若把实际值提前送入日内优化，会得到不可复现的完美信息结果。</w:t>
+      </w:r>
+    </w:p>
+    <w:p>
+      <w:pPr>
+        <w:spacing w:before="0" w:after="0" w:line="300" w:lineRule="auto"/>
+        <w:ind w:firstLine="480"/>
+      </w:pPr>
+      <w:r>
+        <w:rPr>
+          <w:rFonts w:ascii="Times New Roman" w:hAnsi="Times New Roman" w:eastAsia="宋体"/>
+          <w:b w:val="0"/>
+          <w:sz w:val="24"/>
+        </w:rPr>
+        <w:t>由此，后文统一采用‘预测用于决策、实际值用于回放’的双轨记录：每个策略同时保存输入信息集、求解计划、实际能量平衡、紧急购电和费用分项。这样既能比较储能策略，也能把预测改进、预报更新时间和价格替换带来的收益分开归因。</w:t>
       </w:r>
     </w:p>
     <w:p>
@@ -7480,7 +7590,7 @@
           <w:b w:val="0"/>
           <w:sz w:val="24"/>
         </w:rPr>
-        <w:t>[1] 全国大学生数学建模竞赛组委会. 2026年竞赛题目与人工智能使用规定（以当届官方发布版本为准）.</w:t>
+        <w:t>[1] 全国大学生数学建模竞赛组委会. 全国大学生数学建模竞赛论文格式规范（2023年修订稿）. 中国大学生在线, 2023. https://dxs.moe.gov.cn/zx/a/hd_sxjm_gsyw/231205/1869343.shtml.</w:t>
       </w:r>
     </w:p>
     <w:p>

--- a/完整论文.docx
+++ b/完整论文.docx
@@ -681,6 +681,34 @@
           <w:sz w:val="24"/>
         </w:rPr>
         <w:t>作如下约定：①微网可从外网购电，光伏优先用于负荷或储能，富余光伏允许弃用；②储能只受题目给出的容量、充放电功率和效率约束，不考虑电池退化与自放电；③每个十分钟区间内功率保持不变；④紧急购电不参与计划优化，而是在实际数据到达后按剩余缺口结算；⑤Q3和Q4-3每次只重优化尚未执行区间，已执行前缀保持不变。</w:t>
+      </w:r>
+    </w:p>
+    <w:p>
+      <w:pPr>
+        <w:spacing w:before="0" w:after="0" w:line="300" w:lineRule="auto"/>
+        <w:ind w:firstLine="480"/>
+      </w:pPr>
+      <w:r>
+        <w:rPr>
+          <w:rFonts w:ascii="Times New Roman" w:hAnsi="Times New Roman" w:eastAsia="宋体"/>
+          <w:b w:val="0"/>
+          <w:sz w:val="24"/>
+        </w:rPr>
+        <w:t>第一条假设把光伏定义为无边际成本的本地供能，并用弃光量u_t保证在光伏大于负荷且储能受限时仍有可行的能量平衡；题目没有给出上网电价，因此不把余电外送收益混入目标函数。第二、三条假设固定了状态量和控制量的时间口径，使每一步都能在同一组功率上限和容量边界下比较。</w:t>
+      </w:r>
+    </w:p>
+    <w:p>
+      <w:pPr>
+        <w:spacing w:before="0" w:after="0" w:line="300" w:lineRule="auto"/>
+        <w:ind w:firstLine="480"/>
+      </w:pPr>
+      <w:r>
+        <w:rPr>
+          <w:rFonts w:ascii="Times New Roman" w:hAnsi="Times New Roman" w:eastAsia="宋体"/>
+          <w:b w:val="0"/>
+          <w:sz w:val="24"/>
+        </w:rPr>
+        <w:t>第四、五条假设规定了回测的先后顺序：先用当时可见的预测生成计划，再用实际负荷和实际光伏计算缺口与账单；预报更新只改变尚未执行的后缀，已经发生的功率和储能状态不能被事后改写。这样得到的费用才对应一个可以在线执行的策略。</w:t>
       </w:r>
     </w:p>
     <w:p>
@@ -1429,6 +1457,34 @@
     <w:p>
       <w:pPr>
         <w:spacing w:before="0" w:after="0" w:line="300" w:lineRule="auto"/>
+        <w:ind w:firstLine="480"/>
+      </w:pPr>
+      <w:r>
+        <w:rPr>
+          <w:rFonts w:ascii="Times New Roman" w:hAnsi="Times New Roman" w:eastAsia="宋体"/>
+          <w:b w:val="0"/>
+          <w:sz w:val="24"/>
+        </w:rPr>
+        <w:t>能量平衡式左侧是可供给能量：常规购电、紧急购电、储能放电和光伏；右侧是负荷、储能充电以及弃光。因此光伏先抵消负荷，剩余部分只能进入储能或u_t；光伏不足时由储能放电、常规购电或紧急购电补齐。状态方程采用交流侧充放电口径：输入c_t中只有η比例存入电池，输出d_t需要从电池取出d_t/η。</w:t>
+      </w:r>
+    </w:p>
+    <w:p>
+      <w:pPr>
+        <w:spacing w:before="0" w:after="0" w:line="300" w:lineRule="auto"/>
+        <w:ind w:firstLine="480"/>
+      </w:pPr>
+      <w:r>
+        <w:rPr>
+          <w:rFonts w:ascii="Times New Roman" w:hAnsi="Times New Roman" w:eastAsia="宋体"/>
+          <w:b w:val="0"/>
+          <w:sz w:val="24"/>
+        </w:rPr>
+        <w:t>由于Δt=1/6 h，5000 kW的功率上限对应每个十分钟最多833.333 kWh的充电或放电量。S_t是时段起点状态，因而共有T+1个状态点；问题一另外固定S_T=S_0，全年回测则把上一日末状态传给下一日初始状态。</w:t>
+      </w:r>
+    </w:p>
+    <w:p>
+      <w:pPr>
+        <w:spacing w:before="0" w:after="0" w:line="300" w:lineRule="auto"/>
       </w:pPr>
       <w:r>
         <w:rPr>
@@ -1455,12 +1511,66 @@
     </w:p>
     <w:p>
       <w:pPr>
+        <w:spacing w:before="0" w:after="0" w:line="300" w:lineRule="auto"/>
+      </w:pPr>
+      <w:r>
+        <w:rPr>
+          <w:rFonts w:ascii="Times New Roman" w:hAnsi="Times New Roman" w:eastAsia="宋体"/>
+          <w:b w:val="0"/>
+          <w:sz w:val="28"/>
+        </w:rPr>
+        <w:t>2.4 互斥约束与求解接口</w:t>
+      </w:r>
+    </w:p>
+    <w:p>
+      <w:pPr>
+        <w:spacing w:before="0" w:after="0" w:line="300" w:lineRule="auto"/>
+        <w:ind w:firstLine="480"/>
+      </w:pPr>
+      <w:r>
+        <w:rPr>
+          <w:rFonts w:ascii="Times New Roman" w:hAnsi="Times New Roman" w:eastAsia="宋体"/>
+          <w:b w:val="0"/>
+          <w:sz w:val="24"/>
+        </w:rPr>
+        <w:t>充放电互斥是储能模型中唯一的离散动作。问题一用二元变量z_t把它线性化：c_t≤5000Δt z_t、d_t≤5000Δt(1−z_t)，其中大M取题目给出的单步功率上限，避免人为放大可行域。问题一因此采用MILP；问题二至问题四需要对334天反复滚动求解，采用连续LP并在目标中加入极小的充放电正则项，每次求解后记录充放电重叠量和SOC审计结果。若扩展模型引入退费、负价或其他耦合成本，LP不再自动保证互斥，必须重新启用二元约束。</w:t>
+      </w:r>
+    </w:p>
+    <w:p>
+      <w:pPr>
+        <w:spacing w:before="0" w:after="0" w:line="300" w:lineRule="auto"/>
+      </w:pPr>
+      <w:r>
+        <w:rPr>
+          <w:rFonts w:ascii="Times New Roman" w:hAnsi="Times New Roman" w:eastAsia="宋体"/>
+          <w:b w:val="0"/>
+          <w:sz w:val="28"/>
+        </w:rPr>
+        <w:t>2.5 四问共享的输入—输出接口</w:t>
+      </w:r>
+    </w:p>
+    <w:p>
+      <w:pPr>
+        <w:spacing w:before="0" w:after="0" w:line="300" w:lineRule="auto"/>
+        <w:ind w:firstLine="480"/>
+      </w:pPr>
+      <w:r>
+        <w:rPr>
+          <w:rFonts w:ascii="Times New Roman" w:hAnsi="Times New Roman" w:eastAsia="宋体"/>
+          <w:b w:val="0"/>
+          <w:sz w:val="24"/>
+        </w:rPr>
+        <w:t>四个问题都通过同一个调度接口接收负荷、光伏、价格和日初SOC，输出q_t、c_t、d_t、u_t、e_t及SOC轨迹。差别只体现在输入信息集和账单：问题一输入单日已知预测并强制日末回到初始SOC；问题二按日提前计划并在实际回放时补紧急电；问题三保留0:00计划基准、只对后缀滚动调整；问题四替换价格序列并保持前两问的信息边界。统一接口使不同策略的差异可以归因于预测、更新时间或价格，而不是代码分支的隐含口径。</w:t>
+      </w:r>
+    </w:p>
+    <w:p>
+      <w:pPr>
         <w:jc w:val="center"/>
       </w:pPr>
       <w:r>
         <w:drawing>
           <wp:inline xmlns:a="http://schemas.openxmlformats.org/drawingml/2006/main" xmlns:pic="http://schemas.openxmlformats.org/drawingml/2006/picture">
-            <wp:extent cx="5303520" cy="2583998"/>
+            <wp:extent cx="3931920" cy="1915723"/>
             <wp:docPr id="2" name="Picture 2"/>
             <wp:cNvGraphicFramePr>
               <a:graphicFrameLocks noChangeAspect="1"/>
@@ -1481,7 +1591,7 @@
                   <pic:spPr>
                     <a:xfrm>
                       <a:off x="0" y="0"/>
-                      <a:ext cx="5303520" cy="2583998"/>
+                      <a:ext cx="3931920" cy="1915723"/>
                     </a:xfrm>
                     <a:prstGeom prst="rect"/>
                   </pic:spPr>
@@ -1498,6 +1608,20 @@
       </w:pPr>
       <w:r>
         <w:t>图2  问题一储能充放电与SOC边界审计</w:t>
+      </w:r>
+    </w:p>
+    <w:p>
+      <w:pPr>
+        <w:spacing w:before="0" w:after="0" w:line="300" w:lineRule="auto"/>
+        <w:ind w:firstLine="480"/>
+      </w:pPr>
+      <w:r>
+        <w:rPr>
+          <w:rFonts w:ascii="Times New Roman" w:hAnsi="Times New Roman" w:eastAsia="宋体"/>
+          <w:b w:val="0"/>
+          <w:sz w:val="24"/>
+        </w:rPr>
+        <w:t>图2同时核对充放电量、储能状态和上下界；尖峰对应单步功率上限，黑线的最低点和最高点分别检验1200 kWh与10800 kWh边界。</w:t>
       </w:r>
     </w:p>
     <w:p>

--- a/完整论文.docx
+++ b/完整论文.docx
@@ -1731,7 +1731,21 @@
           <w:b w:val="0"/>
           <w:sz w:val="24"/>
         </w:rPr>
-        <w:t>并以二元变量z_t施加c_t≤5000Δt z_t、d_t≤5000Δt(1−z_t)，从而消除同一时段同时充放电。求解器采用SciPy HiGHS的MILP接口，结果再通过统一审计函数复核；滚动优化与不确定性建模的写法参考文献[2-4]。</w:t>
+        <w:t>这个目标只为常规购电付费，因为问题一不设置紧急购电，也没有上网收益；日末SOC等于日初SOC则防止模型通过耗尽储能换取一次性低费用。在每个时段，储能只有在当前购电成本与未来购电成本比较后才值得充放电，因而q_t的零值本身也是储能机会成本作用的结果。</w:t>
+      </w:r>
+    </w:p>
+    <w:p>
+      <w:pPr>
+        <w:spacing w:before="0" w:after="0" w:line="300" w:lineRule="auto"/>
+        <w:ind w:firstLine="480"/>
+      </w:pPr>
+      <w:r>
+        <w:rPr>
+          <w:rFonts w:ascii="Times New Roman" w:hAnsi="Times New Roman" w:eastAsia="宋体"/>
+          <w:b w:val="0"/>
+          <w:sz w:val="24"/>
+        </w:rPr>
+        <w:t>并以二元变量z_t施加c_t≤5000Δt z_t、d_t≤5000Δt(1−z_t)，从而消除同一时段同时充放电。大M直接取单步功率上限，既保留可行动作又不人为放大变量范围。求解器采用SciPy HiGHS的MILP接口，结果再通过能量平衡、SOC边界和端点条件复核；滚动优化与不确定性建模的写法参考文献[2-4]。</w:t>
       </w:r>
     </w:p>
     <w:p>
@@ -1758,7 +1772,7 @@
           <w:b w:val="0"/>
           <w:sz w:val="24"/>
         </w:rPr>
-        <w:t>为独立检查储能跨期机会成本，在5 kWh状态网格上递推库存价值函数。令N_t=(L_t−G_t)Δt，则</w:t>
+        <w:t>为独立检查储能跨期机会成本，在1200—10800 kWh范围内按5 kWh离散状态，共得到1921个候选状态。令N_t=(L_t−G_t)Δt表示不考虑储能时该时段的净购电需求，则</w:t>
       </w:r>
     </w:p>
     <w:p>
@@ -1920,7 +1934,7 @@
           <w:b w:val="0"/>
           <w:sz w:val="24"/>
         </w:rPr>
-        <w:t>MILP费用为35126.986元，有限网格DP初值为35188.908元，相对差异0.1763%。差异来自5 kWh状态离散，提交轨迹采用MILP；DP只承担独立的数值交叉检查。</w:t>
+        <w:t>MILP费用为35126.986元，有限网格DP初值为35188.908元，相对差异0.1763%。递推从日末边界向前计算每个SOC的最低未来购电费，差异来自5 kWh状态离散和连续MILP之间的取整；提交轨迹采用MILP，DP只承担独立的数值交叉检查。</w:t>
       </w:r>
     </w:p>
     <w:p>
@@ -2255,53 +2269,6 @@
       </w:tr>
     </w:tbl>
     <w:p>
-      <w:pPr>
-        <w:jc w:val="center"/>
-      </w:pPr>
-      <w:r>
-        <w:drawing>
-          <wp:inline xmlns:a="http://schemas.openxmlformats.org/drawingml/2006/main" xmlns:pic="http://schemas.openxmlformats.org/drawingml/2006/picture">
-            <wp:extent cx="5303520" cy="2586936"/>
-            <wp:docPr id="3" name="Picture 3"/>
-            <wp:cNvGraphicFramePr>
-              <a:graphicFrameLocks noChangeAspect="1"/>
-            </wp:cNvGraphicFramePr>
-            <a:graphic>
-              <a:graphicData uri="http://schemas.openxmlformats.org/drawingml/2006/picture">
-                <pic:pic>
-                  <pic:nvPicPr>
-                    <pic:cNvPr id="0" name="result_q1_dispatch.png"/>
-                    <pic:cNvPicPr/>
-                  </pic:nvPicPr>
-                  <pic:blipFill>
-                    <a:blip r:embed="rId11"/>
-                    <a:stretch>
-                      <a:fillRect/>
-                    </a:stretch>
-                  </pic:blipFill>
-                  <pic:spPr>
-                    <a:xfrm>
-                      <a:off x="0" y="0"/>
-                      <a:ext cx="5303520" cy="2586936"/>
-                    </a:xfrm>
-                    <a:prstGeom prst="rect"/>
-                  </pic:spPr>
-                </pic:pic>
-              </a:graphicData>
-            </a:graphic>
-          </wp:inline>
-        </w:drawing>
-      </w:r>
-    </w:p>
-    <w:p>
-      <w:pPr>
-        <w:jc w:val="center"/>
-      </w:pPr>
-      <w:r>
-        <w:t>图3  问题一价格与常规购电量</w:t>
-      </w:r>
-    </w:p>
-    <w:p>
       <w:r>
         <w:t>表4  问题一指定十分钟时段购电量</w:t>
       </w:r>
@@ -2336,14 +2303,19 @@
           </w:tcPr>
           <w:p>
             <w:pPr>
+              <w:spacing w:before="0" w:after="0" w:line="240" w:lineRule="auto"/>
               <w:jc w:val="center"/>
             </w:pPr>
-            <w:r/>
+            <w:r>
+              <w:rPr>
+                <w:sz w:val="20"/>
+              </w:rPr>
+            </w:r>
             <w:r>
               <w:rPr>
                 <w:rFonts w:ascii="Times New Roman" w:hAnsi="Times New Roman" w:eastAsia="宋体"/>
                 <w:b/>
-                <w:sz w:val="24"/>
+                <w:sz w:val="20"/>
               </w:rPr>
               <w:t>时间段</w:t>
             </w:r>
@@ -2358,14 +2330,19 @@
           </w:tcPr>
           <w:p>
             <w:pPr>
+              <w:spacing w:before="0" w:after="0" w:line="240" w:lineRule="auto"/>
               <w:jc w:val="center"/>
             </w:pPr>
-            <w:r/>
+            <w:r>
+              <w:rPr>
+                <w:sz w:val="20"/>
+              </w:rPr>
+            </w:r>
             <w:r>
               <w:rPr>
                 <w:rFonts w:ascii="Times New Roman" w:hAnsi="Times New Roman" w:eastAsia="宋体"/>
                 <w:b/>
-                <w:sz w:val="24"/>
+                <w:sz w:val="20"/>
               </w:rPr>
               <w:t>购电量/kWh</w:t>
             </w:r>
@@ -2379,14 +2356,19 @@
           </w:tcPr>
           <w:p>
             <w:pPr>
+              <w:spacing w:before="0" w:after="0" w:line="240" w:lineRule="auto"/>
               <w:jc w:val="center"/>
             </w:pPr>
-            <w:r/>
+            <w:r>
+              <w:rPr>
+                <w:sz w:val="20"/>
+              </w:rPr>
+            </w:r>
             <w:r>
               <w:rPr>
                 <w:rFonts w:ascii="Times New Roman" w:hAnsi="Times New Roman" w:eastAsia="宋体"/>
                 <w:b w:val="0"/>
-                <w:sz w:val="24"/>
+                <w:sz w:val="20"/>
               </w:rPr>
               <w:t>10:00-10:10</w:t>
             </w:r>
@@ -2398,14 +2380,19 @@
           </w:tcPr>
           <w:p>
             <w:pPr>
+              <w:spacing w:before="0" w:after="0" w:line="240" w:lineRule="auto"/>
               <w:jc w:val="center"/>
             </w:pPr>
-            <w:r/>
+            <w:r>
+              <w:rPr>
+                <w:sz w:val="20"/>
+              </w:rPr>
+            </w:r>
             <w:r>
               <w:rPr>
                 <w:rFonts w:ascii="Times New Roman" w:hAnsi="Times New Roman" w:eastAsia="宋体"/>
                 <w:b w:val="0"/>
-                <w:sz w:val="24"/>
+                <w:sz w:val="20"/>
               </w:rPr>
               <w:t>0.000</w:t>
             </w:r>
@@ -2419,14 +2406,19 @@
           </w:tcPr>
           <w:p>
             <w:pPr>
+              <w:spacing w:before="0" w:after="0" w:line="240" w:lineRule="auto"/>
               <w:jc w:val="center"/>
             </w:pPr>
-            <w:r/>
+            <w:r>
+              <w:rPr>
+                <w:sz w:val="20"/>
+              </w:rPr>
+            </w:r>
             <w:r>
               <w:rPr>
                 <w:rFonts w:ascii="Times New Roman" w:hAnsi="Times New Roman" w:eastAsia="宋体"/>
                 <w:b w:val="0"/>
-                <w:sz w:val="24"/>
+                <w:sz w:val="20"/>
               </w:rPr>
               <w:t>12:00-12:10</w:t>
             </w:r>
@@ -2438,14 +2430,19 @@
           </w:tcPr>
           <w:p>
             <w:pPr>
+              <w:spacing w:before="0" w:after="0" w:line="240" w:lineRule="auto"/>
               <w:jc w:val="center"/>
             </w:pPr>
-            <w:r/>
+            <w:r>
+              <w:rPr>
+                <w:sz w:val="20"/>
+              </w:rPr>
+            </w:r>
             <w:r>
               <w:rPr>
                 <w:rFonts w:ascii="Times New Roman" w:hAnsi="Times New Roman" w:eastAsia="宋体"/>
                 <w:b w:val="0"/>
-                <w:sz w:val="24"/>
+                <w:sz w:val="20"/>
               </w:rPr>
               <w:t>486.403</w:t>
             </w:r>
@@ -2459,14 +2456,19 @@
           </w:tcPr>
           <w:p>
             <w:pPr>
+              <w:spacing w:before="0" w:after="0" w:line="240" w:lineRule="auto"/>
               <w:jc w:val="center"/>
             </w:pPr>
-            <w:r/>
+            <w:r>
+              <w:rPr>
+                <w:sz w:val="20"/>
+              </w:rPr>
+            </w:r>
             <w:r>
               <w:rPr>
                 <w:rFonts w:ascii="Times New Roman" w:hAnsi="Times New Roman" w:eastAsia="宋体"/>
                 <w:b w:val="0"/>
-                <w:sz w:val="24"/>
+                <w:sz w:val="20"/>
               </w:rPr>
               <w:t>14:00-14:10</w:t>
             </w:r>
@@ -2478,14 +2480,19 @@
           </w:tcPr>
           <w:p>
             <w:pPr>
+              <w:spacing w:before="0" w:after="0" w:line="240" w:lineRule="auto"/>
               <w:jc w:val="center"/>
             </w:pPr>
-            <w:r/>
+            <w:r>
+              <w:rPr>
+                <w:sz w:val="20"/>
+              </w:rPr>
+            </w:r>
             <w:r>
               <w:rPr>
                 <w:rFonts w:ascii="Times New Roman" w:hAnsi="Times New Roman" w:eastAsia="宋体"/>
                 <w:b w:val="0"/>
-                <w:sz w:val="24"/>
+                <w:sz w:val="20"/>
               </w:rPr>
               <w:t>0.000</w:t>
             </w:r>
@@ -2499,14 +2506,19 @@
           </w:tcPr>
           <w:p>
             <w:pPr>
+              <w:spacing w:before="0" w:after="0" w:line="240" w:lineRule="auto"/>
               <w:jc w:val="center"/>
             </w:pPr>
-            <w:r/>
+            <w:r>
+              <w:rPr>
+                <w:sz w:val="20"/>
+              </w:rPr>
+            </w:r>
             <w:r>
               <w:rPr>
                 <w:rFonts w:ascii="Times New Roman" w:hAnsi="Times New Roman" w:eastAsia="宋体"/>
                 <w:b w:val="0"/>
-                <w:sz w:val="24"/>
+                <w:sz w:val="20"/>
               </w:rPr>
               <w:t>16:00-16:10</w:t>
             </w:r>
@@ -2518,14 +2530,19 @@
           </w:tcPr>
           <w:p>
             <w:pPr>
+              <w:spacing w:before="0" w:after="0" w:line="240" w:lineRule="auto"/>
               <w:jc w:val="center"/>
             </w:pPr>
-            <w:r/>
+            <w:r>
+              <w:rPr>
+                <w:sz w:val="20"/>
+              </w:rPr>
+            </w:r>
             <w:r>
               <w:rPr>
                 <w:rFonts w:ascii="Times New Roman" w:hAnsi="Times New Roman" w:eastAsia="宋体"/>
                 <w:b w:val="0"/>
-                <w:sz w:val="24"/>
+                <w:sz w:val="20"/>
               </w:rPr>
               <w:t>394.931</w:t>
             </w:r>
@@ -2539,14 +2556,19 @@
           </w:tcPr>
           <w:p>
             <w:pPr>
+              <w:spacing w:before="0" w:after="0" w:line="240" w:lineRule="auto"/>
               <w:jc w:val="center"/>
             </w:pPr>
-            <w:r/>
+            <w:r>
+              <w:rPr>
+                <w:sz w:val="20"/>
+              </w:rPr>
+            </w:r>
             <w:r>
               <w:rPr>
                 <w:rFonts w:ascii="Times New Roman" w:hAnsi="Times New Roman" w:eastAsia="宋体"/>
                 <w:b w:val="0"/>
-                <w:sz w:val="24"/>
+                <w:sz w:val="20"/>
               </w:rPr>
               <w:t>18:00-18:10</w:t>
             </w:r>
@@ -2558,14 +2580,19 @@
           </w:tcPr>
           <w:p>
             <w:pPr>
+              <w:spacing w:before="0" w:after="0" w:line="240" w:lineRule="auto"/>
               <w:jc w:val="center"/>
             </w:pPr>
-            <w:r/>
+            <w:r>
+              <w:rPr>
+                <w:sz w:val="20"/>
+              </w:rPr>
+            </w:r>
             <w:r>
               <w:rPr>
                 <w:rFonts w:ascii="Times New Roman" w:hAnsi="Times New Roman" w:eastAsia="宋体"/>
                 <w:b w:val="0"/>
-                <w:sz w:val="24"/>
+                <w:sz w:val="20"/>
               </w:rPr>
               <w:t>636.983</w:t>
             </w:r>
@@ -2579,14 +2606,19 @@
           </w:tcPr>
           <w:p>
             <w:pPr>
+              <w:spacing w:before="0" w:after="0" w:line="240" w:lineRule="auto"/>
               <w:jc w:val="center"/>
             </w:pPr>
-            <w:r/>
+            <w:r>
+              <w:rPr>
+                <w:sz w:val="20"/>
+              </w:rPr>
+            </w:r>
             <w:r>
               <w:rPr>
                 <w:rFonts w:ascii="Times New Roman" w:hAnsi="Times New Roman" w:eastAsia="宋体"/>
                 <w:b w:val="0"/>
-                <w:sz w:val="24"/>
+                <w:sz w:val="20"/>
               </w:rPr>
               <w:t>20:00-20:10</w:t>
             </w:r>
@@ -2598,14 +2630,19 @@
           </w:tcPr>
           <w:p>
             <w:pPr>
+              <w:spacing w:before="0" w:after="0" w:line="240" w:lineRule="auto"/>
               <w:jc w:val="center"/>
             </w:pPr>
-            <w:r/>
+            <w:r>
+              <w:rPr>
+                <w:sz w:val="20"/>
+              </w:rPr>
+            </w:r>
             <w:r>
               <w:rPr>
                 <w:rFonts w:ascii="Times New Roman" w:hAnsi="Times New Roman" w:eastAsia="宋体"/>
                 <w:b w:val="0"/>
-                <w:sz w:val="24"/>
+                <w:sz w:val="20"/>
               </w:rPr>
               <w:t>0.000</w:t>
             </w:r>
@@ -2619,14 +2656,19 @@
           </w:tcPr>
           <w:p>
             <w:pPr>
+              <w:spacing w:before="0" w:after="0" w:line="240" w:lineRule="auto"/>
               <w:jc w:val="center"/>
             </w:pPr>
-            <w:r/>
+            <w:r>
+              <w:rPr>
+                <w:sz w:val="20"/>
+              </w:rPr>
+            </w:r>
             <w:r>
               <w:rPr>
                 <w:rFonts w:ascii="Times New Roman" w:hAnsi="Times New Roman" w:eastAsia="宋体"/>
                 <w:b w:val="0"/>
-                <w:sz w:val="24"/>
+                <w:sz w:val="20"/>
               </w:rPr>
               <w:t>全天</w:t>
             </w:r>
@@ -2638,14 +2680,19 @@
           </w:tcPr>
           <w:p>
             <w:pPr>
+              <w:spacing w:before="0" w:after="0" w:line="240" w:lineRule="auto"/>
               <w:jc w:val="center"/>
             </w:pPr>
-            <w:r/>
+            <w:r>
+              <w:rPr>
+                <w:sz w:val="20"/>
+              </w:rPr>
+            </w:r>
             <w:r>
               <w:rPr>
                 <w:rFonts w:ascii="Times New Roman" w:hAnsi="Times New Roman" w:eastAsia="宋体"/>
                 <w:b w:val="0"/>
-                <w:sz w:val="24"/>
+                <w:sz w:val="20"/>
               </w:rPr>
               <w:t>59482.699</w:t>
             </w:r>
@@ -2653,6 +2700,11 @@
         </w:tc>
       </w:tr>
     </w:tbl>
+    <w:p>
+      <w:r>
+        <w:br w:type="page"/>
+      </w:r>
+    </w:p>
     <w:p>
       <w:r>
         <w:t>表5  问题一指定四小时储能充放电量</w:t>
@@ -2689,14 +2741,19 @@
           </w:tcPr>
           <w:p>
             <w:pPr>
+              <w:spacing w:before="0" w:after="0" w:line="240" w:lineRule="auto"/>
               <w:jc w:val="center"/>
             </w:pPr>
-            <w:r/>
+            <w:r>
+              <w:rPr>
+                <w:sz w:val="20"/>
+              </w:rPr>
+            </w:r>
             <w:r>
               <w:rPr>
                 <w:rFonts w:ascii="Times New Roman" w:hAnsi="Times New Roman" w:eastAsia="宋体"/>
                 <w:b/>
-                <w:sz w:val="24"/>
+                <w:sz w:val="20"/>
               </w:rPr>
               <w:t>时间段</w:t>
             </w:r>
@@ -2711,14 +2768,19 @@
           </w:tcPr>
           <w:p>
             <w:pPr>
+              <w:spacing w:before="0" w:after="0" w:line="240" w:lineRule="auto"/>
               <w:jc w:val="center"/>
             </w:pPr>
-            <w:r/>
+            <w:r>
+              <w:rPr>
+                <w:sz w:val="20"/>
+              </w:rPr>
+            </w:r>
             <w:r>
               <w:rPr>
                 <w:rFonts w:ascii="Times New Roman" w:hAnsi="Times New Roman" w:eastAsia="宋体"/>
                 <w:b/>
-                <w:sz w:val="24"/>
+                <w:sz w:val="20"/>
               </w:rPr>
               <w:t>充电量/kWh</w:t>
             </w:r>
@@ -2733,14 +2795,19 @@
           </w:tcPr>
           <w:p>
             <w:pPr>
+              <w:spacing w:before="0" w:after="0" w:line="240" w:lineRule="auto"/>
               <w:jc w:val="center"/>
             </w:pPr>
-            <w:r/>
+            <w:r>
+              <w:rPr>
+                <w:sz w:val="20"/>
+              </w:rPr>
+            </w:r>
             <w:r>
               <w:rPr>
                 <w:rFonts w:ascii="Times New Roman" w:hAnsi="Times New Roman" w:eastAsia="宋体"/>
                 <w:b/>
-                <w:sz w:val="24"/>
+                <w:sz w:val="20"/>
               </w:rPr>
               <w:t>放电量/kWh</w:t>
             </w:r>
@@ -2754,14 +2821,19 @@
           </w:tcPr>
           <w:p>
             <w:pPr>
+              <w:spacing w:before="0" w:after="0" w:line="240" w:lineRule="auto"/>
               <w:jc w:val="center"/>
             </w:pPr>
-            <w:r/>
+            <w:r>
+              <w:rPr>
+                <w:sz w:val="20"/>
+              </w:rPr>
+            </w:r>
             <w:r>
               <w:rPr>
                 <w:rFonts w:ascii="Times New Roman" w:hAnsi="Times New Roman" w:eastAsia="宋体"/>
                 <w:b w:val="0"/>
-                <w:sz w:val="24"/>
+                <w:sz w:val="20"/>
               </w:rPr>
               <w:t>0:00-4:00</w:t>
             </w:r>
@@ -2773,14 +2845,19 @@
           </w:tcPr>
           <w:p>
             <w:pPr>
+              <w:spacing w:before="0" w:after="0" w:line="240" w:lineRule="auto"/>
               <w:jc w:val="center"/>
             </w:pPr>
-            <w:r/>
+            <w:r>
+              <w:rPr>
+                <w:sz w:val="20"/>
+              </w:rPr>
+            </w:r>
             <w:r>
               <w:rPr>
                 <w:rFonts w:ascii="Times New Roman" w:hAnsi="Times New Roman" w:eastAsia="宋体"/>
                 <w:b w:val="0"/>
-                <w:sz w:val="24"/>
+                <w:sz w:val="20"/>
               </w:rPr>
               <w:t>4500.000</w:t>
             </w:r>
@@ -2792,14 +2869,19 @@
           </w:tcPr>
           <w:p>
             <w:pPr>
+              <w:spacing w:before="0" w:after="0" w:line="240" w:lineRule="auto"/>
               <w:jc w:val="center"/>
             </w:pPr>
-            <w:r/>
+            <w:r>
+              <w:rPr>
+                <w:sz w:val="20"/>
+              </w:rPr>
+            </w:r>
             <w:r>
               <w:rPr>
                 <w:rFonts w:ascii="Times New Roman" w:hAnsi="Times New Roman" w:eastAsia="宋体"/>
                 <w:b w:val="0"/>
-                <w:sz w:val="24"/>
+                <w:sz w:val="20"/>
               </w:rPr>
               <w:t>0.000</w:t>
             </w:r>
@@ -2813,14 +2895,19 @@
           </w:tcPr>
           <w:p>
             <w:pPr>
+              <w:spacing w:before="0" w:after="0" w:line="240" w:lineRule="auto"/>
               <w:jc w:val="center"/>
             </w:pPr>
-            <w:r/>
+            <w:r>
+              <w:rPr>
+                <w:sz w:val="20"/>
+              </w:rPr>
+            </w:r>
             <w:r>
               <w:rPr>
                 <w:rFonts w:ascii="Times New Roman" w:hAnsi="Times New Roman" w:eastAsia="宋体"/>
                 <w:b w:val="0"/>
-                <w:sz w:val="24"/>
+                <w:sz w:val="20"/>
               </w:rPr>
               <w:t>4:00-8:00</w:t>
             </w:r>
@@ -2832,14 +2919,19 @@
           </w:tcPr>
           <w:p>
             <w:pPr>
+              <w:spacing w:before="0" w:after="0" w:line="240" w:lineRule="auto"/>
               <w:jc w:val="center"/>
             </w:pPr>
-            <w:r/>
+            <w:r>
+              <w:rPr>
+                <w:sz w:val="20"/>
+              </w:rPr>
+            </w:r>
             <w:r>
               <w:rPr>
                 <w:rFonts w:ascii="Times New Roman" w:hAnsi="Times New Roman" w:eastAsia="宋体"/>
                 <w:b w:val="0"/>
-                <w:sz w:val="24"/>
+                <w:sz w:val="20"/>
               </w:rPr>
               <w:t>833.333</w:t>
             </w:r>
@@ -2851,14 +2943,19 @@
           </w:tcPr>
           <w:p>
             <w:pPr>
+              <w:spacing w:before="0" w:after="0" w:line="240" w:lineRule="auto"/>
               <w:jc w:val="center"/>
             </w:pPr>
-            <w:r/>
+            <w:r>
+              <w:rPr>
+                <w:sz w:val="20"/>
+              </w:rPr>
+            </w:r>
             <w:r>
               <w:rPr>
                 <w:rFonts w:ascii="Times New Roman" w:hAnsi="Times New Roman" w:eastAsia="宋体"/>
                 <w:b w:val="0"/>
-                <w:sz w:val="24"/>
+                <w:sz w:val="20"/>
               </w:rPr>
               <w:t>6365.841</w:t>
             </w:r>
@@ -2872,14 +2969,19 @@
           </w:tcPr>
           <w:p>
             <w:pPr>
+              <w:spacing w:before="0" w:after="0" w:line="240" w:lineRule="auto"/>
               <w:jc w:val="center"/>
             </w:pPr>
-            <w:r/>
+            <w:r>
+              <w:rPr>
+                <w:sz w:val="20"/>
+              </w:rPr>
+            </w:r>
             <w:r>
               <w:rPr>
                 <w:rFonts w:ascii="Times New Roman" w:hAnsi="Times New Roman" w:eastAsia="宋体"/>
                 <w:b w:val="0"/>
-                <w:sz w:val="24"/>
+                <w:sz w:val="20"/>
               </w:rPr>
               <w:t>8:00-12:00</w:t>
             </w:r>
@@ -2891,14 +2993,19 @@
           </w:tcPr>
           <w:p>
             <w:pPr>
+              <w:spacing w:before="0" w:after="0" w:line="240" w:lineRule="auto"/>
               <w:jc w:val="center"/>
             </w:pPr>
-            <w:r/>
+            <w:r>
+              <w:rPr>
+                <w:sz w:val="20"/>
+              </w:rPr>
+            </w:r>
             <w:r>
               <w:rPr>
                 <w:rFonts w:ascii="Times New Roman" w:hAnsi="Times New Roman" w:eastAsia="宋体"/>
                 <w:b w:val="0"/>
-                <w:sz w:val="24"/>
+                <w:sz w:val="20"/>
               </w:rPr>
               <w:t>4787.964</w:t>
             </w:r>
@@ -2910,14 +3017,19 @@
           </w:tcPr>
           <w:p>
             <w:pPr>
+              <w:spacing w:before="0" w:after="0" w:line="240" w:lineRule="auto"/>
               <w:jc w:val="center"/>
             </w:pPr>
-            <w:r/>
+            <w:r>
+              <w:rPr>
+                <w:sz w:val="20"/>
+              </w:rPr>
+            </w:r>
             <w:r>
               <w:rPr>
                 <w:rFonts w:ascii="Times New Roman" w:hAnsi="Times New Roman" w:eastAsia="宋体"/>
                 <w:b w:val="0"/>
-                <w:sz w:val="24"/>
+                <w:sz w:val="20"/>
               </w:rPr>
               <w:t>1702.997</w:t>
             </w:r>
@@ -2931,14 +3043,19 @@
           </w:tcPr>
           <w:p>
             <w:pPr>
+              <w:spacing w:before="0" w:after="0" w:line="240" w:lineRule="auto"/>
               <w:jc w:val="center"/>
             </w:pPr>
-            <w:r/>
+            <w:r>
+              <w:rPr>
+                <w:sz w:val="20"/>
+              </w:rPr>
+            </w:r>
             <w:r>
               <w:rPr>
                 <w:rFonts w:ascii="Times New Roman" w:hAnsi="Times New Roman" w:eastAsia="宋体"/>
                 <w:b w:val="0"/>
-                <w:sz w:val="24"/>
+                <w:sz w:val="20"/>
               </w:rPr>
               <w:t>12:00-16:00</w:t>
             </w:r>
@@ -2950,14 +3067,19 @@
           </w:tcPr>
           <w:p>
             <w:pPr>
+              <w:spacing w:before="0" w:after="0" w:line="240" w:lineRule="auto"/>
               <w:jc w:val="center"/>
             </w:pPr>
-            <w:r/>
+            <w:r>
+              <w:rPr>
+                <w:sz w:val="20"/>
+              </w:rPr>
+            </w:r>
             <w:r>
               <w:rPr>
                 <w:rFonts w:ascii="Times New Roman" w:hAnsi="Times New Roman" w:eastAsia="宋体"/>
                 <w:b w:val="0"/>
-                <w:sz w:val="24"/>
+                <w:sz w:val="20"/>
               </w:rPr>
               <w:t>5286.035</w:t>
             </w:r>
@@ -2969,14 +3091,19 @@
           </w:tcPr>
           <w:p>
             <w:pPr>
+              <w:spacing w:before="0" w:after="0" w:line="240" w:lineRule="auto"/>
               <w:jc w:val="center"/>
             </w:pPr>
-            <w:r/>
+            <w:r>
+              <w:rPr>
+                <w:sz w:val="20"/>
+              </w:rPr>
+            </w:r>
             <w:r>
               <w:rPr>
                 <w:rFonts w:ascii="Times New Roman" w:hAnsi="Times New Roman" w:eastAsia="宋体"/>
                 <w:b w:val="0"/>
-                <w:sz w:val="24"/>
+                <w:sz w:val="20"/>
               </w:rPr>
               <w:t>91.101</w:t>
             </w:r>
@@ -2990,14 +3117,19 @@
           </w:tcPr>
           <w:p>
             <w:pPr>
+              <w:spacing w:before="0" w:after="0" w:line="240" w:lineRule="auto"/>
               <w:jc w:val="center"/>
             </w:pPr>
-            <w:r/>
+            <w:r>
+              <w:rPr>
+                <w:sz w:val="20"/>
+              </w:rPr>
+            </w:r>
             <w:r>
               <w:rPr>
                 <w:rFonts w:ascii="Times New Roman" w:hAnsi="Times New Roman" w:eastAsia="宋体"/>
                 <w:b w:val="0"/>
-                <w:sz w:val="24"/>
+                <w:sz w:val="20"/>
               </w:rPr>
               <w:t>16:00-20:00</w:t>
             </w:r>
@@ -3009,14 +3141,19 @@
           </w:tcPr>
           <w:p>
             <w:pPr>
+              <w:spacing w:before="0" w:after="0" w:line="240" w:lineRule="auto"/>
               <w:jc w:val="center"/>
             </w:pPr>
-            <w:r/>
+            <w:r>
+              <w:rPr>
+                <w:sz w:val="20"/>
+              </w:rPr>
+            </w:r>
             <w:r>
               <w:rPr>
                 <w:rFonts w:ascii="Times New Roman" w:hAnsi="Times New Roman" w:eastAsia="宋体"/>
                 <w:b w:val="0"/>
-                <w:sz w:val="24"/>
+                <w:sz w:val="20"/>
               </w:rPr>
               <w:t>0.000</w:t>
             </w:r>
@@ -3028,14 +3165,19 @@
           </w:tcPr>
           <w:p>
             <w:pPr>
+              <w:spacing w:before="0" w:after="0" w:line="240" w:lineRule="auto"/>
               <w:jc w:val="center"/>
             </w:pPr>
-            <w:r/>
+            <w:r>
+              <w:rPr>
+                <w:sz w:val="20"/>
+              </w:rPr>
+            </w:r>
             <w:r>
               <w:rPr>
                 <w:rFonts w:ascii="Times New Roman" w:hAnsi="Times New Roman" w:eastAsia="宋体"/>
                 <w:b w:val="0"/>
-                <w:sz w:val="24"/>
+                <w:sz w:val="20"/>
               </w:rPr>
               <w:t>5780.132</w:t>
             </w:r>
@@ -3049,14 +3191,19 @@
           </w:tcPr>
           <w:p>
             <w:pPr>
+              <w:spacing w:before="0" w:after="0" w:line="240" w:lineRule="auto"/>
               <w:jc w:val="center"/>
             </w:pPr>
-            <w:r/>
+            <w:r>
+              <w:rPr>
+                <w:sz w:val="20"/>
+              </w:rPr>
+            </w:r>
             <w:r>
               <w:rPr>
                 <w:rFonts w:ascii="Times New Roman" w:hAnsi="Times New Roman" w:eastAsia="宋体"/>
                 <w:b w:val="0"/>
-                <w:sz w:val="24"/>
+                <w:sz w:val="20"/>
               </w:rPr>
               <w:t>20:00-24:00</w:t>
             </w:r>
@@ -3068,14 +3215,19 @@
           </w:tcPr>
           <w:p>
             <w:pPr>
+              <w:spacing w:before="0" w:after="0" w:line="240" w:lineRule="auto"/>
               <w:jc w:val="center"/>
             </w:pPr>
-            <w:r/>
+            <w:r>
+              <w:rPr>
+                <w:sz w:val="20"/>
+              </w:rPr>
+            </w:r>
             <w:r>
               <w:rPr>
                 <w:rFonts w:ascii="Times New Roman" w:hAnsi="Times New Roman" w:eastAsia="宋体"/>
                 <w:b w:val="0"/>
-                <w:sz w:val="24"/>
+                <w:sz w:val="20"/>
               </w:rPr>
               <w:t>5333.333</w:t>
             </w:r>
@@ -3087,14 +3239,19 @@
           </w:tcPr>
           <w:p>
             <w:pPr>
+              <w:spacing w:before="0" w:after="0" w:line="240" w:lineRule="auto"/>
               <w:jc w:val="center"/>
             </w:pPr>
-            <w:r/>
+            <w:r>
+              <w:rPr>
+                <w:sz w:val="20"/>
+              </w:rPr>
+            </w:r>
             <w:r>
               <w:rPr>
                 <w:rFonts w:ascii="Times New Roman" w:hAnsi="Times New Roman" w:eastAsia="宋体"/>
                 <w:b w:val="0"/>
-                <w:sz w:val="24"/>
+                <w:sz w:val="20"/>
               </w:rPr>
               <w:t>2859.868</w:t>
             </w:r>
@@ -3108,14 +3265,19 @@
           </w:tcPr>
           <w:p>
             <w:pPr>
+              <w:spacing w:before="0" w:after="0" w:line="240" w:lineRule="auto"/>
               <w:jc w:val="center"/>
             </w:pPr>
-            <w:r/>
+            <w:r>
+              <w:rPr>
+                <w:sz w:val="20"/>
+              </w:rPr>
+            </w:r>
             <w:r>
               <w:rPr>
                 <w:rFonts w:ascii="Times New Roman" w:hAnsi="Times New Roman" w:eastAsia="宋体"/>
                 <w:b w:val="0"/>
-                <w:sz w:val="24"/>
+                <w:sz w:val="20"/>
               </w:rPr>
               <w:t>0:00 / 24:00储电量</w:t>
             </w:r>
@@ -3127,14 +3289,19 @@
           </w:tcPr>
           <w:p>
             <w:pPr>
+              <w:spacing w:before="0" w:after="0" w:line="240" w:lineRule="auto"/>
               <w:jc w:val="center"/>
             </w:pPr>
-            <w:r/>
+            <w:r>
+              <w:rPr>
+                <w:sz w:val="20"/>
+              </w:rPr>
+            </w:r>
             <w:r>
               <w:rPr>
                 <w:rFonts w:ascii="Times New Roman" w:hAnsi="Times New Roman" w:eastAsia="宋体"/>
                 <w:b w:val="0"/>
-                <w:sz w:val="24"/>
+                <w:sz w:val="20"/>
               </w:rPr>
               <w:t>6000</w:t>
             </w:r>
@@ -3146,14 +3313,19 @@
           </w:tcPr>
           <w:p>
             <w:pPr>
+              <w:spacing w:before="0" w:after="0" w:line="240" w:lineRule="auto"/>
               <w:jc w:val="center"/>
             </w:pPr>
-            <w:r/>
+            <w:r>
+              <w:rPr>
+                <w:sz w:val="20"/>
+              </w:rPr>
+            </w:r>
             <w:r>
               <w:rPr>
                 <w:rFonts w:ascii="Times New Roman" w:hAnsi="Times New Roman" w:eastAsia="宋体"/>
                 <w:b w:val="0"/>
-                <w:sz w:val="24"/>
+                <w:sz w:val="20"/>
               </w:rPr>
               <w:t>6000</w:t>
             </w:r>
@@ -3161,6 +3333,81 @@
         </w:tc>
       </w:tr>
     </w:tbl>
+    <w:p>
+      <w:pPr>
+        <w:spacing w:before="0" w:after="0" w:line="300" w:lineRule="auto"/>
+        <w:ind w:firstLine="480"/>
+      </w:pPr>
+      <w:r>
+        <w:rPr>
+          <w:rFonts w:ascii="Times New Roman" w:hAnsi="Times New Roman" w:eastAsia="宋体"/>
+          <w:b w:val="0"/>
+          <w:sz w:val="24"/>
+        </w:rPr>
+        <w:t>表4给出题面要求的十分钟购电量，表5把连续轨迹压缩成六个四小时区间，便于检查充放电高峰是否与价格低谷和SOC边界一致。</w:t>
+      </w:r>
+    </w:p>
+    <w:p>
+      <w:pPr>
+        <w:jc w:val="center"/>
+      </w:pPr>
+      <w:r>
+        <w:drawing>
+          <wp:inline xmlns:a="http://schemas.openxmlformats.org/drawingml/2006/main" xmlns:pic="http://schemas.openxmlformats.org/drawingml/2006/picture">
+            <wp:extent cx="4389120" cy="2140912"/>
+            <wp:docPr id="3" name="Picture 3"/>
+            <wp:cNvGraphicFramePr>
+              <a:graphicFrameLocks noChangeAspect="1"/>
+            </wp:cNvGraphicFramePr>
+            <a:graphic>
+              <a:graphicData uri="http://schemas.openxmlformats.org/drawingml/2006/picture">
+                <pic:pic>
+                  <pic:nvPicPr>
+                    <pic:cNvPr id="0" name="result_q1_dispatch.png"/>
+                    <pic:cNvPicPr/>
+                  </pic:nvPicPr>
+                  <pic:blipFill>
+                    <a:blip r:embed="rId11"/>
+                    <a:stretch>
+                      <a:fillRect/>
+                    </a:stretch>
+                  </pic:blipFill>
+                  <pic:spPr>
+                    <a:xfrm>
+                      <a:off x="0" y="0"/>
+                      <a:ext cx="4389120" cy="2140912"/>
+                    </a:xfrm>
+                    <a:prstGeom prst="rect"/>
+                  </pic:spPr>
+                </pic:pic>
+              </a:graphicData>
+            </a:graphic>
+          </wp:inline>
+        </w:drawing>
+      </w:r>
+    </w:p>
+    <w:p>
+      <w:pPr>
+        <w:jc w:val="center"/>
+      </w:pPr>
+      <w:r>
+        <w:t>图3  问题一价格与常规购电量</w:t>
+      </w:r>
+    </w:p>
+    <w:p>
+      <w:pPr>
+        <w:spacing w:before="0" w:after="0" w:line="300" w:lineRule="auto"/>
+        <w:ind w:firstLine="480"/>
+      </w:pPr>
+      <w:r>
+        <w:rPr>
+          <w:rFonts w:ascii="Times New Roman" w:hAnsi="Times New Roman" w:eastAsia="宋体"/>
+          <w:b w:val="0"/>
+          <w:sz w:val="24"/>
+        </w:rPr>
+        <w:t>图3中橙线为常规购电量、蓝线为价格；橙线在低价时段并不必然为零，因为储能还受到容量、功率和日末SOC约束。</w:t>
+      </w:r>
+    </w:p>
     <w:p>
       <w:pPr>
         <w:pageBreakBefore/>

--- a/完整论文.docx
+++ b/完整论文.docx
@@ -3447,7 +3447,7 @@
           <w:b w:val="0"/>
           <w:sz w:val="24"/>
         </w:rPr>
-        <w:t>负荷预测将历史样本分解为日电量水平和归一化日内形状。对目标日d，先对可用历史同类型日的日电量取中位数，再对日内形状取中位数，最后恢复到十分钟功率：</w:t>
+        <w:t>问题二每天0:00只能使用目标日前已经发生的样本。负荷预测先把历史同类型日分成日电量水平和归一化日内形状：对目标日d取最近至多8个同星期样本；若同类样本少于3天，则退回最近8天。分别对日电量和形状取中位数并重新归一化，最后恢复到十分钟功率：</w:t>
       </w:r>
     </w:p>
     <w:p>
@@ -3580,7 +3580,7 @@
           <w:b w:val="0"/>
           <w:sz w:val="24"/>
         </w:rPr>
-        <w:t>光伏采用目标日前三日中位数，并在计划端乘0.9；实际负荷和实际光伏只在事后用于计算紧急缺口。表6比较改进负荷预测与逐时七日中位数基线，以及三日、七日光伏中位数。</w:t>
+        <w:t>光伏预测取目标日前三日实际功率的逐时中位数，再乘0.9作为计划侧保守系数；这个系数只改变计划输入，实际光伏仍在回放时使用。表6比较日电量—形状负荷预测与逐时七日中位数基线，以及三日、七日光伏中位数。MAE和偏差单位为kW，MAPE按实际值设置小分母下限，避免夜间光伏接近0时被少数点主导。</w:t>
       </w:r>
     </w:p>
     <w:p>
@@ -4016,6 +4016,20 @@
     <w:p>
       <w:pPr>
         <w:spacing w:before="0" w:after="0" w:line="300" w:lineRule="auto"/>
+        <w:ind w:firstLine="480"/>
+      </w:pPr>
+      <w:r>
+        <w:rPr>
+          <w:rFonts w:ascii="Times New Roman" w:hAnsi="Times New Roman" w:eastAsia="宋体"/>
+          <w:b w:val="0"/>
+          <w:sz w:val="24"/>
+        </w:rPr>
+        <w:t>表6显示，日电量—形状分解把负荷MAE从626.9 kW降至265.7 kW，MAPE从17.99%降至6.15%，且平均偏差接近0。三日光伏中位数的MAPE和偏差分别为4.03%和2.70 kW，七日中位数的MAE略低但响应更慢，因此计划采用三日窗口。这里的比较是在同一334天回测窗口上的诊断，不能当作独立测试集上的泛化证明；正式应用还应采用嵌套滚动验证。</w:t>
+      </w:r>
+    </w:p>
+    <w:p>
+      <w:pPr>
+        <w:spacing w:before="0" w:after="0" w:line="300" w:lineRule="auto"/>
       </w:pPr>
       <w:r>
         <w:rPr>
@@ -4037,7 +4051,7 @@
           <w:b w:val="0"/>
           <w:sz w:val="24"/>
         </w:rPr>
-        <w:t>计划量由预测序列求解，实际执行时固定计划动作。若实际负荷减去实际光伏、常规购电和储能放电后仍有缺口，则</w:t>
+        <w:t>对每个评估日，先用预测负荷、保守光伏和固定电价求解计划，日末SOC不强制回到日初而是传给下一天。计划模型中的紧急购电只作为带5倍价格惩罚的可行性松弛；实际执行时固定q、c、d，重新代入实际负荷和实际光伏计算缺口。若实际负荷减去实际光伏、常规购电和储能放电后仍有缺口，则</w:t>
       </w:r>
     </w:p>
     <w:p>
@@ -4151,7 +4165,21 @@
           <w:b w:val="0"/>
           <w:sz w:val="24"/>
         </w:rPr>
-        <w:t>Q2全年费用为16206550.45元，紧急购电量为789872.052 kWh。其中316个评估日出现正的紧急购电量；完整逐时计划与紧急时段写入results/result2.xlsx。</w:t>
+        <w:t>相应的Q2账单为常规购电费与5倍价格紧急费之和。这样把预测阶段的决策和事后阶段的结算分开，避免把实际值提前泄漏到计划。</w:t>
+      </w:r>
+    </w:p>
+    <w:p>
+      <w:pPr>
+        <w:spacing w:before="0" w:after="0" w:line="300" w:lineRule="auto"/>
+        <w:ind w:firstLine="480"/>
+      </w:pPr>
+      <w:r>
+        <w:rPr>
+          <w:rFonts w:ascii="Times New Roman" w:hAnsi="Times New Roman" w:eastAsia="宋体"/>
+          <w:b w:val="0"/>
+          <w:sz w:val="24"/>
+        </w:rPr>
+        <w:t>Q2全年费用为16206550.45元，紧急购电量为789872.052 kWh。其中316个评估日出现正的紧急购电量，占334个评估日的94.61%；紧急费为3028296.91元，占Q2总费用的18.69%。紧急购电量的中位数为772.785 kWh，P95为9469.708 kWh，峰值集中在夏季高负荷日；完整逐时计划与紧急时段写入results/result2.xlsx。</w:t>
       </w:r>
     </w:p>
     <w:p>
@@ -4161,7 +4189,7 @@
       <w:r>
         <w:drawing>
           <wp:inline xmlns:a="http://schemas.openxmlformats.org/drawingml/2006/main" xmlns:pic="http://schemas.openxmlformats.org/drawingml/2006/picture">
-            <wp:extent cx="5303520" cy="2586936"/>
+            <wp:extent cx="4389120" cy="2140912"/>
             <wp:docPr id="4" name="Picture 4"/>
             <wp:cNvGraphicFramePr>
               <a:graphicFrameLocks noChangeAspect="1"/>
@@ -4182,7 +4210,7 @@
                   <pic:spPr>
                     <a:xfrm>
                       <a:off x="0" y="0"/>
-                      <a:ext cx="5303520" cy="2586936"/>
+                      <a:ext cx="4389120" cy="2140912"/>
                     </a:xfrm>
                     <a:prstGeom prst="rect"/>
                   </pic:spPr>
@@ -4199,6 +4227,48 @@
       </w:pPr>
       <w:r>
         <w:t>图4  Q2、Q3与Q4-2全年紧急购电量</w:t>
+      </w:r>
+    </w:p>
+    <w:p>
+      <w:pPr>
+        <w:spacing w:before="0" w:after="0" w:line="300" w:lineRule="auto"/>
+        <w:ind w:firstLine="480"/>
+      </w:pPr>
+      <w:r>
+        <w:rPr>
+          <w:rFonts w:ascii="Times New Roman" w:hAnsi="Times New Roman" w:eastAsia="宋体"/>
+          <w:b w:val="0"/>
+          <w:sz w:val="24"/>
+        </w:rPr>
+        <w:t>图4把三个场景放在同一坐标中作对照：Q2曲线反映日计划在预测误差下的缺口，Q3曲线包含滚动调整后的执行轨迹，Q4-2只改变价格序列。图中跨场景的数量比较用于解释预测与信息更新时间，费用差异仍需结合各自价格和结算规则判断。</w:t>
+      </w:r>
+    </w:p>
+    <w:p>
+      <w:pPr>
+        <w:spacing w:before="0" w:after="0" w:line="300" w:lineRule="auto"/>
+        <w:ind w:firstLine="480"/>
+      </w:pPr>
+      <w:r>
+        <w:rPr>
+          <w:rFonts w:ascii="Times New Roman" w:hAnsi="Times New Roman" w:eastAsia="宋体"/>
+          <w:b w:val="0"/>
+          <w:sz w:val="24"/>
+        </w:rPr>
+        <w:t>紧急量是固定计划、实际负荷和实际光伏共同作用的残差，并不等同于单一预测指标。即使负荷MAE较低，若误差发生在储能已经接近下界或光伏快速下降的时段，仍可能形成较大的缺口；因此本题同时保留紧急购电量、紧急费用和日费用分布三个评价维度。</w:t>
+      </w:r>
+    </w:p>
+    <w:p>
+      <w:pPr>
+        <w:spacing w:before="0" w:after="0" w:line="300" w:lineRule="auto"/>
+        <w:ind w:firstLine="480"/>
+      </w:pPr>
+      <w:r>
+        <w:rPr>
+          <w:rFonts w:ascii="Times New Roman" w:hAnsi="Times New Roman" w:eastAsia="宋体"/>
+          <w:b w:val="0"/>
+          <w:sz w:val="24"/>
+        </w:rPr>
+        <w:t>Q2中94.61%的评估日出现正紧急购电量，说明单日计划对预测误差仍较敏感；中位数772.785 kWh而P95达到9469.708 kWh，表明风险具有明显长尾。这个现象支持后文的保守系数敏感性分析，也提醒我们不能只报告全年平均费用。由于回测只覆盖一个年度且采用单一路径中位数预测，Q2结果应解释为当前附件下的可复现实验基线，而不是对其他年份的无偏保证。</w:t>
       </w:r>
     </w:p>
     <w:p>

--- a/完整论文.docx
+++ b/完整论文.docx
@@ -4310,7 +4310,125 @@
           <w:b w:val="0"/>
           <w:sz w:val="24"/>
         </w:rPr>
-        <w:t>每天0:00使用首份24小时预报生成计划q^0；在6:00、12:00、18:00收到新预报后，只对尚未执行的时段重新求解。设四次重优化起点为0、36、72、108个十分钟步，已执行前缀的q、c、d和SOC均保持不变，当前末状态作为下一次优化的初始状态。这一实现把信息到达时间写进算法，而不是用全天真实光伏回填历史决策。</w:t>
+        <w:t>每天0:00使用首份24小时预报生成计划q^0；在6:00、12:00、18:00收到新预报后，只对尚未执行的时段重新求解。设四次重优化起点为0、36、72、108个十分钟步，已执行前缀的q、c、d和SOC均保持不变，当前末状态作为下一次优化的初始状态。每次求解的剩余窗口分别为24、18、12和6小时；这一实现把信息到达时间写进算法，而不是用全天真实光伏回填历史决策。</w:t>
+      </w:r>
+    </w:p>
+    <w:p>
+      <w:pPr>
+        <w:spacing w:before="0" w:after="0" w:line="300" w:lineRule="auto"/>
+        <w:jc w:val="center"/>
+      </w:pPr>
+      <m:oMathPara>
+        <m:oMath>
+          <m:sSubSup>
+            <m:e>
+              <m:r>
+                <m:t>x</m:t>
+              </m:r>
+            </m:e>
+            <m:sub>
+              <m:r>
+                <m:t>t</m:t>
+              </m:r>
+            </m:sub>
+            <m:sup>
+              <m:r>
+                <m:t>(k)</m:t>
+              </m:r>
+            </m:sup>
+          </m:sSubSup>
+          <m:sSubSup>
+            <m:e>
+              <m:r>
+                <m:t>=x</m:t>
+              </m:r>
+            </m:e>
+            <m:sub>
+              <m:r>
+                <m:t>t</m:t>
+              </m:r>
+            </m:sub>
+            <m:sup>
+              <m:r>
+                <m:t>exec</m:t>
+              </m:r>
+            </m:sup>
+          </m:sSubSup>
+          <m:r>
+            <m:t xml:space="preserve"> </m:t>
+          </m:r>
+          <m:r>
+            <m:t>(t&lt;</m:t>
+          </m:r>
+          <m:sSub>
+            <m:e>
+              <m:r>
+                <m:t>τ</m:t>
+              </m:r>
+            </m:e>
+            <m:sub>
+              <m:r>
+                <m:t>k</m:t>
+              </m:r>
+            </m:sub>
+          </m:sSub>
+          <m:r>
+            <m:t>),</m:t>
+          </m:r>
+          <m:r>
+            <m:t xml:space="preserve">  </m:t>
+          </m:r>
+          <m:r>
+            <m:t xml:space="preserve"> </m:t>
+          </m:r>
+          <m:sSub>
+            <m:e>
+              <m:r>
+                <m:t>τ</m:t>
+              </m:r>
+            </m:e>
+            <m:sub>
+              <m:r>
+                <m:t>k</m:t>
+              </m:r>
+            </m:sub>
+          </m:sSub>
+          <m:r>
+            <m:t>∈</m:t>
+          </m:r>
+          <m:r>
+            <m:t>{</m:t>
+          </m:r>
+          <m:r>
+            <m:t>0,36,72,108</m:t>
+          </m:r>
+          <m:r>
+            <m:t>}</m:t>
+          </m:r>
+          <m:r>
+            <m:t>,</m:t>
+          </m:r>
+          <m:r>
+            <m:t xml:space="preserve">  </m:t>
+          </m:r>
+          <m:r>
+            <m:t xml:space="preserve"> x=(q,c,d,S)</m:t>
+          </m:r>
+        </m:oMath>
+      </m:oMathPara>
+    </w:p>
+    <w:p>
+      <w:pPr>
+        <w:spacing w:before="0" w:after="0" w:line="300" w:lineRule="auto"/>
+        <w:ind w:firstLine="480"/>
+      </w:pPr>
+      <w:r>
+        <w:rPr>
+          <w:rFonts w:ascii="Times New Roman" w:hAnsi="Times New Roman" w:eastAsia="宋体"/>
+          <w:b w:val="0"/>
+          <w:sz w:val="24"/>
+        </w:rPr>
+        <w:t>式中τ_k是第k次预报发布对应的十分钟索引。求解器只对τ_k之后的后缀优化，并把前缀末端SOC作为边界；因此每次更新既能利用新预报，又不会篡改已经发生的购电和储能动作。负荷仍沿用问题二的日期因果预测，Q3新增的信息只作用于光伏后缀。</w:t>
       </w:r>
     </w:p>
     <w:p>
@@ -4337,7 +4455,7 @@
           <w:b w:val="0"/>
           <w:sz w:val="24"/>
         </w:rPr>
-        <w:t>令q_t^a为最终调整计划，题面结算规则写成</w:t>
+        <w:t>令q_t^a为最终调整计划，q_t^0为0:00基准计划。两者只在尚未执行的后缀上允许不同，题面结算规则写成</w:t>
       </w:r>
     </w:p>
     <w:p>
@@ -4602,7 +4720,7 @@
           <w:b w:val="0"/>
           <w:sz w:val="24"/>
         </w:rPr>
-        <w:t>逐日记录基准费、调减费、调增费和紧急费，并检查四项之和。结算时始终以q^0计入基准费，调整部分按计划差额分为调减和调增两项，避免把最终调整计划误当作基准计划。</w:t>
+        <w:t>逐日记录基准费、调减费、调增费和紧急费，并检查四项之和。结算时始终以q^0计入基准费，调整部分按计划差额分为调减和调增两项：减少计划量按0.5倍价格计费，增加计划量按1.5倍价格计费，避免把最终调整计划误当作基准计划。</w:t>
       </w:r>
     </w:p>
     <w:p>
@@ -5006,7 +5124,7 @@
           <w:b w:val="0"/>
           <w:sz w:val="24"/>
         </w:rPr>
-        <w:t>Q3全年费用为18242015.85元，紧急购电量为1066446.282 kWh，计划—调整绝对差额总量为1086921.578 kWh。</w:t>
+        <w:t>Q3全年费用为18242015.85元，紧急购电量为1066446.282 kWh，计划—调整绝对差额总量为1086921.578 kWh；其中调减量为595786.034 kWh，调增量为491135.544 kWh。</w:t>
       </w:r>
     </w:p>
     <w:p>
@@ -5016,7 +5134,7 @@
       <w:r>
         <w:drawing>
           <wp:inline xmlns:a="http://schemas.openxmlformats.org/drawingml/2006/main" xmlns:pic="http://schemas.openxmlformats.org/drawingml/2006/picture">
-            <wp:extent cx="5303520" cy="2586936"/>
+            <wp:extent cx="4389120" cy="2140912"/>
             <wp:docPr id="5" name="Picture 5"/>
             <wp:cNvGraphicFramePr>
               <a:graphicFrameLocks noChangeAspect="1"/>
@@ -5037,7 +5155,7 @@
                   <pic:spPr>
                     <a:xfrm>
                       <a:off x="0" y="0"/>
-                      <a:ext cx="5303520" cy="2586936"/>
+                      <a:ext cx="4389120" cy="2140912"/>
                     </a:xfrm>
                     <a:prstGeom prst="rect"/>
                   </pic:spPr>
@@ -5054,6 +5172,75 @@
       </w:pPr>
       <w:r>
         <w:t>图5  问题三计划—调整差额与紧急购电量</w:t>
+      </w:r>
+    </w:p>
+    <w:p>
+      <w:pPr>
+        <w:spacing w:before="0" w:after="0" w:line="300" w:lineRule="auto"/>
+        <w:ind w:firstLine="480"/>
+      </w:pPr>
+      <w:r>
+        <w:rPr>
+          <w:rFonts w:ascii="Times New Roman" w:hAnsi="Times New Roman" w:eastAsia="宋体"/>
+          <w:b w:val="0"/>
+          <w:sz w:val="24"/>
+        </w:rPr>
+        <w:t>表7中计划基准费占Q3总费用的73.72%，调减和调增费用合计占3.61%，紧急费占22.67%。基准计划仍然决定大部分账单，调整并不是把原计划完全替换掉。</w:t>
+      </w:r>
+    </w:p>
+    <w:p>
+      <w:pPr>
+        <w:spacing w:before="0" w:after="0" w:line="300" w:lineRule="auto"/>
+      </w:pPr>
+      <w:r>
+        <w:rPr>
+          <w:rFonts w:ascii="Times New Roman" w:hAnsi="Times New Roman" w:eastAsia="宋体"/>
+          <w:b w:val="0"/>
+          <w:sz w:val="28"/>
+        </w:rPr>
+        <w:t>5.3 结果解读与边界</w:t>
+      </w:r>
+    </w:p>
+    <w:p>
+      <w:pPr>
+        <w:spacing w:before="0" w:after="0" w:line="300" w:lineRule="auto"/>
+        <w:ind w:firstLine="480"/>
+      </w:pPr>
+      <w:r>
+        <w:rPr>
+          <w:rFonts w:ascii="Times New Roman" w:hAnsi="Times New Roman" w:eastAsia="宋体"/>
+          <w:b w:val="0"/>
+          <w:sz w:val="24"/>
+        </w:rPr>
+        <w:t>与Q2相比，Q3全年费用增加2035465.40元（12.56%），紧急购电量增加276574.230 kWh（35.02%），出现正紧急量的日期由316天变为334天。在当前数据和结算规则下，滚动更新没有自动带来更低费用；调整费和新储能轨迹可能抵消信息更新带来的收益。</w:t>
+      </w:r>
+    </w:p>
+    <w:p>
+      <w:pPr>
+        <w:spacing w:before="0" w:after="0" w:line="300" w:lineRule="auto"/>
+        <w:ind w:firstLine="480"/>
+      </w:pPr>
+      <w:r>
+        <w:rPr>
+          <w:rFonts w:ascii="Times New Roman" w:hAnsi="Times New Roman" w:eastAsia="宋体"/>
+          <w:b w:val="0"/>
+          <w:sz w:val="24"/>
+        </w:rPr>
+        <w:t>图5的计划—调整绝对差与紧急购电量相关系数仅为0.0052，说明多调计划量不必然对应更大的实际缺口。散点图用于揭示这种解耦关系，而不是证明滚动策略具有因果改善；若要比较策略优劣，应在相同日初SOC、价格和信息集下做独立滚动回测，并报告费用、紧急量和调整量的联合分布。</w:t>
+      </w:r>
+    </w:p>
+    <w:p>
+      <w:pPr>
+        <w:spacing w:before="0" w:after="0" w:line="300" w:lineRule="auto"/>
+        <w:ind w:firstLine="480"/>
+      </w:pPr>
+      <w:r>
+        <w:rPr>
+          <w:rFonts w:ascii="Times New Roman" w:hAnsi="Times New Roman" w:eastAsia="宋体"/>
+          <w:b w:val="0"/>
+          <w:sz w:val="24"/>
+        </w:rPr>
+        <w:t>从执行角度看，滚动策略的价值取决于新预报能否在储能尚有调节余量时改变后缀计划；如果更新到达时SOC已接近边界，或者调整主要发生在高价时段，新增信息会转化为调增费用或紧急费用。因而Q3应被看作带结算摩擦的在线策略实验，不能简单等同于“更新次数越多越好”。</w:t>
       </w:r>
     </w:p>
     <w:p>

--- a/完整论文.docx
+++ b/完整论文.docx
@@ -5282,7 +5282,21 @@
           <w:b w:val="0"/>
           <w:sz w:val="24"/>
         </w:rPr>
-        <w:t>将附件4的144点价格替换问题二中的固定价格序列，保留相同的日期因果预测和跨日SOC传递。Q4-2全年费用为16989713.48元，紧急购电量为789872.052 kWh。</w:t>
+        <w:t>将附件4的144点价格替换问题二中的固定价格序列，保留相同的日期因果预测和跨日SOC传递。附件1固定价格范围为0.3713—1.3952元/kWh，附件4波动价格范围为0.0076—1.7936元/kWh，两者全体均值均约为0.7662元/kWh；价格波动主要改变时段间的相对顺序和尖峰，而非改变平均价格水平。因此Q4-2用于隔离价格时序影响，负荷、光伏预测和储能跨日传递均沿用Q2。</w:t>
+      </w:r>
+    </w:p>
+    <w:p>
+      <w:pPr>
+        <w:spacing w:before="0" w:after="0" w:line="300" w:lineRule="auto"/>
+        <w:ind w:firstLine="480"/>
+      </w:pPr>
+      <w:r>
+        <w:rPr>
+          <w:rFonts w:ascii="Times New Roman" w:hAnsi="Times New Roman" w:eastAsia="宋体"/>
+          <w:b w:val="0"/>
+          <w:sz w:val="24"/>
+        </w:rPr>
+        <w:t>Q4-2全年费用为16989713.48元，紧急购电量为789872.052 kWh。其紧急购电量与Q2相同，但费用比Q2增加783163.03元（4.83%），紧急费为3258681.15元，占Q4-2总费用的19.18%；这表明动态价格通过结算时点和储能时序进入账单。</w:t>
       </w:r>
     </w:p>
     <w:p>
@@ -5309,7 +5323,7 @@
           <w:b w:val="0"/>
           <w:sz w:val="24"/>
         </w:rPr>
-        <w:t>在同一波动价格下，重新执行问题三的四次滚动预报和计划—调整结算。Q4-3从与Q4-2相同的日初SOC独立启动，不把Q4-2的日末状态带入Q4-3，从而避免两个实验分支互相污染。Q4-3全年费用为19577410.54元，紧急购电量为1067444.696 kWh。</w:t>
+        <w:t>在同一波动价格下，重新执行问题三的四次滚动预报和计划—调整结算。Q4-3从与Q4-2相同的日初SOC独立启动，不把Q4-2的日末状态带入Q4-3，从而避免两个实验分支互相污染。Q4-3只把附件4价格代入滚动求解和非对称结算，预测更新时刻、锁定前缀规则和实际缺口计算保持不变。Q4-3全年费用为19577410.54元，紧急购电量为1067444.696 kWh。</w:t>
       </w:r>
     </w:p>
     <w:p>
@@ -5842,6 +5856,20 @@
       </w:tr>
     </w:tbl>
     <w:p>
+      <w:pPr>
+        <w:spacing w:before="0" w:after="0" w:line="300" w:lineRule="auto"/>
+        <w:ind w:firstLine="480"/>
+      </w:pPr>
+      <w:r>
+        <w:rPr>
+          <w:rFonts w:ascii="Times New Roman" w:hAnsi="Times New Roman" w:eastAsia="宋体"/>
+          <w:b w:val="0"/>
+          <w:sz w:val="24"/>
+        </w:rPr>
+        <w:t>表8显示，动态价格下Q4-2的日费用中位数为51848.24元、P95为89019.60元；Q4-3相对Q3费用增加1335394.69元（7.32%），而紧急购电量仅增加998.415 kWh。价格尖峰和调整费共同抬高了账单，数量指标与费用指标由此产生分离。</w:t>
+      </w:r>
+    </w:p>
+    <w:p>
       <w:r>
         <w:t>表9  Q4-3全年结算分项</w:t>
       </w:r>
@@ -6233,12 +6261,26 @@
     </w:tbl>
     <w:p>
       <w:pPr>
+        <w:spacing w:before="0" w:after="0" w:line="300" w:lineRule="auto"/>
+        <w:ind w:firstLine="480"/>
+      </w:pPr>
+      <w:r>
+        <w:rPr>
+          <w:rFonts w:ascii="Times New Roman" w:hAnsi="Times New Roman" w:eastAsia="宋体"/>
+          <w:b w:val="0"/>
+          <w:sz w:val="24"/>
+        </w:rPr>
+        <w:t>表9中基准费占Q4-3总费用的70.14%，调减和调增费用合计占7.53%，紧急费占22.33%。与Q3相比，Q4-3的调整费占比明显提高，说明动态价格放大了计划偏差的结算代价。</w:t>
+      </w:r>
+    </w:p>
+    <w:p>
+      <w:pPr>
         <w:jc w:val="center"/>
       </w:pPr>
       <w:r>
         <w:drawing>
           <wp:inline xmlns:a="http://schemas.openxmlformats.org/drawingml/2006/main" xmlns:pic="http://schemas.openxmlformats.org/drawingml/2006/picture">
-            <wp:extent cx="5303520" cy="2585466"/>
+            <wp:extent cx="4389120" cy="2139696"/>
             <wp:docPr id="6" name="Picture 6"/>
             <wp:cNvGraphicFramePr>
               <a:graphicFrameLocks noChangeAspect="1"/>
@@ -6259,7 +6301,7 @@
                   <pic:spPr>
                     <a:xfrm>
                       <a:off x="0" y="0"/>
-                      <a:ext cx="5303520" cy="2585466"/>
+                      <a:ext cx="4389120" cy="2139696"/>
                     </a:xfrm>
                     <a:prstGeom prst="rect"/>
                   </pic:spPr>
@@ -6280,12 +6322,26 @@
     </w:p>
     <w:p>
       <w:pPr>
+        <w:spacing w:before="0" w:after="0" w:line="300" w:lineRule="auto"/>
+        <w:ind w:firstLine="480"/>
+      </w:pPr>
+      <w:r>
+        <w:rPr>
+          <w:rFonts w:ascii="Times New Roman" w:hAnsi="Times New Roman" w:eastAsia="宋体"/>
+          <w:b w:val="0"/>
+          <w:sz w:val="24"/>
+        </w:rPr>
+        <w:t>图6比较日费用的中位数、四分位区间和极端值；Q4-2的箱体与上须更高，反映波动价格增加了日费用尾部风险。箱线图用于分布对照，全年总费用仍以表8的逐日求和为准。</w:t>
+      </w:r>
+    </w:p>
+    <w:p>
+      <w:pPr>
         <w:jc w:val="center"/>
       </w:pPr>
       <w:r>
         <w:drawing>
           <wp:inline xmlns:a="http://schemas.openxmlformats.org/drawingml/2006/main" xmlns:pic="http://schemas.openxmlformats.org/drawingml/2006/picture">
-            <wp:extent cx="5303520" cy="2586862"/>
+            <wp:extent cx="4389120" cy="2140851"/>
             <wp:docPr id="7" name="Picture 7"/>
             <wp:cNvGraphicFramePr>
               <a:graphicFrameLocks noChangeAspect="1"/>
@@ -6306,7 +6362,7 @@
                   <pic:spPr>
                     <a:xfrm>
                       <a:off x="0" y="0"/>
-                      <a:ext cx="5303520" cy="2586862"/>
+                      <a:ext cx="4389120" cy="2140851"/>
                     </a:xfrm>
                     <a:prstGeom prst="rect"/>
                   </pic:spPr>
@@ -6323,6 +6379,20 @@
       </w:pPr>
       <w:r>
         <w:t>图7  Q4-3逐日费用序列</w:t>
+      </w:r>
+    </w:p>
+    <w:p>
+      <w:pPr>
+        <w:spacing w:before="0" w:after="0" w:line="300" w:lineRule="auto"/>
+        <w:ind w:firstLine="480"/>
+      </w:pPr>
+      <w:r>
+        <w:rPr>
+          <w:rFonts w:ascii="Times New Roman" w:hAnsi="Times New Roman" w:eastAsia="宋体"/>
+          <w:b w:val="0"/>
+          <w:sz w:val="24"/>
+        </w:rPr>
+        <w:t>图7展示Q4-3逐日账单的季节性和尖峰。曲线中的高点同时受到负荷、光伏误差、储能状态和动态价格影响，不能仅凭单日峰值判断某一因素的贡献；因此本文把价格替换、滚动更新和实际缺口分别记录。</w:t>
       </w:r>
     </w:p>
     <w:p>

--- a/完整论文.docx
+++ b/完整论文.docx
@@ -6421,7 +6421,7 @@
           <w:b w:val="0"/>
           <w:sz w:val="24"/>
         </w:rPr>
-        <w:t>下表给出题目要求的四个指定日期的日购电结果；逐十分钟完整计划保存在对应结果工作簿，表中紧急时段为连续正缺口的合并区间。</w:t>
+        <w:t>下表按题面指定日期展示Q2和Q3的日费用、紧急购电总量、紧急区间数和区间摘要。紧急区间把连续为正的十分钟缺口合并，区间电量为其中各点e_t之和；日费用仍按对应问题的完整144点账单计算。逐十分钟计划、储能状态和全部区间保存在结果工作簿，表格只承担指定日期的可读核对。</w:t>
       </w:r>
     </w:p>
     <w:p>
@@ -6461,14 +6461,19 @@
           </w:tcPr>
           <w:p>
             <w:pPr>
+              <w:spacing w:before="0" w:after="0" w:line="240" w:lineRule="auto"/>
               <w:jc w:val="center"/>
             </w:pPr>
-            <w:r/>
+            <w:r>
+              <w:rPr>
+                <w:sz w:val="17"/>
+              </w:rPr>
+            </w:r>
             <w:r>
               <w:rPr>
                 <w:rFonts w:ascii="Times New Roman" w:hAnsi="Times New Roman" w:eastAsia="宋体"/>
                 <w:b/>
-                <w:sz w:val="24"/>
+                <w:sz w:val="17"/>
               </w:rPr>
               <w:t>日期</w:t>
             </w:r>
@@ -6483,14 +6488,19 @@
           </w:tcPr>
           <w:p>
             <w:pPr>
+              <w:spacing w:before="0" w:after="0" w:line="240" w:lineRule="auto"/>
               <w:jc w:val="center"/>
             </w:pPr>
-            <w:r/>
+            <w:r>
+              <w:rPr>
+                <w:sz w:val="17"/>
+              </w:rPr>
+            </w:r>
             <w:r>
               <w:rPr>
                 <w:rFonts w:ascii="Times New Roman" w:hAnsi="Times New Roman" w:eastAsia="宋体"/>
                 <w:b/>
-                <w:sz w:val="24"/>
+                <w:sz w:val="17"/>
               </w:rPr>
               <w:t>日费用/元</w:t>
             </w:r>
@@ -6505,14 +6515,19 @@
           </w:tcPr>
           <w:p>
             <w:pPr>
+              <w:spacing w:before="0" w:after="0" w:line="240" w:lineRule="auto"/>
               <w:jc w:val="center"/>
             </w:pPr>
-            <w:r/>
+            <w:r>
+              <w:rPr>
+                <w:sz w:val="17"/>
+              </w:rPr>
+            </w:r>
             <w:r>
               <w:rPr>
                 <w:rFonts w:ascii="Times New Roman" w:hAnsi="Times New Roman" w:eastAsia="宋体"/>
                 <w:b/>
-                <w:sz w:val="24"/>
+                <w:sz w:val="17"/>
               </w:rPr>
               <w:t>紧急购电量/kWh</w:t>
             </w:r>
@@ -6527,14 +6542,19 @@
           </w:tcPr>
           <w:p>
             <w:pPr>
+              <w:spacing w:before="0" w:after="0" w:line="240" w:lineRule="auto"/>
               <w:jc w:val="center"/>
             </w:pPr>
-            <w:r/>
+            <w:r>
+              <w:rPr>
+                <w:sz w:val="17"/>
+              </w:rPr>
+            </w:r>
             <w:r>
               <w:rPr>
                 <w:rFonts w:ascii="Times New Roman" w:hAnsi="Times New Roman" w:eastAsia="宋体"/>
                 <w:b/>
-                <w:sz w:val="24"/>
+                <w:sz w:val="17"/>
               </w:rPr>
               <w:t>紧急购电时段（区间：电量/kWh）</w:t>
             </w:r>
@@ -6548,14 +6568,19 @@
           </w:tcPr>
           <w:p>
             <w:pPr>
+              <w:spacing w:before="0" w:after="0" w:line="240" w:lineRule="auto"/>
               <w:jc w:val="center"/>
             </w:pPr>
-            <w:r/>
+            <w:r>
+              <w:rPr>
+                <w:sz w:val="17"/>
+              </w:rPr>
+            </w:r>
             <w:r>
               <w:rPr>
                 <w:rFonts w:ascii="Times New Roman" w:hAnsi="Times New Roman" w:eastAsia="宋体"/>
                 <w:b w:val="0"/>
-                <w:sz w:val="24"/>
+                <w:sz w:val="17"/>
               </w:rPr>
               <w:t>2025-03-20</w:t>
             </w:r>
@@ -6567,14 +6592,19 @@
           </w:tcPr>
           <w:p>
             <w:pPr>
+              <w:spacing w:before="0" w:after="0" w:line="240" w:lineRule="auto"/>
               <w:jc w:val="center"/>
             </w:pPr>
-            <w:r/>
+            <w:r>
+              <w:rPr>
+                <w:sz w:val="17"/>
+              </w:rPr>
+            </w:r>
             <w:r>
               <w:rPr>
                 <w:rFonts w:ascii="Times New Roman" w:hAnsi="Times New Roman" w:eastAsia="宋体"/>
                 <w:b w:val="0"/>
-                <w:sz w:val="24"/>
+                <w:sz w:val="17"/>
               </w:rPr>
               <w:t>47713.84</w:t>
             </w:r>
@@ -6586,14 +6616,19 @@
           </w:tcPr>
           <w:p>
             <w:pPr>
+              <w:spacing w:before="0" w:after="0" w:line="240" w:lineRule="auto"/>
               <w:jc w:val="center"/>
             </w:pPr>
-            <w:r/>
+            <w:r>
+              <w:rPr>
+                <w:sz w:val="17"/>
+              </w:rPr>
+            </w:r>
             <w:r>
               <w:rPr>
                 <w:rFonts w:ascii="Times New Roman" w:hAnsi="Times New Roman" w:eastAsia="宋体"/>
                 <w:b w:val="0"/>
-                <w:sz w:val="24"/>
+                <w:sz w:val="17"/>
               </w:rPr>
               <w:t>514.768</w:t>
             </w:r>
@@ -6605,16 +6640,25 @@
           </w:tcPr>
           <w:p>
             <w:pPr>
+              <w:spacing w:before="0" w:after="0" w:line="240" w:lineRule="auto"/>
               <w:jc w:val="center"/>
             </w:pPr>
-            <w:r/>
+            <w:r>
+              <w:rPr>
+                <w:sz w:val="17"/>
+              </w:rPr>
+            </w:r>
             <w:r>
               <w:rPr>
                 <w:rFonts w:ascii="Times New Roman" w:hAnsi="Times New Roman" w:eastAsia="宋体"/>
                 <w:b w:val="0"/>
-                <w:sz w:val="24"/>
+                <w:sz w:val="17"/>
               </w:rPr>
-              <w:t>0:20-0:30：25.024；1:10-1:30：12.696；3:10-3:20：15.084；15:30-16:20：104.621；17:00-17:10：3.845；18:00-18:20：24.406；18:40-19:10：132.710；19:40-20:20：109.845；21:10-21:40：49.274；22:00-22:10：0.493；23:30-23:50：36.770</w:t>
+              <w:t>0:20-0:30：25.024；1:10-1:30：12.696；3:10-3:20：15.084；15:30-16:20：104.621</w:t>
+              <w:br/>
+              <w:t>17:00-17:10：3.845；18:00-18:20：24.406；18:40-19:10：132.710；19:40-20:20：109.845</w:t>
+              <w:br/>
+              <w:t>21:10-21:40：49.274；22:00-22:10：0.493；23:30-23:50：36.770</w:t>
             </w:r>
           </w:p>
         </w:tc>
@@ -6626,14 +6670,19 @@
           </w:tcPr>
           <w:p>
             <w:pPr>
+              <w:spacing w:before="0" w:after="0" w:line="240" w:lineRule="auto"/>
               <w:jc w:val="center"/>
             </w:pPr>
-            <w:r/>
+            <w:r>
+              <w:rPr>
+                <w:sz w:val="17"/>
+              </w:rPr>
+            </w:r>
             <w:r>
               <w:rPr>
                 <w:rFonts w:ascii="Times New Roman" w:hAnsi="Times New Roman" w:eastAsia="宋体"/>
                 <w:b w:val="0"/>
-                <w:sz w:val="24"/>
+                <w:sz w:val="17"/>
               </w:rPr>
               <w:t>2025-06-21</w:t>
             </w:r>
@@ -6645,14 +6694,19 @@
           </w:tcPr>
           <w:p>
             <w:pPr>
+              <w:spacing w:before="0" w:after="0" w:line="240" w:lineRule="auto"/>
               <w:jc w:val="center"/>
             </w:pPr>
-            <w:r/>
+            <w:r>
+              <w:rPr>
+                <w:sz w:val="17"/>
+              </w:rPr>
+            </w:r>
             <w:r>
               <w:rPr>
                 <w:rFonts w:ascii="Times New Roman" w:hAnsi="Times New Roman" w:eastAsia="宋体"/>
                 <w:b w:val="0"/>
-                <w:sz w:val="24"/>
+                <w:sz w:val="17"/>
               </w:rPr>
               <w:t>30766.61</w:t>
             </w:r>
@@ -6664,14 +6718,19 @@
           </w:tcPr>
           <w:p>
             <w:pPr>
+              <w:spacing w:before="0" w:after="0" w:line="240" w:lineRule="auto"/>
               <w:jc w:val="center"/>
             </w:pPr>
-            <w:r/>
+            <w:r>
+              <w:rPr>
+                <w:sz w:val="17"/>
+              </w:rPr>
+            </w:r>
             <w:r>
               <w:rPr>
                 <w:rFonts w:ascii="Times New Roman" w:hAnsi="Times New Roman" w:eastAsia="宋体"/>
                 <w:b w:val="0"/>
-                <w:sz w:val="24"/>
+                <w:sz w:val="17"/>
               </w:rPr>
               <w:t>4195.055</w:t>
             </w:r>
@@ -6683,16 +6742,23 @@
           </w:tcPr>
           <w:p>
             <w:pPr>
+              <w:spacing w:before="0" w:after="0" w:line="240" w:lineRule="auto"/>
               <w:jc w:val="center"/>
             </w:pPr>
-            <w:r/>
+            <w:r>
+              <w:rPr>
+                <w:sz w:val="17"/>
+              </w:rPr>
+            </w:r>
             <w:r>
               <w:rPr>
                 <w:rFonts w:ascii="Times New Roman" w:hAnsi="Times New Roman" w:eastAsia="宋体"/>
                 <w:b w:val="0"/>
-                <w:sz w:val="24"/>
+                <w:sz w:val="17"/>
               </w:rPr>
-              <w:t>0:00-5:10：1515.238；5:20-6:20：153.294；14:00-14:20：62.257；17:20-20:50：1248.037；21:00-24:00：1216.229</w:t>
+              <w:t>0:00-5:10：1515.238；5:20-6:20：153.294；14:00-14:20：62.257；17:20-20:50：1248.037</w:t>
+              <w:br/>
+              <w:t>21:00-24:00：1216.229</w:t>
             </w:r>
           </w:p>
         </w:tc>
@@ -6704,14 +6770,19 @@
           </w:tcPr>
           <w:p>
             <w:pPr>
+              <w:spacing w:before="0" w:after="0" w:line="240" w:lineRule="auto"/>
               <w:jc w:val="center"/>
             </w:pPr>
-            <w:r/>
+            <w:r>
+              <w:rPr>
+                <w:sz w:val="17"/>
+              </w:rPr>
+            </w:r>
             <w:r>
               <w:rPr>
                 <w:rFonts w:ascii="Times New Roman" w:hAnsi="Times New Roman" w:eastAsia="宋体"/>
                 <w:b w:val="0"/>
-                <w:sz w:val="24"/>
+                <w:sz w:val="17"/>
               </w:rPr>
               <w:t>2025-09-23</w:t>
             </w:r>
@@ -6723,14 +6794,19 @@
           </w:tcPr>
           <w:p>
             <w:pPr>
+              <w:spacing w:before="0" w:after="0" w:line="240" w:lineRule="auto"/>
               <w:jc w:val="center"/>
             </w:pPr>
-            <w:r/>
+            <w:r>
+              <w:rPr>
+                <w:sz w:val="17"/>
+              </w:rPr>
+            </w:r>
             <w:r>
               <w:rPr>
                 <w:rFonts w:ascii="Times New Roman" w:hAnsi="Times New Roman" w:eastAsia="宋体"/>
                 <w:b w:val="0"/>
-                <w:sz w:val="24"/>
+                <w:sz w:val="17"/>
               </w:rPr>
               <w:t>53645.52</w:t>
             </w:r>
@@ -6742,14 +6818,19 @@
           </w:tcPr>
           <w:p>
             <w:pPr>
+              <w:spacing w:before="0" w:after="0" w:line="240" w:lineRule="auto"/>
               <w:jc w:val="center"/>
             </w:pPr>
-            <w:r/>
+            <w:r>
+              <w:rPr>
+                <w:sz w:val="17"/>
+              </w:rPr>
+            </w:r>
             <w:r>
               <w:rPr>
                 <w:rFonts w:ascii="Times New Roman" w:hAnsi="Times New Roman" w:eastAsia="宋体"/>
                 <w:b w:val="0"/>
-                <w:sz w:val="24"/>
+                <w:sz w:val="17"/>
               </w:rPr>
               <w:t>0.000</w:t>
             </w:r>
@@ -6761,14 +6842,19 @@
           </w:tcPr>
           <w:p>
             <w:pPr>
+              <w:spacing w:before="0" w:after="0" w:line="240" w:lineRule="auto"/>
               <w:jc w:val="center"/>
             </w:pPr>
-            <w:r/>
+            <w:r>
+              <w:rPr>
+                <w:sz w:val="17"/>
+              </w:rPr>
+            </w:r>
             <w:r>
               <w:rPr>
                 <w:rFonts w:ascii="Times New Roman" w:hAnsi="Times New Roman" w:eastAsia="宋体"/>
                 <w:b w:val="0"/>
-                <w:sz w:val="24"/>
+                <w:sz w:val="17"/>
               </w:rPr>
               <w:t>无</w:t>
             </w:r>
@@ -6782,14 +6868,19 @@
           </w:tcPr>
           <w:p>
             <w:pPr>
+              <w:spacing w:before="0" w:after="0" w:line="240" w:lineRule="auto"/>
               <w:jc w:val="center"/>
             </w:pPr>
-            <w:r/>
+            <w:r>
+              <w:rPr>
+                <w:sz w:val="17"/>
+              </w:rPr>
+            </w:r>
             <w:r>
               <w:rPr>
                 <w:rFonts w:ascii="Times New Roman" w:hAnsi="Times New Roman" w:eastAsia="宋体"/>
                 <w:b w:val="0"/>
-                <w:sz w:val="24"/>
+                <w:sz w:val="17"/>
               </w:rPr>
               <w:t>2025-12-21</w:t>
             </w:r>
@@ -6801,14 +6892,19 @@
           </w:tcPr>
           <w:p>
             <w:pPr>
+              <w:spacing w:before="0" w:after="0" w:line="240" w:lineRule="auto"/>
               <w:jc w:val="center"/>
             </w:pPr>
-            <w:r/>
+            <w:r>
+              <w:rPr>
+                <w:sz w:val="17"/>
+              </w:rPr>
+            </w:r>
             <w:r>
               <w:rPr>
                 <w:rFonts w:ascii="Times New Roman" w:hAnsi="Times New Roman" w:eastAsia="宋体"/>
                 <w:b w:val="0"/>
-                <w:sz w:val="24"/>
+                <w:sz w:val="17"/>
               </w:rPr>
               <w:t>74389.60</w:t>
             </w:r>
@@ -6820,14 +6916,19 @@
           </w:tcPr>
           <w:p>
             <w:pPr>
+              <w:spacing w:before="0" w:after="0" w:line="240" w:lineRule="auto"/>
               <w:jc w:val="center"/>
             </w:pPr>
-            <w:r/>
+            <w:r>
+              <w:rPr>
+                <w:sz w:val="17"/>
+              </w:rPr>
+            </w:r>
             <w:r>
               <w:rPr>
                 <w:rFonts w:ascii="Times New Roman" w:hAnsi="Times New Roman" w:eastAsia="宋体"/>
                 <w:b w:val="0"/>
-                <w:sz w:val="24"/>
+                <w:sz w:val="17"/>
               </w:rPr>
               <w:t>4881.033</w:t>
             </w:r>
@@ -6839,16 +6940,29 @@
           </w:tcPr>
           <w:p>
             <w:pPr>
+              <w:spacing w:before="0" w:after="0" w:line="240" w:lineRule="auto"/>
               <w:jc w:val="center"/>
             </w:pPr>
-            <w:r/>
+            <w:r>
+              <w:rPr>
+                <w:sz w:val="17"/>
+              </w:rPr>
+            </w:r>
             <w:r>
               <w:rPr>
                 <w:rFonts w:ascii="Times New Roman" w:hAnsi="Times New Roman" w:eastAsia="宋体"/>
                 <w:b w:val="0"/>
-                <w:sz w:val="24"/>
+                <w:sz w:val="17"/>
               </w:rPr>
-              <w:t>0:00-0:30：65.624；1:00-9:00：2887.037；10:10-11:50：1007.298；12:00-12:20：32.737；12:30-13:10：106.696；14:50-15:40：95.275；15:50-16:00：7.631；16:20-16:50：29.170；17:10-17:40：63.601；18:00-19:30：233.727；19:40-20:10：117.099；20:30-20:40：3.296；21:20-21:30：18.253；21:40-22:10：65.458；22:20-22:30：5.436；22:50-23:20：82.538；23:30-23:50：60.158</w:t>
+              <w:t>0:00-0:30：65.624；1:00-9:00：2887.037；10:10-11:50：1007.298；12:00-12:20：32.737</w:t>
+              <w:br/>
+              <w:t>12:30-13:10：106.696；14:50-15:40：95.275；15:50-16:00：7.631；16:20-16:50：29.170</w:t>
+              <w:br/>
+              <w:t>17:10-17:40：63.601；18:00-19:30：233.727；19:40-20:10：117.099；20:30-20:40：3.296</w:t>
+              <w:br/>
+              <w:t>21:20-21:30：18.253；21:40-22:10：65.458；22:20-22:30：5.436；22:50-23:20：82.538</w:t>
+              <w:br/>
+              <w:t>23:30-23:50：60.158</w:t>
             </w:r>
           </w:p>
         </w:tc>
@@ -6866,6 +6980,11 @@
           <w:sz w:val="24"/>
         </w:rPr>
         <w:t>完整的144点计划、储能状态和所有紧急购电区间见result2.xlsx；本表只压缩展示题面指定日期，避免正文被逐日明细淹没。</w:t>
+      </w:r>
+    </w:p>
+    <w:p>
+      <w:r>
+        <w:br w:type="page"/>
       </w:r>
     </w:p>
     <w:p>
@@ -6905,14 +7024,19 @@
           </w:tcPr>
           <w:p>
             <w:pPr>
+              <w:spacing w:before="0" w:after="0" w:line="240" w:lineRule="auto"/>
               <w:jc w:val="center"/>
             </w:pPr>
-            <w:r/>
+            <w:r>
+              <w:rPr>
+                <w:sz w:val="17"/>
+              </w:rPr>
+            </w:r>
             <w:r>
               <w:rPr>
                 <w:rFonts w:ascii="Times New Roman" w:hAnsi="Times New Roman" w:eastAsia="宋体"/>
                 <w:b/>
-                <w:sz w:val="24"/>
+                <w:sz w:val="17"/>
               </w:rPr>
               <w:t>日期</w:t>
             </w:r>
@@ -6927,14 +7051,19 @@
           </w:tcPr>
           <w:p>
             <w:pPr>
+              <w:spacing w:before="0" w:after="0" w:line="240" w:lineRule="auto"/>
               <w:jc w:val="center"/>
             </w:pPr>
-            <w:r/>
+            <w:r>
+              <w:rPr>
+                <w:sz w:val="17"/>
+              </w:rPr>
+            </w:r>
             <w:r>
               <w:rPr>
                 <w:rFonts w:ascii="Times New Roman" w:hAnsi="Times New Roman" w:eastAsia="宋体"/>
                 <w:b/>
-                <w:sz w:val="24"/>
+                <w:sz w:val="17"/>
               </w:rPr>
               <w:t>日费用/元</w:t>
             </w:r>
@@ -6949,14 +7078,19 @@
           </w:tcPr>
           <w:p>
             <w:pPr>
+              <w:spacing w:before="0" w:after="0" w:line="240" w:lineRule="auto"/>
               <w:jc w:val="center"/>
             </w:pPr>
-            <w:r/>
+            <w:r>
+              <w:rPr>
+                <w:sz w:val="17"/>
+              </w:rPr>
+            </w:r>
             <w:r>
               <w:rPr>
                 <w:rFonts w:ascii="Times New Roman" w:hAnsi="Times New Roman" w:eastAsia="宋体"/>
                 <w:b/>
-                <w:sz w:val="24"/>
+                <w:sz w:val="17"/>
               </w:rPr>
               <w:t>紧急购电量/kWh</w:t>
             </w:r>
@@ -6971,14 +7105,19 @@
           </w:tcPr>
           <w:p>
             <w:pPr>
+              <w:spacing w:before="0" w:after="0" w:line="240" w:lineRule="auto"/>
               <w:jc w:val="center"/>
             </w:pPr>
-            <w:r/>
+            <w:r>
+              <w:rPr>
+                <w:sz w:val="17"/>
+              </w:rPr>
+            </w:r>
             <w:r>
               <w:rPr>
                 <w:rFonts w:ascii="Times New Roman" w:hAnsi="Times New Roman" w:eastAsia="宋体"/>
                 <w:b/>
-                <w:sz w:val="24"/>
+                <w:sz w:val="17"/>
               </w:rPr>
               <w:t>紧急购电时段（区间：电量/kWh）</w:t>
             </w:r>
@@ -6992,14 +7131,19 @@
           </w:tcPr>
           <w:p>
             <w:pPr>
+              <w:spacing w:before="0" w:after="0" w:line="240" w:lineRule="auto"/>
               <w:jc w:val="center"/>
             </w:pPr>
-            <w:r/>
+            <w:r>
+              <w:rPr>
+                <w:sz w:val="17"/>
+              </w:rPr>
+            </w:r>
             <w:r>
               <w:rPr>
                 <w:rFonts w:ascii="Times New Roman" w:hAnsi="Times New Roman" w:eastAsia="宋体"/>
                 <w:b w:val="0"/>
-                <w:sz w:val="24"/>
+                <w:sz w:val="17"/>
               </w:rPr>
               <w:t>2025-03-20</w:t>
             </w:r>
@@ -7011,14 +7155,19 @@
           </w:tcPr>
           <w:p>
             <w:pPr>
+              <w:spacing w:before="0" w:after="0" w:line="240" w:lineRule="auto"/>
               <w:jc w:val="center"/>
             </w:pPr>
-            <w:r/>
+            <w:r>
+              <w:rPr>
+                <w:sz w:val="17"/>
+              </w:rPr>
+            </w:r>
             <w:r>
               <w:rPr>
                 <w:rFonts w:ascii="Times New Roman" w:hAnsi="Times New Roman" w:eastAsia="宋体"/>
                 <w:b w:val="0"/>
-                <w:sz w:val="24"/>
+                <w:sz w:val="17"/>
               </w:rPr>
               <w:t>54769.63</w:t>
             </w:r>
@@ -7030,14 +7179,19 @@
           </w:tcPr>
           <w:p>
             <w:pPr>
+              <w:spacing w:before="0" w:after="0" w:line="240" w:lineRule="auto"/>
               <w:jc w:val="center"/>
             </w:pPr>
-            <w:r/>
+            <w:r>
+              <w:rPr>
+                <w:sz w:val="17"/>
+              </w:rPr>
+            </w:r>
             <w:r>
               <w:rPr>
                 <w:rFonts w:ascii="Times New Roman" w:hAnsi="Times New Roman" w:eastAsia="宋体"/>
                 <w:b w:val="0"/>
-                <w:sz w:val="24"/>
+                <w:sz w:val="17"/>
               </w:rPr>
               <w:t>1216.724</w:t>
             </w:r>
@@ -7049,16 +7203,27 @@
           </w:tcPr>
           <w:p>
             <w:pPr>
+              <w:spacing w:before="0" w:after="0" w:line="240" w:lineRule="auto"/>
               <w:jc w:val="center"/>
             </w:pPr>
-            <w:r/>
+            <w:r>
+              <w:rPr>
+                <w:sz w:val="17"/>
+              </w:rPr>
+            </w:r>
             <w:r>
               <w:rPr>
                 <w:rFonts w:ascii="Times New Roman" w:hAnsi="Times New Roman" w:eastAsia="宋体"/>
                 <w:b w:val="0"/>
-                <w:sz w:val="24"/>
+                <w:sz w:val="17"/>
               </w:rPr>
-              <w:t>0:20-0:30：25.024；1:10-1:30：12.696；3:10-3:20：15.084；5:40-7:10：610.133；7:20-7:40：32.440；8:00-9:10：151.325；11:10-11:20：17.191；18:00-18:20：23.783；18:40-19:10：132.665；19:40-20:20：109.845；21:10-21:40：49.274；22:00-22:10：0.493；23:30-23:50：36.770</w:t>
+              <w:t>0:20-0:30：25.024；1:10-1:30：12.696；3:10-3:20：15.084；5:40-7:10：610.133</w:t>
+              <w:br/>
+              <w:t>7:20-7:40：32.440；8:00-9:10：151.325；11:10-11:20：17.191；18:00-18:20：23.783</w:t>
+              <w:br/>
+              <w:t>18:40-19:10：132.665；19:40-20:20：109.845；21:10-21:40：49.274；22:00-22:10：0.493</w:t>
+              <w:br/>
+              <w:t>23:30-23:50：36.770</w:t>
             </w:r>
           </w:p>
         </w:tc>
@@ -7070,14 +7235,19 @@
           </w:tcPr>
           <w:p>
             <w:pPr>
+              <w:spacing w:before="0" w:after="0" w:line="240" w:lineRule="auto"/>
               <w:jc w:val="center"/>
             </w:pPr>
-            <w:r/>
+            <w:r>
+              <w:rPr>
+                <w:sz w:val="17"/>
+              </w:rPr>
+            </w:r>
             <w:r>
               <w:rPr>
                 <w:rFonts w:ascii="Times New Roman" w:hAnsi="Times New Roman" w:eastAsia="宋体"/>
                 <w:b w:val="0"/>
-                <w:sz w:val="24"/>
+                <w:sz w:val="17"/>
               </w:rPr>
               <w:t>2025-06-21</w:t>
             </w:r>
@@ -7089,14 +7259,19 @@
           </w:tcPr>
           <w:p>
             <w:pPr>
+              <w:spacing w:before="0" w:after="0" w:line="240" w:lineRule="auto"/>
               <w:jc w:val="center"/>
             </w:pPr>
-            <w:r/>
+            <w:r>
+              <w:rPr>
+                <w:sz w:val="17"/>
+              </w:rPr>
+            </w:r>
             <w:r>
               <w:rPr>
                 <w:rFonts w:ascii="Times New Roman" w:hAnsi="Times New Roman" w:eastAsia="宋体"/>
                 <w:b w:val="0"/>
-                <w:sz w:val="24"/>
+                <w:sz w:val="17"/>
               </w:rPr>
               <w:t>34383.54</w:t>
             </w:r>
@@ -7108,14 +7283,19 @@
           </w:tcPr>
           <w:p>
             <w:pPr>
+              <w:spacing w:before="0" w:after="0" w:line="240" w:lineRule="auto"/>
               <w:jc w:val="center"/>
             </w:pPr>
-            <w:r/>
+            <w:r>
+              <w:rPr>
+                <w:sz w:val="17"/>
+              </w:rPr>
+            </w:r>
             <w:r>
               <w:rPr>
                 <w:rFonts w:ascii="Times New Roman" w:hAnsi="Times New Roman" w:eastAsia="宋体"/>
                 <w:b w:val="0"/>
-                <w:sz w:val="24"/>
+                <w:sz w:val="17"/>
               </w:rPr>
               <w:t>5030.908</w:t>
             </w:r>
@@ -7127,14 +7307,19 @@
           </w:tcPr>
           <w:p>
             <w:pPr>
+              <w:spacing w:before="0" w:after="0" w:line="240" w:lineRule="auto"/>
               <w:jc w:val="center"/>
             </w:pPr>
-            <w:r/>
+            <w:r>
+              <w:rPr>
+                <w:sz w:val="17"/>
+              </w:rPr>
+            </w:r>
             <w:r>
               <w:rPr>
                 <w:rFonts w:ascii="Times New Roman" w:hAnsi="Times New Roman" w:eastAsia="宋体"/>
                 <w:b w:val="0"/>
-                <w:sz w:val="24"/>
+                <w:sz w:val="17"/>
               </w:rPr>
               <w:t>0:00-7:20：2884.909；17:40-17:50：6.109；18:40-20:50：923.662；21:00-24:00：1216.229</w:t>
             </w:r>
@@ -7148,14 +7333,19 @@
           </w:tcPr>
           <w:p>
             <w:pPr>
+              <w:spacing w:before="0" w:after="0" w:line="240" w:lineRule="auto"/>
               <w:jc w:val="center"/>
             </w:pPr>
-            <w:r/>
+            <w:r>
+              <w:rPr>
+                <w:sz w:val="17"/>
+              </w:rPr>
+            </w:r>
             <w:r>
               <w:rPr>
                 <w:rFonts w:ascii="Times New Roman" w:hAnsi="Times New Roman" w:eastAsia="宋体"/>
                 <w:b w:val="0"/>
-                <w:sz w:val="24"/>
+                <w:sz w:val="17"/>
               </w:rPr>
               <w:t>2025-09-23</w:t>
             </w:r>
@@ -7167,14 +7357,19 @@
           </w:tcPr>
           <w:p>
             <w:pPr>
+              <w:spacing w:before="0" w:after="0" w:line="240" w:lineRule="auto"/>
               <w:jc w:val="center"/>
             </w:pPr>
-            <w:r/>
+            <w:r>
+              <w:rPr>
+                <w:sz w:val="17"/>
+              </w:rPr>
+            </w:r>
             <w:r>
               <w:rPr>
                 <w:rFonts w:ascii="Times New Roman" w:hAnsi="Times New Roman" w:eastAsia="宋体"/>
                 <w:b w:val="0"/>
-                <w:sz w:val="24"/>
+                <w:sz w:val="17"/>
               </w:rPr>
               <w:t>62003.33</w:t>
             </w:r>
@@ -7186,14 +7381,19 @@
           </w:tcPr>
           <w:p>
             <w:pPr>
+              <w:spacing w:before="0" w:after="0" w:line="240" w:lineRule="auto"/>
               <w:jc w:val="center"/>
             </w:pPr>
-            <w:r/>
+            <w:r>
+              <w:rPr>
+                <w:sz w:val="17"/>
+              </w:rPr>
+            </w:r>
             <w:r>
               <w:rPr>
                 <w:rFonts w:ascii="Times New Roman" w:hAnsi="Times New Roman" w:eastAsia="宋体"/>
                 <w:b w:val="0"/>
-                <w:sz w:val="24"/>
+                <w:sz w:val="17"/>
               </w:rPr>
               <w:t>1035.583</w:t>
             </w:r>
@@ -7205,14 +7405,19 @@
           </w:tcPr>
           <w:p>
             <w:pPr>
+              <w:spacing w:before="0" w:after="0" w:line="240" w:lineRule="auto"/>
               <w:jc w:val="center"/>
             </w:pPr>
-            <w:r/>
+            <w:r>
+              <w:rPr>
+                <w:sz w:val="17"/>
+              </w:rPr>
+            </w:r>
             <w:r>
               <w:rPr>
                 <w:rFonts w:ascii="Times New Roman" w:hAnsi="Times New Roman" w:eastAsia="宋体"/>
                 <w:b w:val="0"/>
-                <w:sz w:val="24"/>
+                <w:sz w:val="17"/>
               </w:rPr>
               <w:t>5:50-8:00：990.444；8:20-8:40：45.139</w:t>
             </w:r>
@@ -7226,14 +7431,19 @@
           </w:tcPr>
           <w:p>
             <w:pPr>
+              <w:spacing w:before="0" w:after="0" w:line="240" w:lineRule="auto"/>
               <w:jc w:val="center"/>
             </w:pPr>
-            <w:r/>
+            <w:r>
+              <w:rPr>
+                <w:sz w:val="17"/>
+              </w:rPr>
+            </w:r>
             <w:r>
               <w:rPr>
                 <w:rFonts w:ascii="Times New Roman" w:hAnsi="Times New Roman" w:eastAsia="宋体"/>
                 <w:b w:val="0"/>
-                <w:sz w:val="24"/>
+                <w:sz w:val="17"/>
               </w:rPr>
               <w:t>2025-12-21</w:t>
             </w:r>
@@ -7245,14 +7455,19 @@
           </w:tcPr>
           <w:p>
             <w:pPr>
+              <w:spacing w:before="0" w:after="0" w:line="240" w:lineRule="auto"/>
               <w:jc w:val="center"/>
             </w:pPr>
-            <w:r/>
+            <w:r>
+              <w:rPr>
+                <w:sz w:val="17"/>
+              </w:rPr>
+            </w:r>
             <w:r>
               <w:rPr>
                 <w:rFonts w:ascii="Times New Roman" w:hAnsi="Times New Roman" w:eastAsia="宋体"/>
                 <w:b w:val="0"/>
-                <w:sz w:val="24"/>
+                <w:sz w:val="17"/>
               </w:rPr>
               <w:t>85179.87</w:t>
             </w:r>
@@ -7264,14 +7479,19 @@
           </w:tcPr>
           <w:p>
             <w:pPr>
+              <w:spacing w:before="0" w:after="0" w:line="240" w:lineRule="auto"/>
               <w:jc w:val="center"/>
             </w:pPr>
-            <w:r/>
+            <w:r>
+              <w:rPr>
+                <w:sz w:val="17"/>
+              </w:rPr>
+            </w:r>
             <w:r>
               <w:rPr>
                 <w:rFonts w:ascii="Times New Roman" w:hAnsi="Times New Roman" w:eastAsia="宋体"/>
                 <w:b w:val="0"/>
-                <w:sz w:val="24"/>
+                <w:sz w:val="17"/>
               </w:rPr>
               <w:t>6947.475</w:t>
             </w:r>
@@ -7283,16 +7503,25 @@
           </w:tcPr>
           <w:p>
             <w:pPr>
+              <w:spacing w:before="0" w:after="0" w:line="240" w:lineRule="auto"/>
               <w:jc w:val="center"/>
             </w:pPr>
-            <w:r/>
+            <w:r>
+              <w:rPr>
+                <w:sz w:val="17"/>
+              </w:rPr>
+            </w:r>
             <w:r>
               <w:rPr>
                 <w:rFonts w:ascii="Times New Roman" w:hAnsi="Times New Roman" w:eastAsia="宋体"/>
                 <w:b w:val="0"/>
-                <w:sz w:val="24"/>
+                <w:sz w:val="17"/>
               </w:rPr>
-              <w:t>0:00-0:30：65.624；1:00-11:50：6233.219；17:10-17:40：62.672；18:00-19:30：233.722；19:40-20:10：117.099；20:30-20:40：3.296；21:20-21:30：18.253；21:40-22:10：65.458；22:20-22:30：5.436；22:50-23:20：82.538；23:30-23:50：60.158</w:t>
+              <w:t>0:00-0:30：65.624；1:00-11:50：6233.219；17:10-17:40：62.672；18:00-19:30：233.722</w:t>
+              <w:br/>
+              <w:t>19:40-20:10：117.099；20:30-20:40：3.296；21:20-21:30：18.253；21:40-22:10：65.458</w:t>
+              <w:br/>
+              <w:t>22:20-22:30：5.436；22:50-23:20：82.538；23:30-23:50：60.158</w:t>
             </w:r>
           </w:p>
         </w:tc>
@@ -7310,6 +7539,20 @@
           <w:sz w:val="24"/>
         </w:rPr>
         <w:t>完整的144点计划、储能状态和所有紧急购电区间见result3.xlsx；本表只压缩展示题面指定日期，避免正文被逐日明细淹没。</w:t>
+      </w:r>
+    </w:p>
+    <w:p>
+      <w:pPr>
+        <w:spacing w:before="0" w:after="0" w:line="300" w:lineRule="auto"/>
+        <w:ind w:firstLine="480"/>
+      </w:pPr>
+      <w:r>
+        <w:rPr>
+          <w:rFonts w:ascii="Times New Roman" w:hAnsi="Times New Roman" w:eastAsia="宋体"/>
+          <w:b w:val="0"/>
+          <w:sz w:val="24"/>
+        </w:rPr>
+        <w:t>两张表的交叉核对显示，Q3在四个指定日期的日费用均高于Q2，差额分别为7055.79、3616.93、8357.81和10790.27元。9月23日Q2没有紧急购电而Q3出现1035.583 kWh，6月21日Q3区间数虽由5个变为4个，紧急总量却增加到5030.908 kWh。这说明区间数量、缺口总量和日费用分别反映持续性、规模与价格暴露，不能用其中一个指标替代另外两个。</w:t>
       </w:r>
     </w:p>
     <w:p>

--- a/完整论文.docx
+++ b/完整论文.docx
@@ -7584,6 +7584,20 @@
       </w:r>
     </w:p>
     <w:p>
+      <w:pPr>
+        <w:spacing w:before="0" w:after="0" w:line="300" w:lineRule="auto"/>
+        <w:ind w:firstLine="480"/>
+      </w:pPr>
+      <w:r>
+        <w:rPr>
+          <w:rFonts w:ascii="Times New Roman" w:hAnsi="Times New Roman" w:eastAsia="宋体"/>
+          <w:b w:val="0"/>
+          <w:sz w:val="24"/>
+        </w:rPr>
+        <w:t>敏感性实验只改变光伏预测的保守系数，负荷预测、价格序列、储能边界、调度模型和结算规则保持不变。这样可以把‘光伏预测偏差’从其他因素中单独抽出：系数低于1表示计划侧少估光伏，系数等于1表示直接采用因果中位数预测。比较时同时记录全年费用和紧急购电量，因为少购计划电可能降低紧急缺口，却会把成本转移到计划购电；单看其中一个指标会误判。</w:t>
+      </w:r>
+    </w:p>
+    <w:p>
       <w:r>
         <w:t>表12  Q2光伏保守系数敏感性</w:t>
       </w:r>
@@ -7866,7 +7880,7 @@
           <w:b w:val="0"/>
           <w:sz w:val="24"/>
         </w:rPr>
-        <w:t>在当前附件和日电量—形状负荷预测下，0.9系数给出最低的回测费用；0.8虽然减少了紧急购电量，却增加了计划购电，1.0则在预测偏乐观时显著增加紧急购电。这个结论只对当前回测窗口和成本口径成立，不宣称0.9是普适最优。</w:t>
+        <w:t>以0.9为基线，0.8使全年费用增加416276.38元（2.57%），但紧急购电量减少162671.419 kWh（20.59%）；1.0使费用增加1233457.23元（7.61%），紧急购电量增加543881.117 kWh（68.86%）。因此费用曲线不是由紧急电量单调决定的，而是计划购电、储能机会成本和紧急结算共同作用的结果。0.9在当前回测窗口给出最低费用，但这个选择只对当前附件、预测窗口和成本口径成立，不宣称为普适最优。</w:t>
       </w:r>
     </w:p>
     <w:p>
@@ -7893,7 +7907,35 @@
           <w:b w:val="0"/>
           <w:sz w:val="24"/>
         </w:rPr>
-        <w:t>外部经验贴仅用于方法讨论，本文不采用其中未经复现的数字或未来信息路径。重点检查包括：计划与调整结算是否分项相加、Q4-2与Q4-3是否从独立分支启动、负荷预测是否只使用目标日前数据、MILP与网格DP是否在同一端点条件下比较，以及结果工作簿是否保留题面要求的工作表。</w:t>
+        <w:t>稳健性核验先检查账单恒等式，再检查分支之间应保持或应改变的量。对Q3和Q4-3，全年账单分别按‘计划基准费+调减费+调增费+紧急费’逐日相加；对Q4-2，策略沿用Q2的计划，只替换价格序列，因此调度量和紧急购电量应与Q2一致。外部经验贴仅用于方法讨论，本文不采用其中未经复现的数字或未来信息路径。</w:t>
+      </w:r>
+    </w:p>
+    <w:p>
+      <w:pPr>
+        <w:spacing w:before="0" w:after="0" w:line="300" w:lineRule="auto"/>
+        <w:ind w:firstLine="480"/>
+      </w:pPr>
+      <w:r>
+        <w:rPr>
+          <w:rFonts w:ascii="Times New Roman" w:hAnsi="Times New Roman" w:eastAsia="宋体"/>
+          <w:b w:val="0"/>
+          <w:sz w:val="24"/>
+        </w:rPr>
+        <w:t>当前结果满足上述边界：Q4-2与Q2的全年紧急购电量差异小于10^-9 kWh，说明价格替换没有偷偷改变调度；Q4-3相对Q3的全年费用增加1335394.69元（7.32%），而紧急购电量仅增加998.415 kWh（0.09%）。这表明动态价格下的差异主要来自结算价格和调增/调减结构，而不能被简单归因于缺口数量。</w:t>
+      </w:r>
+    </w:p>
+    <w:p>
+      <w:pPr>
+        <w:spacing w:before="0" w:after="0" w:line="300" w:lineRule="auto"/>
+        <w:ind w:firstLine="480"/>
+      </w:pPr>
+      <w:r>
+        <w:rPr>
+          <w:rFonts w:ascii="Times New Roman" w:hAnsi="Times New Roman" w:eastAsia="宋体"/>
+          <w:b w:val="0"/>
+          <w:sz w:val="24"/>
+        </w:rPr>
+        <w:t>信息边界也按代码路径复核：目标日的负荷和光伏预测只从目标日前观测构造，实际负荷与实际光伏只在事后紧急结算中使用；Q1的MILP与5 kWh网格DP使用同一日初、日末储能条件，结果工作簿保留四问所需工作表和逐十分钟轨迹。</w:t>
       </w:r>
     </w:p>
     <w:p>
@@ -7920,7 +7962,21 @@
           <w:b w:val="0"/>
           <w:sz w:val="24"/>
         </w:rPr>
-        <w:t>当前模型把预测表示为单一路径，尚未建立完整场景树或概率预测区间，也未建模通信延迟、电池退化、负荷可移峰和CVaR风险度量。因此全年数值只能解释为本地附件回测基线；后续若引入鲁棒或随机模型，应重新估计场景、重算全部结果并重新审计。</w:t>
+        <w:t>当前模型把预测表示为单一路径，光伏系数实验只改变幅值，不能覆盖误差的时间相关性、负荷—光伏联合误差和极端天气场景；同时尚未建立完整场景树或概率预测区间，也未建模通信延迟、电池退化、负荷可移峰和CVaR风险度量。因此敏感性表回答的是‘在当前回测窗口内改变一个参数会怎样’，不能替代概率稳健性结论。</w:t>
+      </w:r>
+    </w:p>
+    <w:p>
+      <w:pPr>
+        <w:spacing w:before="0" w:after="0" w:line="300" w:lineRule="auto"/>
+        <w:ind w:firstLine="480"/>
+      </w:pPr>
+      <w:r>
+        <w:rPr>
+          <w:rFonts w:ascii="Times New Roman" w:hAnsi="Times New Roman" w:eastAsia="宋体"/>
+          <w:b w:val="0"/>
+          <w:sz w:val="24"/>
+        </w:rPr>
+        <w:t>回测覆盖一个附件年度的334天，且采用固定随机种子和单一路径预测；这足以支持本地复现和方法比较，不能外推到其他年份或真实运行系统。若后续引入鲁棒或随机模型，应先明确场景生成和风险预算，再重算全部结果、重新生成图表并复核账单恒等式。</w:t>
       </w:r>
     </w:p>
     <w:p>
@@ -7930,7 +7986,7 @@
       <w:r>
         <w:drawing>
           <wp:inline xmlns:a="http://schemas.openxmlformats.org/drawingml/2006/main" xmlns:pic="http://schemas.openxmlformats.org/drawingml/2006/picture">
-            <wp:extent cx="5303520" cy="2586862"/>
+            <wp:extent cx="3840480" cy="1873245"/>
             <wp:docPr id="8" name="Picture 8"/>
             <wp:cNvGraphicFramePr>
               <a:graphicFrameLocks noChangeAspect="1"/>
@@ -7951,7 +8007,7 @@
                   <pic:spPr>
                     <a:xfrm>
                       <a:off x="0" y="0"/>
-                      <a:ext cx="5303520" cy="2586862"/>
+                      <a:ext cx="3840480" cy="1873245"/>
                     </a:xfrm>
                     <a:prstGeom prst="rect"/>
                   </pic:spPr>
@@ -7968,6 +8024,20 @@
       </w:pPr>
       <w:r>
         <w:t>图8  固定价格与波动价格下的日费用对比</w:t>
+      </w:r>
+    </w:p>
+    <w:p>
+      <w:pPr>
+        <w:spacing w:before="0" w:after="0" w:line="300" w:lineRule="auto"/>
+        <w:ind w:firstLine="480"/>
+      </w:pPr>
+      <w:r>
+        <w:rPr>
+          <w:rFonts w:ascii="Times New Roman" w:hAnsi="Times New Roman" w:eastAsia="宋体"/>
+          <w:b w:val="0"/>
+          <w:sz w:val="24"/>
+        </w:rPr>
+        <w:t>图8只承担价格场景的总体趋势展示，具体数值以表8、表9和逐日结果文件为准。图中尖峰不能单独解释为价格原因，还需要结合同日的负荷、光伏、储能状态和调整量共同判断；这也是本文同时保留分项账单和紧急购电指标的原因。</w:t>
       </w:r>
     </w:p>
     <w:p>

--- a/完整论文.docx
+++ b/完整论文.docx
@@ -8066,7 +8066,49 @@
           <w:b w:val="0"/>
           <w:sz w:val="24"/>
         </w:rPr>
-        <w:t>本文以一个统一的十分钟能量平衡模型贯穿四个问题：问题一用互斥MILP得到可执行的单日基准，网格DP提供库存价值的独立校验；问题二用日期因果预测完成全年计划和实际缺口结算；问题三把新预报转化为锁定前缀后的滚动再决策，并按题面规则拆解计划、调减、调增和紧急费用；问题四通过独立分支评估波动价格的影响。在当前334天本地回测中，Q2至Q4-3费用依次为16206550.45、18242015.85、16989713.48和19577410.54元。</w:t>
+        <w:t>本文以统一的十分钟能量平衡模型贯穿四个问题，但每问保留自己的信息边界和评价口径。问题一用互斥MILP得到可执行的单日基准，5 kWh网格DP在相同日初、日末储能条件下独立校验库存价值；问题二用日期因果预测完成全年计划和实际缺口结算；问题三把新预报转化为锁定前缀后的滚动再决策，并按题面规则拆解计划、调减、调增和紧急费用；问题四从问题二和问题三分别启动独立价格分支，避免把价格替换误写成调度改进。</w:t>
+      </w:r>
+    </w:p>
+    <w:p>
+      <w:pPr>
+        <w:spacing w:before="0" w:after="0" w:line="300" w:lineRule="auto"/>
+        <w:ind w:firstLine="480"/>
+      </w:pPr>
+      <w:r>
+        <w:rPr>
+          <w:rFonts w:ascii="Times New Roman" w:hAnsi="Times New Roman" w:eastAsia="宋体"/>
+          <w:b w:val="0"/>
+          <w:sz w:val="24"/>
+        </w:rPr>
+        <w:t>四问的主要结果可以直接对应题面任务：问题一的MILP目标值为35126.99元，网格DP与其相对差0.1763%；问题二在334天回测中的费用和紧急购电量分别为16206550.45元、789872.052 kWh；问题三对应为18242015.85元、1066446.282 kWh。相对Q2，滚动调整使费用增加2035465.40元（12.56%），紧急购电量增加276574.230 kWh（35.02%）；这个差异反映了新预报触发的再决策和结算代价，不能直接解释为单一算法优劣。</w:t>
+      </w:r>
+    </w:p>
+    <w:p>
+      <w:pPr>
+        <w:spacing w:before="0" w:after="0" w:line="300" w:lineRule="auto"/>
+        <w:ind w:firstLine="480"/>
+      </w:pPr>
+      <w:r>
+        <w:rPr>
+          <w:rFonts w:ascii="Times New Roman" w:hAnsi="Times New Roman" w:eastAsia="宋体"/>
+          <w:b w:val="0"/>
+          <w:sz w:val="24"/>
+        </w:rPr>
+        <w:t>问题四的固定计划价格替换分支Q4-2费用为16989713.48元，与Q2的紧急购电量差异小于10^-9 kWh；波动价格滚动分支Q4-3费用为19577410.54元，比Q3高1335394.69元（7.32%），但紧急购电量只高998.415 kWh（0.09%）。因此波动价格的主要影响落在价格暴露和调增/调减结算结构，而非缺口数量本身。</w:t>
+      </w:r>
+    </w:p>
+    <w:p>
+      <w:pPr>
+        <w:spacing w:before="0" w:after="0" w:line="300" w:lineRule="auto"/>
+        <w:ind w:firstLine="480"/>
+      </w:pPr>
+      <w:r>
+        <w:rPr>
+          <w:rFonts w:ascii="Times New Roman" w:hAnsi="Times New Roman" w:eastAsia="宋体"/>
+          <w:b w:val="0"/>
+          <w:sz w:val="24"/>
+        </w:rPr>
+        <w:t>复现时先运行输入审计，再执行固定种子的求解脚本；随后用结果校验脚本检查汇总量、工作簿和图形，用论文校验脚本检查公式、图表和页数。输入哈希、Python版本、依赖版本、模型参数和输出清单统一写入复现记录，便于把‘程序能运行’与‘结果可追溯’区分开。</w:t>
       </w:r>
     </w:p>
     <w:p>
@@ -8133,14 +8175,19 @@
           </w:tcPr>
           <w:p>
             <w:pPr>
+              <w:spacing w:before="0" w:after="0" w:line="240" w:lineRule="auto"/>
               <w:jc w:val="center"/>
             </w:pPr>
-            <w:r/>
+            <w:r>
+              <w:rPr>
+                <w:sz w:val="17"/>
+              </w:rPr>
+            </w:r>
             <w:r>
               <w:rPr>
                 <w:rFonts w:ascii="Times New Roman" w:hAnsi="Times New Roman" w:eastAsia="宋体"/>
                 <w:b/>
-                <w:sz w:val="24"/>
+                <w:sz w:val="17"/>
               </w:rPr>
               <w:t>交付物</w:t>
             </w:r>
@@ -8155,14 +8202,19 @@
           </w:tcPr>
           <w:p>
             <w:pPr>
+              <w:spacing w:before="0" w:after="0" w:line="240" w:lineRule="auto"/>
               <w:jc w:val="center"/>
             </w:pPr>
-            <w:r/>
+            <w:r>
+              <w:rPr>
+                <w:sz w:val="17"/>
+              </w:rPr>
+            </w:r>
             <w:r>
               <w:rPr>
                 <w:rFonts w:ascii="Times New Roman" w:hAnsi="Times New Roman" w:eastAsia="宋体"/>
                 <w:b/>
-                <w:sz w:val="24"/>
+                <w:sz w:val="17"/>
               </w:rPr>
               <w:t>位置</w:t>
             </w:r>
@@ -8177,14 +8229,19 @@
           </w:tcPr>
           <w:p>
             <w:pPr>
+              <w:spacing w:before="0" w:after="0" w:line="240" w:lineRule="auto"/>
               <w:jc w:val="center"/>
             </w:pPr>
-            <w:r/>
+            <w:r>
+              <w:rPr>
+                <w:sz w:val="17"/>
+              </w:rPr>
+            </w:r>
             <w:r>
               <w:rPr>
                 <w:rFonts w:ascii="Times New Roman" w:hAnsi="Times New Roman" w:eastAsia="宋体"/>
                 <w:b/>
-                <w:sz w:val="24"/>
+                <w:sz w:val="17"/>
               </w:rPr>
               <w:t>用途</w:t>
             </w:r>
@@ -8198,14 +8255,19 @@
           </w:tcPr>
           <w:p>
             <w:pPr>
+              <w:spacing w:before="0" w:after="0" w:line="240" w:lineRule="auto"/>
               <w:jc w:val="center"/>
             </w:pPr>
-            <w:r/>
+            <w:r>
+              <w:rPr>
+                <w:sz w:val="17"/>
+              </w:rPr>
+            </w:r>
             <w:r>
               <w:rPr>
                 <w:rFonts w:ascii="Times New Roman" w:hAnsi="Times New Roman" w:eastAsia="宋体"/>
                 <w:b w:val="0"/>
-                <w:sz w:val="24"/>
+                <w:sz w:val="17"/>
               </w:rPr>
               <w:t>求解脚本</w:t>
             </w:r>
@@ -8217,14 +8279,19 @@
           </w:tcPr>
           <w:p>
             <w:pPr>
+              <w:spacing w:before="0" w:after="0" w:line="240" w:lineRule="auto"/>
               <w:jc w:val="center"/>
             </w:pPr>
-            <w:r/>
+            <w:r>
+              <w:rPr>
+                <w:sz w:val="17"/>
+              </w:rPr>
+            </w:r>
             <w:r>
               <w:rPr>
                 <w:rFonts w:ascii="Times New Roman" w:hAnsi="Times New Roman" w:eastAsia="宋体"/>
                 <w:b w:val="0"/>
-                <w:sz w:val="24"/>
+                <w:sz w:val="17"/>
               </w:rPr>
               <w:t>solve_c.py</w:t>
             </w:r>
@@ -8236,14 +8303,19 @@
           </w:tcPr>
           <w:p>
             <w:pPr>
+              <w:spacing w:before="0" w:after="0" w:line="240" w:lineRule="auto"/>
               <w:jc w:val="center"/>
             </w:pPr>
-            <w:r/>
+            <w:r>
+              <w:rPr>
+                <w:sz w:val="17"/>
+              </w:rPr>
+            </w:r>
             <w:r>
               <w:rPr>
                 <w:rFonts w:ascii="Times New Roman" w:hAnsi="Times New Roman" w:eastAsia="宋体"/>
                 <w:b w:val="0"/>
-                <w:sz w:val="24"/>
+                <w:sz w:val="17"/>
               </w:rPr>
               <w:t>重算Q1—Q4</w:t>
             </w:r>
@@ -8257,14 +8329,19 @@
           </w:tcPr>
           <w:p>
             <w:pPr>
+              <w:spacing w:before="0" w:after="0" w:line="240" w:lineRule="auto"/>
               <w:jc w:val="center"/>
             </w:pPr>
-            <w:r/>
+            <w:r>
+              <w:rPr>
+                <w:sz w:val="17"/>
+              </w:rPr>
+            </w:r>
             <w:r>
               <w:rPr>
                 <w:rFonts w:ascii="Times New Roman" w:hAnsi="Times New Roman" w:eastAsia="宋体"/>
                 <w:b w:val="0"/>
-                <w:sz w:val="24"/>
+                <w:sz w:val="17"/>
               </w:rPr>
               <w:t>结果工作簿</w:t>
             </w:r>
@@ -8276,14 +8353,19 @@
           </w:tcPr>
           <w:p>
             <w:pPr>
+              <w:spacing w:before="0" w:after="0" w:line="240" w:lineRule="auto"/>
               <w:jc w:val="center"/>
             </w:pPr>
-            <w:r/>
+            <w:r>
+              <w:rPr>
+                <w:sz w:val="17"/>
+              </w:rPr>
+            </w:r>
             <w:r>
               <w:rPr>
                 <w:rFonts w:ascii="Times New Roman" w:hAnsi="Times New Roman" w:eastAsia="宋体"/>
                 <w:b w:val="0"/>
-                <w:sz w:val="24"/>
+                <w:sz w:val="17"/>
               </w:rPr>
               <w:t>results/result*.xlsx</w:t>
             </w:r>
@@ -8295,14 +8377,19 @@
           </w:tcPr>
           <w:p>
             <w:pPr>
+              <w:spacing w:before="0" w:after="0" w:line="240" w:lineRule="auto"/>
               <w:jc w:val="center"/>
             </w:pPr>
-            <w:r/>
+            <w:r>
+              <w:rPr>
+                <w:sz w:val="17"/>
+              </w:rPr>
+            </w:r>
             <w:r>
               <w:rPr>
                 <w:rFonts w:ascii="Times New Roman" w:hAnsi="Times New Roman" w:eastAsia="宋体"/>
                 <w:b w:val="0"/>
-                <w:sz w:val="24"/>
+                <w:sz w:val="17"/>
               </w:rPr>
               <w:t>按题面模板复核和提交准备</w:t>
             </w:r>
@@ -8316,14 +8403,19 @@
           </w:tcPr>
           <w:p>
             <w:pPr>
+              <w:spacing w:before="0" w:after="0" w:line="240" w:lineRule="auto"/>
               <w:jc w:val="center"/>
             </w:pPr>
-            <w:r/>
+            <w:r>
+              <w:rPr>
+                <w:sz w:val="17"/>
+              </w:rPr>
+            </w:r>
             <w:r>
               <w:rPr>
                 <w:rFonts w:ascii="Times New Roman" w:hAnsi="Times New Roman" w:eastAsia="宋体"/>
                 <w:b w:val="0"/>
-                <w:sz w:val="24"/>
+                <w:sz w:val="17"/>
               </w:rPr>
               <w:t>论文Word</w:t>
             </w:r>
@@ -8335,14 +8427,19 @@
           </w:tcPr>
           <w:p>
             <w:pPr>
+              <w:spacing w:before="0" w:after="0" w:line="240" w:lineRule="auto"/>
               <w:jc w:val="center"/>
             </w:pPr>
-            <w:r/>
+            <w:r>
+              <w:rPr>
+                <w:sz w:val="17"/>
+              </w:rPr>
+            </w:r>
             <w:r>
               <w:rPr>
                 <w:rFonts w:ascii="Times New Roman" w:hAnsi="Times New Roman" w:eastAsia="宋体"/>
                 <w:b w:val="0"/>
-                <w:sz w:val="24"/>
+                <w:sz w:val="17"/>
               </w:rPr>
               <w:t>完整论文.docx</w:t>
             </w:r>
@@ -8354,14 +8451,19 @@
           </w:tcPr>
           <w:p>
             <w:pPr>
+              <w:spacing w:before="0" w:after="0" w:line="240" w:lineRule="auto"/>
               <w:jc w:val="center"/>
             </w:pPr>
-            <w:r/>
+            <w:r>
+              <w:rPr>
+                <w:sz w:val="17"/>
+              </w:rPr>
+            </w:r>
             <w:r>
               <w:rPr>
                 <w:rFonts w:ascii="Times New Roman" w:hAnsi="Times New Roman" w:eastAsia="宋体"/>
                 <w:b w:val="0"/>
-                <w:sz w:val="24"/>
+                <w:sz w:val="17"/>
               </w:rPr>
               <w:t>可编辑正文和公式</w:t>
             </w:r>
@@ -8375,14 +8477,19 @@
           </w:tcPr>
           <w:p>
             <w:pPr>
+              <w:spacing w:before="0" w:after="0" w:line="240" w:lineRule="auto"/>
               <w:jc w:val="center"/>
             </w:pPr>
-            <w:r/>
+            <w:r>
+              <w:rPr>
+                <w:sz w:val="17"/>
+              </w:rPr>
+            </w:r>
             <w:r>
               <w:rPr>
                 <w:rFonts w:ascii="Times New Roman" w:hAnsi="Times New Roman" w:eastAsia="宋体"/>
                 <w:b w:val="0"/>
-                <w:sz w:val="24"/>
+                <w:sz w:val="17"/>
               </w:rPr>
               <w:t>论文LaTeX</w:t>
             </w:r>
@@ -8394,14 +8501,19 @@
           </w:tcPr>
           <w:p>
             <w:pPr>
+              <w:spacing w:before="0" w:after="0" w:line="240" w:lineRule="auto"/>
               <w:jc w:val="center"/>
             </w:pPr>
-            <w:r/>
+            <w:r>
+              <w:rPr>
+                <w:sz w:val="17"/>
+              </w:rPr>
+            </w:r>
             <w:r>
               <w:rPr>
                 <w:rFonts w:ascii="Times New Roman" w:hAnsi="Times New Roman" w:eastAsia="宋体"/>
                 <w:b w:val="0"/>
-                <w:sz w:val="24"/>
+                <w:sz w:val="17"/>
               </w:rPr>
               <w:t>完整论文-LaTeX/main.tex</w:t>
             </w:r>
@@ -8413,14 +8525,19 @@
           </w:tcPr>
           <w:p>
             <w:pPr>
+              <w:spacing w:before="0" w:after="0" w:line="240" w:lineRule="auto"/>
               <w:jc w:val="center"/>
             </w:pPr>
-            <w:r/>
+            <w:r>
+              <w:rPr>
+                <w:sz w:val="17"/>
+              </w:rPr>
+            </w:r>
             <w:r>
               <w:rPr>
                 <w:rFonts w:ascii="Times New Roman" w:hAnsi="Times New Roman" w:eastAsia="宋体"/>
                 <w:b w:val="0"/>
-                <w:sz w:val="24"/>
+                <w:sz w:val="17"/>
               </w:rPr>
               <w:t>Overleaf编译</w:t>
             </w:r>
@@ -8434,14 +8551,19 @@
           </w:tcPr>
           <w:p>
             <w:pPr>
+              <w:spacing w:before="0" w:after="0" w:line="240" w:lineRule="auto"/>
               <w:jc w:val="center"/>
             </w:pPr>
-            <w:r/>
+            <w:r>
+              <w:rPr>
+                <w:sz w:val="17"/>
+              </w:rPr>
+            </w:r>
             <w:r>
               <w:rPr>
                 <w:rFonts w:ascii="Times New Roman" w:hAnsi="Times New Roman" w:eastAsia="宋体"/>
                 <w:b w:val="0"/>
-                <w:sz w:val="24"/>
+                <w:sz w:val="17"/>
               </w:rPr>
               <w:t>图形</w:t>
             </w:r>
@@ -8453,14 +8575,19 @@
           </w:tcPr>
           <w:p>
             <w:pPr>
+              <w:spacing w:before="0" w:after="0" w:line="240" w:lineRule="auto"/>
               <w:jc w:val="center"/>
             </w:pPr>
-            <w:r/>
+            <w:r>
+              <w:rPr>
+                <w:sz w:val="17"/>
+              </w:rPr>
+            </w:r>
             <w:r>
               <w:rPr>
                 <w:rFonts w:ascii="Times New Roman" w:hAnsi="Times New Roman" w:eastAsia="宋体"/>
                 <w:b w:val="0"/>
-                <w:sz w:val="24"/>
+                <w:sz w:val="17"/>
               </w:rPr>
               <w:t>figures/*.png,*.svg</w:t>
             </w:r>
@@ -8472,14 +8599,19 @@
           </w:tcPr>
           <w:p>
             <w:pPr>
+              <w:spacing w:before="0" w:after="0" w:line="240" w:lineRule="auto"/>
               <w:jc w:val="center"/>
             </w:pPr>
-            <w:r/>
+            <w:r>
+              <w:rPr>
+                <w:sz w:val="17"/>
+              </w:rPr>
+            </w:r>
             <w:r>
               <w:rPr>
                 <w:rFonts w:ascii="Times New Roman" w:hAnsi="Times New Roman" w:eastAsia="宋体"/>
                 <w:b w:val="0"/>
-                <w:sz w:val="24"/>
+                <w:sz w:val="17"/>
               </w:rPr>
               <w:t>论文插图和编辑</w:t>
             </w:r>
@@ -8493,14 +8625,19 @@
           </w:tcPr>
           <w:p>
             <w:pPr>
+              <w:spacing w:before="0" w:after="0" w:line="240" w:lineRule="auto"/>
               <w:jc w:val="center"/>
             </w:pPr>
-            <w:r/>
+            <w:r>
+              <w:rPr>
+                <w:sz w:val="17"/>
+              </w:rPr>
+            </w:r>
             <w:r>
               <w:rPr>
                 <w:rFonts w:ascii="Times New Roman" w:hAnsi="Times New Roman" w:eastAsia="宋体"/>
                 <w:b w:val="0"/>
-                <w:sz w:val="24"/>
+                <w:sz w:val="17"/>
               </w:rPr>
               <w:t>研究记录</w:t>
             </w:r>
@@ -8512,14 +8649,19 @@
           </w:tcPr>
           <w:p>
             <w:pPr>
+              <w:spacing w:before="0" w:after="0" w:line="240" w:lineRule="auto"/>
               <w:jc w:val="center"/>
             </w:pPr>
-            <w:r/>
+            <w:r>
+              <w:rPr>
+                <w:sz w:val="17"/>
+              </w:rPr>
+            </w:r>
             <w:r>
               <w:rPr>
                 <w:rFonts w:ascii="Times New Roman" w:hAnsi="Times New Roman" w:eastAsia="宋体"/>
                 <w:b w:val="0"/>
-                <w:sz w:val="24"/>
+                <w:sz w:val="17"/>
               </w:rPr>
               <w:t>research/</w:t>
             </w:r>
@@ -8531,14 +8673,19 @@
           </w:tcPr>
           <w:p>
             <w:pPr>
+              <w:spacing w:before="0" w:after="0" w:line="240" w:lineRule="auto"/>
               <w:jc w:val="center"/>
             </w:pPr>
-            <w:r/>
+            <w:r>
+              <w:rPr>
+                <w:sz w:val="17"/>
+              </w:rPr>
+            </w:r>
             <w:r>
               <w:rPr>
                 <w:rFonts w:ascii="Times New Roman" w:hAnsi="Times New Roman" w:eastAsia="宋体"/>
                 <w:b w:val="0"/>
-                <w:sz w:val="24"/>
+                <w:sz w:val="17"/>
               </w:rPr>
               <w:t>样本检索、经验贴审查与方法边界</w:t>
             </w:r>
